--- a/reports/guide/How_Every_Test_Was_Done_v2.docx
+++ b/reports/guide/How_Every_Test_Was_Done_v2.docx
@@ -6277,13 +6277,13 @@
     </w:p>
     <w:p>
       <w:r>
-        <w:t xml:space="preserve">Each experiment below has the same layout: </w:t>
+        <w:t xml:space="preserve">Each experiment has the same seven parts: </w:t>
       </w:r>
       <w:r>
         <w:rPr>
           <w:b/>
         </w:rPr>
-        <w:t>the idea</w:t>
+        <w:t>in one sentence</w:t>
       </w:r>
       <w:r>
         <w:t xml:space="preserve">, </w:t>
@@ -6292,7 +6292,7 @@
         <w:rPr>
           <w:b/>
         </w:rPr>
-        <w:t>how it was done</w:t>
+        <w:t>where its files are</w:t>
       </w:r>
       <w:r>
         <w:t xml:space="preserve">, </w:t>
@@ -6301,10 +6301,37 @@
         <w:rPr>
           <w:b/>
         </w:rPr>
-        <w:t>the command</w:t>
-      </w:r>
-      <w:r>
-        <w:t xml:space="preserve">, how long it takes, and </w:t>
+        <w:t>how it works</w:t>
+      </w:r>
+      <w:r>
+        <w:t xml:space="preserve">, </w:t>
+      </w:r>
+      <w:r>
+        <w:rPr>
+          <w:b/>
+        </w:rPr>
+        <w:t>run it</w:t>
+      </w:r>
+      <w:r>
+        <w:t xml:space="preserve">, </w:t>
+      </w:r>
+      <w:r>
+        <w:rPr>
+          <w:b/>
+        </w:rPr>
+        <w:t>what the output means</w:t>
+      </w:r>
+      <w:r>
+        <w:t xml:space="preserve">, </w:t>
+      </w:r>
+      <w:r>
+        <w:rPr>
+          <w:b/>
+        </w:rPr>
+        <w:t>check it yourself</w:t>
+      </w:r>
+      <w:r>
+        <w:t xml:space="preserve"> and </w:t>
       </w:r>
       <w:r>
         <w:rPr>
@@ -6313,7 +6340,7 @@
         <w:t>what to say</w:t>
       </w:r>
       <w:r>
-        <w:t xml:space="preserve">. Commands run from </w:t>
+        <w:t xml:space="preserve">. All paths are inside </w:t>
       </w:r>
       <w:r>
         <w:rPr>
@@ -6323,19 +6350,138 @@
         <w:t>D:\MyClaudeProject\nlp</w:t>
       </w:r>
       <w:r>
-        <w:t xml:space="preserve"> with the Ollama app open. Most finish quickly because the model's earlier answers are saved; each run creates a new dated folder in </w:t>
+        <w:t xml:space="preserve">. Before running anything: open the Ollama app, open PowerShell, and type </w:t>
       </w:r>
       <w:r>
         <w:rPr>
           <w:rFonts w:ascii="Consolas" w:hAnsi="Consolas"/>
           <w:sz w:val="20"/>
         </w:rPr>
-        <w:t>runs</w:t>
-      </w:r>
-      <w:r>
-        <w:t>, which shows the results repeat.</w:t>
-      </w:r>
-    </w:p>
+        <w:t>cd D:\MyClaudeProject\nlp</w:t>
+      </w:r>
+      <w:r>
+        <w:t>.</w:t>
+      </w:r>
+    </w:p>
+    <w:tbl>
+      <w:tblPr>
+        <w:tblStyle w:val="TableGrid"/>
+        <w:tblW w:type="auto" w:w="0"/>
+        <w:tblLook w:firstColumn="1" w:firstRow="1" w:lastColumn="0" w:lastRow="0" w:noHBand="0" w:noVBand="1" w:val="04A0"/>
+      </w:tblPr>
+      <w:tblGrid>
+        <w:gridCol w:w="9746"/>
+      </w:tblGrid>
+      <w:tr>
+        <w:tc>
+          <w:tcPr>
+            <w:tcW w:type="dxa" w:w="9411"/>
+            <w:shd w:val="clear" w:color="auto" w:fill="EFF6FF"/>
+          </w:tcPr>
+          <w:p>
+            <w:r/>
+            <w:r>
+              <w:rPr>
+                <w:b/>
+                <w:sz w:val="21"/>
+              </w:rPr>
+              <w:t>Three tools do the "check it yourself" parts for you, on the real files:</w:t>
+            </w:r>
+          </w:p>
+          <w:p>
+            <w:r>
+              <w:rPr>
+                <w:rFonts w:ascii="Consolas" w:hAnsi="Consolas"/>
+                <w:sz w:val="19"/>
+              </w:rPr>
+              <w:t>python scripts/explain_f1.py --run &lt;run folder name&gt;</w:t>
+            </w:r>
+            <w:r>
+              <w:rPr>
+                <w:sz w:val="21"/>
+              </w:rPr>
+              <w:t xml:space="preserve">: puts the correct answers and a run's answers side by side and works out its F1 (Part A5). It works for </w:t>
+            </w:r>
+            <w:r>
+              <w:rPr>
+                <w:b/>
+                <w:sz w:val="21"/>
+              </w:rPr>
+              <w:t>any</w:t>
+            </w:r>
+            <w:r>
+              <w:rPr>
+                <w:sz w:val="21"/>
+              </w:rPr>
+              <w:t xml:space="preserve"> run folder that has a predictions.jsonl.</w:t>
+            </w:r>
+          </w:p>
+          <w:p>
+            <w:r>
+              <w:rPr>
+                <w:rFonts w:ascii="Consolas" w:hAnsi="Consolas"/>
+                <w:sz w:val="19"/>
+              </w:rPr>
+              <w:t>python scripts/explain_stats.py bootstrap | timing | errors</w:t>
+            </w:r>
+            <w:r>
+              <w:rPr>
+                <w:sz w:val="21"/>
+              </w:rPr>
+              <w:t>: shows how the confidence interval, the speed figures and the error counts were worked out.</w:t>
+            </w:r>
+          </w:p>
+          <w:p>
+            <w:r>
+              <w:rPr>
+                <w:sz w:val="21"/>
+              </w:rPr>
+              <w:t xml:space="preserve">A </w:t>
+            </w:r>
+            <w:r>
+              <w:rPr>
+                <w:b/>
+                <w:sz w:val="21"/>
+              </w:rPr>
+              <w:t>run folder name</w:t>
+            </w:r>
+            <w:r>
+              <w:rPr>
+                <w:sz w:val="21"/>
+              </w:rPr>
+              <w:t xml:space="preserve"> is a folder inside </w:t>
+            </w:r>
+            <w:r>
+              <w:rPr>
+                <w:rFonts w:ascii="Consolas" w:hAnsi="Consolas"/>
+                <w:sz w:val="19"/>
+              </w:rPr>
+              <w:t>runs</w:t>
+            </w:r>
+            <w:r>
+              <w:rPr>
+                <w:sz w:val="21"/>
+              </w:rPr>
+              <w:t xml:space="preserve">, such as </w:t>
+            </w:r>
+            <w:r>
+              <w:rPr>
+                <w:rFonts w:ascii="Consolas" w:hAnsi="Consolas"/>
+                <w:sz w:val="19"/>
+              </w:rPr>
+              <w:t>20261013_0110_P1_B1_0</w:t>
+            </w:r>
+            <w:r>
+              <w:rPr>
+                <w:sz w:val="21"/>
+              </w:rPr>
+              <w:t>: the date and time (13 Oct, 01:10), the project (P1), the system (B1) and the seed (0).</w:t>
+            </w:r>
+          </w:p>
+        </w:tc>
+      </w:tr>
+    </w:tbl>
+    <w:p/>
     <w:p>
       <w:pPr>
         <w:pStyle w:val="Heading2"/>
@@ -6349,10 +6495,10 @@
         <w:rPr>
           <w:b/>
         </w:rPr>
-        <w:t>Idea:</w:t>
-      </w:r>
-      <w:r>
-        <w:t xml:space="preserve"> Use real, public data, and split it once into examples, development data and locked test data.</w:t>
+        <w:t>In one sentence:</w:t>
+      </w:r>
+      <w:r>
+        <w:t xml:space="preserve"> We used real, public data and split it once, with a fixed seed, into examples, development data and locked test data.</w:t>
       </w:r>
     </w:p>
     <w:p>
@@ -6360,7 +6506,302 @@
         <w:rPr>
           <w:b/>
         </w:rPr>
-        <w:t>How it was done:</w:t>
+        <w:t>Where its files are:</w:t>
+      </w:r>
+    </w:p>
+    <w:tbl>
+      <w:tblPr>
+        <w:tblStyle w:val="TableGrid"/>
+        <w:tblW w:type="auto" w:w="0"/>
+        <w:jc w:val="center"/>
+        <w:tblLook w:firstColumn="1" w:firstRow="1" w:lastColumn="0" w:lastRow="0" w:noHBand="0" w:noVBand="1" w:val="04A0"/>
+      </w:tblPr>
+      <w:tblGrid>
+        <w:gridCol w:w="4873"/>
+        <w:gridCol w:w="4873"/>
+      </w:tblGrid>
+      <w:tr>
+        <w:tc>
+          <w:tcPr>
+            <w:tcW w:type="dxa" w:w="2948"/>
+            <w:shd w:val="clear" w:color="auto" w:fill="DBEAFE"/>
+          </w:tcPr>
+          <w:p>
+            <w:r/>
+            <w:r>
+              <w:rPr>
+                <w:b/>
+                <w:sz w:val="18"/>
+              </w:rPr>
+              <w:t>What</w:t>
+            </w:r>
+          </w:p>
+        </w:tc>
+        <w:tc>
+          <w:tcPr>
+            <w:tcW w:type="dxa" w:w="6463"/>
+            <w:shd w:val="clear" w:color="auto" w:fill="DBEAFE"/>
+          </w:tcPr>
+          <w:p>
+            <w:r/>
+            <w:r>
+              <w:rPr>
+                <w:b/>
+                <w:sz w:val="18"/>
+              </w:rPr>
+              <w:t>Where</w:t>
+            </w:r>
+          </w:p>
+        </w:tc>
+      </w:tr>
+      <w:tr>
+        <w:tc>
+          <w:tcPr>
+            <w:tcW w:type="dxa" w:w="2948"/>
+          </w:tcPr>
+          <w:p>
+            <w:r/>
+            <w:r>
+              <w:rPr>
+                <w:sz w:val="18"/>
+              </w:rPr>
+              <w:t>The original dataset (downloaded)</w:t>
+            </w:r>
+          </w:p>
+        </w:tc>
+        <w:tc>
+          <w:tcPr>
+            <w:tcW w:type="dxa" w:w="6463"/>
+          </w:tcPr>
+          <w:p>
+            <w:r/>
+            <w:r>
+              <w:rPr>
+                <w:sz w:val="18"/>
+              </w:rPr>
+              <w:t>data\raw\massive-1.1.tar.gz (Amazon MASSIVE 1.1)</w:t>
+            </w:r>
+          </w:p>
+        </w:tc>
+      </w:tr>
+      <w:tr>
+        <w:tc>
+          <w:tcPr>
+            <w:tcW w:type="dxa" w:w="2948"/>
+          </w:tcPr>
+          <w:p>
+            <w:r/>
+            <w:r>
+              <w:rPr>
+                <w:sz w:val="18"/>
+              </w:rPr>
+              <w:t>Which domains each project uses</w:t>
+            </w:r>
+          </w:p>
+        </w:tc>
+        <w:tc>
+          <w:tcPr>
+            <w:tcW w:type="dxa" w:w="6463"/>
+          </w:tcPr>
+          <w:p>
+            <w:r/>
+            <w:r>
+              <w:rPr>
+                <w:sz w:val="18"/>
+              </w:rPr>
+              <w:t>configs\projects.json</w:t>
+            </w:r>
+          </w:p>
+        </w:tc>
+      </w:tr>
+      <w:tr>
+        <w:tc>
+          <w:tcPr>
+            <w:tcW w:type="dxa" w:w="2948"/>
+          </w:tcPr>
+          <w:p>
+            <w:r/>
+            <w:r>
+              <w:rPr>
+                <w:sz w:val="18"/>
+              </w:rPr>
+              <w:t>The script that builds the splits</w:t>
+            </w:r>
+          </w:p>
+        </w:tc>
+        <w:tc>
+          <w:tcPr>
+            <w:tcW w:type="dxa" w:w="6463"/>
+          </w:tcPr>
+          <w:p>
+            <w:r/>
+            <w:r>
+              <w:rPr>
+                <w:sz w:val="18"/>
+              </w:rPr>
+              <w:t>scripts\prepare_data.py</w:t>
+            </w:r>
+          </w:p>
+        </w:tc>
+      </w:tr>
+      <w:tr>
+        <w:tc>
+          <w:tcPr>
+            <w:tcW w:type="dxa" w:w="2948"/>
+          </w:tcPr>
+          <w:p>
+            <w:r/>
+            <w:r>
+              <w:rPr>
+                <w:sz w:val="18"/>
+              </w:rPr>
+              <w:t>Code that turns the dataset's labels into positions</w:t>
+            </w:r>
+          </w:p>
+        </w:tc>
+        <w:tc>
+          <w:tcPr>
+            <w:tcW w:type="dxa" w:w="6463"/>
+          </w:tcPr>
+          <w:p>
+            <w:r/>
+            <w:r>
+              <w:rPr>
+                <w:sz w:val="18"/>
+              </w:rPr>
+              <w:t>src\evaluation\massive.py</w:t>
+            </w:r>
+          </w:p>
+        </w:tc>
+      </w:tr>
+      <w:tr>
+        <w:tc>
+          <w:tcPr>
+            <w:tcW w:type="dxa" w:w="2948"/>
+          </w:tcPr>
+          <w:p>
+            <w:r/>
+            <w:r>
+              <w:rPr>
+                <w:sz w:val="18"/>
+              </w:rPr>
+              <w:t>Examples, development and test files</w:t>
+            </w:r>
+          </w:p>
+        </w:tc>
+        <w:tc>
+          <w:tcPr>
+            <w:tcW w:type="dxa" w:w="6463"/>
+          </w:tcPr>
+          <w:p>
+            <w:r/>
+            <w:r>
+              <w:rPr>
+                <w:sz w:val="18"/>
+              </w:rPr>
+              <w:t>data\processed\P1\kshot.jsonl, dev.jsonl, holdout\test.jsonl</w:t>
+            </w:r>
+          </w:p>
+        </w:tc>
+      </w:tr>
+      <w:tr>
+        <w:tc>
+          <w:tcPr>
+            <w:tcW w:type="dxa" w:w="2948"/>
+          </w:tcPr>
+          <w:p>
+            <w:r/>
+            <w:r>
+              <w:rPr>
+                <w:sz w:val="18"/>
+              </w:rPr>
+              <w:t>The record of every split</w:t>
+            </w:r>
+          </w:p>
+        </w:tc>
+        <w:tc>
+          <w:tcPr>
+            <w:tcW w:type="dxa" w:w="6463"/>
+          </w:tcPr>
+          <w:p>
+            <w:r/>
+            <w:r>
+              <w:rPr>
+                <w:sz w:val="18"/>
+              </w:rPr>
+              <w:t>data\manifests\P1.json (counts, every request ID, file fingerprints)</w:t>
+            </w:r>
+          </w:p>
+        </w:tc>
+      </w:tr>
+      <w:tr>
+        <w:tc>
+          <w:tcPr>
+            <w:tcW w:type="dxa" w:w="2948"/>
+          </w:tcPr>
+          <w:p>
+            <w:r/>
+            <w:r>
+              <w:rPr>
+                <w:sz w:val="18"/>
+              </w:rPr>
+              <w:t>The data report</w:t>
+            </w:r>
+          </w:p>
+        </w:tc>
+        <w:tc>
+          <w:tcPr>
+            <w:tcW w:type="dxa" w:w="6463"/>
+          </w:tcPr>
+          <w:p>
+            <w:r/>
+            <w:r>
+              <w:rPr>
+                <w:sz w:val="18"/>
+              </w:rPr>
+              <w:t>docs\DATA_REPORT.md</w:t>
+            </w:r>
+          </w:p>
+        </w:tc>
+      </w:tr>
+      <w:tr>
+        <w:tc>
+          <w:tcPr>
+            <w:tcW w:type="dxa" w:w="2948"/>
+          </w:tcPr>
+          <w:p>
+            <w:r/>
+            <w:r>
+              <w:rPr>
+                <w:sz w:val="18"/>
+              </w:rPr>
+              <w:t>Tests for it</w:t>
+            </w:r>
+          </w:p>
+        </w:tc>
+        <w:tc>
+          <w:tcPr>
+            <w:tcW w:type="dxa" w:w="6463"/>
+          </w:tcPr>
+          <w:p>
+            <w:r/>
+            <w:r>
+              <w:rPr>
+                <w:sz w:val="18"/>
+              </w:rPr>
+              <w:t>tests\test_massive.py, tests\test_data_splits.py</w:t>
+            </w:r>
+          </w:p>
+        </w:tc>
+      </w:tr>
+    </w:tbl>
+    <w:p/>
+    <w:p>
+      <w:r>
+        <w:rPr>
+          <w:b/>
+        </w:rPr>
+        <w:t>How it works:</w:t>
       </w:r>
     </w:p>
     <w:p>
@@ -6368,7 +6809,7 @@
         <w:pStyle w:val="ListNumber"/>
       </w:pPr>
       <w:r>
-        <w:t>Downloaded MASSIVE 1.1 (Amazon): 16,521 English requests with their correct intents and entities.</w:t>
+        <w:t>Download MASSIVE: 16,521 English requests, each labelled by people with its intent and entities.</w:t>
       </w:r>
     </w:p>
     <w:p>
@@ -6376,7 +6817,17 @@
         <w:pStyle w:val="ListNumber"/>
       </w:pPr>
       <w:r>
-        <w:t>Chose the domains for each project (P1 home assistant, P2 productivity, P3 ordering and travel).</w:t>
+        <w:t xml:space="preserve">The dataset marks entities inside the text, like </w:t>
+      </w:r>
+      <w:r>
+        <w:rPr>
+          <w:rFonts w:ascii="Consolas" w:hAnsi="Consolas"/>
+          <w:sz w:val="20"/>
+        </w:rPr>
+        <w:t>wake me at [time : five am]</w:t>
+      </w:r>
+      <w:r>
+        <w:t>. Convert each one to its exact position: "five am" starts at character 11 and ends at 18. All 16,521 converted with 0 errors.</w:t>
       </w:r>
     </w:p>
     <w:p>
@@ -6384,7 +6835,7 @@
         <w:pStyle w:val="ListNumber"/>
       </w:pPr>
       <w:r>
-        <w:t>Drew 10 examples per intent, 100 development requests and 300 test requests per project, using a fixed seed so the draw is identical every time.</w:t>
+        <w:t>For each project, keep only its domains (P1: alarms and smart-home devices).</w:t>
       </w:r>
     </w:p>
     <w:p>
@@ -6392,7 +6843,26 @@
         <w:pStyle w:val="ListNumber"/>
       </w:pPr>
       <w:r>
-        <w:t>Recorded every request ID and a fingerprint (hash) of every file, and checked no request appears in two places.</w:t>
+        <w:t>Draw, using a fixed seed so the result is identical every time: 10 examples per intent (kshot.jsonl), 100 development requests (80 in scope + 20 off-topic) and 300 locked test requests.</w:t>
+      </w:r>
+    </w:p>
+    <w:p>
+      <w:pPr>
+        <w:pStyle w:val="ListNumber"/>
+      </w:pPr>
+      <w:r>
+        <w:t>Save every request ID and a fingerprint (SHA-256 hash) of every file in the manifest, then check that no request appears in two files (the leakage check).</w:t>
+      </w:r>
+    </w:p>
+    <w:p>
+      <w:r>
+        <w:rPr>
+          <w:b/>
+        </w:rPr>
+        <w:t>Run it</w:t>
+      </w:r>
+      <w:r>
+        <w:t xml:space="preserve"> (a few seconds; it only checks, it changes nothing):</w:t>
       </w:r>
     </w:p>
     <w:tbl>
@@ -6430,21 +6900,6 @@
       <w:pPr>
         <w:spacing w:after="0"/>
       </w:pPr>
-    </w:p>
-    <w:p>
-      <w:r>
-        <w:rPr>
-          <w:b/>
-          <w:sz w:val="20"/>
-        </w:rPr>
-        <w:t>Time:</w:t>
-      </w:r>
-      <w:r>
-        <w:rPr>
-          <w:sz w:val="20"/>
-        </w:rPr>
-        <w:t xml:space="preserve"> a few seconds; it only checks, it changes nothing</w:t>
-      </w:r>
     </w:p>
     <w:p>
       <w:pPr>
@@ -6502,6 +6957,159 @@
       <w:r>
         <w:rPr>
           <w:b/>
+        </w:rPr>
+        <w:t>What the output means:</w:t>
+      </w:r>
+    </w:p>
+    <w:p>
+      <w:pPr>
+        <w:pStyle w:val="ListBullet"/>
+      </w:pPr>
+      <w:r>
+        <w:rPr>
+          <w:rFonts w:ascii="Consolas" w:hAnsi="Consolas"/>
+          <w:sz w:val="20"/>
+        </w:rPr>
+        <w:t>kshot: 120</w:t>
+      </w:r>
+      <w:r>
+        <w:t>: 120 examples for P1's 12 intents (10 each).</w:t>
+      </w:r>
+    </w:p>
+    <w:p>
+      <w:pPr>
+        <w:pStyle w:val="ListBullet"/>
+      </w:pPr>
+      <w:r>
+        <w:rPr>
+          <w:rFonts w:ascii="Consolas" w:hAnsi="Consolas"/>
+          <w:sz w:val="20"/>
+        </w:rPr>
+        <w:t>dev_total: 100</w:t>
+      </w:r>
+      <w:r>
+        <w:t xml:space="preserve">, </w:t>
+      </w:r>
+      <w:r>
+        <w:rPr>
+          <w:rFonts w:ascii="Consolas" w:hAnsi="Consolas"/>
+          <w:sz w:val="20"/>
+        </w:rPr>
+        <w:t>test_total: 300</w:t>
+      </w:r>
+      <w:r>
+        <w:t>: the development and test sizes.</w:t>
+      </w:r>
+    </w:p>
+    <w:p>
+      <w:pPr>
+        <w:pStyle w:val="ListBullet"/>
+      </w:pPr>
+      <w:r>
+        <w:rPr>
+          <w:rFonts w:ascii="Consolas" w:hAnsi="Consolas"/>
+          <w:sz w:val="20"/>
+        </w:rPr>
+        <w:t>leakage id-check pass</w:t>
+      </w:r>
+      <w:r>
+        <w:t>: no request is in two files.</w:t>
+      </w:r>
+    </w:p>
+    <w:p>
+      <w:pPr>
+        <w:pStyle w:val="ListBullet"/>
+      </w:pPr>
+      <w:r>
+        <w:t>P3's test set is smaller (200) because the original dataset has fewer requests in its domains; the plan's fallback size was used and recorded.</w:t>
+      </w:r>
+    </w:p>
+    <w:p>
+      <w:r>
+        <w:rPr>
+          <w:b/>
+        </w:rPr>
+        <w:t>Check it yourself:</w:t>
+      </w:r>
+    </w:p>
+    <w:p>
+      <w:pPr>
+        <w:pStyle w:val="ListNumber"/>
+      </w:pPr>
+      <w:r>
+        <w:t xml:space="preserve">Open </w:t>
+      </w:r>
+      <w:r>
+        <w:rPr>
+          <w:rFonts w:ascii="Consolas" w:hAnsi="Consolas"/>
+          <w:sz w:val="20"/>
+        </w:rPr>
+        <w:t>data\processed\P1\dev.jsonl</w:t>
+      </w:r>
+      <w:r>
+        <w:t xml:space="preserve"> in Notepad. The status bar shows 100 lines: one request each.</w:t>
+      </w:r>
+    </w:p>
+    <w:p>
+      <w:pPr>
+        <w:pStyle w:val="ListNumber"/>
+      </w:pPr>
+      <w:r>
+        <w:t xml:space="preserve">Find "make a room darker". Its entity is </w:t>
+      </w:r>
+      <w:r>
+        <w:rPr>
+          <w:rFonts w:ascii="Consolas" w:hAnsi="Consolas"/>
+          <w:sz w:val="20"/>
+        </w:rPr>
+        <w:t>"start": 7, "end": 11</w:t>
+      </w:r>
+      <w:r>
+        <w:t>. Count the characters from 0: m=0, a=1, k=2, e=3, space=4, a=5, space=6, r=7, o=8, o=9, m=10, so characters 7 to 10 spell "room" (the end number is one past the last letter).</w:t>
+      </w:r>
+    </w:p>
+    <w:p>
+      <w:pPr>
+        <w:pStyle w:val="ListNumber"/>
+      </w:pPr>
+      <w:r>
+        <w:t xml:space="preserve">Open </w:t>
+      </w:r>
+      <w:r>
+        <w:rPr>
+          <w:rFonts w:ascii="Consolas" w:hAnsi="Consolas"/>
+          <w:sz w:val="20"/>
+        </w:rPr>
+        <w:t>data\manifests\P1.json</w:t>
+      </w:r>
+      <w:r>
+        <w:t xml:space="preserve"> and search (Ctrl+F) for </w:t>
+      </w:r>
+      <w:r>
+        <w:rPr>
+          <w:rFonts w:ascii="Consolas" w:hAnsi="Consolas"/>
+          <w:sz w:val="20"/>
+        </w:rPr>
+        <w:t>"counts"</w:t>
+      </w:r>
+      <w:r>
+        <w:t xml:space="preserve">: the sizes match the screen above. Search for </w:t>
+      </w:r>
+      <w:r>
+        <w:rPr>
+          <w:rFonts w:ascii="Consolas" w:hAnsi="Consolas"/>
+          <w:sz w:val="20"/>
+        </w:rPr>
+        <w:t>"sha256"</w:t>
+      </w:r>
+      <w:r>
+        <w:t xml:space="preserve"> to see each file's fingerprint.</w:t>
+      </w:r>
+    </w:p>
+    <w:p>
+      <w:r>
+        <w:rPr>
+          <w:b/>
           <w:sz w:val="21"/>
         </w:rPr>
         <w:t>Say:</w:t>
@@ -6510,7 +7118,7 @@
         <w:rPr>
           <w:sz w:val="21"/>
         </w:rPr>
-        <w:t xml:space="preserve"> "Each project's sizes are fixed and the leakage check passes: no request is shared between splits."</w:t>
+        <w:t xml:space="preserve"> "The data is the public MASSIVE dataset. Every split is drawn with a fixed seed and checked for overlap, and the test data is locked."</w:t>
       </w:r>
     </w:p>
     <w:p>
@@ -6526,10 +7134,10 @@
         <w:rPr>
           <w:b/>
         </w:rPr>
-        <w:t>Idea:</w:t>
-      </w:r>
-      <w:r>
-        <w:t xml:space="preserve"> Before anything else, measure whether the AI model is fast enough and gives the same answer twice.</w:t>
+        <w:t>In one sentence:</w:t>
+      </w:r>
+      <w:r>
+        <w:t xml:space="preserve"> Before any experiment, we measured whether the AI model is fast enough and gives the same answer every time.</w:t>
       </w:r>
     </w:p>
     <w:p>
@@ -6537,7 +7145,182 @@
         <w:rPr>
           <w:b/>
         </w:rPr>
-        <w:t>How it was done:</w:t>
+        <w:t>Where its files are:</w:t>
+      </w:r>
+    </w:p>
+    <w:tbl>
+      <w:tblPr>
+        <w:tblStyle w:val="TableGrid"/>
+        <w:tblW w:type="auto" w:w="0"/>
+        <w:jc w:val="center"/>
+        <w:tblLook w:firstColumn="1" w:firstRow="1" w:lastColumn="0" w:lastRow="0" w:noHBand="0" w:noVBand="1" w:val="04A0"/>
+      </w:tblPr>
+      <w:tblGrid>
+        <w:gridCol w:w="4873"/>
+        <w:gridCol w:w="4873"/>
+      </w:tblGrid>
+      <w:tr>
+        <w:tc>
+          <w:tcPr>
+            <w:tcW w:type="dxa" w:w="2948"/>
+            <w:shd w:val="clear" w:color="auto" w:fill="DBEAFE"/>
+          </w:tcPr>
+          <w:p>
+            <w:r/>
+            <w:r>
+              <w:rPr>
+                <w:b/>
+                <w:sz w:val="18"/>
+              </w:rPr>
+              <w:t>What</w:t>
+            </w:r>
+          </w:p>
+        </w:tc>
+        <w:tc>
+          <w:tcPr>
+            <w:tcW w:type="dxa" w:w="6463"/>
+            <w:shd w:val="clear" w:color="auto" w:fill="DBEAFE"/>
+          </w:tcPr>
+          <w:p>
+            <w:r/>
+            <w:r>
+              <w:rPr>
+                <w:b/>
+                <w:sz w:val="18"/>
+              </w:rPr>
+              <w:t>Where</w:t>
+            </w:r>
+          </w:p>
+        </w:tc>
+      </w:tr>
+      <w:tr>
+        <w:tc>
+          <w:tcPr>
+            <w:tcW w:type="dxa" w:w="2948"/>
+          </w:tcPr>
+          <w:p>
+            <w:r/>
+            <w:r>
+              <w:rPr>
+                <w:sz w:val="18"/>
+              </w:rPr>
+              <w:t>The script</w:t>
+            </w:r>
+          </w:p>
+        </w:tc>
+        <w:tc>
+          <w:tcPr>
+            <w:tcW w:type="dxa" w:w="6463"/>
+          </w:tcPr>
+          <w:p>
+            <w:r/>
+            <w:r>
+              <w:rPr>
+                <w:sz w:val="18"/>
+              </w:rPr>
+              <w:t>scripts\throughput_test.py</w:t>
+            </w:r>
+          </w:p>
+        </w:tc>
+      </w:tr>
+      <w:tr>
+        <w:tc>
+          <w:tcPr>
+            <w:tcW w:type="dxa" w:w="2948"/>
+          </w:tcPr>
+          <w:p>
+            <w:r/>
+            <w:r>
+              <w:rPr>
+                <w:sz w:val="18"/>
+              </w:rPr>
+              <w:t>The result folder</w:t>
+            </w:r>
+          </w:p>
+        </w:tc>
+        <w:tc>
+          <w:tcPr>
+            <w:tcW w:type="dxa" w:w="6463"/>
+          </w:tcPr>
+          <w:p>
+            <w:r/>
+            <w:r>
+              <w:rPr>
+                <w:sz w:val="18"/>
+              </w:rPr>
+              <w:t>runs\20261012_0020_setup_throughput_0</w:t>
+            </w:r>
+          </w:p>
+        </w:tc>
+      </w:tr>
+      <w:tr>
+        <w:tc>
+          <w:tcPr>
+            <w:tcW w:type="dxa" w:w="2948"/>
+          </w:tcPr>
+          <w:p>
+            <w:r/>
+            <w:r>
+              <w:rPr>
+                <w:sz w:val="18"/>
+              </w:rPr>
+              <w:t>Summary table</w:t>
+            </w:r>
+          </w:p>
+        </w:tc>
+        <w:tc>
+          <w:tcPr>
+            <w:tcW w:type="dxa" w:w="6463"/>
+          </w:tcPr>
+          <w:p>
+            <w:r/>
+            <w:r>
+              <w:rPr>
+                <w:sz w:val="18"/>
+              </w:rPr>
+              <w:t>runs\20261012_0020_setup_throughput_0\summary.md</w:t>
+            </w:r>
+          </w:p>
+        </w:tc>
+      </w:tr>
+      <w:tr>
+        <w:tc>
+          <w:tcPr>
+            <w:tcW w:type="dxa" w:w="2948"/>
+          </w:tcPr>
+          <w:p>
+            <w:r/>
+            <w:r>
+              <w:rPr>
+                <w:sz w:val="18"/>
+              </w:rPr>
+              <w:t>Time for every request</w:t>
+            </w:r>
+          </w:p>
+        </w:tc>
+        <w:tc>
+          <w:tcPr>
+            <w:tcW w:type="dxa" w:w="6463"/>
+          </w:tcPr>
+          <w:p>
+            <w:r/>
+            <w:r>
+              <w:rPr>
+                <w:sz w:val="18"/>
+              </w:rPr>
+              <w:t>runs\20261012_0020_setup_throughput_0\timing.jsonl</w:t>
+            </w:r>
+          </w:p>
+        </w:tc>
+      </w:tr>
+    </w:tbl>
+    <w:p/>
+    <w:p>
+      <w:r>
+        <w:rPr>
+          <w:b/>
+        </w:rPr>
+        <w:t>How it works:</w:t>
       </w:r>
     </w:p>
     <w:p>
@@ -6545,7 +7328,7 @@
         <w:pStyle w:val="ListNumber"/>
       </w:pPr>
       <w:r>
-        <w:t>Sent 50 full-size requests to the model with saved answers switched off, timing each one.</w:t>
+        <w:t>Switch off the saved answers, so every request really goes to the model.</w:t>
       </w:r>
     </w:p>
     <w:p>
@@ -6553,7 +7336,7 @@
         <w:pStyle w:val="ListNumber"/>
       </w:pPr>
       <w:r>
-        <w:t>Sent the same 50 again and compared: 50 of 50 answers were identical.</w:t>
+        <w:t>Send 50 full-size requests and time each one with a stopwatch in the code.</w:t>
       </w:r>
     </w:p>
     <w:p>
@@ -6561,7 +7344,26 @@
         <w:pStyle w:val="ListNumber"/>
       </w:pPr>
       <w:r>
-        <w:t>Result: 0.42 s median per request, valid JSON every time.</w:t>
+        <w:t>Send the same 50 again and compare the two sets of answers word for word.</w:t>
+      </w:r>
+    </w:p>
+    <w:p>
+      <w:pPr>
+        <w:pStyle w:val="ListNumber"/>
+      </w:pPr>
+      <w:r>
+        <w:t>Count how many replies were valid JSON.</w:t>
+      </w:r>
+    </w:p>
+    <w:p>
+      <w:r>
+        <w:rPr>
+          <w:b/>
+        </w:rPr>
+        <w:t>Run it</w:t>
+      </w:r>
+      <w:r>
+        <w:t xml:space="preserve"> (a few minutes: 100 live requests):</w:t>
       </w:r>
     </w:p>
     <w:tbl>
@@ -6604,15 +7406,86 @@
       <w:r>
         <w:rPr>
           <w:b/>
+        </w:rPr>
+        <w:t>What the output means:</w:t>
+      </w:r>
+    </w:p>
+    <w:p>
+      <w:pPr>
+        <w:pStyle w:val="ListBullet"/>
+      </w:pPr>
+      <w:r>
+        <w:t>median 0.42 s: half the requests took less than 0.42 seconds.</w:t>
+      </w:r>
+    </w:p>
+    <w:p>
+      <w:pPr>
+        <w:pStyle w:val="ListBullet"/>
+      </w:pPr>
+      <w:r>
+        <w:t>identical repeat 1.00: all 50 answers were the same the second time.</w:t>
+      </w:r>
+    </w:p>
+    <w:p>
+      <w:pPr>
+        <w:pStyle w:val="ListBullet"/>
+      </w:pPr>
+      <w:r>
+        <w:t>JSON valid 1.00: every reply was in the right format.</w:t>
+      </w:r>
+    </w:p>
+    <w:p>
+      <w:r>
+        <w:rPr>
+          <w:b/>
+        </w:rPr>
+        <w:t>Check it yourself:</w:t>
+      </w:r>
+    </w:p>
+    <w:p>
+      <w:pPr>
+        <w:pStyle w:val="ListNumber"/>
+      </w:pPr>
+      <w:r>
+        <w:t xml:space="preserve">Open </w:t>
+      </w:r>
+      <w:r>
+        <w:rPr>
+          <w:rFonts w:ascii="Consolas" w:hAnsi="Consolas"/>
           <w:sz w:val="20"/>
         </w:rPr>
-        <w:t>Time:</w:t>
+        <w:t>runs\20261012_0020_setup_throughput_0\summary.md</w:t>
+      </w:r>
+      <w:r>
+        <w:t xml:space="preserve"> in Notepad and read the table.</w:t>
+      </w:r>
+    </w:p>
+    <w:p>
+      <w:pPr>
+        <w:pStyle w:val="ListNumber"/>
+      </w:pPr>
+      <w:r>
+        <w:t xml:space="preserve">Open </w:t>
       </w:r>
       <w:r>
         <w:rPr>
+          <w:rFonts w:ascii="Consolas" w:hAnsi="Consolas"/>
           <w:sz w:val="20"/>
         </w:rPr>
-        <w:t xml:space="preserve"> a few minutes (100 live requests)</w:t>
+        <w:t>timing.jsonl</w:t>
+      </w:r>
+      <w:r>
+        <w:t xml:space="preserve"> in the same folder: one line per request with its time in seconds (</w:t>
+      </w:r>
+      <w:r>
+        <w:rPr>
+          <w:rFonts w:ascii="Consolas" w:hAnsi="Consolas"/>
+          <w:sz w:val="20"/>
+        </w:rPr>
+        <w:t>latency_s</w:t>
+      </w:r>
+      <w:r>
+        <w:t>).</w:t>
       </w:r>
     </w:p>
     <w:p>
@@ -6627,7 +7500,7 @@
         <w:rPr>
           <w:sz w:val="21"/>
         </w:rPr>
-        <w:t xml:space="preserve"> "The model answers in under half a second and is fully repeatable, so anyone re-running our experiments gets the same answers."</w:t>
+        <w:t xml:space="preserve"> "The model answers in under half a second and gives identical answers on repeat, so anyone re-running our experiments gets the same results."</w:t>
       </w:r>
     </w:p>
     <w:p>
@@ -6635,7 +7508,7 @@
         <w:pStyle w:val="Heading2"/>
       </w:pPr>
       <w:r>
-        <w:t>C3. B0: word matching (no AI)</w:t>
+        <w:t>C3. B0: word matching, no AI</w:t>
       </w:r>
     </w:p>
     <w:p>
@@ -6643,10 +7516,10 @@
         <w:rPr>
           <w:b/>
         </w:rPr>
-        <w:t>Idea:</w:t>
-      </w:r>
-      <w:r>
-        <w:t xml:space="preserve"> The simplest possible system, as a floor every AI system must beat.</w:t>
+        <w:t>In one sentence:</w:t>
+      </w:r>
+      <w:r>
+        <w:t xml:space="preserve"> The simplest possible system, as a floor that every AI system must beat.</w:t>
       </w:r>
     </w:p>
     <w:p>
@@ -6654,7 +7527,152 @@
         <w:rPr>
           <w:b/>
         </w:rPr>
-        <w:t>How it was done:</w:t>
+        <w:t>Where its files are:</w:t>
+      </w:r>
+    </w:p>
+    <w:tbl>
+      <w:tblPr>
+        <w:tblStyle w:val="TableGrid"/>
+        <w:tblW w:type="auto" w:w="0"/>
+        <w:jc w:val="center"/>
+        <w:tblLook w:firstColumn="1" w:firstRow="1" w:lastColumn="0" w:lastRow="0" w:noHBand="0" w:noVBand="1" w:val="04A0"/>
+      </w:tblPr>
+      <w:tblGrid>
+        <w:gridCol w:w="4873"/>
+        <w:gridCol w:w="4873"/>
+      </w:tblGrid>
+      <w:tr>
+        <w:tc>
+          <w:tcPr>
+            <w:tcW w:type="dxa" w:w="2948"/>
+            <w:shd w:val="clear" w:color="auto" w:fill="DBEAFE"/>
+          </w:tcPr>
+          <w:p>
+            <w:r/>
+            <w:r>
+              <w:rPr>
+                <w:b/>
+                <w:sz w:val="18"/>
+              </w:rPr>
+              <w:t>What</w:t>
+            </w:r>
+          </w:p>
+        </w:tc>
+        <w:tc>
+          <w:tcPr>
+            <w:tcW w:type="dxa" w:w="6463"/>
+            <w:shd w:val="clear" w:color="auto" w:fill="DBEAFE"/>
+          </w:tcPr>
+          <w:p>
+            <w:r/>
+            <w:r>
+              <w:rPr>
+                <w:b/>
+                <w:sz w:val="18"/>
+              </w:rPr>
+              <w:t>Where</w:t>
+            </w:r>
+          </w:p>
+        </w:tc>
+      </w:tr>
+      <w:tr>
+        <w:tc>
+          <w:tcPr>
+            <w:tcW w:type="dxa" w:w="2948"/>
+          </w:tcPr>
+          <w:p>
+            <w:r/>
+            <w:r>
+              <w:rPr>
+                <w:sz w:val="18"/>
+              </w:rPr>
+              <w:t>The code</w:t>
+            </w:r>
+          </w:p>
+        </w:tc>
+        <w:tc>
+          <w:tcPr>
+            <w:tcW w:type="dxa" w:w="6463"/>
+          </w:tcPr>
+          <w:p>
+            <w:r/>
+            <w:r>
+              <w:rPr>
+                <w:sz w:val="18"/>
+              </w:rPr>
+              <w:t>src\baselines\b0_tfidf.py</w:t>
+            </w:r>
+          </w:p>
+        </w:tc>
+      </w:tr>
+      <w:tr>
+        <w:tc>
+          <w:tcPr>
+            <w:tcW w:type="dxa" w:w="2948"/>
+          </w:tcPr>
+          <w:p>
+            <w:r/>
+            <w:r>
+              <w:rPr>
+                <w:sz w:val="18"/>
+              </w:rPr>
+              <w:t>The script</w:t>
+            </w:r>
+          </w:p>
+        </w:tc>
+        <w:tc>
+          <w:tcPr>
+            <w:tcW w:type="dxa" w:w="6463"/>
+          </w:tcPr>
+          <w:p>
+            <w:r/>
+            <w:r>
+              <w:rPr>
+                <w:sz w:val="18"/>
+              </w:rPr>
+              <w:t>scripts\run_b0.py</w:t>
+            </w:r>
+          </w:p>
+        </w:tc>
+      </w:tr>
+      <w:tr>
+        <w:tc>
+          <w:tcPr>
+            <w:tcW w:type="dxa" w:w="2948"/>
+          </w:tcPr>
+          <w:p>
+            <w:r/>
+            <w:r>
+              <w:rPr>
+                <w:sz w:val="18"/>
+              </w:rPr>
+              <w:t>Result folders</w:t>
+            </w:r>
+          </w:p>
+        </w:tc>
+        <w:tc>
+          <w:tcPr>
+            <w:tcW w:type="dxa" w:w="6463"/>
+          </w:tcPr>
+          <w:p>
+            <w:r/>
+            <w:r>
+              <w:rPr>
+                <w:sz w:val="18"/>
+              </w:rPr>
+              <w:t>runs\20261011_1614_P1_B0_0 (the first run) and later re-runs, e.g. runs\20261025_1518_P1_B0_0</w:t>
+            </w:r>
+          </w:p>
+        </w:tc>
+      </w:tr>
+    </w:tbl>
+    <w:p/>
+    <w:p>
+      <w:r>
+        <w:rPr>
+          <w:b/>
+        </w:rPr>
+        <w:t>How it works:</w:t>
       </w:r>
     </w:p>
     <w:p>
@@ -6662,7 +7680,7 @@
         <w:pStyle w:val="ListNumber"/>
       </w:pPr>
       <w:r>
-        <w:t>Turn each example sentence into word weights (TF-IDF: words that are rare overall but frequent in a sentence weigh more).</w:t>
+        <w:t>Turn every example sentence into word weights (TF-IDF: a word counts more if it is common in this sentence but rare overall).</w:t>
       </w:r>
     </w:p>
     <w:p>
@@ -6670,7 +7688,7 @@
         <w:pStyle w:val="ListNumber"/>
       </w:pPr>
       <w:r>
-        <w:t>Train a standard classifier (logistic regression) on the 10 examples per intent.</w:t>
+        <w:t>Train a standard classifier (logistic regression, from scikit-learn) on P1's 120 examples.</w:t>
       </w:r>
     </w:p>
     <w:p>
@@ -6678,7 +7696,7 @@
         <w:pStyle w:val="ListNumber"/>
       </w:pPr>
       <w:r>
-        <w:t>For off-topic requests: if a request is too unlike every example (below a threshold chosen on development data), refuse it.</w:t>
+        <w:t>For off-topic requests: if a request is too unlike every example, refuse it. The cut-off (0.3482) was chosen on development data.</w:t>
       </w:r>
     </w:p>
     <w:p>
@@ -6686,7 +7704,18 @@
         <w:pStyle w:val="ListNumber"/>
       </w:pPr>
       <w:r>
-        <w:t>Score on the 100 development requests.</w:t>
+        <w:t>Answer the 100 development requests and score them.</w:t>
+      </w:r>
+    </w:p>
+    <w:p>
+      <w:r>
+        <w:rPr>
+          <w:b/>
+        </w:rPr>
+        <w:t>Run it</w:t>
+      </w:r>
+      <w:r>
+        <w:t xml:space="preserve"> (a few seconds; no AI model needed):</w:t>
       </w:r>
     </w:p>
     <w:tbl>
@@ -6729,15 +7758,97 @@
       <w:r>
         <w:rPr>
           <w:b/>
+        </w:rPr>
+        <w:t>What the output means:</w:t>
+      </w:r>
+    </w:p>
+    <w:p>
+      <w:pPr>
+        <w:pStyle w:val="ListBullet"/>
+      </w:pPr>
+      <w:r>
+        <w:rPr>
+          <w:rFonts w:ascii="Consolas" w:hAnsi="Consolas"/>
           <w:sz w:val="20"/>
         </w:rPr>
-        <w:t>Time:</w:t>
-      </w:r>
+        <w:t>intent macro-F1 0.780 | accuracy 0.700</w:t>
+      </w:r>
+      <w:r>
+        <w:t>: the scores.</w:t>
+      </w:r>
+    </w:p>
+    <w:p>
+      <w:pPr>
+        <w:pStyle w:val="ListBullet"/>
+      </w:pPr>
       <w:r>
         <w:rPr>
+          <w:rFonts w:ascii="Consolas" w:hAnsi="Consolas"/>
           <w:sz w:val="20"/>
         </w:rPr>
-        <w:t xml:space="preserve"> a few seconds; no AI model needed</w:t>
+        <w:t>threshold 0.3482</w:t>
+      </w:r>
+      <w:r>
+        <w:t>: the cut-off for refusing off-topic requests.</w:t>
+      </w:r>
+    </w:p>
+    <w:p>
+      <w:pPr>
+        <w:pStyle w:val="ListBullet"/>
+      </w:pPr>
+      <w:r>
+        <w:rPr>
+          <w:rFonts w:ascii="Consolas" w:hAnsi="Consolas"/>
+          <w:sz w:val="20"/>
+        </w:rPr>
+        <w:t>entity F1 0.000 (none extracted)</w:t>
+      </w:r>
+      <w:r>
+        <w:t>: B0 only picks an intent; it never extracts entities.</w:t>
+      </w:r>
+    </w:p>
+    <w:p>
+      <w:r>
+        <w:rPr>
+          <w:b/>
+        </w:rPr>
+        <w:t>Check it yourself:</w:t>
+      </w:r>
+    </w:p>
+    <w:p>
+      <w:pPr>
+        <w:pStyle w:val="ListNumber"/>
+      </w:pPr>
+      <w:r>
+        <w:t xml:space="preserve">Work out its F1 from the real files: </w:t>
+      </w:r>
+      <w:r>
+        <w:rPr>
+          <w:rFonts w:ascii="Consolas" w:hAnsi="Consolas"/>
+          <w:sz w:val="20"/>
+        </w:rPr>
+        <w:t>python scripts/explain_f1.py --run 20261011_1614_P1_B0_0</w:t>
+      </w:r>
+      <w:r>
+        <w:t>. It ends with 0.7801 (0.780 when rounded) and "all three are the same".</w:t>
+      </w:r>
+    </w:p>
+    <w:p>
+      <w:pPr>
+        <w:pStyle w:val="ListNumber"/>
+      </w:pPr>
+      <w:r>
+        <w:t xml:space="preserve">Every re-run makes a new dated folder in </w:t>
+      </w:r>
+      <w:r>
+        <w:rPr>
+          <w:rFonts w:ascii="Consolas" w:hAnsi="Consolas"/>
+          <w:sz w:val="20"/>
+        </w:rPr>
+        <w:t>runs</w:t>
+      </w:r>
+      <w:r>
+        <w:t xml:space="preserve"> with exactly the same score: that shows the result repeats.</w:t>
       </w:r>
     </w:p>
     <w:p>
@@ -6752,7 +7863,7 @@
         <w:rPr>
           <w:sz w:val="21"/>
         </w:rPr>
-        <w:t xml:space="preserve"> "A basic word-matching classifier gets 0.78 on P1; every AI system has to beat that to be worth it."</w:t>
+        <w:t xml:space="preserve"> "A basic word-matching classifier gets 0.78 on P1; any AI system has to beat that to be worth it."</w:t>
       </w:r>
     </w:p>
     <w:p>
@@ -6768,10 +7879,10 @@
         <w:rPr>
           <w:b/>
         </w:rPr>
-        <w:t>Idea:</w:t>
-      </w:r>
-      <w:r>
-        <w:t xml:space="preserve"> What you get with one standard AI prompt and no design decisions.</w:t>
+        <w:t>In one sentence:</w:t>
+      </w:r>
+      <w:r>
+        <w:t xml:space="preserve"> What you get from one standard AI prompt with no design decisions.</w:t>
       </w:r>
     </w:p>
     <w:p>
@@ -6779,7 +7890,152 @@
         <w:rPr>
           <w:b/>
         </w:rPr>
-        <w:t>How it was done:</w:t>
+        <w:t>Where its files are:</w:t>
+      </w:r>
+    </w:p>
+    <w:tbl>
+      <w:tblPr>
+        <w:tblStyle w:val="TableGrid"/>
+        <w:tblW w:type="auto" w:w="0"/>
+        <w:jc w:val="center"/>
+        <w:tblLook w:firstColumn="1" w:firstRow="1" w:lastColumn="0" w:lastRow="0" w:noHBand="0" w:noVBand="1" w:val="04A0"/>
+      </w:tblPr>
+      <w:tblGrid>
+        <w:gridCol w:w="4873"/>
+        <w:gridCol w:w="4873"/>
+      </w:tblGrid>
+      <w:tr>
+        <w:tc>
+          <w:tcPr>
+            <w:tcW w:type="dxa" w:w="2948"/>
+            <w:shd w:val="clear" w:color="auto" w:fill="DBEAFE"/>
+          </w:tcPr>
+          <w:p>
+            <w:r/>
+            <w:r>
+              <w:rPr>
+                <w:b/>
+                <w:sz w:val="18"/>
+              </w:rPr>
+              <w:t>What</w:t>
+            </w:r>
+          </w:p>
+        </w:tc>
+        <w:tc>
+          <w:tcPr>
+            <w:tcW w:type="dxa" w:w="6463"/>
+            <w:shd w:val="clear" w:color="auto" w:fill="DBEAFE"/>
+          </w:tcPr>
+          <w:p>
+            <w:r/>
+            <w:r>
+              <w:rPr>
+                <w:b/>
+                <w:sz w:val="18"/>
+              </w:rPr>
+              <w:t>Where</w:t>
+            </w:r>
+          </w:p>
+        </w:tc>
+      </w:tr>
+      <w:tr>
+        <w:tc>
+          <w:tcPr>
+            <w:tcW w:type="dxa" w:w="2948"/>
+          </w:tcPr>
+          <w:p>
+            <w:r/>
+            <w:r>
+              <w:rPr>
+                <w:sz w:val="18"/>
+              </w:rPr>
+              <w:t>The design it uses</w:t>
+            </w:r>
+          </w:p>
+        </w:tc>
+        <w:tc>
+          <w:tcPr>
+            <w:tcW w:type="dxa" w:w="6463"/>
+          </w:tcPr>
+          <w:p>
+            <w:r/>
+            <w:r>
+              <w:rPr>
+                <w:sz w:val="18"/>
+              </w:rPr>
+              <w:t>joint-fixed-llm, fixed in advance (B1_CONFIG_ID in src\pipelines\catalogue.py)</w:t>
+            </w:r>
+          </w:p>
+        </w:tc>
+      </w:tr>
+      <w:tr>
+        <w:tc>
+          <w:tcPr>
+            <w:tcW w:type="dxa" w:w="2948"/>
+          </w:tcPr>
+          <w:p>
+            <w:r/>
+            <w:r>
+              <w:rPr>
+                <w:sz w:val="18"/>
+              </w:rPr>
+              <w:t>The script</w:t>
+            </w:r>
+          </w:p>
+        </w:tc>
+        <w:tc>
+          <w:tcPr>
+            <w:tcW w:type="dxa" w:w="6463"/>
+          </w:tcPr>
+          <w:p>
+            <w:r/>
+            <w:r>
+              <w:rPr>
+                <w:sz w:val="18"/>
+              </w:rPr>
+              <w:t>scripts\run_design.py</w:t>
+            </w:r>
+          </w:p>
+        </w:tc>
+      </w:tr>
+      <w:tr>
+        <w:tc>
+          <w:tcPr>
+            <w:tcW w:type="dxa" w:w="2948"/>
+          </w:tcPr>
+          <w:p>
+            <w:r/>
+            <w:r>
+              <w:rPr>
+                <w:sz w:val="18"/>
+              </w:rPr>
+              <w:t>Result folder</w:t>
+            </w:r>
+          </w:p>
+        </w:tc>
+        <w:tc>
+          <w:tcPr>
+            <w:tcW w:type="dxa" w:w="6463"/>
+          </w:tcPr>
+          <w:p>
+            <w:r/>
+            <w:r>
+              <w:rPr>
+                <w:sz w:val="18"/>
+              </w:rPr>
+              <w:t>runs\20261013_0110_P1_B1_0 (predictions.jsonl, metrics.json)</w:t>
+            </w:r>
+          </w:p>
+        </w:tc>
+      </w:tr>
+    </w:tbl>
+    <w:p/>
+    <w:p>
+      <w:r>
+        <w:rPr>
+          <w:b/>
+        </w:rPr>
+        <w:t>How it works:</w:t>
       </w:r>
     </w:p>
     <w:p>
@@ -6787,7 +8043,7 @@
         <w:pStyle w:val="ListNumber"/>
       </w:pPr>
       <w:r>
-        <w:t>Fixed one design in advance: joint-fixed-llm.</w:t>
+        <w:t>Use one design, chosen before any results were seen.</w:t>
       </w:r>
     </w:p>
     <w:p>
@@ -6795,7 +8051,26 @@
         <w:pStyle w:val="ListNumber"/>
       </w:pPr>
       <w:r>
-        <w:t>Ran it on the 100 development requests through the recipe in Part A2.</w:t>
+        <w:t>Run it on the 100 development requests, following the recipe in Part A2.</w:t>
+      </w:r>
+    </w:p>
+    <w:p>
+      <w:pPr>
+        <w:pStyle w:val="ListNumber"/>
+      </w:pPr>
+      <w:r>
+        <w:t>Save every answer and the scores in a new run folder.</w:t>
+      </w:r>
+    </w:p>
+    <w:p>
+      <w:r>
+        <w:rPr>
+          <w:b/>
+        </w:rPr>
+        <w:t>Run it</w:t>
+      </w:r>
+      <w:r>
+        <w:t xml:space="preserve"> (under a minute):</w:t>
       </w:r>
     </w:p>
     <w:tbl>
@@ -6838,15 +8113,54 @@
       <w:r>
         <w:rPr>
           <w:b/>
+        </w:rPr>
+        <w:t>What the output means:</w:t>
+      </w:r>
+    </w:p>
+    <w:p>
+      <w:pPr>
+        <w:pStyle w:val="ListBullet"/>
+      </w:pPr>
+      <w:r>
+        <w:rPr>
+          <w:rFonts w:ascii="Consolas" w:hAnsi="Consolas"/>
           <w:sz w:val="20"/>
         </w:rPr>
-        <w:t>Time:</w:t>
-      </w:r>
+        <w:t>B1  joint-fixed-llm intent 0.927 entity 0.610 oos 0.870</w:t>
+      </w:r>
+      <w:r>
+        <w:t>: its intent, entity and off-topic F1.</w:t>
+      </w:r>
+    </w:p>
+    <w:p>
       <w:r>
         <w:rPr>
+          <w:b/>
+        </w:rPr>
+        <w:t>Check it yourself:</w:t>
+      </w:r>
+    </w:p>
+    <w:p>
+      <w:pPr>
+        <w:pStyle w:val="ListNumber"/>
+      </w:pPr>
+      <w:r>
+        <w:rPr>
+          <w:rFonts w:ascii="Consolas" w:hAnsi="Consolas"/>
           <w:sz w:val="20"/>
         </w:rPr>
-        <w:t xml:space="preserve"> under a minute</w:t>
+        <w:t>python scripts/explain_f1.py --run 20261013_0110_P1_B1_0</w:t>
+      </w:r>
+      <w:r>
+        <w:t xml:space="preserve"> shows its 80 answers, 8 of them wrong, and works out 0.9268.</w:t>
+      </w:r>
+    </w:p>
+    <w:p>
+      <w:pPr>
+        <w:pStyle w:val="ListNumber"/>
+      </w:pPr>
+      <w:r>
+        <w:t>In the CSV file it saves, filter column F for "no" to see exactly which 8 requests it got wrong.</w:t>
       </w:r>
     </w:p>
     <w:p>
@@ -6877,10 +8191,10 @@
         <w:rPr>
           <w:b/>
         </w:rPr>
-        <w:t>Idea:</w:t>
-      </w:r>
-      <w:r>
-        <w:t xml:space="preserve"> Measure what a person achieves by hand, and how long it takes.</w:t>
+        <w:t>In one sentence:</w:t>
+      </w:r>
+      <w:r>
+        <w:t xml:space="preserve"> A team member configured the pipeline by hand, timed, so we can compare the agent with a person.</w:t>
       </w:r>
     </w:p>
     <w:p>
@@ -6888,7 +8202,182 @@
         <w:rPr>
           <w:b/>
         </w:rPr>
-        <w:t>How it was done:</w:t>
+        <w:t>Where its files are:</w:t>
+      </w:r>
+    </w:p>
+    <w:tbl>
+      <w:tblPr>
+        <w:tblStyle w:val="TableGrid"/>
+        <w:tblW w:type="auto" w:w="0"/>
+        <w:jc w:val="center"/>
+        <w:tblLook w:firstColumn="1" w:firstRow="1" w:lastColumn="0" w:lastRow="0" w:noHBand="0" w:noVBand="1" w:val="04A0"/>
+      </w:tblPr>
+      <w:tblGrid>
+        <w:gridCol w:w="4873"/>
+        <w:gridCol w:w="4873"/>
+      </w:tblGrid>
+      <w:tr>
+        <w:tc>
+          <w:tcPr>
+            <w:tcW w:type="dxa" w:w="2948"/>
+            <w:shd w:val="clear" w:color="auto" w:fill="DBEAFE"/>
+          </w:tcPr>
+          <w:p>
+            <w:r/>
+            <w:r>
+              <w:rPr>
+                <w:b/>
+                <w:sz w:val="18"/>
+              </w:rPr>
+              <w:t>What</w:t>
+            </w:r>
+          </w:p>
+        </w:tc>
+        <w:tc>
+          <w:tcPr>
+            <w:tcW w:type="dxa" w:w="6463"/>
+            <w:shd w:val="clear" w:color="auto" w:fill="DBEAFE"/>
+          </w:tcPr>
+          <w:p>
+            <w:r/>
+            <w:r>
+              <w:rPr>
+                <w:b/>
+                <w:sz w:val="18"/>
+              </w:rPr>
+              <w:t>Where</w:t>
+            </w:r>
+          </w:p>
+        </w:tc>
+      </w:tr>
+      <w:tr>
+        <w:tc>
+          <w:tcPr>
+            <w:tcW w:type="dxa" w:w="2948"/>
+          </w:tcPr>
+          <w:p>
+            <w:r/>
+            <w:r>
+              <w:rPr>
+                <w:sz w:val="18"/>
+              </w:rPr>
+              <w:t>The worksheets</w:t>
+            </w:r>
+          </w:p>
+        </w:tc>
+        <w:tc>
+          <w:tcPr>
+            <w:tcW w:type="dxa" w:w="6463"/>
+          </w:tcPr>
+          <w:p>
+            <w:r/>
+            <w:r>
+              <w:rPr>
+                <w:sz w:val="18"/>
+              </w:rPr>
+              <w:t>configs\b2\P1_worksheet.md, configs\b2\P2_worksheet.md</w:t>
+            </w:r>
+          </w:p>
+        </w:tc>
+      </w:tr>
+      <w:tr>
+        <w:tc>
+          <w:tcPr>
+            <w:tcW w:type="dxa" w:w="2948"/>
+          </w:tcPr>
+          <w:p>
+            <w:r/>
+            <w:r>
+              <w:rPr>
+                <w:sz w:val="18"/>
+              </w:rPr>
+              <w:t>The script</w:t>
+            </w:r>
+          </w:p>
+        </w:tc>
+        <w:tc>
+          <w:tcPr>
+            <w:tcW w:type="dxa" w:w="6463"/>
+          </w:tcPr>
+          <w:p>
+            <w:r/>
+            <w:r>
+              <w:rPr>
+                <w:sz w:val="18"/>
+              </w:rPr>
+              <w:t>scripts\run_b2.py (start, check, finish)</w:t>
+            </w:r>
+          </w:p>
+        </w:tc>
+      </w:tr>
+      <w:tr>
+        <w:tc>
+          <w:tcPr>
+            <w:tcW w:type="dxa" w:w="2948"/>
+          </w:tcPr>
+          <w:p>
+            <w:r/>
+            <w:r>
+              <w:rPr>
+                <w:sz w:val="18"/>
+              </w:rPr>
+              <w:t>Result folders</w:t>
+            </w:r>
+          </w:p>
+        </w:tc>
+        <w:tc>
+          <w:tcPr>
+            <w:tcW w:type="dxa" w:w="6463"/>
+          </w:tcPr>
+          <w:p>
+            <w:r/>
+            <w:r>
+              <w:rPr>
+                <w:sz w:val="18"/>
+              </w:rPr>
+              <w:t>runs\20261024_1622_P1_B2_0, runs\20261024_1630_P2_B2_0</w:t>
+            </w:r>
+          </w:p>
+        </w:tc>
+      </w:tr>
+      <w:tr>
+        <w:tc>
+          <w:tcPr>
+            <w:tcW w:type="dxa" w:w="2948"/>
+          </w:tcPr>
+          <w:p>
+            <w:r/>
+            <w:r>
+              <w:rPr>
+                <w:sz w:val="18"/>
+              </w:rPr>
+              <w:t>The time and help declared</w:t>
+            </w:r>
+          </w:p>
+        </w:tc>
+        <w:tc>
+          <w:tcPr>
+            <w:tcW w:type="dxa" w:w="6463"/>
+          </w:tcPr>
+          <w:p>
+            <w:r/>
+            <w:r>
+              <w:rPr>
+                <w:sz w:val="18"/>
+              </w:rPr>
+              <w:t>inside each result folder's config.json ("effort", "ai_assistance")</w:t>
+            </w:r>
+          </w:p>
+        </w:tc>
+      </w:tr>
+    </w:tbl>
+    <w:p/>
+    <w:p>
+      <w:r>
+        <w:rPr>
+          <w:b/>
+        </w:rPr>
+        <w:t>How it works:</w:t>
       </w:r>
     </w:p>
     <w:p>
@@ -6896,7 +8385,14 @@
         <w:pStyle w:val="ListNumber"/>
       </w:pPr>
       <w:r>
-        <w:t>Created a worksheet with the project description and the 12 designs.</w:t>
+        <w:rPr>
+          <w:rFonts w:ascii="Consolas" w:hAnsi="Consolas"/>
+          <w:sz w:val="20"/>
+        </w:rPr>
+        <w:t>run_b2.py start</w:t>
+      </w:r>
+      <w:r>
+        <w:t xml:space="preserve"> created a worksheet with the project description and the 12 designs.</w:t>
       </w:r>
     </w:p>
     <w:p>
@@ -6904,7 +8400,7 @@
         <w:pStyle w:val="ListNumber"/>
       </w:pPr>
       <w:r>
-        <w:t>A team member chose a design, wrote descriptions, timed themselves and declared any help (P2 used ChatGPT).</w:t>
+        <w:t>The person chose a design, wrote a description for every intent and field, and declared any help.</w:t>
       </w:r>
     </w:p>
     <w:p>
@@ -6912,7 +8408,40 @@
         <w:pStyle w:val="ListNumber"/>
       </w:pPr>
       <w:r>
-        <w:t>The worksheet was checked and saved as a run, with the minutes and the help recorded.</w:t>
+        <w:rPr>
+          <w:rFonts w:ascii="Consolas" w:hAnsi="Consolas"/>
+          <w:sz w:val="20"/>
+        </w:rPr>
+        <w:t>run_b2.py check</w:t>
+      </w:r>
+      <w:r>
+        <w:t xml:space="preserve"> scored the choices on development data; each check is added to the worksheet.</w:t>
+      </w:r>
+    </w:p>
+    <w:p>
+      <w:pPr>
+        <w:pStyle w:val="ListNumber"/>
+      </w:pPr>
+      <w:r>
+        <w:rPr>
+          <w:rFonts w:ascii="Consolas" w:hAnsi="Consolas"/>
+          <w:sz w:val="20"/>
+        </w:rPr>
+        <w:t>run_b2.py finish</w:t>
+      </w:r>
+      <w:r>
+        <w:t xml:space="preserve"> saved the final result with the minutes and the help recorded.</w:t>
+      </w:r>
+    </w:p>
+    <w:p>
+      <w:r>
+        <w:rPr>
+          <w:b/>
+        </w:rPr>
+        <w:t>Run it</w:t>
+      </w:r>
+      <w:r>
+        <w:t xml:space="preserve"> (the person's own time: 38 min for P1, under 6 min for P2):</w:t>
       </w:r>
     </w:p>
     <w:tbl>
@@ -6943,19 +8472,6 @@
               <w:t>python scripts/run_b2.py check --project P1</w:t>
             </w:r>
           </w:p>
-          <w:p>
-            <w:pPr>
-              <w:spacing w:after="0"/>
-            </w:pPr>
-            <w:r>
-              <w:rPr>
-                <w:rFonts w:ascii="Consolas" w:hAnsi="Consolas"/>
-                <w:color w:val="F8FAFC"/>
-                <w:sz w:val="19"/>
-              </w:rPr>
-              <w:t>python scripts/run_b2.py finish --project P1</w:t>
-            </w:r>
-          </w:p>
         </w:tc>
       </w:tr>
     </w:tbl>
@@ -6968,15 +8484,92 @@
       <w:r>
         <w:rPr>
           <w:b/>
+        </w:rPr>
+        <w:t>What the output means:</w:t>
+      </w:r>
+    </w:p>
+    <w:p>
+      <w:pPr>
+        <w:pStyle w:val="ListBullet"/>
+      </w:pPr>
+      <w:r>
+        <w:rPr>
+          <w:rFonts w:ascii="Consolas" w:hAnsi="Consolas"/>
           <w:sz w:val="20"/>
         </w:rPr>
-        <w:t>Time:</w:t>
-      </w:r>
+        <w:t>intent macro-F1 0.858 | entity F1 0.586</w:t>
+      </w:r>
+      <w:r>
+        <w:t>: the person's scores on P1.</w:t>
+      </w:r>
+    </w:p>
+    <w:p>
       <w:r>
         <w:rPr>
+          <w:b/>
+        </w:rPr>
+        <w:t>Check it yourself:</w:t>
+      </w:r>
+    </w:p>
+    <w:p>
+      <w:pPr>
+        <w:pStyle w:val="ListNumber"/>
+      </w:pPr>
+      <w:r>
+        <w:t xml:space="preserve">Open </w:t>
+      </w:r>
+      <w:r>
+        <w:rPr>
+          <w:rFonts w:ascii="Consolas" w:hAnsi="Consolas"/>
           <w:sz w:val="20"/>
         </w:rPr>
-        <w:t xml:space="preserve"> the person's own time (38 min for P1, under 6 for P2)</w:t>
+        <w:t>configs\b2\P1_worksheet.md</w:t>
+      </w:r>
+      <w:r>
+        <w:t>: section 2 shows the chosen design, sections 3 and 4 the descriptions, section 5 the time and help, and the bottom shows each check's score.</w:t>
+      </w:r>
+    </w:p>
+    <w:p>
+      <w:pPr>
+        <w:pStyle w:val="ListNumber"/>
+      </w:pPr>
+      <w:r>
+        <w:t xml:space="preserve">Open </w:t>
+      </w:r>
+      <w:r>
+        <w:rPr>
+          <w:rFonts w:ascii="Consolas" w:hAnsi="Consolas"/>
+          <w:sz w:val="20"/>
+        </w:rPr>
+        <w:t>runs\20261024_1622_P1_B2_0\config.json</w:t>
+      </w:r>
+      <w:r>
+        <w:t xml:space="preserve"> and search for </w:t>
+      </w:r>
+      <w:r>
+        <w:rPr>
+          <w:rFonts w:ascii="Consolas" w:hAnsi="Consolas"/>
+          <w:sz w:val="20"/>
+        </w:rPr>
+        <w:t>"ai_assistance"</w:t>
+      </w:r>
+      <w:r>
+        <w:t>.</w:t>
+      </w:r>
+    </w:p>
+    <w:p>
+      <w:pPr>
+        <w:pStyle w:val="ListNumber"/>
+      </w:pPr>
+      <w:r>
+        <w:rPr>
+          <w:rFonts w:ascii="Consolas" w:hAnsi="Consolas"/>
+          <w:sz w:val="20"/>
+        </w:rPr>
+        <w:t>python scripts/explain_f1.py --run 20261024_1622_P1_B2_0</w:t>
+      </w:r>
+      <w:r>
+        <w:t xml:space="preserve"> works out 0.858 from its answers.</w:t>
       </w:r>
     </w:p>
     <w:p>
@@ -6991,7 +8584,7 @@
         <w:rPr>
           <w:sz w:val="21"/>
         </w:rPr>
-        <w:t xml:space="preserve"> "By hand, a beginner got 0.858 on P1 in 38 minutes; the agent got 0.958 with no human time."</w:t>
+        <w:t xml:space="preserve"> "By hand, a beginner got 0.858 on P1 in 38 minutes; the agent got 0.958 with no human time. On P2, a person with ChatGPT matched the agent, and we report that too."</w:t>
       </w:r>
     </w:p>
     <w:p>
@@ -7007,10 +8600,10 @@
         <w:rPr>
           <w:b/>
         </w:rPr>
-        <w:t>Idea:</w:t>
-      </w:r>
-      <w:r>
-        <w:t xml:space="preserve"> Compare with the model the MASSIVE paper itself used.</w:t>
+        <w:t>In one sentence:</w:t>
+      </w:r>
+      <w:r>
+        <w:t xml:space="preserve"> We compared against the model the MASSIVE paper itself used as its baseline.</w:t>
       </w:r>
     </w:p>
     <w:p>
@@ -7018,7 +8611,212 @@
         <w:rPr>
           <w:b/>
         </w:rPr>
-        <w:t>How it was done:</w:t>
+        <w:t>Where its files are:</w:t>
+      </w:r>
+    </w:p>
+    <w:tbl>
+      <w:tblPr>
+        <w:tblStyle w:val="TableGrid"/>
+        <w:tblW w:type="auto" w:w="0"/>
+        <w:jc w:val="center"/>
+        <w:tblLook w:firstColumn="1" w:firstRow="1" w:lastColumn="0" w:lastRow="0" w:noHBand="0" w:noVBand="1" w:val="04A0"/>
+      </w:tblPr>
+      <w:tblGrid>
+        <w:gridCol w:w="4873"/>
+        <w:gridCol w:w="4873"/>
+      </w:tblGrid>
+      <w:tr>
+        <w:tc>
+          <w:tcPr>
+            <w:tcW w:type="dxa" w:w="2948"/>
+            <w:shd w:val="clear" w:color="auto" w:fill="DBEAFE"/>
+          </w:tcPr>
+          <w:p>
+            <w:r/>
+            <w:r>
+              <w:rPr>
+                <w:b/>
+                <w:sz w:val="18"/>
+              </w:rPr>
+              <w:t>What</w:t>
+            </w:r>
+          </w:p>
+        </w:tc>
+        <w:tc>
+          <w:tcPr>
+            <w:tcW w:type="dxa" w:w="6463"/>
+            <w:shd w:val="clear" w:color="auto" w:fill="DBEAFE"/>
+          </w:tcPr>
+          <w:p>
+            <w:r/>
+            <w:r>
+              <w:rPr>
+                <w:b/>
+                <w:sz w:val="18"/>
+              </w:rPr>
+              <w:t>Where</w:t>
+            </w:r>
+          </w:p>
+        </w:tc>
+      </w:tr>
+      <w:tr>
+        <w:tc>
+          <w:tcPr>
+            <w:tcW w:type="dxa" w:w="2948"/>
+          </w:tcPr>
+          <w:p>
+            <w:r/>
+            <w:r>
+              <w:rPr>
+                <w:sz w:val="18"/>
+              </w:rPr>
+              <w:t>The code</w:t>
+            </w:r>
+          </w:p>
+        </w:tc>
+        <w:tc>
+          <w:tcPr>
+            <w:tcW w:type="dxa" w:w="6463"/>
+          </w:tcPr>
+          <w:p>
+            <w:r/>
+            <w:r>
+              <w:rPr>
+                <w:sz w:val="18"/>
+              </w:rPr>
+              <w:t>src\baselines\b3_encoder.py</w:t>
+            </w:r>
+          </w:p>
+        </w:tc>
+      </w:tr>
+      <w:tr>
+        <w:tc>
+          <w:tcPr>
+            <w:tcW w:type="dxa" w:w="2948"/>
+          </w:tcPr>
+          <w:p>
+            <w:r/>
+            <w:r>
+              <w:rPr>
+                <w:sz w:val="18"/>
+              </w:rPr>
+              <w:t>The script</w:t>
+            </w:r>
+          </w:p>
+        </w:tc>
+        <w:tc>
+          <w:tcPr>
+            <w:tcW w:type="dxa" w:w="6463"/>
+          </w:tcPr>
+          <w:p>
+            <w:r/>
+            <w:r>
+              <w:rPr>
+                <w:sz w:val="18"/>
+              </w:rPr>
+              <w:t>scripts\run_b3_local.py</w:t>
+            </w:r>
+          </w:p>
+        </w:tc>
+      </w:tr>
+      <w:tr>
+        <w:tc>
+          <w:tcPr>
+            <w:tcW w:type="dxa" w:w="2948"/>
+          </w:tcPr>
+          <w:p>
+            <w:r/>
+            <w:r>
+              <w:rPr>
+                <w:sz w:val="18"/>
+              </w:rPr>
+              <w:t>The downloaded model</w:t>
+            </w:r>
+          </w:p>
+        </w:tc>
+        <w:tc>
+          <w:tcPr>
+            <w:tcW w:type="dxa" w:w="6463"/>
+          </w:tcPr>
+          <w:p>
+            <w:r/>
+            <w:r>
+              <w:rPr>
+                <w:sz w:val="18"/>
+              </w:rPr>
+              <w:t>C:\Users\mihir\.cache\huggingface\hub\models--xlm-roberta-base (1.1 GB)</w:t>
+            </w:r>
+          </w:p>
+        </w:tc>
+      </w:tr>
+      <w:tr>
+        <w:tc>
+          <w:tcPr>
+            <w:tcW w:type="dxa" w:w="2948"/>
+          </w:tcPr>
+          <w:p>
+            <w:r/>
+            <w:r>
+              <w:rPr>
+                <w:sz w:val="18"/>
+              </w:rPr>
+              <w:t>Result folders</w:t>
+            </w:r>
+          </w:p>
+        </w:tc>
+        <w:tc>
+          <w:tcPr>
+            <w:tcW w:type="dxa" w:w="6463"/>
+          </w:tcPr>
+          <w:p>
+            <w:r/>
+            <w:r>
+              <w:rPr>
+                <w:sz w:val="18"/>
+              </w:rPr>
+              <w:t>runs\20261015_2240_P1_B3-k_0 and the B3-full and P2 folders</w:t>
+            </w:r>
+          </w:p>
+        </w:tc>
+      </w:tr>
+      <w:tr>
+        <w:tc>
+          <w:tcPr>
+            <w:tcW w:type="dxa" w:w="2948"/>
+          </w:tcPr>
+          <w:p>
+            <w:r/>
+            <w:r>
+              <w:rPr>
+                <w:sz w:val="18"/>
+              </w:rPr>
+              <w:t>Summary of each run</w:t>
+            </w:r>
+          </w:p>
+        </w:tc>
+        <w:tc>
+          <w:tcPr>
+            <w:tcW w:type="dxa" w:w="6463"/>
+          </w:tcPr>
+          <w:p>
+            <w:r/>
+            <w:r>
+              <w:rPr>
+                <w:sz w:val="18"/>
+              </w:rPr>
+              <w:t>summary.md inside each folder</w:t>
+            </w:r>
+          </w:p>
+        </w:tc>
+      </w:tr>
+    </w:tbl>
+    <w:p/>
+    <w:p>
+      <w:r>
+        <w:rPr>
+          <w:b/>
+        </w:rPr>
+        <w:t>How it works:</w:t>
       </w:r>
     </w:p>
     <w:p>
@@ -7026,7 +8824,7 @@
         <w:pStyle w:val="ListNumber"/>
       </w:pPr>
       <w:r>
-        <w:t>Downloaded XLM-R, a 270-million-parameter language model.</w:t>
+        <w:t>Download XLM-R, a language model with 270 million parameters.</w:t>
       </w:r>
     </w:p>
     <w:p>
@@ -7034,7 +8832,7 @@
         <w:pStyle w:val="ListNumber"/>
       </w:pPr>
       <w:r>
-        <w:t>Fine-tuned it: trained its internal numbers on the examples, for 30 rounds (B3-k, 10 examples per intent) or on all training data (B3-full, upper reference).</w:t>
+        <w:t>Fine-tune it: show it the examples again and again (30 rounds) and adjust its internal numbers until it learns them. B3-k uses the same 10 examples per intent as everyone else; B3-full uses all the training data (10-30 times more).</w:t>
       </w:r>
     </w:p>
     <w:p>
@@ -7042,7 +8840,26 @@
         <w:pStyle w:val="ListNumber"/>
       </w:pPr>
       <w:r>
-        <w:t>Chose the off-topic threshold on development data, then scored with the same scorer as everything else.</w:t>
+        <w:t>Choose the off-topic cut-off on development data.</w:t>
+      </w:r>
+    </w:p>
+    <w:p>
+      <w:pPr>
+        <w:pStyle w:val="ListNumber"/>
+      </w:pPr>
+      <w:r>
+        <w:t>Answer the 100 development requests and score them with the same scorer as every other system.</w:t>
+      </w:r>
+    </w:p>
+    <w:p>
+      <w:r>
+        <w:rPr>
+          <w:b/>
+        </w:rPr>
+        <w:t>Run it</w:t>
+      </w:r>
+      <w:r>
+        <w:t xml:space="preserve"> (about 11 minutes for P1 B3-k; about 85 minutes for all four. Don't run it live: open the result folder instead):</w:t>
       </w:r>
     </w:p>
     <w:tbl>
@@ -7085,15 +8902,57 @@
       <w:r>
         <w:rPr>
           <w:b/>
+        </w:rPr>
+        <w:t>What the output means:</w:t>
+      </w:r>
+    </w:p>
+    <w:p>
+      <w:pPr>
+        <w:pStyle w:val="ListBullet"/>
+      </w:pPr>
+      <w:r>
+        <w:t>The summary says: fine-tuned on 120 cases for 30 epochs in 664 s, intent macro-F1 0.909, entity F1 0.650.</w:t>
+      </w:r>
+    </w:p>
+    <w:p>
+      <w:r>
+        <w:rPr>
+          <w:b/>
+        </w:rPr>
+        <w:t>Check it yourself:</w:t>
+      </w:r>
+    </w:p>
+    <w:p>
+      <w:pPr>
+        <w:pStyle w:val="ListNumber"/>
+      </w:pPr>
+      <w:r>
+        <w:t xml:space="preserve">Open </w:t>
+      </w:r>
+      <w:r>
+        <w:rPr>
+          <w:rFonts w:ascii="Consolas" w:hAnsi="Consolas"/>
           <w:sz w:val="20"/>
         </w:rPr>
-        <w:t>Time:</w:t>
-      </w:r>
+        <w:t>runs\20261015_2240_P1_B3-k_0\summary.md</w:t>
+      </w:r>
+      <w:r>
+        <w:t xml:space="preserve"> in Notepad.</w:t>
+      </w:r>
+    </w:p>
+    <w:p>
+      <w:pPr>
+        <w:pStyle w:val="ListNumber"/>
+      </w:pPr>
       <w:r>
         <w:rPr>
+          <w:rFonts w:ascii="Consolas" w:hAnsi="Consolas"/>
           <w:sz w:val="20"/>
         </w:rPr>
-        <w:t xml:space="preserve"> about 11 minutes for P1 B3-k; about 85 minutes for all four versions. Don't run it live; show the run folder instead</w:t>
+        <w:t>python scripts/explain_f1.py --run 20261015_2240_P1_B3-k_0</w:t>
+      </w:r>
+      <w:r>
+        <w:t xml:space="preserve"> works out 0.909 from its saved answers.</w:t>
       </w:r>
     </w:p>
     <w:p>
@@ -7108,7 +8967,7 @@
         <w:rPr>
           <w:sz w:val="21"/>
         </w:rPr>
-        <w:t xml:space="preserve"> "We compared against the published baseline: with the same data our agent wins on intents, and A2 also wins on entities."</w:t>
+        <w:t xml:space="preserve"> "With the same data, our agent beats the published baseline on intents, and A2 also beats it on entities. B3-full, with 10-30 times more data, is only a reference."</w:t>
       </w:r>
     </w:p>
     <w:p>
@@ -7124,10 +8983,10 @@
         <w:rPr>
           <w:b/>
         </w:rPr>
-        <w:t>Idea:</w:t>
-      </w:r>
-      <w:r>
-        <w:t xml:space="preserve"> Check whether the agent chooses designs better than luck.</w:t>
+        <w:t>In one sentence:</w:t>
+      </w:r>
+      <w:r>
+        <w:t xml:space="preserve"> We checked whether the agent chooses designs better than luck.</w:t>
       </w:r>
     </w:p>
     <w:p>
@@ -7135,7 +8994,182 @@
         <w:rPr>
           <w:b/>
         </w:rPr>
-        <w:t>How it was done:</w:t>
+        <w:t>Where its files are:</w:t>
+      </w:r>
+    </w:p>
+    <w:tbl>
+      <w:tblPr>
+        <w:tblStyle w:val="TableGrid"/>
+        <w:tblW w:type="auto" w:w="0"/>
+        <w:jc w:val="center"/>
+        <w:tblLook w:firstColumn="1" w:firstRow="1" w:lastColumn="0" w:lastRow="0" w:noHBand="0" w:noVBand="1" w:val="04A0"/>
+      </w:tblPr>
+      <w:tblGrid>
+        <w:gridCol w:w="4873"/>
+        <w:gridCol w:w="4873"/>
+      </w:tblGrid>
+      <w:tr>
+        <w:tc>
+          <w:tcPr>
+            <w:tcW w:type="dxa" w:w="2948"/>
+            <w:shd w:val="clear" w:color="auto" w:fill="DBEAFE"/>
+          </w:tcPr>
+          <w:p>
+            <w:r/>
+            <w:r>
+              <w:rPr>
+                <w:b/>
+                <w:sz w:val="18"/>
+              </w:rPr>
+              <w:t>What</w:t>
+            </w:r>
+          </w:p>
+        </w:tc>
+        <w:tc>
+          <w:tcPr>
+            <w:tcW w:type="dxa" w:w="6463"/>
+            <w:shd w:val="clear" w:color="auto" w:fill="DBEAFE"/>
+          </w:tcPr>
+          <w:p>
+            <w:r/>
+            <w:r>
+              <w:rPr>
+                <w:b/>
+                <w:sz w:val="18"/>
+              </w:rPr>
+              <w:t>Where</w:t>
+            </w:r>
+          </w:p>
+        </w:tc>
+      </w:tr>
+      <w:tr>
+        <w:tc>
+          <w:tcPr>
+            <w:tcW w:type="dxa" w:w="2948"/>
+          </w:tcPr>
+          <w:p>
+            <w:r/>
+            <w:r>
+              <w:rPr>
+                <w:sz w:val="18"/>
+              </w:rPr>
+              <w:t>The code</w:t>
+            </w:r>
+          </w:p>
+        </w:tc>
+        <w:tc>
+          <w:tcPr>
+            <w:tcW w:type="dxa" w:w="6463"/>
+          </w:tcPr>
+          <w:p>
+            <w:r/>
+            <w:r>
+              <w:rPr>
+                <w:sz w:val="18"/>
+              </w:rPr>
+              <w:t>src\baselines\b4_search.py</w:t>
+            </w:r>
+          </w:p>
+        </w:tc>
+      </w:tr>
+      <w:tr>
+        <w:tc>
+          <w:tcPr>
+            <w:tcW w:type="dxa" w:w="2948"/>
+          </w:tcPr>
+          <w:p>
+            <w:r/>
+            <w:r>
+              <w:rPr>
+                <w:sz w:val="18"/>
+              </w:rPr>
+              <w:t>The script</w:t>
+            </w:r>
+          </w:p>
+        </w:tc>
+        <w:tc>
+          <w:tcPr>
+            <w:tcW w:type="dxa" w:w="6463"/>
+          </w:tcPr>
+          <w:p>
+            <w:r/>
+            <w:r>
+              <w:rPr>
+                <w:sz w:val="18"/>
+              </w:rPr>
+              <w:t>scripts\run_design.py</w:t>
+            </w:r>
+          </w:p>
+        </w:tc>
+      </w:tr>
+      <w:tr>
+        <w:tc>
+          <w:tcPr>
+            <w:tcW w:type="dxa" w:w="2948"/>
+          </w:tcPr>
+          <w:p>
+            <w:r/>
+            <w:r>
+              <w:rPr>
+                <w:sz w:val="18"/>
+              </w:rPr>
+              <w:t>Random-search results</w:t>
+            </w:r>
+          </w:p>
+        </w:tc>
+        <w:tc>
+          <w:tcPr>
+            <w:tcW w:type="dxa" w:w="6463"/>
+          </w:tcPr>
+          <w:p>
+            <w:r/>
+            <w:r>
+              <w:rPr>
+                <w:sz w:val="18"/>
+              </w:rPr>
+              <w:t>runs\20261013_0112_P1_B4-random_seeds (config.json, metrics.json)</w:t>
+            </w:r>
+          </w:p>
+        </w:tc>
+      </w:tr>
+      <w:tr>
+        <w:tc>
+          <w:tcPr>
+            <w:tcW w:type="dxa" w:w="2948"/>
+          </w:tcPr>
+          <w:p>
+            <w:r/>
+            <w:r>
+              <w:rPr>
+                <w:sz w:val="18"/>
+              </w:rPr>
+              <w:t>All 12 designs scored</w:t>
+            </w:r>
+          </w:p>
+        </w:tc>
+        <w:tc>
+          <w:tcPr>
+            <w:tcW w:type="dxa" w:w="6463"/>
+          </w:tcPr>
+          <w:p>
+            <w:r/>
+            <w:r>
+              <w:rPr>
+                <w:sz w:val="18"/>
+              </w:rPr>
+              <w:t>runs\20261013_0112_P1_B4-exhaustive_0 (config.json)</w:t>
+            </w:r>
+          </w:p>
+        </w:tc>
+      </w:tr>
+    </w:tbl>
+    <w:p/>
+    <w:p>
+      <w:r>
+        <w:rPr>
+          <w:b/>
+        </w:rPr>
+        <w:t>How it works:</w:t>
       </w:r>
     </w:p>
     <w:p>
@@ -7143,7 +9177,7 @@
         <w:pStyle w:val="ListNumber"/>
       </w:pPr>
       <w:r>
-        <w:t>Picked 4 of the 12 designs at random, with the same budget the agent gets.</w:t>
+        <w:t>Pick 4 of the 12 designs at random: the same budget the agent gets.</w:t>
       </w:r>
     </w:p>
     <w:p>
@@ -7151,7 +9185,7 @@
         <w:pStyle w:val="ListNumber"/>
       </w:pPr>
       <w:r>
-        <w:t>Scored them on development data and kept the best, by the same rule the agent uses.</w:t>
+        <w:t>Score each on development data and keep the best, by the same rule the agent uses.</w:t>
       </w:r>
     </w:p>
     <w:p>
@@ -7159,7 +9193,26 @@
         <w:pStyle w:val="ListNumber"/>
       </w:pPr>
       <w:r>
-        <w:t>Repeated with 5 different random seeds, and also tried all 12 (the ceiling).</w:t>
+        <w:t>Repeat with 5 different random seeds, so the result is not one lucky or unlucky draw.</w:t>
+      </w:r>
+    </w:p>
+    <w:p>
+      <w:pPr>
+        <w:pStyle w:val="ListNumber"/>
+      </w:pPr>
+      <w:r>
+        <w:t>Also score all 12 designs: the best possible (the ceiling).</w:t>
+      </w:r>
+    </w:p>
+    <w:p>
+      <w:r>
+        <w:rPr>
+          <w:b/>
+        </w:rPr>
+        <w:t>Run it</w:t>
+      </w:r>
+      <w:r>
+        <w:t xml:space="preserve"> (under a minute):</w:t>
       </w:r>
     </w:p>
     <w:tbl>
@@ -7202,15 +9255,125 @@
       <w:r>
         <w:rPr>
           <w:b/>
+        </w:rPr>
+        <w:t>What the output means:</w:t>
+      </w:r>
+    </w:p>
+    <w:p>
+      <w:pPr>
+        <w:pStyle w:val="ListBullet"/>
+      </w:pPr>
+      <w:r>
+        <w:t>For each seed, the 4 designs drawn and the one kept; then the average over the 5 seeds.</w:t>
+      </w:r>
+    </w:p>
+    <w:p>
+      <w:r>
+        <w:rPr>
+          <w:b/>
+        </w:rPr>
+        <w:t>Check it yourself:</w:t>
+      </w:r>
+    </w:p>
+    <w:p>
+      <w:pPr>
+        <w:pStyle w:val="ListNumber"/>
+      </w:pPr>
+      <w:r>
+        <w:t xml:space="preserve">Open </w:t>
+      </w:r>
+      <w:r>
+        <w:rPr>
+          <w:rFonts w:ascii="Consolas" w:hAnsi="Consolas"/>
           <w:sz w:val="20"/>
         </w:rPr>
-        <w:t>Time:</w:t>
+        <w:t>runs\20261013_0112_P1_B4-random_seeds\metrics.json</w:t>
+      </w:r>
+      <w:r>
+        <w:t xml:space="preserve"> and find </w:t>
       </w:r>
       <w:r>
         <w:rPr>
+          <w:rFonts w:ascii="Consolas" w:hAnsi="Consolas"/>
           <w:sz w:val="20"/>
         </w:rPr>
-        <w:t xml:space="preserve"> under a minute</w:t>
+        <w:t>"selected_intent_macro_f1"</w:t>
+      </w:r>
+      <w:r>
+        <w:t>: the 5 winning scores, to 4 decimals, are 0.9585, 0.9511, 0.9744, 0.9511 and 0.9585.</w:t>
+      </w:r>
+    </w:p>
+    <w:p>
+      <w:pPr>
+        <w:pStyle w:val="ListNumber"/>
+      </w:pPr>
+      <w:r>
+        <w:t xml:space="preserve">Average them on a calculator: (0.9585 + 0.9511 + 0.9744 + 0.9511 + 0.9585) / 5 = 4.7936 / 5 = 0.9587, which rounds to </w:t>
+      </w:r>
+      <w:r>
+        <w:rPr>
+          <w:b/>
+        </w:rPr>
+        <w:t>0.959</w:t>
+      </w:r>
+      <w:r>
+        <w:t>, the B4 score. (Use 4 decimals: rounding first to 3 gives 0.958.)</w:t>
+      </w:r>
+    </w:p>
+    <w:p>
+      <w:pPr>
+        <w:pStyle w:val="ListNumber"/>
+      </w:pPr>
+      <w:r>
+        <w:t xml:space="preserve">Open </w:t>
+      </w:r>
+      <w:r>
+        <w:rPr>
+          <w:rFonts w:ascii="Consolas" w:hAnsi="Consolas"/>
+          <w:sz w:val="20"/>
+        </w:rPr>
+        <w:t>config.json</w:t>
+      </w:r>
+      <w:r>
+        <w:t xml:space="preserve"> in the same folder and search for </w:t>
+      </w:r>
+      <w:r>
+        <w:rPr>
+          <w:rFonts w:ascii="Consolas" w:hAnsi="Consolas"/>
+          <w:sz w:val="20"/>
+        </w:rPr>
+        <w:t>"attempted"</w:t>
+      </w:r>
+      <w:r>
+        <w:t xml:space="preserve"> to see which 4 designs each seed drew.</w:t>
+      </w:r>
+    </w:p>
+    <w:p>
+      <w:pPr>
+        <w:pStyle w:val="ListNumber"/>
+      </w:pPr>
+      <w:r>
+        <w:t xml:space="preserve">Open the B4-exhaustive folder's </w:t>
+      </w:r>
+      <w:r>
+        <w:rPr>
+          <w:rFonts w:ascii="Consolas" w:hAnsi="Consolas"/>
+          <w:sz w:val="20"/>
+        </w:rPr>
+        <w:t>config.json</w:t>
+      </w:r>
+      <w:r>
+        <w:t xml:space="preserve"> and search for </w:t>
+      </w:r>
+      <w:r>
+        <w:rPr>
+          <w:rFonts w:ascii="Consolas" w:hAnsi="Consolas"/>
+          <w:sz w:val="20"/>
+        </w:rPr>
+        <w:t>"ranking"</w:t>
+      </w:r>
+      <w:r>
+        <w:t>: all 12 designs, best first (schema-sim-llm, 0.974).</w:t>
       </w:r>
     </w:p>
     <w:p>
@@ -7225,7 +9388,7 @@
         <w:rPr>
           <w:sz w:val="21"/>
         </w:rPr>
-        <w:t xml:space="preserve"> "Random search averaged 0.959 on P1. A1 did not beat it; the improved A2 reached the best design."</w:t>
+        <w:t xml:space="preserve"> "Random search averaged 0.959 on P1. A1 did not beat it; the improved A2 reached the best design, 0.974."</w:t>
       </w:r>
     </w:p>
     <w:p>
@@ -7241,10 +9404,10 @@
         <w:rPr>
           <w:b/>
         </w:rPr>
-        <w:t>Idea:</w:t>
-      </w:r>
-      <w:r>
-        <w:t xml:space="preserve"> Run the full framework: Analyzer, Architect, scoring the candidates, selection.</w:t>
+        <w:t>In one sentence:</w:t>
+      </w:r>
+      <w:r>
+        <w:t xml:space="preserve"> We ran the full framework: the Analyzer, the Architect, scoring the candidates and selecting the best.</w:t>
       </w:r>
     </w:p>
     <w:p>
@@ -7252,7 +9415,272 @@
         <w:rPr>
           <w:b/>
         </w:rPr>
-        <w:t>How it was done:</w:t>
+        <w:t>Where its files are:</w:t>
+      </w:r>
+    </w:p>
+    <w:tbl>
+      <w:tblPr>
+        <w:tblStyle w:val="TableGrid"/>
+        <w:tblW w:type="auto" w:w="0"/>
+        <w:jc w:val="center"/>
+        <w:tblLook w:firstColumn="1" w:firstRow="1" w:lastColumn="0" w:lastRow="0" w:noHBand="0" w:noVBand="1" w:val="04A0"/>
+      </w:tblPr>
+      <w:tblGrid>
+        <w:gridCol w:w="4873"/>
+        <w:gridCol w:w="4873"/>
+      </w:tblGrid>
+      <w:tr>
+        <w:tc>
+          <w:tcPr>
+            <w:tcW w:type="dxa" w:w="2948"/>
+            <w:shd w:val="clear" w:color="auto" w:fill="DBEAFE"/>
+          </w:tcPr>
+          <w:p>
+            <w:r/>
+            <w:r>
+              <w:rPr>
+                <w:b/>
+                <w:sz w:val="18"/>
+              </w:rPr>
+              <w:t>What</w:t>
+            </w:r>
+          </w:p>
+        </w:tc>
+        <w:tc>
+          <w:tcPr>
+            <w:tcW w:type="dxa" w:w="6463"/>
+            <w:shd w:val="clear" w:color="auto" w:fill="DBEAFE"/>
+          </w:tcPr>
+          <w:p>
+            <w:r/>
+            <w:r>
+              <w:rPr>
+                <w:b/>
+                <w:sz w:val="18"/>
+              </w:rPr>
+              <w:t>Where</w:t>
+            </w:r>
+          </w:p>
+        </w:tc>
+      </w:tr>
+      <w:tr>
+        <w:tc>
+          <w:tcPr>
+            <w:tcW w:type="dxa" w:w="2948"/>
+          </w:tcPr>
+          <w:p>
+            <w:r/>
+            <w:r>
+              <w:rPr>
+                <w:sz w:val="18"/>
+              </w:rPr>
+              <w:t>The Analyzer</w:t>
+            </w:r>
+          </w:p>
+        </w:tc>
+        <w:tc>
+          <w:tcPr>
+            <w:tcW w:type="dxa" w:w="6463"/>
+          </w:tcPr>
+          <w:p>
+            <w:r/>
+            <w:r>
+              <w:rPr>
+                <w:sz w:val="18"/>
+              </w:rPr>
+              <w:t>src\analyzer\analyzer.py</w:t>
+            </w:r>
+          </w:p>
+        </w:tc>
+      </w:tr>
+      <w:tr>
+        <w:tc>
+          <w:tcPr>
+            <w:tcW w:type="dxa" w:w="2948"/>
+          </w:tcPr>
+          <w:p>
+            <w:r/>
+            <w:r>
+              <w:rPr>
+                <w:sz w:val="18"/>
+              </w:rPr>
+              <w:t>A1's Architect</w:t>
+            </w:r>
+          </w:p>
+        </w:tc>
+        <w:tc>
+          <w:tcPr>
+            <w:tcW w:type="dxa" w:w="6463"/>
+          </w:tcPr>
+          <w:p>
+            <w:r/>
+            <w:r>
+              <w:rPr>
+                <w:sz w:val="18"/>
+              </w:rPr>
+              <w:t>src\architect\architect.py</w:t>
+            </w:r>
+          </w:p>
+        </w:tc>
+      </w:tr>
+      <w:tr>
+        <w:tc>
+          <w:tcPr>
+            <w:tcW w:type="dxa" w:w="2948"/>
+          </w:tcPr>
+          <w:p>
+            <w:r/>
+            <w:r>
+              <w:rPr>
+                <w:sz w:val="18"/>
+              </w:rPr>
+              <w:t>A2's Architect</w:t>
+            </w:r>
+          </w:p>
+        </w:tc>
+        <w:tc>
+          <w:tcPr>
+            <w:tcW w:type="dxa" w:w="6463"/>
+          </w:tcPr>
+          <w:p>
+            <w:r/>
+            <w:r>
+              <w:rPr>
+                <w:sz w:val="18"/>
+              </w:rPr>
+              <w:t>src\architect\architect_v2.py</w:t>
+            </w:r>
+          </w:p>
+        </w:tc>
+      </w:tr>
+      <w:tr>
+        <w:tc>
+          <w:tcPr>
+            <w:tcW w:type="dxa" w:w="2948"/>
+          </w:tcPr>
+          <w:p>
+            <w:r/>
+            <w:r>
+              <w:rPr>
+                <w:sz w:val="18"/>
+              </w:rPr>
+              <w:t>Puts the steps together</w:t>
+            </w:r>
+          </w:p>
+        </w:tc>
+        <w:tc>
+          <w:tcPr>
+            <w:tcW w:type="dxa" w:w="6463"/>
+          </w:tcPr>
+          <w:p>
+            <w:r/>
+            <w:r>
+              <w:rPr>
+                <w:sz w:val="18"/>
+              </w:rPr>
+              <w:t>src\architect\design_run.py</w:t>
+            </w:r>
+          </w:p>
+        </w:tc>
+      </w:tr>
+      <w:tr>
+        <w:tc>
+          <w:tcPr>
+            <w:tcW w:type="dxa" w:w="2948"/>
+          </w:tcPr>
+          <w:p>
+            <w:r/>
+            <w:r>
+              <w:rPr>
+                <w:sz w:val="18"/>
+              </w:rPr>
+              <w:t>Scripts</w:t>
+            </w:r>
+          </w:p>
+        </w:tc>
+        <w:tc>
+          <w:tcPr>
+            <w:tcW w:type="dxa" w:w="6463"/>
+          </w:tcPr>
+          <w:p>
+            <w:r/>
+            <w:r>
+              <w:rPr>
+                <w:sz w:val="18"/>
+              </w:rPr>
+              <w:t>scripts\run_design.py (A1), scripts\run_a2.py (A2)</w:t>
+            </w:r>
+          </w:p>
+        </w:tc>
+      </w:tr>
+      <w:tr>
+        <w:tc>
+          <w:tcPr>
+            <w:tcW w:type="dxa" w:w="2948"/>
+          </w:tcPr>
+          <w:p>
+            <w:r/>
+            <w:r>
+              <w:rPr>
+                <w:sz w:val="18"/>
+              </w:rPr>
+              <w:t>Result folders</w:t>
+            </w:r>
+          </w:p>
+        </w:tc>
+        <w:tc>
+          <w:tcPr>
+            <w:tcW w:type="dxa" w:w="6463"/>
+          </w:tcPr>
+          <w:p>
+            <w:r/>
+            <w:r>
+              <w:rPr>
+                <w:sz w:val="18"/>
+              </w:rPr>
+              <w:t>runs\20261013_0110_P1_A1_0, runs\20261024_1648_P1_A2_0 (config.json, events.jsonl)</w:t>
+            </w:r>
+          </w:p>
+        </w:tc>
+      </w:tr>
+      <w:tr>
+        <w:tc>
+          <w:tcPr>
+            <w:tcW w:type="dxa" w:w="2948"/>
+          </w:tcPr>
+          <w:p>
+            <w:r/>
+            <w:r>
+              <w:rPr>
+                <w:sz w:val="18"/>
+              </w:rPr>
+              <w:t>Answers of the chosen design</w:t>
+            </w:r>
+          </w:p>
+        </w:tc>
+        <w:tc>
+          <w:tcPr>
+            <w:tcW w:type="dxa" w:w="6463"/>
+          </w:tcPr>
+          <w:p>
+            <w:r/>
+            <w:r>
+              <w:rPr>
+                <w:sz w:val="18"/>
+              </w:rPr>
+              <w:t>runs\20261024_1654_P1_A1-selected_0, runs\20261024_1654_P1_A2-selected_0</w:t>
+            </w:r>
+          </w:p>
+        </w:tc>
+      </w:tr>
+    </w:tbl>
+    <w:p/>
+    <w:p>
+      <w:r>
+        <w:rPr>
+          <w:b/>
+        </w:rPr>
+        <w:t>How it works:</w:t>
       </w:r>
     </w:p>
     <w:p>
@@ -7260,7 +9688,7 @@
         <w:pStyle w:val="ListNumber"/>
       </w:pPr>
       <w:r>
-        <w:t>The Analyzer asks the AI to describe every intent and field (2 calls).</w:t>
+        <w:t>Analyzer: ask the AI to write a one-line description of every intent and field (2 calls).</w:t>
       </w:r>
     </w:p>
     <w:p>
@@ -7268,7 +9696,7 @@
         <w:pStyle w:val="ListNumber"/>
       </w:pPr>
       <w:r>
-        <w:t>The Architect asks the AI which designs to try; A2 asks it to rank each design choice separately.</w:t>
+        <w:t>Architect: ask the AI which designs to try. A1 asks it to pick 3 at once; A2 asks it to rank each design choice separately, then builds 3 designs that each change one choice.</w:t>
       </w:r>
     </w:p>
     <w:p>
@@ -7276,7 +9704,7 @@
         <w:pStyle w:val="ListNumber"/>
       </w:pPr>
       <w:r>
-        <w:t>Each chosen design is scored on development data; after 3, the scores go back to the Architect for a 4th choice.</w:t>
+        <w:t>Score each of the 3 designs on the 100 development requests.</w:t>
       </w:r>
     </w:p>
     <w:p>
@@ -7284,7 +9712,26 @@
         <w:pStyle w:val="ListNumber"/>
       </w:pPr>
       <w:r>
-        <w:t>The best-scoring design is selected; every choice and its reason are saved in the run folder.</w:t>
+        <w:t>Give the scores back to the Architect, which picks a 4th design.</w:t>
+      </w:r>
+    </w:p>
+    <w:p>
+      <w:pPr>
+        <w:pStyle w:val="ListNumber"/>
+      </w:pPr>
+      <w:r>
+        <w:t>Keep the best of the 4. Save every choice, its reason and its score in the run folder.</w:t>
+      </w:r>
+    </w:p>
+    <w:p>
+      <w:r>
+        <w:rPr>
+          <w:b/>
+        </w:rPr>
+        <w:t>Run it</w:t>
+      </w:r>
+      <w:r>
+        <w:t xml:space="preserve"> (under a minute):</w:t>
       </w:r>
     </w:p>
     <w:tbl>
@@ -7312,19 +9759,6 @@
                 <w:color w:val="F8FAFC"/>
                 <w:sz w:val="19"/>
               </w:rPr>
-              <w:t>python scripts/run_design.py --systems A1 --projects P1</w:t>
-            </w:r>
-          </w:p>
-          <w:p>
-            <w:pPr>
-              <w:spacing w:after="0"/>
-            </w:pPr>
-            <w:r>
-              <w:rPr>
-                <w:rFonts w:ascii="Consolas" w:hAnsi="Consolas"/>
-                <w:color w:val="F8FAFC"/>
-                <w:sz w:val="19"/>
-              </w:rPr>
               <w:t>python scripts/run_a2.py</w:t>
             </w:r>
           </w:p>
@@ -7335,21 +9769,6 @@
       <w:pPr>
         <w:spacing w:after="0"/>
       </w:pPr>
-    </w:p>
-    <w:p>
-      <w:r>
-        <w:rPr>
-          <w:b/>
-          <w:sz w:val="20"/>
-        </w:rPr>
-        <w:t>Time:</w:t>
-      </w:r>
-      <w:r>
-        <w:rPr>
-          <w:sz w:val="20"/>
-        </w:rPr>
-        <w:t xml:space="preserve"> under a minute each</w:t>
-      </w:r>
     </w:p>
     <w:p>
       <w:pPr>
@@ -7400,7 +9819,159 @@
           <w:color w:val="475569"/>
           <w:sz w:val="18"/>
         </w:rPr>
-        <w:t>The A2 run: the AI's rankings, the 4 designs it tried, and the decision (real output).</w:t>
+        <w:t>The A2 run (real output).</w:t>
+      </w:r>
+    </w:p>
+    <w:p>
+      <w:r>
+        <w:rPr>
+          <w:b/>
+        </w:rPr>
+        <w:t>What the output means:</w:t>
+      </w:r>
+    </w:p>
+    <w:p>
+      <w:pPr>
+        <w:pStyle w:val="ListBullet"/>
+      </w:pPr>
+      <w:r>
+        <w:rPr>
+          <w:rFonts w:ascii="Consolas" w:hAnsi="Consolas"/>
+          <w:sz w:val="20"/>
+        </w:rPr>
+        <w:t>ranked extraction schema_guided &gt; two_stage &gt; joint</w:t>
+      </w:r>
+      <w:r>
+        <w:t>: the AI's own ranking, with its reason in brackets.</w:t>
+      </w:r>
+    </w:p>
+    <w:p>
+      <w:pPr>
+        <w:pStyle w:val="ListBullet"/>
+      </w:pPr>
+      <w:r>
+        <w:rPr>
+          <w:rFonts w:ascii="Consolas" w:hAnsi="Consolas"/>
+          <w:sz w:val="20"/>
+        </w:rPr>
+        <w:t>tried ... [reasoned/initial]</w:t>
+      </w:r>
+      <w:r>
+        <w:t xml:space="preserve">: the 3 first designs and their scores; </w:t>
+      </w:r>
+      <w:r>
+        <w:rPr>
+          <w:rFonts w:ascii="Consolas" w:hAnsi="Consolas"/>
+          <w:sz w:val="20"/>
+        </w:rPr>
+        <w:t>[reasoned/revision]</w:t>
+      </w:r>
+      <w:r>
+        <w:t>: the 4th, chosen after seeing the scores.</w:t>
+      </w:r>
+    </w:p>
+    <w:p>
+      <w:pPr>
+        <w:pStyle w:val="ListBullet"/>
+      </w:pPr>
+      <w:r>
+        <w:rPr>
+          <w:rFonts w:ascii="Consolas" w:hAnsi="Consolas"/>
+          <w:sz w:val="20"/>
+        </w:rPr>
+        <w:t>selected schema-sim-llm: intent 0.974</w:t>
+      </w:r>
+      <w:r>
+        <w:t>: the design kept.</w:t>
+      </w:r>
+    </w:p>
+    <w:p>
+      <w:r>
+        <w:rPr>
+          <w:b/>
+        </w:rPr>
+        <w:t>Check it yourself:</w:t>
+      </w:r>
+    </w:p>
+    <w:p>
+      <w:pPr>
+        <w:pStyle w:val="ListNumber"/>
+      </w:pPr>
+      <w:r>
+        <w:t xml:space="preserve">Open </w:t>
+      </w:r>
+      <w:r>
+        <w:rPr>
+          <w:rFonts w:ascii="Consolas" w:hAnsi="Consolas"/>
+          <w:sz w:val="20"/>
+        </w:rPr>
+        <w:t>runs\20261013_0110_P1_A1_0\config.json</w:t>
+      </w:r>
+      <w:r>
+        <w:t xml:space="preserve"> and search for </w:t>
+      </w:r>
+      <w:r>
+        <w:rPr>
+          <w:rFonts w:ascii="Consolas" w:hAnsi="Consolas"/>
+          <w:sz w:val="20"/>
+        </w:rPr>
+        <w:t>"attempts"</w:t>
+      </w:r>
+      <w:r>
+        <w:t xml:space="preserve">: the 4 designs A1 tried, each with a </w:t>
+      </w:r>
+      <w:r>
+        <w:rPr>
+          <w:rFonts w:ascii="Consolas" w:hAnsi="Consolas"/>
+          <w:sz w:val="20"/>
+        </w:rPr>
+        <w:t>"rationale"</w:t>
+      </w:r>
+      <w:r>
+        <w:t xml:space="preserve"> (its reason) and </w:t>
+      </w:r>
+      <w:r>
+        <w:rPr>
+          <w:rFonts w:ascii="Consolas" w:hAnsi="Consolas"/>
+          <w:sz w:val="20"/>
+        </w:rPr>
+        <w:t>"source": "reasoned"</w:t>
+      </w:r>
+      <w:r>
+        <w:t xml:space="preserve"> (the AI chose it, not a fallback).</w:t>
+      </w:r>
+    </w:p>
+    <w:p>
+      <w:pPr>
+        <w:pStyle w:val="ListNumber"/>
+      </w:pPr>
+      <w:r>
+        <w:t xml:space="preserve">Search the same file for </w:t>
+      </w:r>
+      <w:r>
+        <w:rPr>
+          <w:rFonts w:ascii="Consolas" w:hAnsi="Consolas"/>
+          <w:sz w:val="20"/>
+        </w:rPr>
+        <w:t>"reasoned_choices"</w:t>
+      </w:r>
+      <w:r>
+        <w:t>: 4, so all 4 choices came from the AI.</w:t>
+      </w:r>
+    </w:p>
+    <w:p>
+      <w:pPr>
+        <w:pStyle w:val="ListNumber"/>
+      </w:pPr>
+      <w:r>
+        <w:rPr>
+          <w:rFonts w:ascii="Consolas" w:hAnsi="Consolas"/>
+          <w:sz w:val="20"/>
+        </w:rPr>
+        <w:t>python scripts/explain_f1.py --run 20261024_1654_P1_A2-selected_0</w:t>
+      </w:r>
+      <w:r>
+        <w:t xml:space="preserve"> works out A2's 0.974 (Part A5).</w:t>
       </w:r>
     </w:p>
     <w:p>
@@ -7415,7 +9986,7 @@
         <w:rPr>
           <w:sz w:val="21"/>
         </w:rPr>
-        <w:t xml:space="preserve"> "A2 ranks every choice, tests alternatives one change at a time, and reached the best of all 12 designs on both projects."</w:t>
+        <w:t xml:space="preserve"> "The agent chooses designs itself and records a reason for each choice. A2 tests the alternatives one change at a time, and it reached the best of all 12 designs on both projects."</w:t>
       </w:r>
     </w:p>
     <w:p>
@@ -7431,10 +10002,10 @@
         <w:rPr>
           <w:b/>
         </w:rPr>
-        <w:t>Idea:</w:t>
-      </w:r>
-      <w:r>
-        <w:t xml:space="preserve"> Find out which part of the agent matters by removing one part at a time.</w:t>
+        <w:t>In one sentence:</w:t>
+      </w:r>
+      <w:r>
+        <w:t xml:space="preserve"> We removed one part of the agent at a time to find out which part matters.</w:t>
       </w:r>
     </w:p>
     <w:p>
@@ -7442,7 +10013,182 @@
         <w:rPr>
           <w:b/>
         </w:rPr>
-        <w:t>How it was done:</w:t>
+        <w:t>Where its files are:</w:t>
+      </w:r>
+    </w:p>
+    <w:tbl>
+      <w:tblPr>
+        <w:tblStyle w:val="TableGrid"/>
+        <w:tblW w:type="auto" w:w="0"/>
+        <w:jc w:val="center"/>
+        <w:tblLook w:firstColumn="1" w:firstRow="1" w:lastColumn="0" w:lastRow="0" w:noHBand="0" w:noVBand="1" w:val="04A0"/>
+      </w:tblPr>
+      <w:tblGrid>
+        <w:gridCol w:w="4873"/>
+        <w:gridCol w:w="4873"/>
+      </w:tblGrid>
+      <w:tr>
+        <w:tc>
+          <w:tcPr>
+            <w:tcW w:type="dxa" w:w="2948"/>
+            <w:shd w:val="clear" w:color="auto" w:fill="DBEAFE"/>
+          </w:tcPr>
+          <w:p>
+            <w:r/>
+            <w:r>
+              <w:rPr>
+                <w:b/>
+                <w:sz w:val="18"/>
+              </w:rPr>
+              <w:t>What</w:t>
+            </w:r>
+          </w:p>
+        </w:tc>
+        <w:tc>
+          <w:tcPr>
+            <w:tcW w:type="dxa" w:w="6463"/>
+            <w:shd w:val="clear" w:color="auto" w:fill="DBEAFE"/>
+          </w:tcPr>
+          <w:p>
+            <w:r/>
+            <w:r>
+              <w:rPr>
+                <w:b/>
+                <w:sz w:val="18"/>
+              </w:rPr>
+              <w:t>Where</w:t>
+            </w:r>
+          </w:p>
+        </w:tc>
+      </w:tr>
+      <w:tr>
+        <w:tc>
+          <w:tcPr>
+            <w:tcW w:type="dxa" w:w="2948"/>
+          </w:tcPr>
+          <w:p>
+            <w:r/>
+            <w:r>
+              <w:rPr>
+                <w:sz w:val="18"/>
+              </w:rPr>
+              <w:t>The script</w:t>
+            </w:r>
+          </w:p>
+        </w:tc>
+        <w:tc>
+          <w:tcPr>
+            <w:tcW w:type="dxa" w:w="6463"/>
+          </w:tcPr>
+          <w:p>
+            <w:r/>
+            <w:r>
+              <w:rPr>
+                <w:sz w:val="18"/>
+              </w:rPr>
+              <w:t>scripts\run_dev_analysis.py</w:t>
+            </w:r>
+          </w:p>
+        </w:tc>
+      </w:tr>
+      <w:tr>
+        <w:tc>
+          <w:tcPr>
+            <w:tcW w:type="dxa" w:w="2948"/>
+          </w:tcPr>
+          <w:p>
+            <w:r/>
+            <w:r>
+              <w:rPr>
+                <w:sz w:val="18"/>
+              </w:rPr>
+              <w:t>One result folder per variant</w:t>
+            </w:r>
+          </w:p>
+        </w:tc>
+        <w:tc>
+          <w:tcPr>
+            <w:tcW w:type="dxa" w:w="6463"/>
+          </w:tcPr>
+          <w:p>
+            <w:r/>
+            <w:r>
+              <w:rPr>
+                <w:sz w:val="18"/>
+              </w:rPr>
+              <w:t>runs\20261016_0100_P1_A1-noAnalyzer_0, ...-noReasoning_0, ...-noSelection_0, ...-oneCandidate_0, ...-noRepair_0</w:t>
+            </w:r>
+          </w:p>
+        </w:tc>
+      </w:tr>
+      <w:tr>
+        <w:tc>
+          <w:tcPr>
+            <w:tcW w:type="dxa" w:w="2948"/>
+          </w:tcPr>
+          <w:p>
+            <w:r/>
+            <w:r>
+              <w:rPr>
+                <w:sz w:val="18"/>
+              </w:rPr>
+              <w:t>All numbers together</w:t>
+            </w:r>
+          </w:p>
+        </w:tc>
+        <w:tc>
+          <w:tcPr>
+            <w:tcW w:type="dxa" w:w="6463"/>
+          </w:tcPr>
+          <w:p>
+            <w:r/>
+            <w:r>
+              <w:rPr>
+                <w:sz w:val="18"/>
+              </w:rPr>
+              <w:t>reports\dev_analysis.json (section "ablations")</w:t>
+            </w:r>
+          </w:p>
+        </w:tc>
+      </w:tr>
+      <w:tr>
+        <w:tc>
+          <w:tcPr>
+            <w:tcW w:type="dxa" w:w="2948"/>
+          </w:tcPr>
+          <w:p>
+            <w:r/>
+            <w:r>
+              <w:rPr>
+                <w:sz w:val="18"/>
+              </w:rPr>
+              <w:t>The write-up</w:t>
+            </w:r>
+          </w:p>
+        </w:tc>
+        <w:tc>
+          <w:tcPr>
+            <w:tcW w:type="dxa" w:w="6463"/>
+          </w:tcPr>
+          <w:p>
+            <w:r/>
+            <w:r>
+              <w:rPr>
+                <w:sz w:val="18"/>
+              </w:rPr>
+              <w:t>reports\DEV_ANALYSIS.md, section 1</w:t>
+            </w:r>
+          </w:p>
+        </w:tc>
+      </w:tr>
+    </w:tbl>
+    <w:p/>
+    <w:p>
+      <w:r>
+        <w:rPr>
+          <w:b/>
+        </w:rPr>
+        <w:t>How it works:</w:t>
       </w:r>
     </w:p>
     <w:p>
@@ -7450,7 +10196,7 @@
         <w:pStyle w:val="ListNumber"/>
       </w:pPr>
       <w:r>
-        <w:t>Without the Analyzer: no descriptions written.</w:t>
+        <w:t>No Analyzer: run the agent without the AI-written descriptions.</w:t>
       </w:r>
     </w:p>
     <w:p>
@@ -7458,7 +10204,7 @@
         <w:pStyle w:val="ListNumber"/>
       </w:pPr>
       <w:r>
-        <w:t>Without the Architect's reasoning: a fixed order instead of the AI's choice.</w:t>
+        <w:t>No reasoning: replace the AI's choice of designs with a fixed order.</w:t>
       </w:r>
     </w:p>
     <w:p>
@@ -7466,7 +10212,7 @@
         <w:pStyle w:val="ListNumber"/>
       </w:pPr>
       <w:r>
-        <w:t>Without scored selection: take the first design, unscored.</w:t>
+        <w:t>No selection: take the Architect's first design without scoring any.</w:t>
       </w:r>
     </w:p>
     <w:p>
@@ -7474,7 +10220,7 @@
         <w:pStyle w:val="ListNumber"/>
       </w:pPr>
       <w:r>
-        <w:t>Without repair: no second chance on a badly formatted reply.</w:t>
+        <w:t>No repair: give no second chance when the model's reply is badly formatted.</w:t>
       </w:r>
     </w:p>
     <w:p>
@@ -7482,7 +10228,18 @@
         <w:pStyle w:val="ListNumber"/>
       </w:pPr>
       <w:r>
-        <w:t>Each variant scored on the same 100 requests and compared with the full system.</w:t>
+        <w:t>Score each variant on the same 100 requests and compare it with the full agent.</w:t>
+      </w:r>
+    </w:p>
+    <w:p>
+      <w:r>
+        <w:rPr>
+          <w:b/>
+        </w:rPr>
+        <w:t>Run it</w:t>
+      </w:r>
+      <w:r>
+        <w:t xml:space="preserve"> (1 to 2 minutes):</w:t>
       </w:r>
     </w:p>
     <w:tbl>
@@ -7522,18 +10279,125 @@
       </w:pPr>
     </w:p>
     <w:p>
+      <w:pPr>
+        <w:jc w:val="center"/>
+      </w:pPr>
+      <w:r>
+        <w:drawing>
+          <wp:inline xmlns:a="http://schemas.openxmlformats.org/drawingml/2006/main" xmlns:pic="http://schemas.openxmlformats.org/drawingml/2006/picture">
+            <wp:extent cx="5976000" cy="2267661"/>
+            <wp:docPr id="10" name="Picture 10"/>
+            <wp:cNvGraphicFramePr>
+              <a:graphicFrameLocks noChangeAspect="1"/>
+            </wp:cNvGraphicFramePr>
+            <a:graphic>
+              <a:graphicData uri="http://schemas.openxmlformats.org/drawingml/2006/picture">
+                <pic:pic>
+                  <pic:nvPicPr>
+                    <pic:cNvPr id="0" name="fig4_ablations.png"/>
+                    <pic:cNvPicPr/>
+                  </pic:nvPicPr>
+                  <pic:blipFill>
+                    <a:blip r:embed="rId18"/>
+                    <a:stretch>
+                      <a:fillRect/>
+                    </a:stretch>
+                  </pic:blipFill>
+                  <pic:spPr>
+                    <a:xfrm>
+                      <a:off x="0" y="0"/>
+                      <a:ext cx="5976000" cy="2267661"/>
+                    </a:xfrm>
+                    <a:prstGeom prst="rect"/>
+                  </pic:spPr>
+                </pic:pic>
+              </a:graphicData>
+            </a:graphic>
+          </wp:inline>
+        </w:drawing>
+      </w:r>
+    </w:p>
+    <w:p>
+      <w:pPr>
+        <w:spacing w:after="240"/>
+        <w:jc w:val="center"/>
+      </w:pPr>
+      <w:r>
+        <w:rPr>
+          <w:color w:val="475569"/>
+          <w:sz w:val="18"/>
+        </w:rPr>
+        <w:t>Each bar removes one part of A1 (chart from the reports\figures folder).</w:t>
+      </w:r>
+    </w:p>
+    <w:p>
       <w:r>
         <w:rPr>
           <w:b/>
+        </w:rPr>
+        <w:t>What the output means:</w:t>
+      </w:r>
+    </w:p>
+    <w:p>
+      <w:pPr>
+        <w:pStyle w:val="ListBullet"/>
+      </w:pPr>
+      <w:r>
+        <w:t xml:space="preserve">One line per variant, e.g. </w:t>
+      </w:r>
+      <w:r>
+        <w:rPr>
+          <w:rFonts w:ascii="Consolas" w:hAnsi="Consolas"/>
           <w:sz w:val="20"/>
         </w:rPr>
-        <w:t>Time:</w:t>
-      </w:r>
+        <w:t>A1-noReasoning joint-sim-llm intent 0.886</w:t>
+      </w:r>
+      <w:r>
+        <w:t xml:space="preserve"> on P2: without the AI's reasoning, P2 scored higher than with it.</w:t>
+      </w:r>
+    </w:p>
+    <w:p>
       <w:r>
         <w:rPr>
+          <w:b/>
+        </w:rPr>
+        <w:t>Check it yourself:</w:t>
+      </w:r>
+    </w:p>
+    <w:p>
+      <w:pPr>
+        <w:pStyle w:val="ListNumber"/>
+      </w:pPr>
+      <w:r>
+        <w:t xml:space="preserve">Pick a variant and work out its score: </w:t>
+      </w:r>
+      <w:r>
+        <w:rPr>
+          <w:rFonts w:ascii="Consolas" w:hAnsi="Consolas"/>
           <w:sz w:val="20"/>
         </w:rPr>
-        <w:t xml:space="preserve"> 1 to 2 minutes</w:t>
+        <w:t>python scripts/explain_f1.py --run 20261016_0102_P2_A1-noReasoning_0</w:t>
+      </w:r>
+      <w:r>
+        <w:t xml:space="preserve"> gives 0.886.</w:t>
+      </w:r>
+    </w:p>
+    <w:p>
+      <w:pPr>
+        <w:pStyle w:val="ListNumber"/>
+      </w:pPr>
+      <w:r>
+        <w:t xml:space="preserve">Compare with the full agent on P2: </w:t>
+      </w:r>
+      <w:r>
+        <w:rPr>
+          <w:rFonts w:ascii="Consolas" w:hAnsi="Consolas"/>
+          <w:sz w:val="20"/>
+        </w:rPr>
+        <w:t>python scripts/explain_f1.py --run 20261024_1654_P2_A1-selected_0</w:t>
+      </w:r>
+      <w:r>
+        <w:t xml:space="preserve"> gives 0.841.</w:t>
       </w:r>
     </w:p>
     <w:p>
@@ -7548,7 +10412,7 @@
         <w:rPr>
           <w:sz w:val="21"/>
         </w:rPr>
-        <w:t xml:space="preserve"> "Scoring the candidates is what helps most (+3 to +4 points); A1's reasoning did not help, which is why we built A2."</w:t>
+        <w:t xml:space="preserve"> "Scoring the candidates helps most, by 3 to 4 points. A1's reasoning did not help, which is exactly why we built A2."</w:t>
       </w:r>
     </w:p>
     <w:p>
@@ -7564,10 +10428,10 @@
         <w:rPr>
           <w:b/>
         </w:rPr>
-        <w:t>Idea:</w:t>
-      </w:r>
-      <w:r>
-        <w:t xml:space="preserve"> Check whether a difference between two systems is real or could be luck.</w:t>
+        <w:t>In one sentence:</w:t>
+      </w:r>
+      <w:r>
+        <w:t xml:space="preserve"> We checked whether a difference between two systems is real or could be luck.</w:t>
       </w:r>
     </w:p>
     <w:p>
@@ -7575,18 +10439,203 @@
         <w:rPr>
           <w:b/>
         </w:rPr>
-        <w:t>How it was done:</w:t>
-      </w:r>
-    </w:p>
+        <w:t>Where its files are:</w:t>
+      </w:r>
+    </w:p>
+    <w:tbl>
+      <w:tblPr>
+        <w:tblStyle w:val="TableGrid"/>
+        <w:tblW w:type="auto" w:w="0"/>
+        <w:jc w:val="center"/>
+        <w:tblLook w:firstColumn="1" w:firstRow="1" w:lastColumn="0" w:lastRow="0" w:noHBand="0" w:noVBand="1" w:val="04A0"/>
+      </w:tblPr>
+      <w:tblGrid>
+        <w:gridCol w:w="4873"/>
+        <w:gridCol w:w="4873"/>
+      </w:tblGrid>
+      <w:tr>
+        <w:tc>
+          <w:tcPr>
+            <w:tcW w:type="dxa" w:w="2948"/>
+            <w:shd w:val="clear" w:color="auto" w:fill="DBEAFE"/>
+          </w:tcPr>
+          <w:p>
+            <w:r/>
+            <w:r>
+              <w:rPr>
+                <w:b/>
+                <w:sz w:val="18"/>
+              </w:rPr>
+              <w:t>What</w:t>
+            </w:r>
+          </w:p>
+        </w:tc>
+        <w:tc>
+          <w:tcPr>
+            <w:tcW w:type="dxa" w:w="6463"/>
+            <w:shd w:val="clear" w:color="auto" w:fill="DBEAFE"/>
+          </w:tcPr>
+          <w:p>
+            <w:r/>
+            <w:r>
+              <w:rPr>
+                <w:b/>
+                <w:sz w:val="18"/>
+              </w:rPr>
+              <w:t>Where</w:t>
+            </w:r>
+          </w:p>
+        </w:tc>
+      </w:tr>
+      <w:tr>
+        <w:tc>
+          <w:tcPr>
+            <w:tcW w:type="dxa" w:w="2948"/>
+          </w:tcPr>
+          <w:p>
+            <w:r/>
+            <w:r>
+              <w:rPr>
+                <w:sz w:val="18"/>
+              </w:rPr>
+              <w:t>The code</w:t>
+            </w:r>
+          </w:p>
+        </w:tc>
+        <w:tc>
+          <w:tcPr>
+            <w:tcW w:type="dxa" w:w="6463"/>
+          </w:tcPr>
+          <w:p>
+            <w:r/>
+            <w:r>
+              <w:rPr>
+                <w:sz w:val="18"/>
+              </w:rPr>
+              <w:t>paired_bootstrap in scripts\run_dev_analysis.py</w:t>
+            </w:r>
+          </w:p>
+        </w:tc>
+      </w:tr>
+      <w:tr>
+        <w:tc>
+          <w:tcPr>
+            <w:tcW w:type="dxa" w:w="2948"/>
+          </w:tcPr>
+          <w:p>
+            <w:r/>
+            <w:r>
+              <w:rPr>
+                <w:sz w:val="18"/>
+              </w:rPr>
+              <w:t>The results</w:t>
+            </w:r>
+          </w:p>
+        </w:tc>
+        <w:tc>
+          <w:tcPr>
+            <w:tcW w:type="dxa" w:w="6463"/>
+          </w:tcPr>
+          <w:p>
+            <w:r/>
+            <w:r>
+              <w:rPr>
+                <w:sz w:val="18"/>
+              </w:rPr>
+              <w:t>reports\dev_analysis.json (section "bootstrap")</w:t>
+            </w:r>
+          </w:p>
+        </w:tc>
+      </w:tr>
+      <w:tr>
+        <w:tc>
+          <w:tcPr>
+            <w:tcW w:type="dxa" w:w="2948"/>
+          </w:tcPr>
+          <w:p>
+            <w:r/>
+            <w:r>
+              <w:rPr>
+                <w:sz w:val="18"/>
+              </w:rPr>
+              <w:t>The step-by-step explainer</w:t>
+            </w:r>
+          </w:p>
+        </w:tc>
+        <w:tc>
+          <w:tcPr>
+            <w:tcW w:type="dxa" w:w="6463"/>
+          </w:tcPr>
+          <w:p>
+            <w:r/>
+            <w:r>
+              <w:rPr>
+                <w:sz w:val="18"/>
+              </w:rPr>
+              <w:t>scripts\explain_stats.py</w:t>
+            </w:r>
+          </w:p>
+        </w:tc>
+      </w:tr>
+    </w:tbl>
+    <w:p/>
     <w:p>
       <w:r>
         <w:rPr>
           <w:b/>
         </w:rPr>
-        <w:t>By hand, the idea:</w:t>
-      </w:r>
-      <w:r>
-        <w:t xml:space="preserve"> imagine 5 requests. Make a "pretend" test set by drawing 5 of them at random, allowing repeats (e.g. #2, #2, #4, #1, #5). Score both systems on it and note the difference. Do this 1,000 times. If the difference is above zero in nearly all of the 1,000 draws, it is real; if it often flips sign, it could be luck. The middle 95% of the 1,000 differences is the confidence interval. The script does this for every comparison.</w:t>
+        <w:t>How it works:</w:t>
+      </w:r>
+    </w:p>
+    <w:p>
+      <w:pPr>
+        <w:pStyle w:val="ListNumber"/>
+      </w:pPr>
+      <w:r>
+        <w:t>Take the 100 development requests and both systems' answers to them.</w:t>
+      </w:r>
+    </w:p>
+    <w:p>
+      <w:pPr>
+        <w:pStyle w:val="ListNumber"/>
+      </w:pPr>
+      <w:r>
+        <w:t>Make a "pretend" set of 100 by drawing request numbers at random, allowing repeats: some requests appear twice, some not at all.</w:t>
+      </w:r>
+    </w:p>
+    <w:p>
+      <w:pPr>
+        <w:pStyle w:val="ListNumber"/>
+      </w:pPr>
+      <w:r>
+        <w:t>Score both systems on that same pretend set and note the difference.</w:t>
+      </w:r>
+    </w:p>
+    <w:p>
+      <w:pPr>
+        <w:pStyle w:val="ListNumber"/>
+      </w:pPr>
+      <w:r>
+        <w:t>Do this 1,000 times. Sort the 1,000 differences and keep the middle 95%: that range is the confidence interval.</w:t>
+      </w:r>
+    </w:p>
+    <w:p>
+      <w:pPr>
+        <w:pStyle w:val="ListNumber"/>
+      </w:pPr>
+      <w:r>
+        <w:t>If the range is entirely above 0, the lead is real. If it includes 0, it could be luck.</w:t>
+      </w:r>
+    </w:p>
+    <w:p>
+      <w:r>
+        <w:rPr>
+          <w:b/>
+        </w:rPr>
+        <w:t>Run it</w:t>
+      </w:r>
+      <w:r>
+        <w:t xml:space="preserve"> (about 20 seconds):</w:t>
       </w:r>
     </w:p>
     <w:tbl>
@@ -7614,7 +10663,7 @@
                 <w:color w:val="F8FAFC"/>
                 <w:sz w:val="19"/>
               </w:rPr>
-              <w:t>python scripts/run_dev_analysis.py --skip-timing</w:t>
+              <w:t>python scripts/explain_stats.py bootstrap</w:t>
             </w:r>
           </w:p>
         </w:tc>
@@ -7626,18 +10675,149 @@
       </w:pPr>
     </w:p>
     <w:p>
+      <w:pPr>
+        <w:jc w:val="center"/>
+      </w:pPr>
+      <w:r>
+        <w:drawing>
+          <wp:inline xmlns:a="http://schemas.openxmlformats.org/drawingml/2006/main" xmlns:pic="http://schemas.openxmlformats.org/drawingml/2006/picture">
+            <wp:extent cx="5976000" cy="3378822"/>
+            <wp:docPr id="11" name="Picture 11"/>
+            <wp:cNvGraphicFramePr>
+              <a:graphicFrameLocks noChangeAspect="1"/>
+            </wp:cNvGraphicFramePr>
+            <a:graphic>
+              <a:graphicData uri="http://schemas.openxmlformats.org/drawingml/2006/picture">
+                <pic:pic>
+                  <pic:nvPicPr>
+                    <pic:cNvPr id="0" name="screen_bootstrap.png"/>
+                    <pic:cNvPicPr/>
+                  </pic:nvPicPr>
+                  <pic:blipFill>
+                    <a:blip r:embed="rId19"/>
+                    <a:stretch>
+                      <a:fillRect/>
+                    </a:stretch>
+                  </pic:blipFill>
+                  <pic:spPr>
+                    <a:xfrm>
+                      <a:off x="0" y="0"/>
+                      <a:ext cx="5976000" cy="3378822"/>
+                    </a:xfrm>
+                    <a:prstGeom prst="rect"/>
+                  </pic:spPr>
+                </pic:pic>
+              </a:graphicData>
+            </a:graphic>
+          </wp:inline>
+        </w:drawing>
+      </w:r>
+    </w:p>
+    <w:p>
+      <w:pPr>
+        <w:spacing w:after="240"/>
+        <w:jc w:val="center"/>
+      </w:pPr>
+      <w:r>
+        <w:rPr>
+          <w:color w:val="475569"/>
+          <w:sz w:val="18"/>
+        </w:rPr>
+        <w:t>The bootstrap, step by step (real output).</w:t>
+      </w:r>
+    </w:p>
+    <w:p>
       <w:r>
         <w:rPr>
           <w:b/>
+        </w:rPr>
+        <w:t>What the output means:</w:t>
+      </w:r>
+    </w:p>
+    <w:p>
+      <w:pPr>
+        <w:pStyle w:val="ListBullet"/>
+      </w:pPr>
+      <w:r>
+        <w:t>Step 1: on the real 100 requests A1 leads B1 by +0.032.</w:t>
+      </w:r>
+    </w:p>
+    <w:p>
+      <w:pPr>
+        <w:pStyle w:val="ListBullet"/>
+      </w:pPr>
+      <w:r>
+        <w:t>Step 2: three of the 1,000 pretend sets. In draw 1 B1 actually wins (-0.065): that is how luck shows up.</w:t>
+      </w:r>
+    </w:p>
+    <w:p>
+      <w:pPr>
+        <w:pStyle w:val="ListBullet"/>
+      </w:pPr>
+      <w:r>
+        <w:t>Step 3: the interval is [-0.040, +0.121]: it includes 0.</w:t>
+      </w:r>
+    </w:p>
+    <w:p>
+      <w:pPr>
+        <w:pStyle w:val="ListBullet"/>
+      </w:pPr>
+      <w:r>
+        <w:t>It matches the number recorded in reports\dev_analysis.json.</w:t>
+      </w:r>
+    </w:p>
+    <w:p>
+      <w:r>
+        <w:rPr>
+          <w:b/>
+        </w:rPr>
+        <w:t>Check it yourself:</w:t>
+      </w:r>
+    </w:p>
+    <w:p>
+      <w:pPr>
+        <w:pStyle w:val="ListNumber"/>
+      </w:pPr>
+      <w:r>
+        <w:t xml:space="preserve">Run it for P2: </w:t>
+      </w:r>
+      <w:r>
+        <w:rPr>
+          <w:rFonts w:ascii="Consolas" w:hAnsi="Consolas"/>
           <w:sz w:val="20"/>
         </w:rPr>
-        <w:t>Time:</w:t>
+        <w:t>python scripts/explain_stats.py bootstrap --project P2</w:t>
+      </w:r>
+      <w:r>
+        <w:t>.</w:t>
+      </w:r>
+    </w:p>
+    <w:p>
+      <w:pPr>
+        <w:pStyle w:val="ListNumber"/>
+      </w:pPr>
+      <w:r>
+        <w:t xml:space="preserve">Open </w:t>
       </w:r>
       <w:r>
         <w:rPr>
+          <w:rFonts w:ascii="Consolas" w:hAnsi="Consolas"/>
           <w:sz w:val="20"/>
         </w:rPr>
-        <w:t xml:space="preserve"> included in C9</w:t>
+        <w:t>reports\dev_analysis.json</w:t>
+      </w:r>
+      <w:r>
+        <w:t xml:space="preserve"> and search for </w:t>
+      </w:r>
+      <w:r>
+        <w:rPr>
+          <w:rFonts w:ascii="Consolas" w:hAnsi="Consolas"/>
+          <w:sz w:val="20"/>
+        </w:rPr>
+        <w:t>"ci_low"</w:t>
+      </w:r>
+      <w:r>
+        <w:t xml:space="preserve"> to see every recorded interval.</w:t>
       </w:r>
     </w:p>
     <w:p>
@@ -7652,7 +10832,7 @@
         <w:rPr>
           <w:sz w:val="21"/>
         </w:rPr>
-        <w:t xml:space="preserve"> "With 100 development requests, the intervals still include zero, so we don't call any difference significant yet; the 300-request test sets will narrow them."</w:t>
+        <w:t xml:space="preserve"> "With 100 development requests, A1's lead over B1 could still be luck, so we don't call it significant yet. The 300-request test sets will tell."</w:t>
       </w:r>
     </w:p>
     <w:p>
@@ -7668,10 +10848,10 @@
         <w:rPr>
           <w:b/>
         </w:rPr>
-        <w:t>Idea:</w:t>
-      </w:r>
-      <w:r>
-        <w:t xml:space="preserve"> Measure how fast the final pipeline answers when nothing is saved in advance.</w:t>
+        <w:t>In one sentence:</w:t>
+      </w:r>
+      <w:r>
+        <w:t xml:space="preserve"> We measured how fast the final pipeline answers when nothing is saved in advance.</w:t>
       </w:r>
     </w:p>
     <w:p>
@@ -7679,7 +10859,152 @@
         <w:rPr>
           <w:b/>
         </w:rPr>
-        <w:t>How it was done:</w:t>
+        <w:t>Where its files are:</w:t>
+      </w:r>
+    </w:p>
+    <w:tbl>
+      <w:tblPr>
+        <w:tblStyle w:val="TableGrid"/>
+        <w:tblW w:type="auto" w:w="0"/>
+        <w:jc w:val="center"/>
+        <w:tblLook w:firstColumn="1" w:firstRow="1" w:lastColumn="0" w:lastRow="0" w:noHBand="0" w:noVBand="1" w:val="04A0"/>
+      </w:tblPr>
+      <w:tblGrid>
+        <w:gridCol w:w="4873"/>
+        <w:gridCol w:w="4873"/>
+      </w:tblGrid>
+      <w:tr>
+        <w:tc>
+          <w:tcPr>
+            <w:tcW w:type="dxa" w:w="2948"/>
+            <w:shd w:val="clear" w:color="auto" w:fill="DBEAFE"/>
+          </w:tcPr>
+          <w:p>
+            <w:r/>
+            <w:r>
+              <w:rPr>
+                <w:b/>
+                <w:sz w:val="18"/>
+              </w:rPr>
+              <w:t>What</w:t>
+            </w:r>
+          </w:p>
+        </w:tc>
+        <w:tc>
+          <w:tcPr>
+            <w:tcW w:type="dxa" w:w="6463"/>
+            <w:shd w:val="clear" w:color="auto" w:fill="DBEAFE"/>
+          </w:tcPr>
+          <w:p>
+            <w:r/>
+            <w:r>
+              <w:rPr>
+                <w:b/>
+                <w:sz w:val="18"/>
+              </w:rPr>
+              <w:t>Where</w:t>
+            </w:r>
+          </w:p>
+        </w:tc>
+      </w:tr>
+      <w:tr>
+        <w:tc>
+          <w:tcPr>
+            <w:tcW w:type="dxa" w:w="2948"/>
+          </w:tcPr>
+          <w:p>
+            <w:r/>
+            <w:r>
+              <w:rPr>
+                <w:sz w:val="18"/>
+              </w:rPr>
+              <w:t>The code</w:t>
+            </w:r>
+          </w:p>
+        </w:tc>
+        <w:tc>
+          <w:tcPr>
+            <w:tcW w:type="dxa" w:w="6463"/>
+          </w:tcPr>
+          <w:p>
+            <w:r/>
+            <w:r>
+              <w:rPr>
+                <w:sz w:val="18"/>
+              </w:rPr>
+              <w:t>time_requests in src\evaluation\runner.py</w:t>
+            </w:r>
+          </w:p>
+        </w:tc>
+      </w:tr>
+      <w:tr>
+        <w:tc>
+          <w:tcPr>
+            <w:tcW w:type="dxa" w:w="2948"/>
+          </w:tcPr>
+          <w:p>
+            <w:r/>
+            <w:r>
+              <w:rPr>
+                <w:sz w:val="18"/>
+              </w:rPr>
+              <w:t>Time for every request</w:t>
+            </w:r>
+          </w:p>
+        </w:tc>
+        <w:tc>
+          <w:tcPr>
+            <w:tcW w:type="dxa" w:w="6463"/>
+          </w:tcPr>
+          <w:p>
+            <w:r/>
+            <w:r>
+              <w:rPr>
+                <w:sz w:val="18"/>
+              </w:rPr>
+              <w:t>runs\20261016_0101_P1_A1-timing_0\timing.jsonl</w:t>
+            </w:r>
+          </w:p>
+        </w:tc>
+      </w:tr>
+      <w:tr>
+        <w:tc>
+          <w:tcPr>
+            <w:tcW w:type="dxa" w:w="2948"/>
+          </w:tcPr>
+          <w:p>
+            <w:r/>
+            <w:r>
+              <w:rPr>
+                <w:sz w:val="18"/>
+              </w:rPr>
+              <w:t>The step-by-step explainer</w:t>
+            </w:r>
+          </w:p>
+        </w:tc>
+        <w:tc>
+          <w:tcPr>
+            <w:tcW w:type="dxa" w:w="6463"/>
+          </w:tcPr>
+          <w:p>
+            <w:r/>
+            <w:r>
+              <w:rPr>
+                <w:sz w:val="18"/>
+              </w:rPr>
+              <w:t>scripts\explain_stats.py</w:t>
+            </w:r>
+          </w:p>
+        </w:tc>
+      </w:tr>
+    </w:tbl>
+    <w:p/>
+    <w:p>
+      <w:r>
+        <w:rPr>
+          <w:b/>
+        </w:rPr>
+        <w:t>How it works:</w:t>
       </w:r>
     </w:p>
     <w:p>
@@ -7695,7 +11020,7 @@
         <w:pStyle w:val="ListNumber"/>
       </w:pPr>
       <w:r>
-        <w:t>Send 5 warm-up requests (not counted), then 50 development requests.</w:t>
+        <w:t>Send 5 warm-up requests and ignore them: the first one wakes the model up and is slow.</w:t>
       </w:r>
     </w:p>
     <w:p>
@@ -7703,7 +11028,7 @@
         <w:pStyle w:val="ListNumber"/>
       </w:pPr>
       <w:r>
-        <w:t>Time each one with a stopwatch in the code, then report the median and the slowest 5% (p95).</w:t>
+        <w:t>Send 50 development requests and time each one with a stopwatch in the code.</w:t>
       </w:r>
     </w:p>
     <w:p>
@@ -7711,7 +11036,26 @@
         <w:pStyle w:val="ListNumber"/>
       </w:pPr>
       <w:r>
-        <w:t>Requests refused before reaching the model are left out, so they cannot make a design look faster.</w:t>
+        <w:t>Leave out requests refused before reaching the model, so they cannot make a design look faster.</w:t>
+      </w:r>
+    </w:p>
+    <w:p>
+      <w:pPr>
+        <w:pStyle w:val="ListNumber"/>
+      </w:pPr>
+      <w:r>
+        <w:t>Sort the 50 times. The median is the middle one; p95 is the one that 95% are faster than.</w:t>
+      </w:r>
+    </w:p>
+    <w:p>
+      <w:r>
+        <w:rPr>
+          <w:b/>
+        </w:rPr>
+        <w:t>Run it</w:t>
+      </w:r>
+      <w:r>
+        <w:t xml:space="preserve"> (a second (it reads the saved times)):</w:t>
       </w:r>
     </w:p>
     <w:tbl>
@@ -7739,7 +11083,7 @@
                 <w:color w:val="F8FAFC"/>
                 <w:sz w:val="19"/>
               </w:rPr>
-              <w:t>python scripts/run_dev_analysis.py</w:t>
+              <w:t>python scripts/explain_stats.py timing</w:t>
             </w:r>
           </w:p>
         </w:tc>
@@ -7751,18 +11095,151 @@
       </w:pPr>
     </w:p>
     <w:p>
+      <w:pPr>
+        <w:jc w:val="center"/>
+      </w:pPr>
+      <w:r>
+        <w:drawing>
+          <wp:inline xmlns:a="http://schemas.openxmlformats.org/drawingml/2006/main" xmlns:pic="http://schemas.openxmlformats.org/drawingml/2006/picture">
+            <wp:extent cx="5976000" cy="2640775"/>
+            <wp:docPr id="12" name="Picture 12"/>
+            <wp:cNvGraphicFramePr>
+              <a:graphicFrameLocks noChangeAspect="1"/>
+            </wp:cNvGraphicFramePr>
+            <a:graphic>
+              <a:graphicData uri="http://schemas.openxmlformats.org/drawingml/2006/picture">
+                <pic:pic>
+                  <pic:nvPicPr>
+                    <pic:cNvPr id="0" name="screen_timing.png"/>
+                    <pic:cNvPicPr/>
+                  </pic:nvPicPr>
+                  <pic:blipFill>
+                    <a:blip r:embed="rId20"/>
+                    <a:stretch>
+                      <a:fillRect/>
+                    </a:stretch>
+                  </pic:blipFill>
+                  <pic:spPr>
+                    <a:xfrm>
+                      <a:off x="0" y="0"/>
+                      <a:ext cx="5976000" cy="2640775"/>
+                    </a:xfrm>
+                    <a:prstGeom prst="rect"/>
+                  </pic:spPr>
+                </pic:pic>
+              </a:graphicData>
+            </a:graphic>
+          </wp:inline>
+        </w:drawing>
+      </w:r>
+    </w:p>
+    <w:p>
+      <w:pPr>
+        <w:spacing w:after="240"/>
+        <w:jc w:val="center"/>
+      </w:pPr>
+      <w:r>
+        <w:rPr>
+          <w:color w:val="475569"/>
+          <w:sz w:val="18"/>
+        </w:rPr>
+        <w:t>How the speed figures are worked out (real output).</w:t>
+      </w:r>
+    </w:p>
+    <w:p>
       <w:r>
         <w:rPr>
           <w:b/>
+        </w:rPr>
+        <w:t>What the output means:</w:t>
+      </w:r>
+    </w:p>
+    <w:p>
+      <w:pPr>
+        <w:pStyle w:val="ListBullet"/>
+      </w:pPr>
+      <w:r>
+        <w:t>The 50 times sorted, numbered 1 to 50.</w:t>
+      </w:r>
+    </w:p>
+    <w:p>
+      <w:pPr>
+        <w:pStyle w:val="ListBullet"/>
+      </w:pPr>
+      <w:r>
+        <w:t>Median = number 26 = 0.77 s. p95 = number 48 = 0.95 s.</w:t>
+      </w:r>
+    </w:p>
+    <w:p>
+      <w:pPr>
+        <w:pStyle w:val="ListBullet"/>
+      </w:pPr>
+      <w:r>
+        <w:t>Both match what is recorded in reports\dev_analysis.json.</w:t>
+      </w:r>
+    </w:p>
+    <w:p>
+      <w:r>
+        <w:rPr>
+          <w:b/>
+        </w:rPr>
+        <w:t>Check it yourself:</w:t>
+      </w:r>
+    </w:p>
+    <w:p>
+      <w:pPr>
+        <w:pStyle w:val="ListNumber"/>
+      </w:pPr>
+      <w:r>
+        <w:t xml:space="preserve">Open </w:t>
+      </w:r>
+      <w:r>
+        <w:rPr>
+          <w:rFonts w:ascii="Consolas" w:hAnsi="Consolas"/>
           <w:sz w:val="20"/>
         </w:rPr>
-        <w:t>Time:</w:t>
+        <w:t>runs\20261016_0101_P1_A1-timing_0\timing.jsonl</w:t>
+      </w:r>
+      <w:r>
+        <w:t xml:space="preserve"> in Notepad: each line has a request and its </w:t>
       </w:r>
       <w:r>
         <w:rPr>
+          <w:rFonts w:ascii="Consolas" w:hAnsi="Consolas"/>
           <w:sz w:val="20"/>
         </w:rPr>
-        <w:t xml:space="preserve"> about 5 minutes (includes C9 and C10)</w:t>
+        <w:t>latency_s</w:t>
+      </w:r>
+      <w:r>
+        <w:t xml:space="preserve"> (seconds). The first 5 say </w:t>
+      </w:r>
+      <w:r>
+        <w:rPr>
+          <w:rFonts w:ascii="Consolas" w:hAnsi="Consolas"/>
+          <w:sz w:val="20"/>
+        </w:rPr>
+        <w:t>"warmup": true</w:t>
+      </w:r>
+      <w:r>
+        <w:t>.</w:t>
+      </w:r>
+    </w:p>
+    <w:p>
+      <w:pPr>
+        <w:pStyle w:val="ListNumber"/>
+      </w:pPr>
+      <w:r>
+        <w:t xml:space="preserve">To measure again from scratch (about 5 minutes): </w:t>
+      </w:r>
+      <w:r>
+        <w:rPr>
+          <w:rFonts w:ascii="Consolas" w:hAnsi="Consolas"/>
+          <w:sz w:val="20"/>
+        </w:rPr>
+        <w:t>python scripts/run_dev_analysis.py</w:t>
+      </w:r>
+      <w:r>
+        <w:t>.</w:t>
       </w:r>
     </w:p>
     <w:p>
@@ -7793,10 +11270,10 @@
         <w:rPr>
           <w:b/>
         </w:rPr>
-        <w:t>Idea:</w:t>
-      </w:r>
-      <w:r>
-        <w:t xml:space="preserve"> Find out what kind of mistakes the agent makes, not just how many.</w:t>
+        <w:t>In one sentence:</w:t>
+      </w:r>
+      <w:r>
+        <w:t xml:space="preserve"> We looked at what kind of mistakes the agent makes, not just how many.</w:t>
       </w:r>
     </w:p>
     <w:p>
@@ -7804,7 +11281,152 @@
         <w:rPr>
           <w:b/>
         </w:rPr>
-        <w:t>How it was done:</w:t>
+        <w:t>Where its files are:</w:t>
+      </w:r>
+    </w:p>
+    <w:tbl>
+      <w:tblPr>
+        <w:tblStyle w:val="TableGrid"/>
+        <w:tblW w:type="auto" w:w="0"/>
+        <w:jc w:val="center"/>
+        <w:tblLook w:firstColumn="1" w:firstRow="1" w:lastColumn="0" w:lastRow="0" w:noHBand="0" w:noVBand="1" w:val="04A0"/>
+      </w:tblPr>
+      <w:tblGrid>
+        <w:gridCol w:w="4873"/>
+        <w:gridCol w:w="4873"/>
+      </w:tblGrid>
+      <w:tr>
+        <w:tc>
+          <w:tcPr>
+            <w:tcW w:type="dxa" w:w="2948"/>
+            <w:shd w:val="clear" w:color="auto" w:fill="DBEAFE"/>
+          </w:tcPr>
+          <w:p>
+            <w:r/>
+            <w:r>
+              <w:rPr>
+                <w:b/>
+                <w:sz w:val="18"/>
+              </w:rPr>
+              <w:t>What</w:t>
+            </w:r>
+          </w:p>
+        </w:tc>
+        <w:tc>
+          <w:tcPr>
+            <w:tcW w:type="dxa" w:w="6463"/>
+            <w:shd w:val="clear" w:color="auto" w:fill="DBEAFE"/>
+          </w:tcPr>
+          <w:p>
+            <w:r/>
+            <w:r>
+              <w:rPr>
+                <w:b/>
+                <w:sz w:val="18"/>
+              </w:rPr>
+              <w:t>Where</w:t>
+            </w:r>
+          </w:p>
+        </w:tc>
+      </w:tr>
+      <w:tr>
+        <w:tc>
+          <w:tcPr>
+            <w:tcW w:type="dxa" w:w="2948"/>
+          </w:tcPr>
+          <w:p>
+            <w:r/>
+            <w:r>
+              <w:rPr>
+                <w:sz w:val="18"/>
+              </w:rPr>
+              <w:t>The code</w:t>
+            </w:r>
+          </w:p>
+        </w:tc>
+        <w:tc>
+          <w:tcPr>
+            <w:tcW w:type="dxa" w:w="6463"/>
+          </w:tcPr>
+          <w:p>
+            <w:r/>
+            <w:r>
+              <w:rPr>
+                <w:sz w:val="18"/>
+              </w:rPr>
+              <w:t>classify_errors in scripts\run_dev_analysis.py</w:t>
+            </w:r>
+          </w:p>
+        </w:tc>
+      </w:tr>
+      <w:tr>
+        <w:tc>
+          <w:tcPr>
+            <w:tcW w:type="dxa" w:w="2948"/>
+          </w:tcPr>
+          <w:p>
+            <w:r/>
+            <w:r>
+              <w:rPr>
+                <w:sz w:val="18"/>
+              </w:rPr>
+              <w:t>The results</w:t>
+            </w:r>
+          </w:p>
+        </w:tc>
+        <w:tc>
+          <w:tcPr>
+            <w:tcW w:type="dxa" w:w="6463"/>
+          </w:tcPr>
+          <w:p>
+            <w:r/>
+            <w:r>
+              <w:rPr>
+                <w:sz w:val="18"/>
+              </w:rPr>
+              <w:t>reports\dev_analysis.json (section "errors")</w:t>
+            </w:r>
+          </w:p>
+        </w:tc>
+      </w:tr>
+      <w:tr>
+        <w:tc>
+          <w:tcPr>
+            <w:tcW w:type="dxa" w:w="2948"/>
+          </w:tcPr>
+          <w:p>
+            <w:r/>
+            <w:r>
+              <w:rPr>
+                <w:sz w:val="18"/>
+              </w:rPr>
+              <w:t>The explainer</w:t>
+            </w:r>
+          </w:p>
+        </w:tc>
+        <w:tc>
+          <w:tcPr>
+            <w:tcW w:type="dxa" w:w="6463"/>
+          </w:tcPr>
+          <w:p>
+            <w:r/>
+            <w:r>
+              <w:rPr>
+                <w:sz w:val="18"/>
+              </w:rPr>
+              <w:t>scripts\explain_stats.py</w:t>
+            </w:r>
+          </w:p>
+        </w:tc>
+      </w:tr>
+    </w:tbl>
+    <w:p/>
+    <w:p>
+      <w:r>
+        <w:rPr>
+          <w:b/>
+        </w:rPr>
+        <w:t>How it works:</w:t>
       </w:r>
     </w:p>
     <w:p>
@@ -7812,7 +11434,7 @@
         <w:pStyle w:val="ListNumber"/>
       </w:pPr>
       <w:r>
-        <w:t>Look at every development request the agent got wrong.</w:t>
+        <w:t>Go through every development request the agent got wrong.</w:t>
       </w:r>
     </w:p>
     <w:p>
@@ -7828,15 +11450,18 @@
         <w:pStyle w:val="ListNumber"/>
       </w:pPr>
       <w:r>
-        <w:t>Example: "wake me at five am" with the answer time = "five" is a wrong boundary (should be "five am").</w:t>
-      </w:r>
-    </w:p>
-    <w:p>
-      <w:pPr>
-        <w:pStyle w:val="ListNumber"/>
-      </w:pPr>
-      <w:r>
-        <w:t>Count each category per project.</w:t>
+        <w:t>Count each category, and keep real examples of each.</w:t>
+      </w:r>
+    </w:p>
+    <w:p>
+      <w:r>
+        <w:rPr>
+          <w:b/>
+        </w:rPr>
+        <w:t>Run it</w:t>
+      </w:r>
+      <w:r>
+        <w:t xml:space="preserve"> (a second):</w:t>
       </w:r>
     </w:p>
     <w:tbl>
@@ -7864,7 +11489,7 @@
                 <w:color w:val="F8FAFC"/>
                 <w:sz w:val="19"/>
               </w:rPr>
-              <w:t>python scripts/run_dev_analysis.py --skip-timing</w:t>
+              <w:t>python scripts/explain_stats.py errors</w:t>
             </w:r>
           </w:p>
         </w:tc>
@@ -7876,18 +11501,152 @@
       </w:pPr>
     </w:p>
     <w:p>
+      <w:pPr>
+        <w:jc w:val="center"/>
+      </w:pPr>
+      <w:r>
+        <w:drawing>
+          <wp:inline xmlns:a="http://schemas.openxmlformats.org/drawingml/2006/main" xmlns:pic="http://schemas.openxmlformats.org/drawingml/2006/picture">
+            <wp:extent cx="5976000" cy="3272942"/>
+            <wp:docPr id="13" name="Picture 13"/>
+            <wp:cNvGraphicFramePr>
+              <a:graphicFrameLocks noChangeAspect="1"/>
+            </wp:cNvGraphicFramePr>
+            <a:graphic>
+              <a:graphicData uri="http://schemas.openxmlformats.org/drawingml/2006/picture">
+                <pic:pic>
+                  <pic:nvPicPr>
+                    <pic:cNvPr id="0" name="screen_errors.png"/>
+                    <pic:cNvPicPr/>
+                  </pic:nvPicPr>
+                  <pic:blipFill>
+                    <a:blip r:embed="rId21"/>
+                    <a:stretch>
+                      <a:fillRect/>
+                    </a:stretch>
+                  </pic:blipFill>
+                  <pic:spPr>
+                    <a:xfrm>
+                      <a:off x="0" y="0"/>
+                      <a:ext cx="5976000" cy="3272942"/>
+                    </a:xfrm>
+                    <a:prstGeom prst="rect"/>
+                  </pic:spPr>
+                </pic:pic>
+              </a:graphicData>
+            </a:graphic>
+          </wp:inline>
+        </w:drawing>
+      </w:r>
+    </w:p>
+    <w:p>
+      <w:pPr>
+        <w:spacing w:after="240"/>
+        <w:jc w:val="center"/>
+      </w:pPr>
+      <w:r>
+        <w:rPr>
+          <w:color w:val="475569"/>
+          <w:sz w:val="18"/>
+        </w:rPr>
+        <w:t>A1's mistakes by category, with real examples (real output).</w:t>
+      </w:r>
+    </w:p>
+    <w:p>
       <w:r>
         <w:rPr>
           <w:b/>
+        </w:rPr>
+        <w:t>What the output means:</w:t>
+      </w:r>
+    </w:p>
+    <w:p>
+      <w:pPr>
+        <w:pStyle w:val="ListBullet"/>
+      </w:pPr>
+      <w:r>
+        <w:rPr>
+          <w:rFonts w:ascii="Consolas" w:hAnsi="Consolas"/>
           <w:sz w:val="20"/>
         </w:rPr>
-        <w:t>Time:</w:t>
-      </w:r>
+        <w:t>spurious entity: 22</w:t>
+      </w:r>
+      <w:r>
+        <w:t>, e.g. "turn the lights off please -&gt; house_place='lights'": the agent extracted "lights" as a place, which it is not.</w:t>
+      </w:r>
+    </w:p>
+    <w:p>
+      <w:pPr>
+        <w:pStyle w:val="ListBullet"/>
+      </w:pPr>
       <w:r>
         <w:rPr>
+          <w:rFonts w:ascii="Consolas" w:hAnsi="Consolas"/>
           <w:sz w:val="20"/>
         </w:rPr>
-        <w:t xml:space="preserve"> included in C9</w:t>
+        <w:t>missed entity: 15</w:t>
+      </w:r>
+      <w:r>
+        <w:t>, e.g. "make a room darker": the room was not extracted.</w:t>
+      </w:r>
+    </w:p>
+    <w:p>
+      <w:pPr>
+        <w:pStyle w:val="ListBullet"/>
+      </w:pPr>
+      <w:r>
+        <w:rPr>
+          <w:rFonts w:ascii="Consolas" w:hAnsi="Consolas"/>
+          <w:sz w:val="20"/>
+        </w:rPr>
+        <w:t>incorrect out-of-scope rejection: 4</w:t>
+      </w:r>
+      <w:r>
+        <w:t>, e.g. "i need some more lights" was refused as off-topic.</w:t>
+      </w:r>
+    </w:p>
+    <w:p>
+      <w:r>
+        <w:rPr>
+          <w:b/>
+        </w:rPr>
+        <w:t>Check it yourself:</w:t>
+      </w:r>
+    </w:p>
+    <w:p>
+      <w:pPr>
+        <w:pStyle w:val="ListNumber"/>
+      </w:pPr>
+      <w:r>
+        <w:t xml:space="preserve">Run it for P2: </w:t>
+      </w:r>
+      <w:r>
+        <w:rPr>
+          <w:rFonts w:ascii="Consolas" w:hAnsi="Consolas"/>
+          <w:sz w:val="20"/>
+        </w:rPr>
+        <w:t>python scripts/explain_stats.py errors --project P2</w:t>
+      </w:r>
+      <w:r>
+        <w:t>.</w:t>
+      </w:r>
+    </w:p>
+    <w:p>
+      <w:pPr>
+        <w:pStyle w:val="ListNumber"/>
+      </w:pPr>
+      <w:r>
+        <w:t xml:space="preserve">Check one example against the data: find "make a room darker" in </w:t>
+      </w:r>
+      <w:r>
+        <w:rPr>
+          <w:rFonts w:ascii="Consolas" w:hAnsi="Consolas"/>
+          <w:sz w:val="20"/>
+        </w:rPr>
+        <w:t>data\processed\P1\dev.jsonl</w:t>
+      </w:r>
+      <w:r>
+        <w:t>; the correct entity is house_place = room.</w:t>
       </w:r>
     </w:p>
     <w:p>
@@ -7902,7 +11661,7 @@
         <w:rPr>
           <w:sz w:val="21"/>
         </w:rPr>
-        <w:t xml:space="preserve"> "Most of the original agent's mistakes were extracting extra words as entities, which pointed us to the main weakness."</w:t>
+        <w:t xml:space="preserve"> "Most of the original agent's mistakes were extra words extracted as entities, which showed us where it was weakest."</w:t>
       </w:r>
     </w:p>
     <w:p>
@@ -7918,10 +11677,10 @@
         <w:rPr>
           <w:b/>
         </w:rPr>
-        <w:t>Idea:</w:t>
-      </w:r>
-      <w:r>
-        <w:t xml:space="preserve"> Check whether the systems still work when people type carelessly.</w:t>
+        <w:t>In one sentence:</w:t>
+      </w:r>
+      <w:r>
+        <w:t xml:space="preserve"> We checked whether the systems still work when people type carelessly.</w:t>
       </w:r>
     </w:p>
     <w:p>
@@ -7929,7 +11688,182 @@
         <w:rPr>
           <w:b/>
         </w:rPr>
-        <w:t>How it was done:</w:t>
+        <w:t>Where its files are:</w:t>
+      </w:r>
+    </w:p>
+    <w:tbl>
+      <w:tblPr>
+        <w:tblStyle w:val="TableGrid"/>
+        <w:tblW w:type="auto" w:w="0"/>
+        <w:jc w:val="center"/>
+        <w:tblLook w:firstColumn="1" w:firstRow="1" w:lastColumn="0" w:lastRow="0" w:noHBand="0" w:noVBand="1" w:val="04A0"/>
+      </w:tblPr>
+      <w:tblGrid>
+        <w:gridCol w:w="4873"/>
+        <w:gridCol w:w="4873"/>
+      </w:tblGrid>
+      <w:tr>
+        <w:tc>
+          <w:tcPr>
+            <w:tcW w:type="dxa" w:w="2948"/>
+            <w:shd w:val="clear" w:color="auto" w:fill="DBEAFE"/>
+          </w:tcPr>
+          <w:p>
+            <w:r/>
+            <w:r>
+              <w:rPr>
+                <w:b/>
+                <w:sz w:val="18"/>
+              </w:rPr>
+              <w:t>What</w:t>
+            </w:r>
+          </w:p>
+        </w:tc>
+        <w:tc>
+          <w:tcPr>
+            <w:tcW w:type="dxa" w:w="6463"/>
+            <w:shd w:val="clear" w:color="auto" w:fill="DBEAFE"/>
+          </w:tcPr>
+          <w:p>
+            <w:r/>
+            <w:r>
+              <w:rPr>
+                <w:b/>
+                <w:sz w:val="18"/>
+              </w:rPr>
+              <w:t>Where</w:t>
+            </w:r>
+          </w:p>
+        </w:tc>
+      </w:tr>
+      <w:tr>
+        <w:tc>
+          <w:tcPr>
+            <w:tcW w:type="dxa" w:w="2948"/>
+          </w:tcPr>
+          <w:p>
+            <w:r/>
+            <w:r>
+              <w:rPr>
+                <w:sz w:val="18"/>
+              </w:rPr>
+              <w:t>The script</w:t>
+            </w:r>
+          </w:p>
+        </w:tc>
+        <w:tc>
+          <w:tcPr>
+            <w:tcW w:type="dxa" w:w="6463"/>
+          </w:tcPr>
+          <w:p>
+            <w:r/>
+            <w:r>
+              <w:rPr>
+                <w:sz w:val="18"/>
+              </w:rPr>
+              <w:t>scripts\run_robustness.py</w:t>
+            </w:r>
+          </w:p>
+        </w:tc>
+      </w:tr>
+      <w:tr>
+        <w:tc>
+          <w:tcPr>
+            <w:tcW w:type="dxa" w:w="2948"/>
+          </w:tcPr>
+          <w:p>
+            <w:r/>
+            <w:r>
+              <w:rPr>
+                <w:sz w:val="18"/>
+              </w:rPr>
+              <w:t>Result folders</w:t>
+            </w:r>
+          </w:p>
+        </w:tc>
+        <w:tc>
+          <w:tcPr>
+            <w:tcW w:type="dxa" w:w="6463"/>
+          </w:tcPr>
+          <w:p>
+            <w:r/>
+            <w:r>
+              <w:rPr>
+                <w:sz w:val="18"/>
+              </w:rPr>
+              <w:t>runs\20261016_0119_P1_A1-robust-typo_0, ...-robust-caps_0, ...-robust-filler_0 (and the same for B1 and B0)</w:t>
+            </w:r>
+          </w:p>
+        </w:tc>
+      </w:tr>
+      <w:tr>
+        <w:tc>
+          <w:tcPr>
+            <w:tcW w:type="dxa" w:w="2948"/>
+          </w:tcPr>
+          <w:p>
+            <w:r/>
+            <w:r>
+              <w:rPr>
+                <w:sz w:val="18"/>
+              </w:rPr>
+              <w:t>All numbers together</w:t>
+            </w:r>
+          </w:p>
+        </w:tc>
+        <w:tc>
+          <w:tcPr>
+            <w:tcW w:type="dxa" w:w="6463"/>
+          </w:tcPr>
+          <w:p>
+            <w:r/>
+            <w:r>
+              <w:rPr>
+                <w:sz w:val="18"/>
+              </w:rPr>
+              <w:t>reports\robustness.json</w:t>
+            </w:r>
+          </w:p>
+        </w:tc>
+      </w:tr>
+      <w:tr>
+        <w:tc>
+          <w:tcPr>
+            <w:tcW w:type="dxa" w:w="2948"/>
+          </w:tcPr>
+          <w:p>
+            <w:r/>
+            <w:r>
+              <w:rPr>
+                <w:sz w:val="18"/>
+              </w:rPr>
+              <w:t>The write-up</w:t>
+            </w:r>
+          </w:p>
+        </w:tc>
+        <w:tc>
+          <w:tcPr>
+            <w:tcW w:type="dxa" w:w="6463"/>
+          </w:tcPr>
+          <w:p>
+            <w:r/>
+            <w:r>
+              <w:rPr>
+                <w:sz w:val="18"/>
+              </w:rPr>
+              <w:t>reports\DEV_ANALYSIS.md, section 5</w:t>
+            </w:r>
+          </w:p>
+        </w:tc>
+      </w:tr>
+    </w:tbl>
+    <w:p/>
+    <w:p>
+      <w:r>
+        <w:rPr>
+          <w:b/>
+        </w:rPr>
+        <w:t>How it works:</w:t>
       </w:r>
     </w:p>
     <w:p>
@@ -7945,7 +11879,7 @@
         <w:pStyle w:val="ListNumber"/>
       </w:pPr>
       <w:r>
-        <w:t>typos: two neighbouring letters swapped, e.g. "tunr the lights off please";</w:t>
+        <w:t>typos: two neighbouring letters swapped ("tunr the lights off please");</w:t>
       </w:r>
     </w:p>
     <w:p>
@@ -7961,7 +11895,7 @@
         <w:pStyle w:val="ListNumber"/>
       </w:pPr>
       <w:r>
-        <w:t>filler: "hey, could you please turn the lights off please, thanks".</w:t>
+        <w:t>filler words: "hey, could you please turn the lights off please, thanks".</w:t>
       </w:r>
     </w:p>
     <w:p>
@@ -7969,7 +11903,18 @@
         <w:pStyle w:val="ListNumber"/>
       </w:pPr>
       <w:r>
-        <w:t>Score B0, B1 and the agent on each rewritten set.</w:t>
+        <w:t>Score B0, B1 and the agent on each rewritten set, with the same correct answers as before.</w:t>
+      </w:r>
+    </w:p>
+    <w:p>
+      <w:r>
+        <w:rPr>
+          <w:b/>
+        </w:rPr>
+        <w:t>Run it</w:t>
+      </w:r>
+      <w:r>
+        <w:t xml:space="preserve"> (about a minute (answers saved earlier)):</w:t>
       </w:r>
     </w:p>
     <w:tbl>
@@ -8012,15 +11957,77 @@
       <w:r>
         <w:rPr>
           <w:b/>
+        </w:rPr>
+        <w:t>What the output means:</w:t>
+      </w:r>
+    </w:p>
+    <w:p>
+      <w:pPr>
+        <w:pStyle w:val="ListBullet"/>
+      </w:pPr>
+      <w:r>
+        <w:t xml:space="preserve">One line per system and version, e.g. </w:t>
+      </w:r>
+      <w:r>
+        <w:rPr>
+          <w:rFonts w:ascii="Consolas" w:hAnsi="Consolas"/>
           <w:sz w:val="20"/>
         </w:rPr>
-        <w:t>Time:</w:t>
-      </w:r>
+        <w:t>A1 typo intent 0.949</w:t>
+      </w:r>
+      <w:r>
+        <w:t>: with typos A1 dropped only from 0.958 to 0.949.</w:t>
+      </w:r>
+    </w:p>
+    <w:p>
       <w:r>
         <w:rPr>
+          <w:b/>
+        </w:rPr>
+        <w:t>Check it yourself:</w:t>
+      </w:r>
+    </w:p>
+    <w:p>
+      <w:pPr>
+        <w:pStyle w:val="ListNumber"/>
+      </w:pPr>
+      <w:r>
+        <w:rPr>
+          <w:rFonts w:ascii="Consolas" w:hAnsi="Consolas"/>
           <w:sz w:val="20"/>
         </w:rPr>
-        <w:t xml:space="preserve"> about a minute (answers saved earlier)</w:t>
+        <w:t>python scripts/explain_f1.py --run 20261016_0119_P1_A1-robust-typo_0</w:t>
+      </w:r>
+      <w:r>
+        <w:t xml:space="preserve"> shows the requests with their typos ("tunr the lights off please") next to A1's answers, and works out 0.949.</w:t>
+      </w:r>
+    </w:p>
+    <w:p>
+      <w:pPr>
+        <w:pStyle w:val="ListNumber"/>
+      </w:pPr>
+      <w:r>
+        <w:t xml:space="preserve">Open that folder's </w:t>
+      </w:r>
+      <w:r>
+        <w:rPr>
+          <w:rFonts w:ascii="Consolas" w:hAnsi="Consolas"/>
+          <w:sz w:val="20"/>
+        </w:rPr>
+        <w:t>predictions.jsonl</w:t>
+      </w:r>
+      <w:r>
+        <w:t xml:space="preserve">: each line has the rewritten request in </w:t>
+      </w:r>
+      <w:r>
+        <w:rPr>
+          <w:rFonts w:ascii="Consolas" w:hAnsi="Consolas"/>
+          <w:sz w:val="20"/>
+        </w:rPr>
+        <w:t>"utt"</w:t>
+      </w:r>
+      <w:r>
+        <w:t>.</w:t>
       </w:r>
     </w:p>
     <w:p>
@@ -8035,7 +12042,7 @@
         <w:rPr>
           <w:sz w:val="21"/>
         </w:rPr>
-        <w:t xml:space="preserve"> "The AI systems lose at most about 7 points on messy input; word matching drops by up to 27."</w:t>
+        <w:t xml:space="preserve"> "The AI systems lose at most about 7 points on messy input, while word matching drops by up to 27."</w:t>
       </w:r>
     </w:p>
     <w:p>
@@ -8051,10 +12058,10 @@
         <w:rPr>
           <w:b/>
         </w:rPr>
-        <w:t>Idea:</w:t>
-      </w:r>
-      <w:r>
-        <w:t xml:space="preserve"> Show the chosen pipeline can be saved and used by another program.</w:t>
+        <w:t>In one sentence:</w:t>
+      </w:r>
+      <w:r>
+        <w:t xml:space="preserve"> We saved the chosen pipeline as a package and showed another program can load and use it.</w:t>
       </w:r>
     </w:p>
     <w:p>
@@ -8062,7 +12069,182 @@
         <w:rPr>
           <w:b/>
         </w:rPr>
-        <w:t>How it was done:</w:t>
+        <w:t>Where its files are:</w:t>
+      </w:r>
+    </w:p>
+    <w:tbl>
+      <w:tblPr>
+        <w:tblStyle w:val="TableGrid"/>
+        <w:tblW w:type="auto" w:w="0"/>
+        <w:jc w:val="center"/>
+        <w:tblLook w:firstColumn="1" w:firstRow="1" w:lastColumn="0" w:lastRow="0" w:noHBand="0" w:noVBand="1" w:val="04A0"/>
+      </w:tblPr>
+      <w:tblGrid>
+        <w:gridCol w:w="4873"/>
+        <w:gridCol w:w="4873"/>
+      </w:tblGrid>
+      <w:tr>
+        <w:tc>
+          <w:tcPr>
+            <w:tcW w:type="dxa" w:w="2948"/>
+            <w:shd w:val="clear" w:color="auto" w:fill="DBEAFE"/>
+          </w:tcPr>
+          <w:p>
+            <w:r/>
+            <w:r>
+              <w:rPr>
+                <w:b/>
+                <w:sz w:val="18"/>
+              </w:rPr>
+              <w:t>What</w:t>
+            </w:r>
+          </w:p>
+        </w:tc>
+        <w:tc>
+          <w:tcPr>
+            <w:tcW w:type="dxa" w:w="6463"/>
+            <w:shd w:val="clear" w:color="auto" w:fill="DBEAFE"/>
+          </w:tcPr>
+          <w:p>
+            <w:r/>
+            <w:r>
+              <w:rPr>
+                <w:b/>
+                <w:sz w:val="18"/>
+              </w:rPr>
+              <w:t>Where</w:t>
+            </w:r>
+          </w:p>
+        </w:tc>
+      </w:tr>
+      <w:tr>
+        <w:tc>
+          <w:tcPr>
+            <w:tcW w:type="dxa" w:w="2948"/>
+          </w:tcPr>
+          <w:p>
+            <w:r/>
+            <w:r>
+              <w:rPr>
+                <w:sz w:val="18"/>
+              </w:rPr>
+              <w:t>The code</w:t>
+            </w:r>
+          </w:p>
+        </w:tc>
+        <w:tc>
+          <w:tcPr>
+            <w:tcW w:type="dxa" w:w="6463"/>
+          </w:tcPr>
+          <w:p>
+            <w:r/>
+            <w:r>
+              <w:rPr>
+                <w:sz w:val="18"/>
+              </w:rPr>
+              <w:t>src\runtime\package.py</w:t>
+            </w:r>
+          </w:p>
+        </w:tc>
+      </w:tr>
+      <w:tr>
+        <w:tc>
+          <w:tcPr>
+            <w:tcW w:type="dxa" w:w="2948"/>
+          </w:tcPr>
+          <w:p>
+            <w:r/>
+            <w:r>
+              <w:rPr>
+                <w:sz w:val="18"/>
+              </w:rPr>
+              <w:t>Scripts</w:t>
+            </w:r>
+          </w:p>
+        </w:tc>
+        <w:tc>
+          <w:tcPr>
+            <w:tcW w:type="dxa" w:w="6463"/>
+          </w:tcPr>
+          <w:p>
+            <w:r/>
+            <w:r>
+              <w:rPr>
+                <w:sz w:val="18"/>
+              </w:rPr>
+              <w:t>scripts\export_pipeline.py, scripts\demo.py</w:t>
+            </w:r>
+          </w:p>
+        </w:tc>
+      </w:tr>
+      <w:tr>
+        <w:tc>
+          <w:tcPr>
+            <w:tcW w:type="dxa" w:w="2948"/>
+          </w:tcPr>
+          <w:p>
+            <w:r/>
+            <w:r>
+              <w:rPr>
+                <w:sz w:val="18"/>
+              </w:rPr>
+              <w:t>The P1 package</w:t>
+            </w:r>
+          </w:p>
+        </w:tc>
+        <w:tc>
+          <w:tcPr>
+            <w:tcW w:type="dxa" w:w="6463"/>
+          </w:tcPr>
+          <w:p>
+            <w:r/>
+            <w:r>
+              <w:rPr>
+                <w:sz w:val="18"/>
+              </w:rPr>
+              <w:t>artifacts\P1\twostage-sim-llm-ff3d548a0af2\ (pipeline.json, examples.jsonl, manifest.json)</w:t>
+            </w:r>
+          </w:p>
+        </w:tc>
+      </w:tr>
+      <w:tr>
+        <w:tc>
+          <w:tcPr>
+            <w:tcW w:type="dxa" w:w="2948"/>
+          </w:tcPr>
+          <w:p>
+            <w:r/>
+            <w:r>
+              <w:rPr>
+                <w:sz w:val="18"/>
+              </w:rPr>
+              <w:t>Tests for it</w:t>
+            </w:r>
+          </w:p>
+        </w:tc>
+        <w:tc>
+          <w:tcPr>
+            <w:tcW w:type="dxa" w:w="6463"/>
+          </w:tcPr>
+          <w:p>
+            <w:r/>
+            <w:r>
+              <w:rPr>
+                <w:sz w:val="18"/>
+              </w:rPr>
+              <w:t>tests\test_runtime.py</w:t>
+            </w:r>
+          </w:p>
+        </w:tc>
+      </w:tr>
+    </w:tbl>
+    <w:p/>
+    <w:p>
+      <w:r>
+        <w:rPr>
+          <w:b/>
+        </w:rPr>
+        <w:t>How it works:</w:t>
       </w:r>
     </w:p>
     <w:p>
@@ -8070,7 +12252,7 @@
         <w:pStyle w:val="ListNumber"/>
       </w:pPr>
       <w:r>
-        <w:t>Save the selected design, the Analyzer's descriptions, the examples and the model's fingerprint as a package.</w:t>
+        <w:t>Save the chosen design, the Analyzer's descriptions, the examples and the model's fingerprint into three files.</w:t>
       </w:r>
     </w:p>
     <w:p>
@@ -8078,7 +12260,7 @@
         <w:pStyle w:val="ListNumber"/>
       </w:pPr>
       <w:r>
-        <w:t>Fingerprint every package file; a changed file makes the package refuse to load.</w:t>
+        <w:t>Write a fingerprint of each file into manifest.json. If a file is changed later, the fingerprints no longer match and the package refuses to load.</w:t>
       </w:r>
     </w:p>
     <w:p>
@@ -8087,6 +12269,25 @@
       </w:pPr>
       <w:r>
         <w:t>Load the package in a fresh program and answer normal, off-topic and invalid requests.</w:t>
+      </w:r>
+    </w:p>
+    <w:p>
+      <w:pPr>
+        <w:pStyle w:val="ListNumber"/>
+      </w:pPr>
+      <w:r>
+        <w:t>These packages hold A1's choices; A2's will be exported at the freeze.</w:t>
+      </w:r>
+    </w:p>
+    <w:p>
+      <w:r>
+        <w:rPr>
+          <w:b/>
+        </w:rPr>
+        <w:t>Run it</w:t>
+      </w:r>
+      <w:r>
+        <w:t xml:space="preserve"> (about 10 seconds each):</w:t>
       </w:r>
     </w:p>
     <w:tbl>
@@ -8130,19 +12331,6 @@
               <w:t>python scripts/demo.py --project P1 --interactive</w:t>
             </w:r>
           </w:p>
-          <w:p>
-            <w:pPr>
-              <w:spacing w:after="0"/>
-            </w:pPr>
-            <w:r>
-              <w:rPr>
-                <w:rFonts w:ascii="Consolas" w:hAnsi="Consolas"/>
-                <w:color w:val="F8FAFC"/>
-                <w:sz w:val="19"/>
-              </w:rPr>
-              <w:t>python -m pytest tests/test_runtime.py -vv -k modified</w:t>
-            </w:r>
-          </w:p>
         </w:tc>
       </w:tr>
     </w:tbl>
@@ -8152,18 +12340,170 @@
       </w:pPr>
     </w:p>
     <w:p>
+      <w:pPr>
+        <w:jc w:val="center"/>
+      </w:pPr>
+      <w:r>
+        <w:drawing>
+          <wp:inline xmlns:a="http://schemas.openxmlformats.org/drawingml/2006/main" xmlns:pic="http://schemas.openxmlformats.org/drawingml/2006/picture">
+            <wp:extent cx="5976000" cy="1902729"/>
+            <wp:docPr id="14" name="Picture 14"/>
+            <wp:cNvGraphicFramePr>
+              <a:graphicFrameLocks noChangeAspect="1"/>
+            </wp:cNvGraphicFramePr>
+            <a:graphic>
+              <a:graphicData uri="http://schemas.openxmlformats.org/drawingml/2006/picture">
+                <pic:pic>
+                  <pic:nvPicPr>
+                    <pic:cNvPr id="0" name="screen_demo.png"/>
+                    <pic:cNvPicPr/>
+                  </pic:nvPicPr>
+                  <pic:blipFill>
+                    <a:blip r:embed="rId22"/>
+                    <a:stretch>
+                      <a:fillRect/>
+                    </a:stretch>
+                  </pic:blipFill>
+                  <pic:spPr>
+                    <a:xfrm>
+                      <a:off x="0" y="0"/>
+                      <a:ext cx="5976000" cy="1902729"/>
+                    </a:xfrm>
+                    <a:prstGeom prst="rect"/>
+                  </pic:spPr>
+                </pic:pic>
+              </a:graphicData>
+            </a:graphic>
+          </wp:inline>
+        </w:drawing>
+      </w:r>
+    </w:p>
+    <w:p>
+      <w:pPr>
+        <w:spacing w:after="240"/>
+        <w:jc w:val="center"/>
+      </w:pPr>
+      <w:r>
+        <w:rPr>
+          <w:color w:val="475569"/>
+          <w:sz w:val="18"/>
+        </w:rPr>
+        <w:t>The demo (real output).</w:t>
+      </w:r>
+    </w:p>
+    <w:p>
       <w:r>
         <w:rPr>
           <w:b/>
+        </w:rPr>
+        <w:t>What the output means:</w:t>
+      </w:r>
+    </w:p>
+    <w:p>
+      <w:pPr>
+        <w:pStyle w:val="ListBullet"/>
+      </w:pPr>
+      <w:r>
+        <w:rPr>
+          <w:rFonts w:ascii="Consolas" w:hAnsi="Consolas"/>
           <w:sz w:val="20"/>
         </w:rPr>
-        <w:t>Time:</w:t>
-      </w:r>
+        <w:t>-&gt; ok intent=alarm_set time='six thirty'</w:t>
+      </w:r>
+      <w:r>
+        <w:t>: understood, with the details extracted.</w:t>
+      </w:r>
+    </w:p>
+    <w:p>
+      <w:pPr>
+        <w:pStyle w:val="ListBullet"/>
+      </w:pPr>
       <w:r>
         <w:rPr>
+          <w:rFonts w:ascii="Consolas" w:hAnsi="Consolas"/>
           <w:sz w:val="20"/>
         </w:rPr>
-        <w:t xml:space="preserve"> about 10 seconds each</w:t>
+        <w:t>-&gt; out_of_scope</w:t>
+      </w:r>
+      <w:r>
+        <w:t>: refused, correctly.</w:t>
+      </w:r>
+    </w:p>
+    <w:p>
+      <w:pPr>
+        <w:pStyle w:val="ListBullet"/>
+      </w:pPr>
+      <w:r>
+        <w:rPr>
+          <w:rFonts w:ascii="Consolas" w:hAnsi="Consolas"/>
+          <w:sz w:val="20"/>
+        </w:rPr>
+        <w:t>-&gt; invalid_request</w:t>
+      </w:r>
+      <w:r>
+        <w:t>: an empty or too-long request, refused before the AI is even called.</w:t>
+      </w:r>
+    </w:p>
+    <w:p>
+      <w:r>
+        <w:rPr>
+          <w:b/>
+        </w:rPr>
+        <w:t>Check it yourself:</w:t>
+      </w:r>
+    </w:p>
+    <w:p>
+      <w:pPr>
+        <w:pStyle w:val="ListNumber"/>
+      </w:pPr>
+      <w:r>
+        <w:t xml:space="preserve">Open </w:t>
+      </w:r>
+      <w:r>
+        <w:rPr>
+          <w:rFonts w:ascii="Consolas" w:hAnsi="Consolas"/>
+          <w:sz w:val="20"/>
+        </w:rPr>
+        <w:t>artifacts\P1\twostage-sim-llm-ff3d548a0af2\manifest.json</w:t>
+      </w:r>
+      <w:r>
+        <w:t xml:space="preserve">: </w:t>
+      </w:r>
+      <w:r>
+        <w:rPr>
+          <w:rFonts w:ascii="Consolas" w:hAnsi="Consolas"/>
+          <w:sz w:val="20"/>
+        </w:rPr>
+        <w:t>"files"</w:t>
+      </w:r>
+      <w:r>
+        <w:t xml:space="preserve"> lists each file's fingerprint.</w:t>
+      </w:r>
+    </w:p>
+    <w:p>
+      <w:pPr>
+        <w:pStyle w:val="ListNumber"/>
+      </w:pPr>
+      <w:r>
+        <w:t xml:space="preserve">See the tamper protection work: </w:t>
+      </w:r>
+      <w:r>
+        <w:rPr>
+          <w:rFonts w:ascii="Consolas" w:hAnsi="Consolas"/>
+          <w:sz w:val="20"/>
+        </w:rPr>
+        <w:t>python -m pytest tests/test_runtime.py -vv -k modified</w:t>
+      </w:r>
+      <w:r>
+        <w:t>. The test edits a package file and checks it is refused (2 passed).</w:t>
+      </w:r>
+    </w:p>
+    <w:p>
+      <w:pPr>
+        <w:pStyle w:val="ListNumber"/>
+      </w:pPr>
+      <w:r>
+        <w:t>In interactive mode, type your own requests, e.g. "dim the kitchen lights", then press Enter on an empty line to stop.</w:t>
       </w:r>
     </w:p>
     <w:p>
@@ -8178,7 +12518,7 @@
         <w:rPr>
           <w:sz w:val="21"/>
         </w:rPr>
-        <w:t xml:space="preserve"> "The agent's choice is exported as a package any program can load; if anyone edits it, it refuses to load, as this test shows."</w:t>
+        <w:t xml:space="preserve"> "The agent's choice is saved as a package any program can load, and if anyone edits it, it refuses to load."</w:t>
       </w:r>
     </w:p>
     <w:p>
@@ -8194,10 +12534,10 @@
         <w:rPr>
           <w:b/>
         </w:rPr>
-        <w:t>Idea:</w:t>
-      </w:r>
-      <w:r>
-        <w:t xml:space="preserve"> Prove that no recorded number was edited or computed wrongly.</w:t>
+        <w:t>In one sentence:</w:t>
+      </w:r>
+      <w:r>
+        <w:t xml:space="preserve"> We proved that no recorded number was edited or computed wrongly.</w:t>
       </w:r>
     </w:p>
     <w:p>
@@ -8205,7 +12545,152 @@
         <w:rPr>
           <w:b/>
         </w:rPr>
-        <w:t>How it was done:</w:t>
+        <w:t>Where its files are:</w:t>
+      </w:r>
+    </w:p>
+    <w:tbl>
+      <w:tblPr>
+        <w:tblStyle w:val="TableGrid"/>
+        <w:tblW w:type="auto" w:w="0"/>
+        <w:jc w:val="center"/>
+        <w:tblLook w:firstColumn="1" w:firstRow="1" w:lastColumn="0" w:lastRow="0" w:noHBand="0" w:noVBand="1" w:val="04A0"/>
+      </w:tblPr>
+      <w:tblGrid>
+        <w:gridCol w:w="4873"/>
+        <w:gridCol w:w="4873"/>
+      </w:tblGrid>
+      <w:tr>
+        <w:tc>
+          <w:tcPr>
+            <w:tcW w:type="dxa" w:w="2948"/>
+            <w:shd w:val="clear" w:color="auto" w:fill="DBEAFE"/>
+          </w:tcPr>
+          <w:p>
+            <w:r/>
+            <w:r>
+              <w:rPr>
+                <w:b/>
+                <w:sz w:val="18"/>
+              </w:rPr>
+              <w:t>What</w:t>
+            </w:r>
+          </w:p>
+        </w:tc>
+        <w:tc>
+          <w:tcPr>
+            <w:tcW w:type="dxa" w:w="6463"/>
+            <w:shd w:val="clear" w:color="auto" w:fill="DBEAFE"/>
+          </w:tcPr>
+          <w:p>
+            <w:r/>
+            <w:r>
+              <w:rPr>
+                <w:b/>
+                <w:sz w:val="18"/>
+              </w:rPr>
+              <w:t>Where</w:t>
+            </w:r>
+          </w:p>
+        </w:tc>
+      </w:tr>
+      <w:tr>
+        <w:tc>
+          <w:tcPr>
+            <w:tcW w:type="dxa" w:w="2948"/>
+          </w:tcPr>
+          <w:p>
+            <w:r/>
+            <w:r>
+              <w:rPr>
+                <w:sz w:val="18"/>
+              </w:rPr>
+              <w:t>Re-score every run</w:t>
+            </w:r>
+          </w:p>
+        </w:tc>
+        <w:tc>
+          <w:tcPr>
+            <w:tcW w:type="dxa" w:w="6463"/>
+          </w:tcPr>
+          <w:p>
+            <w:r/>
+            <w:r>
+              <w:rPr>
+                <w:sz w:val="18"/>
+              </w:rPr>
+              <w:t>scripts\reproduce_metrics.py</w:t>
+            </w:r>
+          </w:p>
+        </w:tc>
+      </w:tr>
+      <w:tr>
+        <w:tc>
+          <w:tcPr>
+            <w:tcW w:type="dxa" w:w="2948"/>
+          </w:tcPr>
+          <w:p>
+            <w:r/>
+            <w:r>
+              <w:rPr>
+                <w:sz w:val="18"/>
+              </w:rPr>
+              <w:t>Independent check with scikit-learn</w:t>
+            </w:r>
+          </w:p>
+        </w:tc>
+        <w:tc>
+          <w:tcPr>
+            <w:tcW w:type="dxa" w:w="6463"/>
+          </w:tcPr>
+          <w:p>
+            <w:r/>
+            <w:r>
+              <w:rPr>
+                <w:sz w:val="18"/>
+              </w:rPr>
+              <w:t>scripts\verify_with_sklearn.py</w:t>
+            </w:r>
+          </w:p>
+        </w:tc>
+      </w:tr>
+      <w:tr>
+        <w:tc>
+          <w:tcPr>
+            <w:tcW w:type="dxa" w:w="2948"/>
+          </w:tcPr>
+          <w:p>
+            <w:r/>
+            <w:r>
+              <w:rPr>
+                <w:sz w:val="18"/>
+              </w:rPr>
+              <w:t>Every check at once</w:t>
+            </w:r>
+          </w:p>
+        </w:tc>
+        <w:tc>
+          <w:tcPr>
+            <w:tcW w:type="dxa" w:w="6463"/>
+          </w:tcPr>
+          <w:p>
+            <w:r/>
+            <w:r>
+              <w:rPr>
+                <w:sz w:val="18"/>
+              </w:rPr>
+              <w:t>scripts\show_evidence.py (saves reports\EVIDENCE_SUMMARY.md)</w:t>
+            </w:r>
+          </w:p>
+        </w:tc>
+      </w:tr>
+    </w:tbl>
+    <w:p/>
+    <w:p>
+      <w:r>
+        <w:rPr>
+          <w:b/>
+        </w:rPr>
+        <w:t>How it works:</w:t>
       </w:r>
     </w:p>
     <w:p>
@@ -8213,7 +12698,7 @@
         <w:pStyle w:val="ListNumber"/>
       </w:pPr>
       <w:r>
-        <w:t>Re-score every run from its saved predictions and compare with the recorded score (reproduction check).</w:t>
+        <w:t>For every run folder with a predictions.jsonl, recompute its scores from the saved answers and compare with its metrics.json.</w:t>
       </w:r>
     </w:p>
     <w:p>
@@ -8221,7 +12706,7 @@
         <w:pStyle w:val="ListNumber"/>
       </w:pPr>
       <w:r>
-        <w:t>Recompute F1, accuracy and the off-topic scores with scikit-learn, without our scorer (independent check).</w:t>
+        <w:t>Separately, recompute F1, accuracy and the off-topic scores with scikit-learn, without our scorer.</w:t>
       </w:r>
     </w:p>
     <w:p>
@@ -8229,7 +12714,18 @@
         <w:pStyle w:val="ListNumber"/>
       </w:pPr>
       <w:r>
-        <w:t>Both compare to 9 decimal places: 44 of 44 runs agree.</w:t>
+        <w:t>Compare to 9 decimal places.</w:t>
+      </w:r>
+    </w:p>
+    <w:p>
+      <w:r>
+        <w:rPr>
+          <w:b/>
+        </w:rPr>
+        <w:t>Run it</w:t>
+      </w:r>
+      <w:r>
+        <w:t xml:space="preserve"> (under a minute in total):</w:t>
       </w:r>
     </w:p>
     <w:tbl>
@@ -8295,18 +12791,137 @@
       </w:pPr>
     </w:p>
     <w:p>
+      <w:pPr>
+        <w:jc w:val="center"/>
+      </w:pPr>
+      <w:r>
+        <w:drawing>
+          <wp:inline xmlns:a="http://schemas.openxmlformats.org/drawingml/2006/main" xmlns:pic="http://schemas.openxmlformats.org/drawingml/2006/picture">
+            <wp:extent cx="5976000" cy="1796848"/>
+            <wp:docPr id="15" name="Picture 15"/>
+            <wp:cNvGraphicFramePr>
+              <a:graphicFrameLocks noChangeAspect="1"/>
+            </wp:cNvGraphicFramePr>
+            <a:graphic>
+              <a:graphicData uri="http://schemas.openxmlformats.org/drawingml/2006/picture">
+                <pic:pic>
+                  <pic:nvPicPr>
+                    <pic:cNvPr id="0" name="screen_sklearn.png"/>
+                    <pic:cNvPicPr/>
+                  </pic:nvPicPr>
+                  <pic:blipFill>
+                    <a:blip r:embed="rId23"/>
+                    <a:stretch>
+                      <a:fillRect/>
+                    </a:stretch>
+                  </pic:blipFill>
+                  <pic:spPr>
+                    <a:xfrm>
+                      <a:off x="0" y="0"/>
+                      <a:ext cx="5976000" cy="1796848"/>
+                    </a:xfrm>
+                    <a:prstGeom prst="rect"/>
+                  </pic:spPr>
+                </pic:pic>
+              </a:graphicData>
+            </a:graphic>
+          </wp:inline>
+        </w:drawing>
+      </w:r>
+    </w:p>
+    <w:p>
+      <w:pPr>
+        <w:spacing w:after="240"/>
+        <w:jc w:val="center"/>
+      </w:pPr>
+      <w:r>
+        <w:rPr>
+          <w:color w:val="475569"/>
+          <w:sz w:val="18"/>
+        </w:rPr>
+        <w:t>The independent check (real output).</w:t>
+      </w:r>
+    </w:p>
+    <w:p>
       <w:r>
         <w:rPr>
           <w:b/>
+        </w:rPr>
+        <w:t>What the output means:</w:t>
+      </w:r>
+    </w:p>
+    <w:p>
+      <w:pPr>
+        <w:pStyle w:val="ListBullet"/>
+      </w:pPr>
+      <w:r>
+        <w:rPr>
+          <w:rFonts w:ascii="Consolas" w:hAnsi="Consolas"/>
           <w:sz w:val="20"/>
         </w:rPr>
-        <w:t>Time:</w:t>
+        <w:t>match</w:t>
+      </w:r>
+      <w:r>
+        <w:t xml:space="preserve"> / </w:t>
       </w:r>
       <w:r>
         <w:rPr>
+          <w:rFonts w:ascii="Consolas" w:hAnsi="Consolas"/>
           <w:sz w:val="20"/>
         </w:rPr>
-        <w:t xml:space="preserve"> under a minute; the last command runs every check at once</w:t>
+        <w:t>agrees</w:t>
+      </w:r>
+      <w:r>
+        <w:t xml:space="preserve"> on every line: the recorded number is exactly what recomputation gives.</w:t>
+      </w:r>
+    </w:p>
+    <w:p>
+      <w:pPr>
+        <w:pStyle w:val="ListBullet"/>
+      </w:pPr>
+      <w:r>
+        <w:rPr>
+          <w:rFonts w:ascii="Consolas" w:hAnsi="Consolas"/>
+          <w:sz w:val="20"/>
+        </w:rPr>
+        <w:t>not checkable</w:t>
+      </w:r>
+      <w:r>
+        <w:t>: that folder has no answers to re-score (for example a timing run). It is not a failure.</w:t>
+      </w:r>
+    </w:p>
+    <w:p>
+      <w:r>
+        <w:rPr>
+          <w:b/>
+        </w:rPr>
+        <w:t>Check it yourself:</w:t>
+      </w:r>
+    </w:p>
+    <w:p>
+      <w:pPr>
+        <w:pStyle w:val="ListNumber"/>
+      </w:pPr>
+      <w:r>
+        <w:t>Part A5's explain_f1 does the same three-way check for one run, showing every step: our scorer, scikit-learn and the hand calculation all give 0.9744.</w:t>
+      </w:r>
+    </w:p>
+    <w:p>
+      <w:pPr>
+        <w:pStyle w:val="ListNumber"/>
+      </w:pPr>
+      <w:r>
+        <w:t xml:space="preserve">Run </w:t>
+      </w:r>
+      <w:r>
+        <w:rPr>
+          <w:rFonts w:ascii="Consolas" w:hAnsi="Consolas"/>
+          <w:sz w:val="20"/>
+        </w:rPr>
+        <w:t>python scripts/show_evidence.py</w:t>
+      </w:r>
+      <w:r>
+        <w:t xml:space="preserve"> and find "Overall: all checks passed" on the last line.</w:t>
       </w:r>
     </w:p>
     <w:p>
@@ -8321,7 +12936,7 @@
         <w:rPr>
           <w:sz w:val="21"/>
         </w:rPr>
-        <w:t xml:space="preserve"> "Every recorded number can be recomputed from the raw predictions, and the standard library scikit-learn gets the same numbers."</w:t>
+        <w:t xml:space="preserve"> "Every recorded number can be recomputed from the raw answers, and the standard library scikit-learn gets the same numbers."</w:t>
       </w:r>
     </w:p>
     <w:p>
@@ -8470,6 +13085,122 @@
                 <w:sz w:val="17"/>
               </w:rPr>
               <w:t>the six steps for three requests</w:t>
+            </w:r>
+          </w:p>
+        </w:tc>
+      </w:tr>
+      <w:tr>
+        <w:tc>
+          <w:tcPr>
+            <w:tcW w:type="dxa" w:w="2154"/>
+          </w:tcPr>
+          <w:p>
+            <w:r/>
+            <w:r>
+              <w:rPr>
+                <w:sz w:val="17"/>
+              </w:rPr>
+              <w:t>"Is the difference real?"</w:t>
+            </w:r>
+          </w:p>
+        </w:tc>
+        <w:tc>
+          <w:tcPr>
+            <w:tcW w:type="dxa" w:w="3402"/>
+          </w:tcPr>
+          <w:p>
+            <w:r/>
+            <w:r>
+              <w:rPr>
+                <w:sz w:val="17"/>
+              </w:rPr>
+              <w:t>python scripts/explain_stats.py bootstrap</w:t>
+            </w:r>
+          </w:p>
+        </w:tc>
+        <w:tc>
+          <w:tcPr>
+            <w:tcW w:type="dxa" w:w="964"/>
+          </w:tcPr>
+          <w:p>
+            <w:r/>
+            <w:r>
+              <w:rPr>
+                <w:sz w:val="17"/>
+              </w:rPr>
+              <w:t>20 s</w:t>
+            </w:r>
+          </w:p>
+        </w:tc>
+        <w:tc>
+          <w:tcPr>
+            <w:tcW w:type="dxa" w:w="2891"/>
+          </w:tcPr>
+          <w:p>
+            <w:r/>
+            <w:r>
+              <w:rPr>
+                <w:sz w:val="17"/>
+              </w:rPr>
+              <w:t>the confidence interval, worked out step by step</w:t>
+            </w:r>
+          </w:p>
+        </w:tc>
+      </w:tr>
+      <w:tr>
+        <w:tc>
+          <w:tcPr>
+            <w:tcW w:type="dxa" w:w="2154"/>
+          </w:tcPr>
+          <w:p>
+            <w:r/>
+            <w:r>
+              <w:rPr>
+                <w:sz w:val="17"/>
+              </w:rPr>
+              <w:t>"How did you measure speed?"</w:t>
+            </w:r>
+          </w:p>
+        </w:tc>
+        <w:tc>
+          <w:tcPr>
+            <w:tcW w:type="dxa" w:w="3402"/>
+          </w:tcPr>
+          <w:p>
+            <w:r/>
+            <w:r>
+              <w:rPr>
+                <w:sz w:val="17"/>
+              </w:rPr>
+              <w:t>python scripts/explain_stats.py timing</w:t>
+            </w:r>
+          </w:p>
+        </w:tc>
+        <w:tc>
+          <w:tcPr>
+            <w:tcW w:type="dxa" w:w="964"/>
+          </w:tcPr>
+          <w:p>
+            <w:r/>
+            <w:r>
+              <w:rPr>
+                <w:sz w:val="17"/>
+              </w:rPr>
+              <w:t>1 s</w:t>
+            </w:r>
+          </w:p>
+        </w:tc>
+        <w:tc>
+          <w:tcPr>
+            <w:tcW w:type="dxa" w:w="2891"/>
+          </w:tcPr>
+          <w:p>
+            <w:r/>
+            <w:r>
+              <w:rPr>
+                <w:sz w:val="17"/>
+              </w:rPr>
+              <w:t>50 times sorted, median and p95 picked out</w:t>
             </w:r>
           </w:p>
         </w:tc>

--- a/reports/guide/How_Every_Test_Was_Done_v2.docx
+++ b/reports/guide/How_Every_Test_Was_Done_v2.docx
@@ -8184,6 +8184,1643 @@
           <w:sz w:val="21"/>
         </w:rPr>
         <w:t xml:space="preserve"> "One generic prompt reaches 0.927; the agent has to beat this to show its design work adds anything."</w:t>
+      </w:r>
+    </w:p>
+    <w:p>
+      <w:pPr>
+        <w:pStyle w:val="Heading3"/>
+      </w:pPr>
+      <w:r>
+        <w:t>Where B1 comes from, and how it is compared with our agent</w:t>
+      </w:r>
+    </w:p>
+    <w:p>
+      <w:r>
+        <w:rPr>
+          <w:b/>
+        </w:rPr>
+        <w:t>Who decided it: your project plan.</w:t>
+      </w:r>
+      <w:r>
+        <w:t xml:space="preserve"> B1 was defined in the project plan, before any code was written, in </w:t>
+      </w:r>
+      <w:r>
+        <w:rPr>
+          <w:rFonts w:ascii="Consolas" w:hAnsi="Consolas"/>
+          <w:sz w:val="20"/>
+        </w:rPr>
+        <w:t>docs\PROJECT_PLAN.md</w:t>
+      </w:r>
+      <w:r>
+        <w:t>:</w:t>
+      </w:r>
+    </w:p>
+    <w:p>
+      <w:pPr>
+        <w:pStyle w:val="ListBullet"/>
+      </w:pPr>
+      <w:r>
+        <w:rPr>
+          <w:b/>
+        </w:rPr>
+        <w:t>Line 251:</w:t>
+      </w:r>
+      <w:r>
+        <w:t xml:space="preserve"> "B1 = Generic LLM pipeline with a fixed prompt and procedure … receives supported labels/schema … no project-specific search."</w:t>
+      </w:r>
+    </w:p>
+    <w:p>
+      <w:pPr>
+        <w:pStyle w:val="ListBullet"/>
+      </w:pPr>
+      <w:r>
+        <w:rPr>
+          <w:b/>
+        </w:rPr>
+        <w:t>Line 411:</w:t>
+      </w:r>
+      <w:r>
+        <w:t xml:space="preserve"> "B1 is fixed to one predeclared configuration (joint single call, fixed examples, LLM label)."</w:t>
+      </w:r>
+    </w:p>
+    <w:p>
+      <w:r>
+        <w:t xml:space="preserve">"Predeclared" means it was chosen </w:t>
+      </w:r>
+      <w:r>
+        <w:rPr>
+          <w:b/>
+        </w:rPr>
+        <w:t>in advance, before any results were seen</w:t>
+      </w:r>
+      <w:r>
+        <w:t>, so it could not be picked to make the agent look good.</w:t>
+      </w:r>
+    </w:p>
+    <w:p>
+      <w:r>
+        <w:rPr>
+          <w:b/>
+        </w:rPr>
+        <w:t>Where it is in the code.</w:t>
+      </w:r>
+      <w:r>
+        <w:t xml:space="preserve"> That line of the plan became one line in </w:t>
+      </w:r>
+      <w:r>
+        <w:rPr>
+          <w:rFonts w:ascii="Consolas" w:hAnsi="Consolas"/>
+          <w:sz w:val="20"/>
+        </w:rPr>
+        <w:t>src\pipelines\catalogue.py</w:t>
+      </w:r>
+      <w:r>
+        <w:t xml:space="preserve"> (line 39):</w:t>
+      </w:r>
+    </w:p>
+    <w:tbl>
+      <w:tblPr>
+        <w:tblW w:type="auto" w:w="0"/>
+        <w:tblLook w:firstColumn="1" w:firstRow="1" w:lastColumn="0" w:lastRow="0" w:noHBand="0" w:noVBand="1" w:val="04A0"/>
+      </w:tblPr>
+      <w:tblGrid>
+        <w:gridCol w:w="9746"/>
+      </w:tblGrid>
+      <w:tr>
+        <w:tc>
+          <w:tcPr>
+            <w:tcW w:type="dxa" w:w="9411"/>
+            <w:shd w:val="clear" w:color="auto" w:fill="0F172A"/>
+          </w:tcPr>
+          <w:p>
+            <w:pPr>
+              <w:spacing w:after="0"/>
+            </w:pPr>
+            <w:r/>
+            <w:r>
+              <w:rPr>
+                <w:rFonts w:ascii="Consolas" w:hAnsi="Consolas"/>
+                <w:color w:val="F8FAFC"/>
+                <w:sz w:val="19"/>
+              </w:rPr>
+              <w:t>B1_CONFIG_ID = "joint-fixed-llm"</w:t>
+            </w:r>
+          </w:p>
+        </w:tc>
+      </w:tr>
+    </w:tbl>
+    <w:p>
+      <w:pPr>
+        <w:spacing w:after="0"/>
+      </w:pPr>
+    </w:p>
+    <w:p>
+      <w:r>
+        <w:t xml:space="preserve">It simply names one of the 12 designs: </w:t>
+      </w:r>
+      <w:r>
+        <w:rPr>
+          <w:b/>
+        </w:rPr>
+        <w:t>joint</w:t>
+      </w:r>
+      <w:r>
+        <w:t xml:space="preserve"> (one AI call), </w:t>
+      </w:r>
+      <w:r>
+        <w:rPr>
+          <w:b/>
+        </w:rPr>
+        <w:t>fixed</w:t>
+      </w:r>
+      <w:r>
+        <w:t xml:space="preserve"> (the same one example per intent every time) and </w:t>
+      </w:r>
+      <w:r>
+        <w:rPr>
+          <w:b/>
+        </w:rPr>
+        <w:t>llm</w:t>
+      </w:r>
+      <w:r>
+        <w:t xml:space="preserve"> (the model itself may answer none_of_the_above). It is the plainest combination of the three choices. The prompt wording comes from the </w:t>
+      </w:r>
+      <w:r>
+        <w:rPr>
+          <w:rFonts w:ascii="Consolas" w:hAnsi="Consolas"/>
+          <w:sz w:val="20"/>
+        </w:rPr>
+        <w:t>render_prompt</w:t>
+      </w:r>
+      <w:r>
+        <w:t xml:space="preserve"> function in the same file; </w:t>
+      </w:r>
+      <w:r>
+        <w:rPr>
+          <w:b/>
+        </w:rPr>
+        <w:t>all 12 designs share that template</w:t>
+      </w:r>
+      <w:r>
+        <w:t>, and B1 is its simplest setting.</w:t>
+      </w:r>
+    </w:p>
+    <w:p>
+      <w:r>
+        <w:rPr>
+          <w:b/>
+        </w:rPr>
+        <w:t>What "generic" means here.</w:t>
+      </w:r>
+      <w:r>
+        <w:t xml:space="preserve"> Not a famous prompt from somewhere else. It means one fixed design, used the same way on every project (P1, P2, or any new one), with no project-specific decisions.</w:t>
+      </w:r>
+    </w:p>
+    <w:tbl>
+      <w:tblPr>
+        <w:tblStyle w:val="TableGrid"/>
+        <w:tblW w:type="auto" w:w="0"/>
+        <w:jc w:val="center"/>
+        <w:tblLook w:firstColumn="1" w:firstRow="1" w:lastColumn="0" w:lastRow="0" w:noHBand="0" w:noVBand="1" w:val="04A0"/>
+      </w:tblPr>
+      <w:tblGrid>
+        <w:gridCol w:w="3249"/>
+        <w:gridCol w:w="3249"/>
+        <w:gridCol w:w="3249"/>
+      </w:tblGrid>
+      <w:tr>
+        <w:tc>
+          <w:tcPr>
+            <w:tcW w:type="dxa" w:w="4195"/>
+            <w:shd w:val="clear" w:color="auto" w:fill="DBEAFE"/>
+          </w:tcPr>
+          <w:p>
+            <w:r/>
+            <w:r>
+              <w:rPr>
+                <w:b/>
+                <w:sz w:val="19"/>
+              </w:rPr>
+            </w:r>
+          </w:p>
+        </w:tc>
+        <w:tc>
+          <w:tcPr>
+            <w:tcW w:type="dxa" w:w="2608"/>
+            <w:shd w:val="clear" w:color="auto" w:fill="DBEAFE"/>
+          </w:tcPr>
+          <w:p>
+            <w:r/>
+            <w:r>
+              <w:rPr>
+                <w:b/>
+                <w:sz w:val="19"/>
+              </w:rPr>
+              <w:t>B1 gets it?</w:t>
+            </w:r>
+          </w:p>
+        </w:tc>
+        <w:tc>
+          <w:tcPr>
+            <w:tcW w:type="dxa" w:w="2608"/>
+            <w:shd w:val="clear" w:color="auto" w:fill="DBEAFE"/>
+          </w:tcPr>
+          <w:p>
+            <w:r/>
+            <w:r>
+              <w:rPr>
+                <w:b/>
+                <w:sz w:val="19"/>
+              </w:rPr>
+              <w:t>Our agent gets it?</w:t>
+            </w:r>
+          </w:p>
+        </w:tc>
+      </w:tr>
+      <w:tr>
+        <w:tc>
+          <w:tcPr>
+            <w:tcW w:type="dxa" w:w="4195"/>
+          </w:tcPr>
+          <w:p>
+            <w:r/>
+            <w:r>
+              <w:rPr>
+                <w:sz w:val="19"/>
+              </w:rPr>
+              <w:t>The project's list of intents and fields</w:t>
+            </w:r>
+          </w:p>
+        </w:tc>
+        <w:tc>
+          <w:tcPr>
+            <w:tcW w:type="dxa" w:w="2608"/>
+          </w:tcPr>
+          <w:p>
+            <w:r/>
+            <w:r>
+              <w:rPr>
+                <w:sz w:val="19"/>
+              </w:rPr>
+              <w:t>yes</w:t>
+            </w:r>
+          </w:p>
+        </w:tc>
+        <w:tc>
+          <w:tcPr>
+            <w:tcW w:type="dxa" w:w="2608"/>
+          </w:tcPr>
+          <w:p>
+            <w:r/>
+            <w:r>
+              <w:rPr>
+                <w:sz w:val="19"/>
+              </w:rPr>
+              <w:t>yes</w:t>
+            </w:r>
+          </w:p>
+        </w:tc>
+      </w:tr>
+      <w:tr>
+        <w:tc>
+          <w:tcPr>
+            <w:tcW w:type="dxa" w:w="4195"/>
+          </w:tcPr>
+          <w:p>
+            <w:r/>
+            <w:r>
+              <w:rPr>
+                <w:sz w:val="19"/>
+              </w:rPr>
+              <w:t>10 labelled examples per intent</w:t>
+            </w:r>
+          </w:p>
+        </w:tc>
+        <w:tc>
+          <w:tcPr>
+            <w:tcW w:type="dxa" w:w="2608"/>
+          </w:tcPr>
+          <w:p>
+            <w:r/>
+            <w:r>
+              <w:rPr>
+                <w:sz w:val="19"/>
+              </w:rPr>
+              <w:t>yes (shows 1 per intent)</w:t>
+            </w:r>
+          </w:p>
+        </w:tc>
+        <w:tc>
+          <w:tcPr>
+            <w:tcW w:type="dxa" w:w="2608"/>
+          </w:tcPr>
+          <w:p>
+            <w:r/>
+            <w:r>
+              <w:rPr>
+                <w:sz w:val="19"/>
+              </w:rPr>
+              <w:t>yes</w:t>
+            </w:r>
+          </w:p>
+        </w:tc>
+      </w:tr>
+      <w:tr>
+        <w:tc>
+          <w:tcPr>
+            <w:tcW w:type="dxa" w:w="4195"/>
+          </w:tcPr>
+          <w:p>
+            <w:r/>
+            <w:r>
+              <w:rPr>
+                <w:sz w:val="19"/>
+              </w:rPr>
+              <w:t>The same AI model and the same 100 test requests</w:t>
+            </w:r>
+          </w:p>
+        </w:tc>
+        <w:tc>
+          <w:tcPr>
+            <w:tcW w:type="dxa" w:w="2608"/>
+          </w:tcPr>
+          <w:p>
+            <w:r/>
+            <w:r>
+              <w:rPr>
+                <w:sz w:val="19"/>
+              </w:rPr>
+              <w:t>yes</w:t>
+            </w:r>
+          </w:p>
+        </w:tc>
+        <w:tc>
+          <w:tcPr>
+            <w:tcW w:type="dxa" w:w="2608"/>
+          </w:tcPr>
+          <w:p>
+            <w:r/>
+            <w:r>
+              <w:rPr>
+                <w:sz w:val="19"/>
+              </w:rPr>
+              <w:t>yes</w:t>
+            </w:r>
+          </w:p>
+        </w:tc>
+      </w:tr>
+      <w:tr>
+        <w:tc>
+          <w:tcPr>
+            <w:tcW w:type="dxa" w:w="4195"/>
+          </w:tcPr>
+          <w:p>
+            <w:r/>
+            <w:r>
+              <w:rPr>
+                <w:sz w:val="19"/>
+              </w:rPr>
+              <w:t>Descriptions written by the Analyzer</w:t>
+            </w:r>
+          </w:p>
+        </w:tc>
+        <w:tc>
+          <w:tcPr>
+            <w:tcW w:type="dxa" w:w="2608"/>
+          </w:tcPr>
+          <w:p>
+            <w:r/>
+            <w:r>
+              <w:rPr>
+                <w:sz w:val="19"/>
+              </w:rPr>
+              <w:t>no</w:t>
+            </w:r>
+          </w:p>
+        </w:tc>
+        <w:tc>
+          <w:tcPr>
+            <w:tcW w:type="dxa" w:w="2608"/>
+          </w:tcPr>
+          <w:p>
+            <w:r/>
+            <w:r>
+              <w:rPr>
+                <w:sz w:val="19"/>
+              </w:rPr>
+              <w:t>yes</w:t>
+            </w:r>
+          </w:p>
+        </w:tc>
+      </w:tr>
+      <w:tr>
+        <w:tc>
+          <w:tcPr>
+            <w:tcW w:type="dxa" w:w="4195"/>
+          </w:tcPr>
+          <w:p>
+            <w:r/>
+            <w:r>
+              <w:rPr>
+                <w:sz w:val="19"/>
+              </w:rPr>
+              <w:t>Choosing between the 12 designs</w:t>
+            </w:r>
+          </w:p>
+        </w:tc>
+        <w:tc>
+          <w:tcPr>
+            <w:tcW w:type="dxa" w:w="2608"/>
+          </w:tcPr>
+          <w:p>
+            <w:r/>
+            <w:r>
+              <w:rPr>
+                <w:sz w:val="19"/>
+              </w:rPr>
+              <w:t>no: always joint-fixed-llm</w:t>
+            </w:r>
+          </w:p>
+        </w:tc>
+        <w:tc>
+          <w:tcPr>
+            <w:tcW w:type="dxa" w:w="2608"/>
+          </w:tcPr>
+          <w:p>
+            <w:r/>
+            <w:r>
+              <w:rPr>
+                <w:sz w:val="19"/>
+              </w:rPr>
+              <w:t>yes: ranks, tests, revises</w:t>
+            </w:r>
+          </w:p>
+        </w:tc>
+      </w:tr>
+      <w:tr>
+        <w:tc>
+          <w:tcPr>
+            <w:tcW w:type="dxa" w:w="4195"/>
+          </w:tcPr>
+          <w:p>
+            <w:r/>
+            <w:r>
+              <w:rPr>
+                <w:sz w:val="19"/>
+              </w:rPr>
+              <w:t>Testing designs and keeping the best</w:t>
+            </w:r>
+          </w:p>
+        </w:tc>
+        <w:tc>
+          <w:tcPr>
+            <w:tcW w:type="dxa" w:w="2608"/>
+          </w:tcPr>
+          <w:p>
+            <w:r/>
+            <w:r>
+              <w:rPr>
+                <w:sz w:val="19"/>
+              </w:rPr>
+              <w:t>no</w:t>
+            </w:r>
+          </w:p>
+        </w:tc>
+        <w:tc>
+          <w:tcPr>
+            <w:tcW w:type="dxa" w:w="2608"/>
+          </w:tcPr>
+          <w:p>
+            <w:r/>
+            <w:r>
+              <w:rPr>
+                <w:sz w:val="19"/>
+              </w:rPr>
+              <w:t>yes</w:t>
+            </w:r>
+          </w:p>
+        </w:tc>
+      </w:tr>
+    </w:tbl>
+    <w:p/>
+    <w:p>
+      <w:r>
+        <w:rPr>
+          <w:b/>
+        </w:rPr>
+        <w:t>An example: a hospital project.</w:t>
+      </w:r>
+      <w:r>
+        <w:t xml:space="preserve"> Say the app is a hospital assistant with intents such as book_appointment, cancel_appointment and check_bed_availability. B1 would always use the same template, filled in with the hospital's intents and one example each:</w:t>
+      </w:r>
+    </w:p>
+    <w:tbl>
+      <w:tblPr>
+        <w:tblW w:type="auto" w:w="0"/>
+        <w:tblLook w:firstColumn="1" w:firstRow="1" w:lastColumn="0" w:lastRow="0" w:noHBand="0" w:noVBand="1" w:val="04A0"/>
+      </w:tblPr>
+      <w:tblGrid>
+        <w:gridCol w:w="9746"/>
+      </w:tblGrid>
+      <w:tr>
+        <w:tc>
+          <w:tcPr>
+            <w:tcW w:type="dxa" w:w="9411"/>
+            <w:shd w:val="clear" w:color="auto" w:fill="0F172A"/>
+          </w:tcPr>
+          <w:p>
+            <w:pPr>
+              <w:spacing w:after="0"/>
+            </w:pPr>
+            <w:r/>
+            <w:r>
+              <w:rPr>
+                <w:rFonts w:ascii="Consolas" w:hAnsi="Consolas"/>
+                <w:color w:val="F8FAFC"/>
+                <w:sz w:val="19"/>
+              </w:rPr>
+              <w:t>Label this request for a hospital assistant. Reply with JSON only.</w:t>
+            </w:r>
+          </w:p>
+          <w:p>
+            <w:pPr>
+              <w:spacing w:after="0"/>
+            </w:pPr>
+            <w:r>
+              <w:rPr>
+                <w:rFonts w:ascii="Consolas" w:hAnsi="Consolas"/>
+                <w:color w:val="F8FAFC"/>
+                <w:sz w:val="19"/>
+              </w:rPr>
+              <w:t xml:space="preserve"> </w:t>
+            </w:r>
+          </w:p>
+          <w:p>
+            <w:pPr>
+              <w:spacing w:after="0"/>
+            </w:pPr>
+            <w:r>
+              <w:rPr>
+                <w:rFonts w:ascii="Consolas" w:hAnsi="Consolas"/>
+                <w:color w:val="F8FAFC"/>
+                <w:sz w:val="19"/>
+              </w:rPr>
+              <w:t>Allowed intents:</w:t>
+            </w:r>
+          </w:p>
+          <w:p>
+            <w:pPr>
+              <w:spacing w:after="0"/>
+            </w:pPr>
+            <w:r>
+              <w:rPr>
+                <w:rFonts w:ascii="Consolas" w:hAnsi="Consolas"/>
+                <w:color w:val="F8FAFC"/>
+                <w:sz w:val="19"/>
+              </w:rPr>
+              <w:t>- book_appointment</w:t>
+            </w:r>
+          </w:p>
+          <w:p>
+            <w:pPr>
+              <w:spacing w:after="0"/>
+            </w:pPr>
+            <w:r>
+              <w:rPr>
+                <w:rFonts w:ascii="Consolas" w:hAnsi="Consolas"/>
+                <w:color w:val="F8FAFC"/>
+                <w:sz w:val="19"/>
+              </w:rPr>
+              <w:t>- cancel_appointment</w:t>
+            </w:r>
+          </w:p>
+          <w:p>
+            <w:pPr>
+              <w:spacing w:after="0"/>
+            </w:pPr>
+            <w:r>
+              <w:rPr>
+                <w:rFonts w:ascii="Consolas" w:hAnsi="Consolas"/>
+                <w:color w:val="F8FAFC"/>
+                <w:sz w:val="19"/>
+              </w:rPr>
+              <w:t>- check_bed_availability</w:t>
+            </w:r>
+          </w:p>
+          <w:p>
+            <w:pPr>
+              <w:spacing w:after="0"/>
+            </w:pPr>
+            <w:r>
+              <w:rPr>
+                <w:rFonts w:ascii="Consolas" w:hAnsi="Consolas"/>
+                <w:color w:val="F8FAFC"/>
+                <w:sz w:val="19"/>
+              </w:rPr>
+              <w:t>- none_of_the_above  (use this if the request is about anything else)</w:t>
+            </w:r>
+          </w:p>
+          <w:p>
+            <w:pPr>
+              <w:spacing w:after="0"/>
+            </w:pPr>
+            <w:r>
+              <w:rPr>
+                <w:rFonts w:ascii="Consolas" w:hAnsi="Consolas"/>
+                <w:color w:val="F8FAFC"/>
+                <w:sz w:val="19"/>
+              </w:rPr>
+              <w:t xml:space="preserve"> </w:t>
+            </w:r>
+          </w:p>
+          <w:p>
+            <w:pPr>
+              <w:spacing w:after="0"/>
+            </w:pPr>
+            <w:r>
+              <w:rPr>
+                <w:rFonts w:ascii="Consolas" w:hAnsi="Consolas"/>
+                <w:color w:val="F8FAFC"/>
+                <w:sz w:val="19"/>
+              </w:rPr>
+              <w:t>Examples:</w:t>
+            </w:r>
+          </w:p>
+          <w:p>
+            <w:pPr>
+              <w:spacing w:after="0"/>
+            </w:pPr>
+            <w:r>
+              <w:rPr>
+                <w:rFonts w:ascii="Consolas" w:hAnsi="Consolas"/>
+                <w:color w:val="F8FAFC"/>
+                <w:sz w:val="19"/>
+              </w:rPr>
+              <w:t>Request: I want to see a cardiologist on Monday</w:t>
+            </w:r>
+          </w:p>
+          <w:p>
+            <w:pPr>
+              <w:spacing w:after="0"/>
+            </w:pPr>
+            <w:r>
+              <w:rPr>
+                <w:rFonts w:ascii="Consolas" w:hAnsi="Consolas"/>
+                <w:color w:val="F8FAFC"/>
+                <w:sz w:val="19"/>
+              </w:rPr>
+              <w:t>Answer: {"intent": "book_appointment"}</w:t>
+            </w:r>
+          </w:p>
+          <w:p>
+            <w:pPr>
+              <w:spacing w:after="0"/>
+            </w:pPr>
+            <w:r>
+              <w:rPr>
+                <w:rFonts w:ascii="Consolas" w:hAnsi="Consolas"/>
+                <w:color w:val="F8FAFC"/>
+                <w:sz w:val="19"/>
+              </w:rPr>
+              <w:t>...</w:t>
+            </w:r>
+          </w:p>
+          <w:p>
+            <w:pPr>
+              <w:spacing w:after="0"/>
+            </w:pPr>
+            <w:r>
+              <w:rPr>
+                <w:rFonts w:ascii="Consolas" w:hAnsi="Consolas"/>
+                <w:color w:val="F8FAFC"/>
+                <w:sz w:val="19"/>
+              </w:rPr>
+              <w:t xml:space="preserve"> </w:t>
+            </w:r>
+          </w:p>
+          <w:p>
+            <w:pPr>
+              <w:spacing w:after="0"/>
+            </w:pPr>
+            <w:r>
+              <w:rPr>
+                <w:rFonts w:ascii="Consolas" w:hAnsi="Consolas"/>
+                <w:color w:val="F8FAFC"/>
+                <w:sz w:val="19"/>
+              </w:rPr>
+              <w:t>Request: &lt;the patient's request&gt;</w:t>
+            </w:r>
+          </w:p>
+          <w:p>
+            <w:pPr>
+              <w:spacing w:after="0"/>
+            </w:pPr>
+            <w:r>
+              <w:rPr>
+                <w:rFonts w:ascii="Consolas" w:hAnsi="Consolas"/>
+                <w:color w:val="F8FAFC"/>
+                <w:sz w:val="19"/>
+              </w:rPr>
+              <w:t>Answer:</w:t>
+            </w:r>
+          </w:p>
+        </w:tc>
+      </w:tr>
+    </w:tbl>
+    <w:p>
+      <w:pPr>
+        <w:spacing w:after="0"/>
+      </w:pPr>
+    </w:p>
+    <w:p>
+      <w:r>
+        <w:t>Our agent would read the hospital's description, write a description of every intent and field, and might decide that patients phrase things in many ways, so the most similar examples and written descriptions help (schema-sim-llm). Then it tests that choice before keeping it. Both would then be scored on the same labelled hospital requests. For a new project you need the same ingredients we took from MASSIVE: a short description, the intents and fields, about 10 labelled examples per intent, and labelled test requests kept aside.</w:t>
+      </w:r>
+    </w:p>
+    <w:p>
+      <w:r>
+        <w:rPr>
+          <w:b/>
+        </w:rPr>
+        <w:t>How the comparison actually runs.</w:t>
+      </w:r>
+      <w:r>
+        <w:t xml:space="preserve"> The script </w:t>
+      </w:r>
+      <w:r>
+        <w:rPr>
+          <w:rFonts w:ascii="Consolas" w:hAnsi="Consolas"/>
+          <w:sz w:val="20"/>
+        </w:rPr>
+        <w:t>scripts\run_design.py</w:t>
+      </w:r>
+      <w:r>
+        <w:t xml:space="preserve"> does both, one after the other, for each project:</w:t>
+      </w:r>
+    </w:p>
+    <w:tbl>
+      <w:tblPr>
+        <w:tblStyle w:val="TableGrid"/>
+        <w:tblW w:type="auto" w:w="0"/>
+        <w:jc w:val="center"/>
+        <w:tblLook w:firstColumn="1" w:firstRow="1" w:lastColumn="0" w:lastRow="0" w:noHBand="0" w:noVBand="1" w:val="04A0"/>
+      </w:tblPr>
+      <w:tblGrid>
+        <w:gridCol w:w="3249"/>
+        <w:gridCol w:w="3249"/>
+        <w:gridCol w:w="3249"/>
+      </w:tblGrid>
+      <w:tr>
+        <w:tc>
+          <w:tcPr>
+            <w:tcW w:type="dxa" w:w="1361"/>
+            <w:shd w:val="clear" w:color="auto" w:fill="DBEAFE"/>
+          </w:tcPr>
+          <w:p>
+            <w:r/>
+            <w:r>
+              <w:rPr>
+                <w:b/>
+                <w:sz w:val="18"/>
+              </w:rPr>
+              <w:t>Step</w:t>
+            </w:r>
+          </w:p>
+        </w:tc>
+        <w:tc>
+          <w:tcPr>
+            <w:tcW w:type="dxa" w:w="4025"/>
+            <w:shd w:val="clear" w:color="auto" w:fill="DBEAFE"/>
+          </w:tcPr>
+          <w:p>
+            <w:r/>
+            <w:r>
+              <w:rPr>
+                <w:b/>
+                <w:sz w:val="18"/>
+              </w:rPr>
+              <w:t>B1 (from line 137 of run_design.py)</w:t>
+            </w:r>
+          </w:p>
+        </w:tc>
+        <w:tc>
+          <w:tcPr>
+            <w:tcW w:type="dxa" w:w="4025"/>
+            <w:shd w:val="clear" w:color="auto" w:fill="DBEAFE"/>
+          </w:tcPr>
+          <w:p>
+            <w:r/>
+            <w:r>
+              <w:rPr>
+                <w:b/>
+                <w:sz w:val="18"/>
+              </w:rPr>
+              <w:t>Our agent (A1 / A2)</w:t>
+            </w:r>
+          </w:p>
+        </w:tc>
+      </w:tr>
+      <w:tr>
+        <w:tc>
+          <w:tcPr>
+            <w:tcW w:type="dxa" w:w="1361"/>
+          </w:tcPr>
+          <w:p>
+            <w:r/>
+            <w:r>
+              <w:rPr>
+                <w:sz w:val="18"/>
+              </w:rPr>
+              <w:t>Design</w:t>
+            </w:r>
+          </w:p>
+        </w:tc>
+        <w:tc>
+          <w:tcPr>
+            <w:tcW w:type="dxa" w:w="4025"/>
+          </w:tcPr>
+          <w:p>
+            <w:r/>
+            <w:r>
+              <w:rPr>
+                <w:sz w:val="18"/>
+              </w:rPr>
+              <w:t>takes joint-fixed-llm, always</w:t>
+            </w:r>
+          </w:p>
+        </w:tc>
+        <w:tc>
+          <w:tcPr>
+            <w:tcW w:type="dxa" w:w="4025"/>
+          </w:tcPr>
+          <w:p>
+            <w:r/>
+            <w:r>
+              <w:rPr>
+                <w:sz w:val="18"/>
+              </w:rPr>
+              <w:t>analyses the project and chooses a design</w:t>
+            </w:r>
+          </w:p>
+        </w:tc>
+      </w:tr>
+      <w:tr>
+        <w:tc>
+          <w:tcPr>
+            <w:tcW w:type="dxa" w:w="1361"/>
+          </w:tcPr>
+          <w:p>
+            <w:r/>
+            <w:r>
+              <w:rPr>
+                <w:sz w:val="18"/>
+              </w:rPr>
+              <w:t>Requests</w:t>
+            </w:r>
+          </w:p>
+        </w:tc>
+        <w:tc>
+          <w:tcPr>
+            <w:tcW w:type="dxa" w:w="4025"/>
+          </w:tcPr>
+          <w:p>
+            <w:r/>
+            <w:r>
+              <w:rPr>
+                <w:sz w:val="18"/>
+              </w:rPr>
+              <w:t>the same 100, from data\processed\P1\dev.jsonl</w:t>
+            </w:r>
+          </w:p>
+        </w:tc>
+        <w:tc>
+          <w:tcPr>
+            <w:tcW w:type="dxa" w:w="4025"/>
+          </w:tcPr>
+          <w:p>
+            <w:r/>
+            <w:r>
+              <w:rPr>
+                <w:sz w:val="18"/>
+              </w:rPr>
+              <w:t>the same 100</w:t>
+            </w:r>
+          </w:p>
+        </w:tc>
+      </w:tr>
+      <w:tr>
+        <w:tc>
+          <w:tcPr>
+            <w:tcW w:type="dxa" w:w="1361"/>
+          </w:tcPr>
+          <w:p>
+            <w:r/>
+            <w:r>
+              <w:rPr>
+                <w:sz w:val="18"/>
+              </w:rPr>
+              <w:t>AI model</w:t>
+            </w:r>
+          </w:p>
+        </w:tc>
+        <w:tc>
+          <w:tcPr>
+            <w:tcW w:type="dxa" w:w="4025"/>
+          </w:tcPr>
+          <w:p>
+            <w:r/>
+            <w:r>
+              <w:rPr>
+                <w:sz w:val="18"/>
+              </w:rPr>
+              <w:t>qwen2.5:3b</w:t>
+            </w:r>
+          </w:p>
+        </w:tc>
+        <w:tc>
+          <w:tcPr>
+            <w:tcW w:type="dxa" w:w="4025"/>
+          </w:tcPr>
+          <w:p>
+            <w:r/>
+            <w:r>
+              <w:rPr>
+                <w:sz w:val="18"/>
+              </w:rPr>
+              <w:t>qwen2.5:3b</w:t>
+            </w:r>
+          </w:p>
+        </w:tc>
+      </w:tr>
+      <w:tr>
+        <w:tc>
+          <w:tcPr>
+            <w:tcW w:type="dxa" w:w="1361"/>
+          </w:tcPr>
+          <w:p>
+            <w:r/>
+            <w:r>
+              <w:rPr>
+                <w:sz w:val="18"/>
+              </w:rPr>
+              <w:t>Scoring</w:t>
+            </w:r>
+          </w:p>
+        </w:tc>
+        <w:tc>
+          <w:tcPr>
+            <w:tcW w:type="dxa" w:w="4025"/>
+          </w:tcPr>
+          <w:p>
+            <w:r/>
+            <w:r>
+              <w:rPr>
+                <w:sz w:val="18"/>
+              </w:rPr>
+              <w:t>the same score() function</w:t>
+            </w:r>
+          </w:p>
+        </w:tc>
+        <w:tc>
+          <w:tcPr>
+            <w:tcW w:type="dxa" w:w="4025"/>
+          </w:tcPr>
+          <w:p>
+            <w:r/>
+            <w:r>
+              <w:rPr>
+                <w:sz w:val="18"/>
+              </w:rPr>
+              <w:t>the same score() function</w:t>
+            </w:r>
+          </w:p>
+        </w:tc>
+      </w:tr>
+      <w:tr>
+        <w:tc>
+          <w:tcPr>
+            <w:tcW w:type="dxa" w:w="1361"/>
+          </w:tcPr>
+          <w:p>
+            <w:r/>
+            <w:r>
+              <w:rPr>
+                <w:sz w:val="18"/>
+              </w:rPr>
+              <w:t>Saved in</w:t>
+            </w:r>
+          </w:p>
+        </w:tc>
+        <w:tc>
+          <w:tcPr>
+            <w:tcW w:type="dxa" w:w="4025"/>
+          </w:tcPr>
+          <w:p>
+            <w:r/>
+            <w:r>
+              <w:rPr>
+                <w:sz w:val="18"/>
+              </w:rPr>
+              <w:t>runs\20261013_0110_P1_B1_0</w:t>
+            </w:r>
+          </w:p>
+        </w:tc>
+        <w:tc>
+          <w:tcPr>
+            <w:tcW w:type="dxa" w:w="4025"/>
+          </w:tcPr>
+          <w:p>
+            <w:r/>
+            <w:r>
+              <w:rPr>
+                <w:sz w:val="18"/>
+              </w:rPr>
+              <w:t>runs\20261024_1654_P1_A1-selected_0 and ...A2-selected_0</w:t>
+            </w:r>
+          </w:p>
+        </w:tc>
+      </w:tr>
+    </w:tbl>
+    <w:p/>
+    <w:p>
+      <w:r>
+        <w:rPr>
+          <w:b/>
+        </w:rPr>
+        <w:t>The rule, also fixed in advance</w:t>
+      </w:r>
+      <w:r>
+        <w:t xml:space="preserve"> (</w:t>
+      </w:r>
+      <w:r>
+        <w:rPr>
+          <w:rFonts w:ascii="Consolas" w:hAnsi="Consolas"/>
+          <w:sz w:val="20"/>
+        </w:rPr>
+        <w:t>docs\PROJECT_PLAN.md</w:t>
+      </w:r>
+      <w:r>
+        <w:t xml:space="preserve"> line 389): the agent counts as better than B1 only if (1) it gains </w:t>
+      </w:r>
+      <w:r>
+        <w:rPr>
+          <w:b/>
+        </w:rPr>
+        <w:t>at least +2.0 points</w:t>
+      </w:r>
+      <w:r>
+        <w:t xml:space="preserve"> of intent F1, (2) it loses </w:t>
+      </w:r>
+      <w:r>
+        <w:rPr>
+          <w:b/>
+        </w:rPr>
+        <w:t>no more than 2.0 points</w:t>
+      </w:r>
+      <w:r>
+        <w:t xml:space="preserve"> of entity F1, (3) at least 98% of its replies are valid, and (4) it is no more than twice as slow as B1.</w:t>
+      </w:r>
+    </w:p>
+    <w:tbl>
+      <w:tblPr>
+        <w:tblStyle w:val="TableGrid"/>
+        <w:tblW w:type="auto" w:w="0"/>
+        <w:jc w:val="center"/>
+        <w:tblLook w:firstColumn="1" w:firstRow="1" w:lastColumn="0" w:lastRow="0" w:noHBand="0" w:noVBand="1" w:val="04A0"/>
+      </w:tblPr>
+      <w:tblGrid>
+        <w:gridCol w:w="1949"/>
+        <w:gridCol w:w="1949"/>
+        <w:gridCol w:w="1949"/>
+        <w:gridCol w:w="1949"/>
+        <w:gridCol w:w="1949"/>
+      </w:tblGrid>
+      <w:tr>
+        <w:tc>
+          <w:tcPr>
+            <w:tcW w:type="dxa" w:w="907"/>
+            <w:shd w:val="clear" w:color="auto" w:fill="DBEAFE"/>
+          </w:tcPr>
+          <w:p>
+            <w:r/>
+            <w:r>
+              <w:rPr>
+                <w:b/>
+                <w:sz w:val="18"/>
+              </w:rPr>
+              <w:t>System</w:t>
+            </w:r>
+          </w:p>
+        </w:tc>
+        <w:tc>
+          <w:tcPr>
+            <w:tcW w:type="dxa" w:w="907"/>
+            <w:shd w:val="clear" w:color="auto" w:fill="DBEAFE"/>
+          </w:tcPr>
+          <w:p>
+            <w:r/>
+            <w:r>
+              <w:rPr>
+                <w:b/>
+                <w:sz w:val="18"/>
+              </w:rPr>
+              <w:t>Project</w:t>
+            </w:r>
+          </w:p>
+        </w:tc>
+        <w:tc>
+          <w:tcPr>
+            <w:tcW w:type="dxa" w:w="2494"/>
+            <w:shd w:val="clear" w:color="auto" w:fill="DBEAFE"/>
+          </w:tcPr>
+          <w:p>
+            <w:r/>
+            <w:r>
+              <w:rPr>
+                <w:b/>
+                <w:sz w:val="18"/>
+              </w:rPr>
+              <w:t>Intent change (needs +2.0 or more)</w:t>
+            </w:r>
+          </w:p>
+        </w:tc>
+        <w:tc>
+          <w:tcPr>
+            <w:tcW w:type="dxa" w:w="2494"/>
+            <w:shd w:val="clear" w:color="auto" w:fill="DBEAFE"/>
+          </w:tcPr>
+          <w:p>
+            <w:r/>
+            <w:r>
+              <w:rPr>
+                <w:b/>
+                <w:sz w:val="18"/>
+              </w:rPr>
+              <w:t>Entity change (needs -2.0 or better)</w:t>
+            </w:r>
+          </w:p>
+        </w:tc>
+        <w:tc>
+          <w:tcPr>
+            <w:tcW w:type="dxa" w:w="2608"/>
+            <w:shd w:val="clear" w:color="auto" w:fill="DBEAFE"/>
+          </w:tcPr>
+          <w:p>
+            <w:r/>
+            <w:r>
+              <w:rPr>
+                <w:b/>
+                <w:sz w:val="18"/>
+              </w:rPr>
+              <w:t>Passes?</w:t>
+            </w:r>
+          </w:p>
+        </w:tc>
+      </w:tr>
+      <w:tr>
+        <w:tc>
+          <w:tcPr>
+            <w:tcW w:type="dxa" w:w="907"/>
+          </w:tcPr>
+          <w:p>
+            <w:r/>
+            <w:r>
+              <w:rPr>
+                <w:sz w:val="18"/>
+              </w:rPr>
+              <w:t>A1</w:t>
+            </w:r>
+          </w:p>
+        </w:tc>
+        <w:tc>
+          <w:tcPr>
+            <w:tcW w:type="dxa" w:w="907"/>
+          </w:tcPr>
+          <w:p>
+            <w:r/>
+            <w:r>
+              <w:rPr>
+                <w:sz w:val="18"/>
+              </w:rPr>
+              <w:t>P1</w:t>
+            </w:r>
+          </w:p>
+        </w:tc>
+        <w:tc>
+          <w:tcPr>
+            <w:tcW w:type="dxa" w:w="2494"/>
+          </w:tcPr>
+          <w:p>
+            <w:r/>
+            <w:r>
+              <w:rPr>
+                <w:sz w:val="18"/>
+              </w:rPr>
+              <w:t>+3.2</w:t>
+            </w:r>
+          </w:p>
+        </w:tc>
+        <w:tc>
+          <w:tcPr>
+            <w:tcW w:type="dxa" w:w="2494"/>
+          </w:tcPr>
+          <w:p>
+            <w:r/>
+            <w:r>
+              <w:rPr>
+                <w:sz w:val="18"/>
+              </w:rPr>
+              <w:t>-1.3</w:t>
+            </w:r>
+          </w:p>
+        </w:tc>
+        <w:tc>
+          <w:tcPr>
+            <w:tcW w:type="dxa" w:w="2608"/>
+          </w:tcPr>
+          <w:p>
+            <w:r/>
+            <w:r>
+              <w:rPr>
+                <w:sz w:val="18"/>
+              </w:rPr>
+              <w:t>yes</w:t>
+            </w:r>
+          </w:p>
+        </w:tc>
+      </w:tr>
+      <w:tr>
+        <w:tc>
+          <w:tcPr>
+            <w:tcW w:type="dxa" w:w="907"/>
+          </w:tcPr>
+          <w:p>
+            <w:r/>
+            <w:r>
+              <w:rPr>
+                <w:sz w:val="18"/>
+              </w:rPr>
+              <w:t>A1</w:t>
+            </w:r>
+          </w:p>
+        </w:tc>
+        <w:tc>
+          <w:tcPr>
+            <w:tcW w:type="dxa" w:w="907"/>
+          </w:tcPr>
+          <w:p>
+            <w:r/>
+            <w:r>
+              <w:rPr>
+                <w:sz w:val="18"/>
+              </w:rPr>
+              <w:t>P2</w:t>
+            </w:r>
+          </w:p>
+        </w:tc>
+        <w:tc>
+          <w:tcPr>
+            <w:tcW w:type="dxa" w:w="2494"/>
+          </w:tcPr>
+          <w:p>
+            <w:r/>
+            <w:r>
+              <w:rPr>
+                <w:sz w:val="18"/>
+              </w:rPr>
+              <w:t>+3.8</w:t>
+            </w:r>
+          </w:p>
+        </w:tc>
+        <w:tc>
+          <w:tcPr>
+            <w:tcW w:type="dxa" w:w="2494"/>
+          </w:tcPr>
+          <w:p>
+            <w:r/>
+            <w:r>
+              <w:rPr>
+                <w:b/>
+                <w:sz w:val="18"/>
+              </w:rPr>
+              <w:t>-8.6</w:t>
+            </w:r>
+          </w:p>
+        </w:tc>
+        <w:tc>
+          <w:tcPr>
+            <w:tcW w:type="dxa" w:w="2608"/>
+          </w:tcPr>
+          <w:p>
+            <w:r/>
+            <w:r>
+              <w:rPr>
+                <w:b/>
+                <w:sz w:val="18"/>
+              </w:rPr>
+              <w:t>no</w:t>
+            </w:r>
+            <w:r>
+              <w:rPr>
+                <w:sz w:val="18"/>
+              </w:rPr>
+              <w:t>: its entity extraction drops too much</w:t>
+            </w:r>
+          </w:p>
+        </w:tc>
+      </w:tr>
+      <w:tr>
+        <w:tc>
+          <w:tcPr>
+            <w:tcW w:type="dxa" w:w="907"/>
+          </w:tcPr>
+          <w:p>
+            <w:r/>
+            <w:r>
+              <w:rPr>
+                <w:sz w:val="18"/>
+              </w:rPr>
+              <w:t>A2</w:t>
+            </w:r>
+          </w:p>
+        </w:tc>
+        <w:tc>
+          <w:tcPr>
+            <w:tcW w:type="dxa" w:w="907"/>
+          </w:tcPr>
+          <w:p>
+            <w:r/>
+            <w:r>
+              <w:rPr>
+                <w:sz w:val="18"/>
+              </w:rPr>
+              <w:t>P1</w:t>
+            </w:r>
+          </w:p>
+        </w:tc>
+        <w:tc>
+          <w:tcPr>
+            <w:tcW w:type="dxa" w:w="2494"/>
+          </w:tcPr>
+          <w:p>
+            <w:r/>
+            <w:r>
+              <w:rPr>
+                <w:sz w:val="18"/>
+              </w:rPr>
+              <w:t>+4.8</w:t>
+            </w:r>
+          </w:p>
+        </w:tc>
+        <w:tc>
+          <w:tcPr>
+            <w:tcW w:type="dxa" w:w="2494"/>
+          </w:tcPr>
+          <w:p>
+            <w:r/>
+            <w:r>
+              <w:rPr>
+                <w:sz w:val="18"/>
+              </w:rPr>
+              <w:t>+9.7</w:t>
+            </w:r>
+          </w:p>
+        </w:tc>
+        <w:tc>
+          <w:tcPr>
+            <w:tcW w:type="dxa" w:w="2608"/>
+          </w:tcPr>
+          <w:p>
+            <w:r/>
+            <w:r>
+              <w:rPr>
+                <w:sz w:val="18"/>
+              </w:rPr>
+              <w:t>yes</w:t>
+            </w:r>
+          </w:p>
+        </w:tc>
+      </w:tr>
+      <w:tr>
+        <w:tc>
+          <w:tcPr>
+            <w:tcW w:type="dxa" w:w="907"/>
+          </w:tcPr>
+          <w:p>
+            <w:r/>
+            <w:r>
+              <w:rPr>
+                <w:sz w:val="18"/>
+              </w:rPr>
+              <w:t>A2</w:t>
+            </w:r>
+          </w:p>
+        </w:tc>
+        <w:tc>
+          <w:tcPr>
+            <w:tcW w:type="dxa" w:w="907"/>
+          </w:tcPr>
+          <w:p>
+            <w:r/>
+            <w:r>
+              <w:rPr>
+                <w:sz w:val="18"/>
+              </w:rPr>
+              <w:t>P2</w:t>
+            </w:r>
+          </w:p>
+        </w:tc>
+        <w:tc>
+          <w:tcPr>
+            <w:tcW w:type="dxa" w:w="2494"/>
+          </w:tcPr>
+          <w:p>
+            <w:r/>
+            <w:r>
+              <w:rPr>
+                <w:sz w:val="18"/>
+              </w:rPr>
+              <w:t>+9.4</w:t>
+            </w:r>
+          </w:p>
+        </w:tc>
+        <w:tc>
+          <w:tcPr>
+            <w:tcW w:type="dxa" w:w="2494"/>
+          </w:tcPr>
+          <w:p>
+            <w:r/>
+            <w:r>
+              <w:rPr>
+                <w:sz w:val="18"/>
+              </w:rPr>
+              <w:t>+3.3</w:t>
+            </w:r>
+          </w:p>
+        </w:tc>
+        <w:tc>
+          <w:tcPr>
+            <w:tcW w:type="dxa" w:w="2608"/>
+          </w:tcPr>
+          <w:p>
+            <w:r/>
+            <w:r>
+              <w:rPr>
+                <w:sz w:val="18"/>
+              </w:rPr>
+              <w:t>yes</w:t>
+            </w:r>
+          </w:p>
+        </w:tc>
+      </w:tr>
+    </w:tbl>
+    <w:p/>
+    <w:tbl>
+      <w:tblPr>
+        <w:tblStyle w:val="TableGrid"/>
+        <w:tblW w:type="auto" w:w="0"/>
+        <w:tblLook w:firstColumn="1" w:firstRow="1" w:lastColumn="0" w:lastRow="0" w:noHBand="0" w:noVBand="1" w:val="04A0"/>
+      </w:tblPr>
+      <w:tblGrid>
+        <w:gridCol w:w="9746"/>
+      </w:tblGrid>
+      <w:tr>
+        <w:tc>
+          <w:tcPr>
+            <w:tcW w:type="dxa" w:w="9411"/>
+            <w:shd w:val="clear" w:color="auto" w:fill="FEF9C3"/>
+          </w:tcPr>
+          <w:p>
+            <w:r/>
+            <w:r>
+              <w:rPr>
+                <w:b/>
+                <w:sz w:val="21"/>
+              </w:rPr>
+              <w:t>Be accurate about this.</w:t>
+            </w:r>
+            <w:r>
+              <w:rPr>
+                <w:sz w:val="21"/>
+              </w:rPr>
+              <w:t xml:space="preserve"> The original agent (A1) beats B1 on </w:t>
+            </w:r>
+            <w:r>
+              <w:rPr>
+                <w:b/>
+                <w:sz w:val="21"/>
+              </w:rPr>
+              <w:t>intent</w:t>
+            </w:r>
+            <w:r>
+              <w:rPr>
+                <w:sz w:val="21"/>
+              </w:rPr>
+              <w:t xml:space="preserve"> on both projects, but under the plan's full rule it </w:t>
+            </w:r>
+            <w:r>
+              <w:rPr>
+                <w:b/>
+                <w:sz w:val="21"/>
+              </w:rPr>
+              <w:t>fails on P2</w:t>
+            </w:r>
+            <w:r>
+              <w:rPr>
+                <w:sz w:val="21"/>
+              </w:rPr>
+              <w:t>, because its entity F1 is 8.6 points below B1's. The improved agent (A2) passes on both projects. All of these are development numbers; the rule is applied again to the locked test data after the freeze. This is recorded as finding F9 in docs\FINDINGS.md.</w:t>
+            </w:r>
+          </w:p>
+        </w:tc>
+      </w:tr>
+    </w:tbl>
+    <w:p/>
+    <w:p>
+      <w:r>
+        <w:rPr>
+          <w:b/>
+        </w:rPr>
+        <w:t>See both sides yourself, request by request:</w:t>
+      </w:r>
+    </w:p>
+    <w:tbl>
+      <w:tblPr>
+        <w:tblW w:type="auto" w:w="0"/>
+        <w:tblLook w:firstColumn="1" w:firstRow="1" w:lastColumn="0" w:lastRow="0" w:noHBand="0" w:noVBand="1" w:val="04A0"/>
+      </w:tblPr>
+      <w:tblGrid>
+        <w:gridCol w:w="9746"/>
+      </w:tblGrid>
+      <w:tr>
+        <w:tc>
+          <w:tcPr>
+            <w:tcW w:type="dxa" w:w="9411"/>
+            <w:shd w:val="clear" w:color="auto" w:fill="0F172A"/>
+          </w:tcPr>
+          <w:p>
+            <w:pPr>
+              <w:spacing w:after="0"/>
+            </w:pPr>
+            <w:r/>
+            <w:r>
+              <w:rPr>
+                <w:rFonts w:ascii="Consolas" w:hAnsi="Consolas"/>
+                <w:color w:val="F8FAFC"/>
+                <w:sz w:val="19"/>
+              </w:rPr>
+              <w:t>python scripts/explain_f1.py --run 20261013_0110_P1_B1_0</w:t>
+            </w:r>
+          </w:p>
+          <w:p>
+            <w:pPr>
+              <w:spacing w:after="0"/>
+            </w:pPr>
+            <w:r>
+              <w:rPr>
+                <w:rFonts w:ascii="Consolas" w:hAnsi="Consolas"/>
+                <w:color w:val="F8FAFC"/>
+                <w:sz w:val="19"/>
+              </w:rPr>
+              <w:t>python scripts/explain_f1.py --run 20261024_1654_P1_A1-selected_0</w:t>
+            </w:r>
+          </w:p>
+        </w:tc>
+      </w:tr>
+    </w:tbl>
+    <w:p>
+      <w:pPr>
+        <w:spacing w:after="0"/>
+      </w:pPr>
+    </w:p>
+    <w:p>
+      <w:r>
+        <w:t xml:space="preserve">The same 80 requests appear in both, each with the system's answer next to the correct one. To see B1's real prompt, run </w:t>
+      </w:r>
+      <w:r>
+        <w:rPr>
+          <w:rFonts w:ascii="Consolas" w:hAnsi="Consolas"/>
+          <w:sz w:val="20"/>
+        </w:rPr>
+        <w:t>python scripts/walkthrough.py</w:t>
+      </w:r>
+      <w:r>
+        <w:t>: its default design is B1's, and step 3 shows the prompt.</w:t>
+      </w:r>
+    </w:p>
+    <w:p>
+      <w:r>
+        <w:rPr>
+          <w:b/>
+          <w:sz w:val="21"/>
+        </w:rPr>
+        <w:t>Say:</w:t>
+      </w:r>
+      <w:r>
+        <w:rPr>
+          <w:sz w:val="21"/>
+        </w:rPr>
+        <w:t xml:space="preserve"> "B1 is the default: one standard prompt, chosen in our plan before any results, used the same way for every project. Our agent and B1 answer the same requests with the same model and scorer, and our plan fixed in advance how much better the agent must be. By that rule the improved agent passes on both projects; the original failed on P2 because of entity extraction."</w:t>
       </w:r>
     </w:p>
     <w:p>

--- a/reports/guide/How_Every_Test_Was_Done_v2.docx
+++ b/reports/guide/How_Every_Test_Was_Done_v2.docx
@@ -7131,6 +7131,136 @@
     </w:p>
     <w:p>
       <w:pPr>
+        <w:pStyle w:val="Heading3"/>
+      </w:pPr>
+      <w:r>
+        <w:t>Where this comes from, and how it is compared</w:t>
+      </w:r>
+    </w:p>
+    <w:p>
+      <w:r>
+        <w:rPr>
+          <w:b/>
+        </w:rPr>
+        <w:t>Who decided it:</w:t>
+      </w:r>
+      <w:r>
+        <w:t xml:space="preserve"> your project plan, section 4 (</w:t>
+      </w:r>
+      <w:r>
+        <w:rPr>
+          <w:rFonts w:ascii="Consolas" w:hAnsi="Consolas"/>
+          <w:sz w:val="20"/>
+        </w:rPr>
+        <w:t>docs\PROJECT_PLAN.md</w:t>
+      </w:r>
+      <w:r>
+        <w:t xml:space="preserve"> lines 270 to 330). It proposed the three projects (P1 alarm and iot, P2 calendar, email and lists, P3 takeaway and transport), the split sizes, and the rule that off-topic requests come only from domains no project uses (cooking, news, weather, social...). The exact choices are written in </w:t>
+      </w:r>
+      <w:r>
+        <w:rPr>
+          <w:rFonts w:ascii="Consolas" w:hAnsi="Consolas"/>
+          <w:sz w:val="20"/>
+        </w:rPr>
+        <w:t>configs\projects.json</w:t>
+      </w:r>
+      <w:r>
+        <w:t>.</w:t>
+      </w:r>
+    </w:p>
+    <w:p>
+      <w:r>
+        <w:rPr>
+          <w:b/>
+        </w:rPr>
+        <w:t>Why these settings:</w:t>
+      </w:r>
+      <w:r>
+        <w:t xml:space="preserve"> 10 examples per intent is the plan's "k = 10": every AI system gets the same small amount of data, the realistic case for a new app. 100 development and 300 test requests per project is what the plan set (lines 293 to 301). The official MASSIVE split labels are kept, so a test request in our files was also a test request in MASSIVE.</w:t>
+      </w:r>
+    </w:p>
+    <w:p>
+      <w:r>
+        <w:rPr>
+          <w:b/>
+        </w:rPr>
+        <w:t>What it is compared with, and how:</w:t>
+      </w:r>
+      <w:r>
+        <w:t xml:space="preserve"> nothing: this experiment prepares the data every other experiment is scored on. Its checks are internal: every annotation converts exactly, every file's fingerprint is recorded, and no request is in two files.</w:t>
+      </w:r>
+    </w:p>
+    <w:p>
+      <w:r>
+        <w:rPr>
+          <w:b/>
+        </w:rPr>
+        <w:t>The result:</w:t>
+      </w:r>
+      <w:r>
+        <w:t xml:space="preserve"> 16,521 / 16,521 annotations converted with 0 errors; the leakage check passes for all three projects. P3's test set is 200, not 300, because MASSIVE has only 181 in-scope test requests in its domains; the plan's own fallback of 200 was used and recorded in </w:t>
+      </w:r>
+      <w:r>
+        <w:rPr>
+          <w:rFonts w:ascii="Consolas" w:hAnsi="Consolas"/>
+          <w:sz w:val="20"/>
+        </w:rPr>
+        <w:t>docs\DATA_REPORT.md</w:t>
+      </w:r>
+      <w:r>
+        <w:t>.</w:t>
+      </w:r>
+    </w:p>
+    <w:tbl>
+      <w:tblPr>
+        <w:tblStyle w:val="TableGrid"/>
+        <w:tblW w:type="auto" w:w="0"/>
+        <w:tblLook w:firstColumn="1" w:firstRow="1" w:lastColumn="0" w:lastRow="0" w:noHBand="0" w:noVBand="1" w:val="04A0"/>
+      </w:tblPr>
+      <w:tblGrid>
+        <w:gridCol w:w="9746"/>
+      </w:tblGrid>
+      <w:tr>
+        <w:tc>
+          <w:tcPr>
+            <w:tcW w:type="dxa" w:w="9411"/>
+            <w:shd w:val="clear" w:color="auto" w:fill="FEF9C3"/>
+          </w:tcPr>
+          <w:p>
+            <w:r/>
+            <w:r>
+              <w:rPr>
+                <w:b/>
+                <w:sz w:val="21"/>
+              </w:rPr>
+              <w:t>The test files are locked by code</w:t>
+            </w:r>
+            <w:r>
+              <w:rPr>
+                <w:sz w:val="21"/>
+              </w:rPr>
+              <w:t xml:space="preserve"> (</w:t>
+            </w:r>
+            <w:r>
+              <w:rPr>
+                <w:rFonts w:ascii="Consolas" w:hAnsi="Consolas"/>
+                <w:sz w:val="19"/>
+              </w:rPr>
+              <w:t>src\analyzer\access.py</w:t>
+            </w:r>
+            <w:r>
+              <w:rPr>
+                <w:sz w:val="21"/>
+              </w:rPr>
+              <w:t>) until the freeze, and P3 is locked completely, so nothing so far has been tuned on test data.</w:t>
+            </w:r>
+          </w:p>
+        </w:tc>
+      </w:tr>
+    </w:tbl>
+    <w:p/>
+    <w:p>
+      <w:pPr>
         <w:pStyle w:val="Heading2"/>
       </w:pPr>
       <w:r>
@@ -7513,6 +7643,93 @@
     </w:p>
     <w:p>
       <w:pPr>
+        <w:pStyle w:val="Heading3"/>
+      </w:pPr>
+      <w:r>
+        <w:t>Where this comes from, and how it is compared</w:t>
+      </w:r>
+    </w:p>
+    <w:p>
+      <w:r>
+        <w:rPr>
+          <w:b/>
+        </w:rPr>
+        <w:t>Who decided it:</w:t>
+      </w:r>
+      <w:r>
+        <w:t xml:space="preserve"> your project plan, section 2A, "Day-1 throughput test" (lines 187 to 195), and "Rules for the models" (line 177 onwards).</w:t>
+      </w:r>
+    </w:p>
+    <w:p>
+      <w:r>
+        <w:rPr>
+          <w:b/>
+        </w:rPr>
+        <w:t>Why these settings:</w:t>
+      </w:r>
+      <w:r>
+        <w:t xml:space="preserve"> the plan asked for 50 realistic full-size requests, a second pass to check repeatability, and this rule for choosing the model: the largest model that is fast enough for the whole experiment and replies in valid JSON at least 95% of the time.</w:t>
+      </w:r>
+    </w:p>
+    <w:p>
+      <w:r>
+        <w:rPr>
+          <w:b/>
+        </w:rPr>
+        <w:t>What it is compared with, and how:</w:t>
+      </w:r>
+      <w:r>
+        <w:t xml:space="preserve"> the plan wanted two models compared, a small one (about 3B) and a larger one (about 7 to 8B). Only qwen2.5:3b was measured: the 8B could not be downloaded on our connection, and it would not fit the laptop's 4 GB graphics card anyway. This is recorded as decision 39 and as a limitation.</w:t>
+      </w:r>
+    </w:p>
+    <w:p>
+      <w:r>
+        <w:rPr>
+          <w:b/>
+        </w:rPr>
+        <w:t>The result:</w:t>
+      </w:r>
+      <w:r>
+        <w:t xml:space="preserve"> qwen2.5:3b passed both rules (JSON valid 1.00; the whole experiment fits in about 2.4 hours) and gave identical answers 50 of 50 times, so it became the model every AI-based system uses.</w:t>
+      </w:r>
+    </w:p>
+    <w:tbl>
+      <w:tblPr>
+        <w:tblStyle w:val="TableGrid"/>
+        <w:tblW w:type="auto" w:w="0"/>
+        <w:tblLook w:firstColumn="1" w:firstRow="1" w:lastColumn="0" w:lastRow="0" w:noHBand="0" w:noVBand="1" w:val="04A0"/>
+      </w:tblPr>
+      <w:tblGrid>
+        <w:gridCol w:w="9746"/>
+      </w:tblGrid>
+      <w:tr>
+        <w:tc>
+          <w:tcPr>
+            <w:tcW w:type="dxa" w:w="9411"/>
+            <w:shd w:val="clear" w:color="auto" w:fill="FEF9C3"/>
+          </w:tcPr>
+          <w:p>
+            <w:r/>
+            <w:r>
+              <w:rPr>
+                <w:b/>
+                <w:sz w:val="21"/>
+              </w:rPr>
+              <w:t>Why this matters for fairness:</w:t>
+            </w:r>
+            <w:r>
+              <w:rPr>
+                <w:sz w:val="21"/>
+              </w:rPr>
+              <w:t xml:space="preserve"> the plan's rule "one runtime model for every LLM-based system" (line 179) means B1, B2, B4, A1 and A2 all use this same model, so differences between them come from the design, not the model.</w:t>
+            </w:r>
+          </w:p>
+        </w:tc>
+      </w:tr>
+    </w:tbl>
+    <w:p/>
+    <w:p>
+      <w:pPr>
         <w:pStyle w:val="Heading2"/>
       </w:pPr>
       <w:r>
@@ -7874,6 +8091,86 @@
         <w:t xml:space="preserve"> "A basic word-matching classifier gets 0.78 on P1; any AI system has to beat that to be worth it."</w:t>
       </w:r>
     </w:p>
+    <w:p>
+      <w:pPr>
+        <w:pStyle w:val="Heading3"/>
+      </w:pPr>
+      <w:r>
+        <w:t>Where this comes from, and how it is compared</w:t>
+      </w:r>
+    </w:p>
+    <w:p>
+      <w:r>
+        <w:rPr>
+          <w:b/>
+        </w:rPr>
+        <w:t>Who decided it:</w:t>
+      </w:r>
+      <w:r>
+        <w:t xml:space="preserve"> your project plan, line 250: "B0 = Simple reference: TF-IDF intent classifier with a documented OOS threshold … sanity reference, not automatically SOTA".</w:t>
+      </w:r>
+    </w:p>
+    <w:p>
+      <w:r>
+        <w:rPr>
+          <w:b/>
+        </w:rPr>
+        <w:t>Why these settings:</w:t>
+      </w:r>
+      <w:r>
+        <w:t xml:space="preserve"> it is the simplest reasonable system that needs no AI model, so it shows how much the AI adds. Its off-topic cut-off (0.3482) was chosen on development data, which the plan allows; that also makes its development score slightly optimistic.</w:t>
+      </w:r>
+    </w:p>
+    <w:p>
+      <w:r>
+        <w:rPr>
+          <w:b/>
+        </w:rPr>
+        <w:t>What it is compared with, and how:</w:t>
+      </w:r>
+      <w:r>
+        <w:t xml:space="preserve"> every other system, on the same 100 development requests with the same scorer. It is a floor: a system that cannot beat B0 is not worth using.</w:t>
+      </w:r>
+    </w:p>
+    <w:p>
+      <w:r>
+        <w:rPr>
+          <w:b/>
+        </w:rPr>
+        <w:t>The result:</w:t>
+      </w:r>
+      <w:r>
+        <w:t xml:space="preserve"> 0.780 on P1 and 0.730 on P2. Every AI-based system beats it, and in the robustness test (C13) it falls much further than the AI systems when requests are messy.</w:t>
+      </w:r>
+    </w:p>
+    <w:tbl>
+      <w:tblPr>
+        <w:tblStyle w:val="TableGrid"/>
+        <w:tblW w:type="auto" w:w="0"/>
+        <w:tblLook w:firstColumn="1" w:firstRow="1" w:lastColumn="0" w:lastRow="0" w:noHBand="0" w:noVBand="1" w:val="04A0"/>
+      </w:tblPr>
+      <w:tblGrid>
+        <w:gridCol w:w="9746"/>
+      </w:tblGrid>
+      <w:tr>
+        <w:tc>
+          <w:tcPr>
+            <w:tcW w:type="dxa" w:w="9411"/>
+            <w:shd w:val="clear" w:color="auto" w:fill="FEF9C3"/>
+          </w:tcPr>
+          <w:p>
+            <w:r/>
+            <w:r>
+              <w:rPr>
+                <w:sz w:val="21"/>
+              </w:rPr>
+              <w:t>B0 never extracts entities, so its entity F1 is 0 by design, not by failure.</w:t>
+            </w:r>
+          </w:p>
+        </w:tc>
+      </w:tr>
+    </w:tbl>
+    <w:p/>
     <w:p>
       <w:pPr>
         <w:pStyle w:val="Heading2"/>
@@ -10234,6 +10531,335 @@
     </w:p>
     <w:p>
       <w:pPr>
+        <w:pStyle w:val="Heading3"/>
+      </w:pPr>
+      <w:r>
+        <w:t>Where this comes from, and how it is compared</w:t>
+      </w:r>
+    </w:p>
+    <w:p>
+      <w:r>
+        <w:rPr>
+          <w:b/>
+        </w:rPr>
+        <w:t>Who decided it:</w:t>
+      </w:r>
+      <w:r>
+        <w:t xml:space="preserve"> your project plan, line 252: "B2 = Manually configured project-specific pipeline … human picks a configuration and hand-writes intent/entity descriptions; 2-hour budget per project, recorded". The plan made B2 part of the minimum result (line 453) because it answers research question RQ2 (line 238): how does the agent compare with a manually designed pipeline, considering quality and effort?</w:t>
+      </w:r>
+    </w:p>
+    <w:p>
+      <w:r>
+        <w:rPr>
+          <w:b/>
+        </w:rPr>
+        <w:t>Why these settings:</w:t>
+      </w:r>
+      <w:r>
+        <w:t xml:space="preserve"> the person uses the same 12 designs, the same AI model and the same scorer as the agent, so only the decisions differ. The 2-hour budget stops endless trying. Any help must be declared, because the same team built the agent.</w:t>
+      </w:r>
+    </w:p>
+    <w:p>
+      <w:r>
+        <w:rPr>
+          <w:b/>
+        </w:rPr>
+        <w:t>What it is compared with, and how:</w:t>
+      </w:r>
+      <w:r>
+        <w:t xml:space="preserve"> the agent (A1 and A2), on the same 100 development requests, on two things: the score and the human time it took.</w:t>
+      </w:r>
+    </w:p>
+    <w:tbl>
+      <w:tblPr>
+        <w:tblStyle w:val="TableGrid"/>
+        <w:tblW w:type="auto" w:w="0"/>
+        <w:jc w:val="center"/>
+        <w:tblLook w:firstColumn="1" w:firstRow="1" w:lastColumn="0" w:lastRow="0" w:noHBand="0" w:noVBand="1" w:val="04A0"/>
+      </w:tblPr>
+      <w:tblGrid>
+        <w:gridCol w:w="1949"/>
+        <w:gridCol w:w="1949"/>
+        <w:gridCol w:w="1949"/>
+        <w:gridCol w:w="1949"/>
+        <w:gridCol w:w="1949"/>
+      </w:tblGrid>
+      <w:tr>
+        <w:tc>
+          <w:tcPr>
+            <w:tcW w:type="dxa" w:w="1134"/>
+            <w:shd w:val="clear" w:color="auto" w:fill="DBEAFE"/>
+          </w:tcPr>
+          <w:p>
+            <w:r/>
+            <w:r>
+              <w:rPr>
+                <w:b/>
+                <w:sz w:val="18"/>
+              </w:rPr>
+              <w:t>Project</w:t>
+            </w:r>
+          </w:p>
+        </w:tc>
+        <w:tc>
+          <w:tcPr>
+            <w:tcW w:type="dxa" w:w="2608"/>
+            <w:shd w:val="clear" w:color="auto" w:fill="DBEAFE"/>
+          </w:tcPr>
+          <w:p>
+            <w:r/>
+            <w:r>
+              <w:rPr>
+                <w:b/>
+                <w:sz w:val="18"/>
+              </w:rPr>
+              <w:t>Person (B2)</w:t>
+            </w:r>
+          </w:p>
+        </w:tc>
+        <w:tc>
+          <w:tcPr>
+            <w:tcW w:type="dxa" w:w="1701"/>
+            <w:shd w:val="clear" w:color="auto" w:fill="DBEAFE"/>
+          </w:tcPr>
+          <w:p>
+            <w:r/>
+            <w:r>
+              <w:rPr>
+                <w:b/>
+                <w:sz w:val="18"/>
+              </w:rPr>
+              <w:t>Time</w:t>
+            </w:r>
+          </w:p>
+        </w:tc>
+        <w:tc>
+          <w:tcPr>
+            <w:tcW w:type="dxa" w:w="1984"/>
+            <w:shd w:val="clear" w:color="auto" w:fill="DBEAFE"/>
+          </w:tcPr>
+          <w:p>
+            <w:r/>
+            <w:r>
+              <w:rPr>
+                <w:b/>
+                <w:sz w:val="18"/>
+              </w:rPr>
+              <w:t>A1</w:t>
+            </w:r>
+          </w:p>
+        </w:tc>
+        <w:tc>
+          <w:tcPr>
+            <w:tcW w:type="dxa" w:w="1984"/>
+            <w:shd w:val="clear" w:color="auto" w:fill="DBEAFE"/>
+          </w:tcPr>
+          <w:p>
+            <w:r/>
+            <w:r>
+              <w:rPr>
+                <w:b/>
+                <w:sz w:val="18"/>
+              </w:rPr>
+              <w:t>A2</w:t>
+            </w:r>
+          </w:p>
+        </w:tc>
+      </w:tr>
+      <w:tr>
+        <w:tc>
+          <w:tcPr>
+            <w:tcW w:type="dxa" w:w="1134"/>
+          </w:tcPr>
+          <w:p>
+            <w:r/>
+            <w:r>
+              <w:rPr>
+                <w:sz w:val="18"/>
+              </w:rPr>
+              <w:t>P1</w:t>
+            </w:r>
+          </w:p>
+        </w:tc>
+        <w:tc>
+          <w:tcPr>
+            <w:tcW w:type="dxa" w:w="2608"/>
+          </w:tcPr>
+          <w:p>
+            <w:r/>
+            <w:r>
+              <w:rPr>
+                <w:sz w:val="18"/>
+              </w:rPr>
+              <w:t>0.858 (alone)</w:t>
+            </w:r>
+          </w:p>
+        </w:tc>
+        <w:tc>
+          <w:tcPr>
+            <w:tcW w:type="dxa" w:w="1701"/>
+          </w:tcPr>
+          <w:p>
+            <w:r/>
+            <w:r>
+              <w:rPr>
+                <w:sz w:val="18"/>
+              </w:rPr>
+              <w:t>38 min</w:t>
+            </w:r>
+          </w:p>
+        </w:tc>
+        <w:tc>
+          <w:tcPr>
+            <w:tcW w:type="dxa" w:w="1984"/>
+          </w:tcPr>
+          <w:p>
+            <w:r/>
+            <w:r>
+              <w:rPr>
+                <w:sz w:val="18"/>
+              </w:rPr>
+              <w:t>0.958</w:t>
+            </w:r>
+          </w:p>
+        </w:tc>
+        <w:tc>
+          <w:tcPr>
+            <w:tcW w:type="dxa" w:w="1984"/>
+          </w:tcPr>
+          <w:p>
+            <w:r/>
+            <w:r>
+              <w:rPr>
+                <w:sz w:val="18"/>
+              </w:rPr>
+              <w:t>0.974</w:t>
+            </w:r>
+          </w:p>
+        </w:tc>
+      </w:tr>
+      <w:tr>
+        <w:tc>
+          <w:tcPr>
+            <w:tcW w:type="dxa" w:w="1134"/>
+          </w:tcPr>
+          <w:p>
+            <w:r/>
+            <w:r>
+              <w:rPr>
+                <w:sz w:val="18"/>
+              </w:rPr>
+              <w:t>P2</w:t>
+            </w:r>
+          </w:p>
+        </w:tc>
+        <w:tc>
+          <w:tcPr>
+            <w:tcW w:type="dxa" w:w="2608"/>
+          </w:tcPr>
+          <w:p>
+            <w:r/>
+            <w:r>
+              <w:rPr>
+                <w:sz w:val="18"/>
+              </w:rPr>
+              <w:t>0.861 (with ChatGPT)</w:t>
+            </w:r>
+          </w:p>
+        </w:tc>
+        <w:tc>
+          <w:tcPr>
+            <w:tcW w:type="dxa" w:w="1701"/>
+          </w:tcPr>
+          <w:p>
+            <w:r/>
+            <w:r>
+              <w:rPr>
+                <w:sz w:val="18"/>
+              </w:rPr>
+              <w:t>under 6 min</w:t>
+            </w:r>
+          </w:p>
+        </w:tc>
+        <w:tc>
+          <w:tcPr>
+            <w:tcW w:type="dxa" w:w="1984"/>
+          </w:tcPr>
+          <w:p>
+            <w:r/>
+            <w:r>
+              <w:rPr>
+                <w:sz w:val="18"/>
+              </w:rPr>
+              <w:t>0.841</w:t>
+            </w:r>
+          </w:p>
+        </w:tc>
+        <w:tc>
+          <w:tcPr>
+            <w:tcW w:type="dxa" w:w="1984"/>
+          </w:tcPr>
+          <w:p>
+            <w:r/>
+            <w:r>
+              <w:rPr>
+                <w:sz w:val="18"/>
+              </w:rPr>
+              <w:t>0.898</w:t>
+            </w:r>
+          </w:p>
+        </w:tc>
+      </w:tr>
+    </w:tbl>
+    <w:p/>
+    <w:p>
+      <w:r>
+        <w:rPr>
+          <w:b/>
+        </w:rPr>
+        <w:t>The result:</w:t>
+      </w:r>
+      <w:r>
+        <w:t xml:space="preserve"> on P1, a person working by hand took 38 minutes and scored 0.858; the agent scored 0.958 (A1) and 0.974 (A2) with no human time. On P2, the person used ChatGPT (declared) and scored 0.861 in under 6 minutes, slightly above A1 (0.841) and below A2 (0.898).</w:t>
+      </w:r>
+    </w:p>
+    <w:tbl>
+      <w:tblPr>
+        <w:tblStyle w:val="TableGrid"/>
+        <w:tblW w:type="auto" w:w="0"/>
+        <w:tblLook w:firstColumn="1" w:firstRow="1" w:lastColumn="0" w:lastRow="0" w:noHBand="0" w:noVBand="1" w:val="04A0"/>
+      </w:tblPr>
+      <w:tblGrid>
+        <w:gridCol w:w="9746"/>
+      </w:tblGrid>
+      <w:tr>
+        <w:tc>
+          <w:tcPr>
+            <w:tcW w:type="dxa" w:w="9411"/>
+            <w:shd w:val="clear" w:color="auto" w:fill="FEF9C3"/>
+          </w:tcPr>
+          <w:p>
+            <w:r/>
+            <w:r>
+              <w:rPr>
+                <w:b/>
+                <w:sz w:val="21"/>
+              </w:rPr>
+              <w:t>Read these carefully.</w:t>
+            </w:r>
+            <w:r>
+              <w:rPr>
+                <w:sz w:val="21"/>
+              </w:rPr>
+              <w:t xml:space="preserve"> Each project was measured once, by a beginner on the team that built the agent, so it is not a blind test. P1 and P2 measure different things: a person alone, and a person helped by ChatGPT. On P2 the person estimated 10 to 20 minutes, but the worksheet's own timestamps show under 6 minutes, so the measured time is the one reported (finding F7).</w:t>
+            </w:r>
+          </w:p>
+        </w:tc>
+      </w:tr>
+    </w:tbl>
+    <w:p/>
+    <w:p>
+      <w:pPr>
         <w:pStyle w:val="Heading2"/>
       </w:pPr>
       <w:r>
@@ -10617,6 +11243,111 @@
     </w:p>
     <w:p>
       <w:pPr>
+        <w:pStyle w:val="Heading3"/>
+      </w:pPr>
+      <w:r>
+        <w:t>Where this comes from, and how it is compared</w:t>
+      </w:r>
+    </w:p>
+    <w:p>
+      <w:r>
+        <w:rPr>
+          <w:b/>
+        </w:rPr>
+        <w:t>Who decided it:</w:t>
+      </w:r>
+      <w:r>
+        <w:t xml:space="preserve"> your project plan, line 253 and line 258: B3 follows the MASSIVE paper's own published reference baseline (XLM-R), so the project has a comparison with published work, which DA2 requires.</w:t>
+      </w:r>
+    </w:p>
+    <w:p>
+      <w:r>
+        <w:rPr>
+          <w:b/>
+        </w:rPr>
+        <w:t>Why these settings:</w:t>
+      </w:r>
+      <w:r>
+        <w:t xml:space="preserve"> the plan asked for two versions (line 264, "data regime"): </w:t>
+      </w:r>
+      <w:r>
+        <w:rPr>
+          <w:b/>
+        </w:rPr>
+        <w:t>B3-k</w:t>
+      </w:r>
+      <w:r>
+        <w:t xml:space="preserve">, trained on the same 10 examples per intent as every other system, which is the fair comparison; and </w:t>
+      </w:r>
+      <w:r>
+        <w:rPr>
+          <w:b/>
+        </w:rPr>
+        <w:t>B3-full</w:t>
+      </w:r>
+      <w:r>
+        <w:t>, trained on all the training data (10 to 30 times more), shown only as an upper reference. Like B0, it refuses off-topic requests with a confidence cut-off chosen on development data.</w:t>
+      </w:r>
+    </w:p>
+    <w:p>
+      <w:r>
+        <w:rPr>
+          <w:b/>
+        </w:rPr>
+        <w:t>What it is compared with, and how:</w:t>
+      </w:r>
+      <w:r>
+        <w:t xml:space="preserve"> the AI systems, on the same 100 development requests with the same scorer. Only B3-k is a matched comparison.</w:t>
+      </w:r>
+    </w:p>
+    <w:p>
+      <w:r>
+        <w:rPr>
+          <w:b/>
+        </w:rPr>
+        <w:t>The result:</w:t>
+      </w:r>
+      <w:r>
+        <w:t xml:space="preserve"> with the same data (B3-k), the agent wins on intent (P1: A1 0.958 and A2 0.974 against 0.909; P2: 0.841 and 0.898 against 0.833) and on refusing off-topic requests. On entities, B3-k beats A1 but A2 beats B3-k (P1 0.707 against 0.650; P2 0.483 against 0.448). B3-full wins on entities, as expected with far more data.</w:t>
+      </w:r>
+    </w:p>
+    <w:tbl>
+      <w:tblPr>
+        <w:tblStyle w:val="TableGrid"/>
+        <w:tblW w:type="auto" w:w="0"/>
+        <w:tblLook w:firstColumn="1" w:firstRow="1" w:lastColumn="0" w:lastRow="0" w:noHBand="0" w:noVBand="1" w:val="04A0"/>
+      </w:tblPr>
+      <w:tblGrid>
+        <w:gridCol w:w="9746"/>
+      </w:tblGrid>
+      <w:tr>
+        <w:tc>
+          <w:tcPr>
+            <w:tcW w:type="dxa" w:w="9411"/>
+            <w:shd w:val="clear" w:color="auto" w:fill="FEF9C3"/>
+          </w:tcPr>
+          <w:p>
+            <w:r/>
+            <w:r>
+              <w:rPr>
+                <w:b/>
+                <w:sz w:val="21"/>
+              </w:rPr>
+              <w:t>Do not call B3-full a fair comparison</w:t>
+            </w:r>
+            <w:r>
+              <w:rPr>
+                <w:sz w:val="21"/>
+              </w:rPr>
+              <w:t>: it learns from 10 to 30 times more data. The plan says to report it plainly as an upper reference (line 264).</w:t>
+            </w:r>
+          </w:p>
+        </w:tc>
+      </w:tr>
+    </w:tbl>
+    <w:p/>
+    <w:p>
+      <w:pPr>
         <w:pStyle w:val="Heading2"/>
       </w:pPr>
       <w:r>
@@ -11036,6 +11767,103 @@
         <w:t xml:space="preserve"> "Random search averaged 0.959 on P1. A1 did not beat it; the improved A2 reached the best design, 0.974."</w:t>
       </w:r>
     </w:p>
+    <w:p>
+      <w:pPr>
+        <w:pStyle w:val="Heading3"/>
+      </w:pPr>
+      <w:r>
+        <w:t>Where this comes from, and how it is compared</w:t>
+      </w:r>
+    </w:p>
+    <w:p>
+      <w:r>
+        <w:rPr>
+          <w:b/>
+        </w:rPr>
+        <w:t>Who decided it:</w:t>
+      </w:r>
+      <w:r>
+        <w:t xml:space="preserve"> your project plan, line 254 ("B4-random: 4 configurations drawn at random (5 seeds). B4-exhaustive: all 12") and line 262, "Why B4 matters". It answers research question RQ5 (line 244): does the agent choose designs better than plain search with the same budget?</w:t>
+      </w:r>
+    </w:p>
+    <w:p>
+      <w:r>
+        <w:rPr>
+          <w:b/>
+        </w:rPr>
+        <w:t>Why these settings:</w:t>
+      </w:r>
+      <w:r>
+        <w:t xml:space="preserve"> 4 designs because that is exactly the agent's budget (3 first choices plus 1 revision), so the comparison is equal. 5 seeds so the result is not one lucky or unlucky draw. Trying all 12 shows the best possible score.</w:t>
+      </w:r>
+    </w:p>
+    <w:p>
+      <w:r>
+        <w:rPr>
+          <w:b/>
+        </w:rPr>
+        <w:t>What it is compared with, and how:</w:t>
+      </w:r>
+      <w:r>
+        <w:t xml:space="preserve"> the agent. Both use the same 12 designs, the same Analyzer descriptions, the same development requests, the same scorer and the same selection rule (</w:t>
+      </w:r>
+      <w:r>
+        <w:rPr>
+          <w:rFonts w:ascii="Consolas" w:hAnsi="Consolas"/>
+          <w:sz w:val="20"/>
+        </w:rPr>
+        <w:t>src\evaluation\selection.py</w:t>
+      </w:r>
+      <w:r>
+        <w:t>), so the only difference is how the 4 designs are chosen. The plan explains why this matters: if the agent beats B1, that might only be because trying designs on development data helps; B4 tests whether the agent's own choices add anything.</w:t>
+      </w:r>
+    </w:p>
+    <w:p>
+      <w:r>
+        <w:rPr>
+          <w:b/>
+        </w:rPr>
+        <w:t>The result:</w:t>
+      </w:r>
+      <w:r>
+        <w:t xml:space="preserve"> on P1 random search averaged 0.959 and on P2 0.878. A1 (0.958, 0.841) did not beat it, which is reported as finding F1. A2 (0.974, 0.898) reached the best of all 12 designs on both projects, above random search's average.</w:t>
+      </w:r>
+    </w:p>
+    <w:tbl>
+      <w:tblPr>
+        <w:tblStyle w:val="TableGrid"/>
+        <w:tblW w:type="auto" w:w="0"/>
+        <w:tblLook w:firstColumn="1" w:firstRow="1" w:lastColumn="0" w:lastRow="0" w:noHBand="0" w:noVBand="1" w:val="04A0"/>
+      </w:tblPr>
+      <w:tblGrid>
+        <w:gridCol w:w="9746"/>
+      </w:tblGrid>
+      <w:tr>
+        <w:tc>
+          <w:tcPr>
+            <w:tcW w:type="dxa" w:w="9411"/>
+            <w:shd w:val="clear" w:color="auto" w:fill="FEF9C3"/>
+          </w:tcPr>
+          <w:p>
+            <w:r/>
+            <w:r>
+              <w:rPr>
+                <w:b/>
+                <w:sz w:val="21"/>
+              </w:rPr>
+              <w:t>A2 was designed after seeing these results</w:t>
+            </w:r>
+            <w:r>
+              <w:rPr>
+                <w:sz w:val="21"/>
+              </w:rPr>
+              <w:t xml:space="preserve"> (decision 42), so its win here is not proof on its own; only the locked test data after the freeze can confirm it.</w:t>
+            </w:r>
+          </w:p>
+        </w:tc>
+      </w:tr>
+    </w:tbl>
+    <w:p/>
     <w:p>
       <w:pPr>
         <w:pStyle w:val="Heading2"/>
@@ -11636,6 +12464,112 @@
     </w:p>
     <w:p>
       <w:pPr>
+        <w:pStyle w:val="Heading3"/>
+      </w:pPr>
+      <w:r>
+        <w:t>Where this comes from, and how it is compared</w:t>
+      </w:r>
+    </w:p>
+    <w:p>
+      <w:r>
+        <w:rPr>
+          <w:b/>
+        </w:rPr>
+        <w:t>Who decided it:</w:t>
+      </w:r>
+      <w:r>
+        <w:t xml:space="preserve"> A1 is defined in your project plan (line 256, and section 6, line 413 onwards: the Architect with a budget of 3 + 1 designs). A2 was added later, after the development results showed the Architect's choices were the weak point: decision 42 (build A2 alongside A1) and decision 43 (A2 uses the same 3B model for planning) in </w:t>
+      </w:r>
+      <w:r>
+        <w:rPr>
+          <w:rFonts w:ascii="Consolas" w:hAnsi="Consolas"/>
+          <w:sz w:val="20"/>
+        </w:rPr>
+        <w:t>docs\decisions.md</w:t>
+      </w:r>
+      <w:r>
+        <w:t>.</w:t>
+      </w:r>
+    </w:p>
+    <w:p>
+      <w:r>
+        <w:rPr>
+          <w:b/>
+        </w:rPr>
+        <w:t>Why these settings:</w:t>
+      </w:r>
+      <w:r>
+        <w:t xml:space="preserve"> A2 changes only how the Architect asks the AI: it ranks each design choice separately, tests the alternatives one change at a time, and changes one choice in its revision. Everything else (designs, model, data, scorer, selection rule) is identical to A1, so any difference comes from the search method.</w:t>
+      </w:r>
+    </w:p>
+    <w:p>
+      <w:r>
+        <w:rPr>
+          <w:b/>
+        </w:rPr>
+        <w:t>What it is compared with, and how:</w:t>
+      </w:r>
+      <w:r>
+        <w:t xml:space="preserve"> B1 (the plan's full rule, see C4), B4 random search (C7), B2 the person (C5) and B3 the published baseline (C6), all on the same development requests with the same scorer. A rule fixed </w:t>
+      </w:r>
+      <w:r>
+        <w:rPr>
+          <w:b/>
+        </w:rPr>
+        <w:t>before</w:t>
+      </w:r>
+      <w:r>
+        <w:t xml:space="preserve"> building A2 decides whether A2 goes to the final test: its development score must be at least A1's on both projects. It passed.</w:t>
+      </w:r>
+    </w:p>
+    <w:p>
+      <w:r>
+        <w:rPr>
+          <w:b/>
+        </w:rPr>
+        <w:t>The result:</w:t>
+      </w:r>
+      <w:r>
+        <w:t xml:space="preserve"> A1: 0.958 and 0.841. A2: 0.974 and 0.898, the best of all 12 designs on both projects.</w:t>
+      </w:r>
+    </w:p>
+    <w:tbl>
+      <w:tblPr>
+        <w:tblStyle w:val="TableGrid"/>
+        <w:tblW w:type="auto" w:w="0"/>
+        <w:tblLook w:firstColumn="1" w:firstRow="1" w:lastColumn="0" w:lastRow="0" w:noHBand="0" w:noVBand="1" w:val="04A0"/>
+      </w:tblPr>
+      <w:tblGrid>
+        <w:gridCol w:w="9746"/>
+      </w:tblGrid>
+      <w:tr>
+        <w:tc>
+          <w:tcPr>
+            <w:tcW w:type="dxa" w:w="9411"/>
+            <w:shd w:val="clear" w:color="auto" w:fill="FEF9C3"/>
+          </w:tcPr>
+          <w:p>
+            <w:r/>
+            <w:r>
+              <w:rPr>
+                <w:b/>
+                <w:sz w:val="21"/>
+              </w:rPr>
+              <w:t>Two things to state honestly.</w:t>
+            </w:r>
+            <w:r>
+              <w:rPr>
+                <w:sz w:val="21"/>
+              </w:rPr>
+              <w:t xml:space="preserve"> (1) A2's development scores are not proof, because A2 was designed after seeing them; A1 and A2 will both be reported on the locked test data, whichever does better. (2) The plan said the Architect could use a free online model and that each design run should be repeated three times (line 391). We used the local model only, and the three repeats were not run separately. That is a deviation from the plan, recorded as decision 44: the re-runs on 24 and 25 October reused the saved answers, so they do not show the model repeating itself. The evidence for that is the C2 test (50 of 50 identical short answers); long written reasons can still vary slightly in wording, as the mini agent in G8 shows.</w:t>
+            </w:r>
+          </w:p>
+        </w:tc>
+      </w:tr>
+    </w:tbl>
+    <w:p/>
+    <w:p>
+      <w:pPr>
         <w:pStyle w:val="Heading2"/>
       </w:pPr>
       <w:r>
@@ -12062,6 +12996,102 @@
     </w:p>
     <w:p>
       <w:pPr>
+        <w:pStyle w:val="Heading3"/>
+      </w:pPr>
+      <w:r>
+        <w:t>Where this comes from, and how it is compared</w:t>
+      </w:r>
+    </w:p>
+    <w:p>
+      <w:r>
+        <w:rPr>
+          <w:b/>
+        </w:rPr>
+        <w:t>Who decided it:</w:t>
+      </w:r>
+      <w:r>
+        <w:t xml:space="preserve"> your project plan, section 8 (line 457 onwards) lists the ablations: no Analyzer, one fixed candidate, no evaluation-driven selection, and no repair. These answer research question RQ3 (line 240): what does each part contribute? One more, </w:t>
+      </w:r>
+      <w:r>
+        <w:rPr>
+          <w:b/>
+        </w:rPr>
+        <w:t>no reasoning</w:t>
+      </w:r>
+      <w:r>
+        <w:t xml:space="preserve"> (a fixed order instead of the AI's choice), is not in the plan; we added it because it isolates the Architect's own judgement.</w:t>
+      </w:r>
+    </w:p>
+    <w:p>
+      <w:r>
+        <w:rPr>
+          <w:b/>
+        </w:rPr>
+        <w:t>Why these settings:</w:t>
+      </w:r>
+      <w:r>
+        <w:t xml:space="preserve"> each variant removes exactly one part and keeps everything else, so a change in score can only come from that part.</w:t>
+      </w:r>
+    </w:p>
+    <w:p>
+      <w:r>
+        <w:rPr>
+          <w:b/>
+        </w:rPr>
+        <w:t>What it is compared with, and how:</w:t>
+      </w:r>
+      <w:r>
+        <w:t xml:space="preserve"> the full agent (A1), on the same 100 development requests with the same scorer.</w:t>
+      </w:r>
+    </w:p>
+    <w:p>
+      <w:r>
+        <w:rPr>
+          <w:b/>
+        </w:rPr>
+        <w:t>The result:</w:t>
+      </w:r>
+      <w:r>
+        <w:t xml:space="preserve"> scored selection helps most (+3.2 on P1, +3.8 on P2). The Analyzer helps on P2 (+2.9). Repair hardly matters for this model. Removing the AI's reasoning did not hurt, and on P2 it helped (0.886 against 0.841), which led to A2.</w:t>
+      </w:r>
+    </w:p>
+    <w:tbl>
+      <w:tblPr>
+        <w:tblStyle w:val="TableGrid"/>
+        <w:tblW w:type="auto" w:w="0"/>
+        <w:tblLook w:firstColumn="1" w:firstRow="1" w:lastColumn="0" w:lastRow="0" w:noHBand="0" w:noVBand="1" w:val="04A0"/>
+      </w:tblPr>
+      <w:tblGrid>
+        <w:gridCol w:w="9746"/>
+      </w:tblGrid>
+      <w:tr>
+        <w:tc>
+          <w:tcPr>
+            <w:tcW w:type="dxa" w:w="9411"/>
+            <w:shd w:val="clear" w:color="auto" w:fill="FEF9C3"/>
+          </w:tcPr>
+          <w:p>
+            <w:r/>
+            <w:r>
+              <w:rPr>
+                <w:b/>
+                <w:sz w:val="21"/>
+              </w:rPr>
+              <w:t>These are development-stage ablations.</w:t>
+            </w:r>
+            <w:r>
+              <w:rPr>
+                <w:sz w:val="21"/>
+              </w:rPr>
+              <w:t xml:space="preserve"> The plan runs them again on the locked test data after the freeze, and those are the ones the paper reports.</w:t>
+            </w:r>
+          </w:p>
+        </w:tc>
+      </w:tr>
+    </w:tbl>
+    <w:p/>
+    <w:p>
+      <w:pPr>
         <w:pStyle w:val="Heading2"/>
       </w:pPr>
       <w:r>
@@ -12482,6 +13512,102 @@
     </w:p>
     <w:p>
       <w:pPr>
+        <w:pStyle w:val="Heading3"/>
+      </w:pPr>
+      <w:r>
+        <w:t>Where this comes from, and how it is compared</w:t>
+      </w:r>
+    </w:p>
+    <w:p>
+      <w:r>
+        <w:rPr>
+          <w:b/>
+        </w:rPr>
+        <w:t>Who decided it:</w:t>
+      </w:r>
+      <w:r>
+        <w:t xml:space="preserve"> your project plan, line 391: "Use paired bootstrap confidence intervals for score differences on the same test examples and report per-project results."</w:t>
+      </w:r>
+    </w:p>
+    <w:p>
+      <w:r>
+        <w:rPr>
+          <w:b/>
+        </w:rPr>
+        <w:t>Why these settings:</w:t>
+      </w:r>
+      <w:r>
+        <w:t xml:space="preserve"> </w:t>
+      </w:r>
+      <w:r>
+        <w:rPr>
+          <w:b/>
+        </w:rPr>
+        <w:t>paired</w:t>
+      </w:r>
+      <w:r>
+        <w:t xml:space="preserve"> means both systems are scored on the same pretend set each time, because they answered the same requests; that is fairer than resampling each separately. 1,000 draws is the usual number. The fixed seed makes the interval come out the same every time.</w:t>
+      </w:r>
+    </w:p>
+    <w:p>
+      <w:r>
+        <w:rPr>
+          <w:b/>
+        </w:rPr>
+        <w:t>What it is compared with, and how:</w:t>
+      </w:r>
+      <w:r>
+        <w:t xml:space="preserve"> every main pair: A1 against B1, A1 against B3-k, and A1 against the best of the 12 designs, separately for P1 and P2.</w:t>
+      </w:r>
+    </w:p>
+    <w:p>
+      <w:r>
+        <w:rPr>
+          <w:b/>
+        </w:rPr>
+        <w:t>The result:</w:t>
+      </w:r>
+      <w:r>
+        <w:t xml:space="preserve"> every interval includes 0 on development data: with only 100 requests per project, none of the differences is certain yet. The 300-request test sets will narrow them.</w:t>
+      </w:r>
+    </w:p>
+    <w:tbl>
+      <w:tblPr>
+        <w:tblStyle w:val="TableGrid"/>
+        <w:tblW w:type="auto" w:w="0"/>
+        <w:tblLook w:firstColumn="1" w:firstRow="1" w:lastColumn="0" w:lastRow="0" w:noHBand="0" w:noVBand="1" w:val="04A0"/>
+      </w:tblPr>
+      <w:tblGrid>
+        <w:gridCol w:w="9746"/>
+      </w:tblGrid>
+      <w:tr>
+        <w:tc>
+          <w:tcPr>
+            <w:tcW w:type="dxa" w:w="9411"/>
+            <w:shd w:val="clear" w:color="auto" w:fill="FEF9C3"/>
+          </w:tcPr>
+          <w:p>
+            <w:r/>
+            <w:r>
+              <w:rPr>
+                <w:b/>
+                <w:sz w:val="21"/>
+              </w:rPr>
+              <w:t>With only three projects, the plan says to make no claim about all projects in general</w:t>
+            </w:r>
+            <w:r>
+              <w:rPr>
+                <w:sz w:val="21"/>
+              </w:rPr>
+              <w:t xml:space="preserve"> (line 391): the intervals describe these projects only.</w:t>
+            </w:r>
+          </w:p>
+        </w:tc>
+      </w:tr>
+    </w:tbl>
+    <w:p/>
+    <w:p>
+      <w:pPr>
         <w:pStyle w:val="Heading2"/>
       </w:pPr>
       <w:r>
@@ -12904,6 +14030,93 @@
     </w:p>
     <w:p>
       <w:pPr>
+        <w:pStyle w:val="Heading3"/>
+      </w:pPr>
+      <w:r>
+        <w:t>Where this comes from, and how it is compared</w:t>
+      </w:r>
+    </w:p>
+    <w:p>
+      <w:r>
+        <w:rPr>
+          <w:b/>
+        </w:rPr>
+        <w:t>Who decided it:</w:t>
+      </w:r>
+      <w:r>
+        <w:t xml:space="preserve"> your project plan, line 210: "Latency comes from separate timing runs: for each system and project, 50 fixed development cases run with the cache disabled, after a warm-up of 5 requests." The success rule (C4) also needs it: the agent may be at most twice as slow as B1 at p95.</w:t>
+      </w:r>
+    </w:p>
+    <w:p>
+      <w:r>
+        <w:rPr>
+          <w:b/>
+        </w:rPr>
+        <w:t>Why these settings:</w:t>
+      </w:r>
+      <w:r>
+        <w:t xml:space="preserve"> speed must come from live requests, never from saved answers, which would look instant. The warm-up is dropped because the first request wakes the model. Requests refused before reaching the model are left out, so they cannot make a design look faster.</w:t>
+      </w:r>
+    </w:p>
+    <w:p>
+      <w:r>
+        <w:rPr>
+          <w:b/>
+        </w:rPr>
+        <w:t>What it is compared with, and how:</w:t>
+      </w:r>
+      <w:r>
+        <w:t xml:space="preserve"> B1, on the same 50 requests: the agent's p95 must be no more than 2 x B1's.</w:t>
+      </w:r>
+    </w:p>
+    <w:p>
+      <w:r>
+        <w:rPr>
+          <w:b/>
+        </w:rPr>
+        <w:t>The result:</w:t>
+      </w:r>
+      <w:r>
+        <w:t xml:space="preserve"> P1: A1 0.77 s median, 0.95 s p95 against B1's 0.44 s and 0.59 s (A1 uses 2 calls per request). P2: A1 0.43 s and 0.77 s against B1's 0.41 s and 0.79 s. A1 is within the 2 x limit on both projects.</w:t>
+      </w:r>
+    </w:p>
+    <w:tbl>
+      <w:tblPr>
+        <w:tblStyle w:val="TableGrid"/>
+        <w:tblW w:type="auto" w:w="0"/>
+        <w:tblLook w:firstColumn="1" w:firstRow="1" w:lastColumn="0" w:lastRow="0" w:noHBand="0" w:noVBand="1" w:val="04A0"/>
+      </w:tblPr>
+      <w:tblGrid>
+        <w:gridCol w:w="9746"/>
+      </w:tblGrid>
+      <w:tr>
+        <w:tc>
+          <w:tcPr>
+            <w:tcW w:type="dxa" w:w="9411"/>
+            <w:shd w:val="clear" w:color="auto" w:fill="FEF9C3"/>
+          </w:tcPr>
+          <w:p>
+            <w:r/>
+            <w:r>
+              <w:rPr>
+                <w:b/>
+                <w:sz w:val="21"/>
+              </w:rPr>
+              <w:t>A2 has not been timed yet.</w:t>
+            </w:r>
+            <w:r>
+              <w:rPr>
+                <w:sz w:val="21"/>
+              </w:rPr>
+              <w:t xml:space="preserve"> Its chosen design (schema-sim-llm) makes one call per request, so it should be close to B1, but that is measured at the freeze, not assumed.</w:t>
+            </w:r>
+          </w:p>
+        </w:tc>
+      </w:tr>
+    </w:tbl>
+    <w:p/>
+    <w:p>
+      <w:pPr>
         <w:pStyle w:val="Heading2"/>
       </w:pPr>
       <w:r>
@@ -13311,6 +14524,67 @@
     </w:p>
     <w:p>
       <w:pPr>
+        <w:pStyle w:val="Heading3"/>
+      </w:pPr>
+      <w:r>
+        <w:t>Where this comes from, and how it is compared</w:t>
+      </w:r>
+    </w:p>
+    <w:p>
+      <w:r>
+        <w:rPr>
+          <w:b/>
+        </w:rPr>
+        <w:t>Who decided it:</w:t>
+      </w:r>
+      <w:r>
+        <w:t xml:space="preserve"> your project plan, section 8, the error-analysis paragraph: it lists the categories (confused intents, missed entities, wrong boundaries, wrong types, unsupported values, incorrect refusals, missed off-topic, invalid replies and runtime failures).</w:t>
+      </w:r>
+    </w:p>
+    <w:p>
+      <w:r>
+        <w:rPr>
+          <w:b/>
+        </w:rPr>
+        <w:t>Why these settings:</w:t>
+      </w:r>
+      <w:r>
+        <w:t xml:space="preserve"> counting kinds of mistake, not just the number, shows </w:t>
+      </w:r>
+      <w:r>
+        <w:rPr>
+          <w:b/>
+        </w:rPr>
+        <w:t>why</w:t>
+      </w:r>
+      <w:r>
+        <w:t xml:space="preserve"> a score is what it is and where to improve. The plan allows looking at development mistakes while improving, but says test-data mistakes may only be inspected after the freeze.</w:t>
+      </w:r>
+    </w:p>
+    <w:p>
+      <w:r>
+        <w:rPr>
+          <w:b/>
+        </w:rPr>
+        <w:t>What it is compared with, and how:</w:t>
+      </w:r>
+      <w:r>
+        <w:t xml:space="preserve"> nothing directly: it explains the scores of the other experiments. Here it was run on A1.</w:t>
+      </w:r>
+    </w:p>
+    <w:p>
+      <w:r>
+        <w:rPr>
+          <w:b/>
+        </w:rPr>
+        <w:t>The result:</w:t>
+      </w:r>
+      <w:r>
+        <w:t xml:space="preserve"> most of A1's mistakes are entity mistakes, mainly extracting words that are not fields (22 per project); intent mistakes are rare (1 on P1, 5 on P2). This is why A1's entity F1 was low, and A2, which picks a design with written descriptions, does much better on entities.</w:t>
+      </w:r>
+    </w:p>
+    <w:p>
+      <w:pPr>
         <w:pStyle w:val="Heading2"/>
       </w:pPr>
       <w:r>
@@ -13690,6 +14964,95 @@
         <w:t xml:space="preserve"> "The AI systems lose at most about 7 points on messy input, while word matching drops by up to 27."</w:t>
       </w:r>
     </w:p>
+    <w:p>
+      <w:pPr>
+        <w:pStyle w:val="Heading3"/>
+      </w:pPr>
+      <w:r>
+        <w:t>Where this comes from, and how it is compared</w:t>
+      </w:r>
+    </w:p>
+    <w:p>
+      <w:r>
+        <w:rPr>
+          <w:b/>
+        </w:rPr>
+        <w:t>Who decided it:</w:t>
+      </w:r>
+      <w:r>
+        <w:t xml:space="preserve"> </w:t>
+      </w:r>
+      <w:r>
+        <w:rPr>
+          <w:b/>
+        </w:rPr>
+        <w:t>this test is not in the project plan.</w:t>
+      </w:r>
+      <w:r>
+        <w:t xml:space="preserve"> We added it on 16 October as an extra check, because real users type carelessly and the plan's tests all use clean requests. It is reported as an extra, not as a planned result.</w:t>
+      </w:r>
+    </w:p>
+    <w:p>
+      <w:r>
+        <w:rPr>
+          <w:b/>
+        </w:rPr>
+        <w:t>Why these settings:</w:t>
+      </w:r>
+      <w:r>
+        <w:t xml:space="preserve"> three common kinds of messiness: typos, capital letters and filler words. Each rewrite uses a fixed seed, so it is the same every time, and the typos never touch the entity words, so the correct answers stay valid.</w:t>
+      </w:r>
+    </w:p>
+    <w:p>
+      <w:r>
+        <w:rPr>
+          <w:b/>
+        </w:rPr>
+        <w:t>What it is compared with, and how:</w:t>
+      </w:r>
+      <w:r>
+        <w:t xml:space="preserve"> B0 (word matching), B1 (generic prompt) and A1, each on the clean requests and on each rewritten version, with the same scorer.</w:t>
+      </w:r>
+    </w:p>
+    <w:p>
+      <w:r>
+        <w:rPr>
+          <w:b/>
+        </w:rPr>
+        <w:t>The result:</w:t>
+      </w:r>
+      <w:r>
+        <w:t xml:space="preserve"> the AI systems lose at most about 7 points (A1's worst: P2 with typos, 0.841 to 0.770); word matching drops by up to 27 points (P2 with filler words). Capitals do not affect B0 at all, because it lowercases everything.</w:t>
+      </w:r>
+    </w:p>
+    <w:tbl>
+      <w:tblPr>
+        <w:tblStyle w:val="TableGrid"/>
+        <w:tblW w:type="auto" w:w="0"/>
+        <w:tblLook w:firstColumn="1" w:firstRow="1" w:lastColumn="0" w:lastRow="0" w:noHBand="0" w:noVBand="1" w:val="04A0"/>
+      </w:tblPr>
+      <w:tblGrid>
+        <w:gridCol w:w="9746"/>
+      </w:tblGrid>
+      <w:tr>
+        <w:tc>
+          <w:tcPr>
+            <w:tcW w:type="dxa" w:w="9411"/>
+            <w:shd w:val="clear" w:color="auto" w:fill="FEF9C3"/>
+          </w:tcPr>
+          <w:p>
+            <w:r/>
+            <w:r>
+              <w:rPr>
+                <w:sz w:val="21"/>
+              </w:rPr>
+              <w:t>A1 is not more robust than B1 everywhere: on P2 it loses more to typos and capitals. That is in finding F6.</w:t>
+            </w:r>
+          </w:p>
+        </w:tc>
+      </w:tr>
+    </w:tbl>
+    <w:p/>
     <w:p>
       <w:pPr>
         <w:pStyle w:val="Heading2"/>
@@ -14168,6 +15531,103 @@
     </w:p>
     <w:p>
       <w:pPr>
+        <w:pStyle w:val="Heading3"/>
+      </w:pPr>
+      <w:r>
+        <w:t>Where this comes from, and how it is compared</w:t>
+      </w:r>
+    </w:p>
+    <w:p>
+      <w:r>
+        <w:rPr>
+          <w:b/>
+        </w:rPr>
+        <w:t>Who decided it:</w:t>
+      </w:r>
+      <w:r>
+        <w:t xml:space="preserve"> your project plan, "Runtime and export" (line 423): "Export the ProjectSpec, chosen configuration, prompts, model identifiers (Ollama model name and digest), dependency manifest and version/hash. Provide a simple callable interface first." This is gate G9.</w:t>
+      </w:r>
+    </w:p>
+    <w:p>
+      <w:r>
+        <w:rPr>
+          <w:b/>
+        </w:rPr>
+        <w:t>Why these settings:</w:t>
+      </w:r>
+      <w:r>
+        <w:t xml:space="preserve"> a design is only useful if a real app can load and use it without re-running the agent. The fingerprints stop anyone changing a package unnoticed, and the stored model fingerprint stops it running on a different model than the one it was tested with.</w:t>
+      </w:r>
+    </w:p>
+    <w:p>
+      <w:r>
+        <w:rPr>
+          <w:b/>
+        </w:rPr>
+        <w:t>What it is compared with, and how:</w:t>
+      </w:r>
+      <w:r>
+        <w:t xml:space="preserve"> nothing: this is a working demonstration and an integrity check, tested by </w:t>
+      </w:r>
+      <w:r>
+        <w:rPr>
+          <w:rFonts w:ascii="Consolas" w:hAnsi="Consolas"/>
+          <w:sz w:val="20"/>
+        </w:rPr>
+        <w:t>tests\test_runtime.py</w:t>
+      </w:r>
+      <w:r>
+        <w:t>.</w:t>
+      </w:r>
+    </w:p>
+    <w:p>
+      <w:r>
+        <w:rPr>
+          <w:b/>
+        </w:rPr>
+        <w:t>The result:</w:t>
+      </w:r>
+      <w:r>
+        <w:t xml:space="preserve"> packages for P1 (twostage-sim-llm) and P2 (schema-fixed-llm) load in a fresh program, handle normal, off-topic and invalid requests, and refuse to load if a file is edited.</w:t>
+      </w:r>
+    </w:p>
+    <w:tbl>
+      <w:tblPr>
+        <w:tblStyle w:val="TableGrid"/>
+        <w:tblW w:type="auto" w:w="0"/>
+        <w:tblLook w:firstColumn="1" w:firstRow="1" w:lastColumn="0" w:lastRow="0" w:noHBand="0" w:noVBand="1" w:val="04A0"/>
+      </w:tblPr>
+      <w:tblGrid>
+        <w:gridCol w:w="9746"/>
+      </w:tblGrid>
+      <w:tr>
+        <w:tc>
+          <w:tcPr>
+            <w:tcW w:type="dxa" w:w="9411"/>
+            <w:shd w:val="clear" w:color="auto" w:fill="FEF9C3"/>
+          </w:tcPr>
+          <w:p>
+            <w:r/>
+            <w:r>
+              <w:rPr>
+                <w:b/>
+                <w:sz w:val="21"/>
+              </w:rPr>
+              <w:t>These packages hold A1's choices.</w:t>
+            </w:r>
+            <w:r>
+              <w:rPr>
+                <w:sz w:val="21"/>
+              </w:rPr>
+              <w:t xml:space="preserve"> A2's chosen pipeline (schema-sim-llm on both projects) will be exported at the freeze.</w:t>
+            </w:r>
+          </w:p>
+        </w:tc>
+      </w:tr>
+    </w:tbl>
+    <w:p/>
+    <w:p>
+      <w:pPr>
         <w:pStyle w:val="Heading2"/>
       </w:pPr>
       <w:r>
@@ -14582,6 +16042,77 @@
           <w:sz w:val="21"/>
         </w:rPr>
         <w:t xml:space="preserve"> "Every recorded number can be recomputed from the raw answers, and the standard library scikit-learn gets the same numbers."</w:t>
+      </w:r>
+    </w:p>
+    <w:p>
+      <w:pPr>
+        <w:pStyle w:val="Heading3"/>
+      </w:pPr>
+      <w:r>
+        <w:t>Where this comes from, and how it is compared</w:t>
+      </w:r>
+    </w:p>
+    <w:p>
+      <w:r>
+        <w:rPr>
+          <w:b/>
+        </w:rPr>
+        <w:t>Who decided it:</w:t>
+      </w:r>
+      <w:r>
+        <w:t xml:space="preserve"> the re-scoring check comes from your project plan, gate G12 (line 447): "Metrics recompute from saved predictions; every quantitative claim traces to a run." </w:t>
+      </w:r>
+      <w:r>
+        <w:rPr>
+          <w:b/>
+        </w:rPr>
+        <w:t>The scikit-learn check is not in the plan:</w:t>
+      </w:r>
+      <w:r>
+        <w:t xml:space="preserve"> we added it on 24 October so the scores are also confirmed by a standard library that has nothing to do with our code.</w:t>
+      </w:r>
+    </w:p>
+    <w:p>
+      <w:r>
+        <w:rPr>
+          <w:b/>
+        </w:rPr>
+        <w:t>Why these settings:</w:t>
+      </w:r>
+      <w:r>
+        <w:t xml:space="preserve"> a recorded number is only trustworthy if it can be recomputed from the raw answers. Comparing to 9 decimal places means even a tiny change would be caught.</w:t>
+      </w:r>
+    </w:p>
+    <w:p>
+      <w:r>
+        <w:rPr>
+          <w:b/>
+        </w:rPr>
+        <w:t>What it is compared with, and how:</w:t>
+      </w:r>
+      <w:r>
+        <w:t xml:space="preserve"> each run's own recorded metrics.json, recomputed in two independent ways.</w:t>
+      </w:r>
+    </w:p>
+    <w:p>
+      <w:r>
+        <w:rPr>
+          <w:b/>
+        </w:rPr>
+        <w:t>The result:</w:t>
+      </w:r>
+      <w:r>
+        <w:t xml:space="preserve"> every checkable run matches both ways (46 at the last count). A test (</w:t>
+      </w:r>
+      <w:r>
+        <w:rPr>
+          <w:rFonts w:ascii="Consolas" w:hAnsi="Consolas"/>
+          <w:sz w:val="20"/>
+        </w:rPr>
+        <w:t>tests\test_reproduce_metrics.py</w:t>
+      </w:r>
+      <w:r>
+        <w:t>) also proves the check really catches a hand-edited number. The check once found a real gap: B0 and B3 were not saving one field, which was fixed.</w:t>
       </w:r>
     </w:p>
     <w:p>

--- a/reports/guide/How_Every_Test_Was_Done_v2.docx
+++ b/reports/guide/How_Every_Test_Was_Done_v2.docx
@@ -11348,6 +11348,1041 @@
     <w:p/>
     <w:p>
       <w:pPr>
+        <w:pStyle w:val="Heading3"/>
+      </w:pPr>
+      <w:r>
+        <w:t>XLM-R explained simply: what it is, and how it compares with our system</w:t>
+      </w:r>
+    </w:p>
+    <w:p>
+      <w:r>
+        <w:rPr>
+          <w:b/>
+        </w:rPr>
+        <w:t>What XLM-R is.</w:t>
+      </w:r>
+      <w:r>
+        <w:t xml:space="preserve"> A </w:t>
+      </w:r>
+      <w:r>
+        <w:rPr>
+          <w:b/>
+        </w:rPr>
+        <w:t>language model</w:t>
+      </w:r>
+      <w:r>
+        <w:t xml:space="preserve">: a program that has read huge amounts of text in about 100 languages and learned how words relate to each other. It is </w:t>
+      </w:r>
+      <w:r>
+        <w:rPr>
+          <w:b/>
+        </w:rPr>
+        <w:t>not a chatbot</w:t>
+      </w:r>
+      <w:r>
+        <w:t>: it cannot chat or write answers. The creators of the MASSIVE dataset used it as their own reference system in their published paper.</w:t>
+      </w:r>
+    </w:p>
+    <w:p>
+      <w:r>
+        <w:rPr>
+          <w:b/>
+        </w:rPr>
+        <w:t>What it knows, and what it does not.</w:t>
+      </w:r>
+      <w:r>
+        <w:t xml:space="preserve"> It knows English. It does </w:t>
+      </w:r>
+      <w:r>
+        <w:rPr>
+          <w:b/>
+        </w:rPr>
+        <w:t>not</w:t>
+      </w:r>
+      <w:r>
+        <w:t xml:space="preserve"> know our intents: it has never heard of iot_hue_lightoff or book_appointment. And it does </w:t>
+      </w:r>
+      <w:r>
+        <w:rPr>
+          <w:b/>
+        </w:rPr>
+        <w:t>not</w:t>
+      </w:r>
+      <w:r>
+        <w:t xml:space="preserve"> build pipelines; it cannot build anything.</w:t>
+      </w:r>
+    </w:p>
+    <w:p>
+      <w:r>
+        <w:rPr>
+          <w:b/>
+        </w:rPr>
+        <w:t>What we do with it, step by step:</w:t>
+      </w:r>
+    </w:p>
+    <w:p>
+      <w:pPr>
+        <w:pStyle w:val="ListNumber"/>
+      </w:pPr>
+      <w:r>
+        <w:t>Load XLM-R. It knows language, but nothing about our app.</w:t>
+      </w:r>
+    </w:p>
+    <w:p>
+      <w:pPr>
+        <w:pStyle w:val="ListNumber"/>
+      </w:pPr>
+      <w:r>
+        <w:t>Add a small extra layer on top, with one output per intent (12 for P1).</w:t>
+      </w:r>
+    </w:p>
+    <w:p>
+      <w:pPr>
+        <w:pStyle w:val="ListNumber"/>
+      </w:pPr>
+      <w:r>
+        <w:rPr>
+          <w:b/>
+        </w:rPr>
+        <w:t>Train it</w:t>
+      </w:r>
+      <w:r>
+        <w:t xml:space="preserve"> on our examples: show it the 120 labelled sentences 30 times. Each time it gets one wrong, its internal numbers are adjusted a little. This is </w:t>
+      </w:r>
+      <w:r>
+        <w:rPr>
+          <w:b/>
+        </w:rPr>
+        <w:t>fine-tuning</w:t>
+      </w:r>
+      <w:r>
+        <w:t>; it took about 11 minutes.</w:t>
+      </w:r>
+    </w:p>
+    <w:p>
+      <w:pPr>
+        <w:pStyle w:val="ListNumber"/>
+      </w:pPr>
+      <w:r>
+        <w:t xml:space="preserve">After training, </w:t>
+      </w:r>
+      <w:r>
+        <w:rPr>
+          <w:b/>
+        </w:rPr>
+        <w:t>it is the pipeline</w:t>
+      </w:r>
+      <w:r>
+        <w:t>: give it a sentence and it directly answers with the intent. No prompt, no instructions.</w:t>
+      </w:r>
+    </w:p>
+    <w:p>
+      <w:pPr>
+        <w:jc w:val="center"/>
+      </w:pPr>
+      <w:r>
+        <w:drawing>
+          <wp:inline xmlns:a="http://schemas.openxmlformats.org/drawingml/2006/main" xmlns:pic="http://schemas.openxmlformats.org/drawingml/2006/picture">
+            <wp:extent cx="5976000" cy="3089209"/>
+            <wp:docPr id="9" name="Picture 9"/>
+            <wp:cNvGraphicFramePr>
+              <a:graphicFrameLocks noChangeAspect="1"/>
+            </wp:cNvGraphicFramePr>
+            <a:graphic>
+              <a:graphicData uri="http://schemas.openxmlformats.org/drawingml/2006/picture">
+                <pic:pic>
+                  <pic:nvPicPr>
+                    <pic:cNvPr id="0" name="two_ways.png"/>
+                    <pic:cNvPicPr/>
+                  </pic:nvPicPr>
+                  <pic:blipFill>
+                    <a:blip r:embed="rId17"/>
+                    <a:stretch>
+                      <a:fillRect/>
+                    </a:stretch>
+                  </pic:blipFill>
+                  <pic:spPr>
+                    <a:xfrm>
+                      <a:off x="0" y="0"/>
+                      <a:ext cx="5976000" cy="3089209"/>
+                    </a:xfrm>
+                    <a:prstGeom prst="rect"/>
+                  </pic:spPr>
+                </pic:pic>
+              </a:graphicData>
+            </a:graphic>
+          </wp:inline>
+        </w:drawing>
+      </w:r>
+    </w:p>
+    <w:p>
+      <w:pPr>
+        <w:spacing w:after="240"/>
+        <w:jc w:val="center"/>
+      </w:pPr>
+      <w:r>
+        <w:rPr>
+          <w:color w:val="475569"/>
+          <w:sz w:val="18"/>
+        </w:rPr>
+        <w:t>Way 1 (XLM-R) changes the model by training it. Way 2 (our framework) changes only the text sent to qwen.</w:t>
+      </w:r>
+    </w:p>
+    <w:p>
+      <w:r>
+        <w:rPr>
+          <w:b/>
+        </w:rPr>
+        <w:t>An everyday picture.</w:t>
+      </w:r>
+      <w:r>
+        <w:t xml:space="preserve"> Think of a new waiter who speaks English but does not know your menu. </w:t>
+      </w:r>
+      <w:r>
+        <w:rPr>
+          <w:b/>
+        </w:rPr>
+        <w:t>XLM-R is a waiter who memorises the menu</w:t>
+      </w:r>
+      <w:r>
+        <w:t xml:space="preserve"> before starting work: their brain changes. </w:t>
+      </w:r>
+      <w:r>
+        <w:rPr>
+          <w:b/>
+        </w:rPr>
+        <w:t>Our system is a waiter who is handed a note</w:t>
+      </w:r>
+      <w:r>
+        <w:t xml:space="preserve"> every time a customer speaks ("these are the only items on our menu... example: 'something warm with milk' means coffee"): their brain never changes, and our framework's job is to write the best note.</w:t>
+      </w:r>
+    </w:p>
+    <w:p>
+      <w:r>
+        <w:rPr>
+          <w:b/>
+        </w:rPr>
+        <w:t>"It has learned the intents, so what?"</w:t>
+      </w:r>
+      <w:r>
+        <w:t xml:space="preserve"> Now it can sit </w:t>
+      </w:r>
+      <w:r>
+        <w:rPr>
+          <w:b/>
+        </w:rPr>
+        <w:t>the same exam</w:t>
+      </w:r>
+      <w:r>
+        <w:t xml:space="preserve"> as our system. Both have exactly the same job, reading a request and saying its intent, so both answer the same 80 development requests and are scored the same way. Real answers on P1:</w:t>
+      </w:r>
+    </w:p>
+    <w:tbl>
+      <w:tblPr>
+        <w:tblStyle w:val="TableGrid"/>
+        <w:tblW w:type="auto" w:w="0"/>
+        <w:jc w:val="center"/>
+        <w:tblLook w:firstColumn="1" w:firstRow="1" w:lastColumn="0" w:lastRow="0" w:noHBand="0" w:noVBand="1" w:val="04A0"/>
+      </w:tblPr>
+      <w:tblGrid>
+        <w:gridCol w:w="2436"/>
+        <w:gridCol w:w="2436"/>
+        <w:gridCol w:w="2436"/>
+        <w:gridCol w:w="2436"/>
+      </w:tblGrid>
+      <w:tr>
+        <w:tc>
+          <w:tcPr>
+            <w:tcW w:type="dxa" w:w="3061"/>
+            <w:shd w:val="clear" w:color="auto" w:fill="DBEAFE"/>
+          </w:tcPr>
+          <w:p>
+            <w:r/>
+            <w:r>
+              <w:rPr>
+                <w:b/>
+                <w:sz w:val="18"/>
+              </w:rPr>
+              <w:t>Request</w:t>
+            </w:r>
+          </w:p>
+        </w:tc>
+        <w:tc>
+          <w:tcPr>
+            <w:tcW w:type="dxa" w:w="1928"/>
+            <w:shd w:val="clear" w:color="auto" w:fill="DBEAFE"/>
+          </w:tcPr>
+          <w:p>
+            <w:r/>
+            <w:r>
+              <w:rPr>
+                <w:b/>
+                <w:sz w:val="18"/>
+              </w:rPr>
+              <w:t>Correct</w:t>
+            </w:r>
+          </w:p>
+        </w:tc>
+        <w:tc>
+          <w:tcPr>
+            <w:tcW w:type="dxa" w:w="2211"/>
+            <w:shd w:val="clear" w:color="auto" w:fill="DBEAFE"/>
+          </w:tcPr>
+          <w:p>
+            <w:r/>
+            <w:r>
+              <w:rPr>
+                <w:b/>
+                <w:sz w:val="18"/>
+              </w:rPr>
+              <w:t>XLM-R (B3-k) said</w:t>
+            </w:r>
+          </w:p>
+        </w:tc>
+        <w:tc>
+          <w:tcPr>
+            <w:tcW w:type="dxa" w:w="2211"/>
+            <w:shd w:val="clear" w:color="auto" w:fill="DBEAFE"/>
+          </w:tcPr>
+          <w:p>
+            <w:r/>
+            <w:r>
+              <w:rPr>
+                <w:b/>
+                <w:sz w:val="18"/>
+              </w:rPr>
+              <w:t>Our system (A2) said</w:t>
+            </w:r>
+          </w:p>
+        </w:tc>
+      </w:tr>
+      <w:tr>
+        <w:tc>
+          <w:tcPr>
+            <w:tcW w:type="dxa" w:w="3061"/>
+          </w:tcPr>
+          <w:p>
+            <w:r/>
+            <w:r>
+              <w:rPr>
+                <w:sz w:val="18"/>
+              </w:rPr>
+              <w:t>turn the lights off please</w:t>
+            </w:r>
+          </w:p>
+        </w:tc>
+        <w:tc>
+          <w:tcPr>
+            <w:tcW w:type="dxa" w:w="1928"/>
+          </w:tcPr>
+          <w:p>
+            <w:r/>
+            <w:r>
+              <w:rPr>
+                <w:sz w:val="18"/>
+              </w:rPr>
+              <w:t>iot_hue_lightoff</w:t>
+            </w:r>
+          </w:p>
+        </w:tc>
+        <w:tc>
+          <w:tcPr>
+            <w:tcW w:type="dxa" w:w="2211"/>
+          </w:tcPr>
+          <w:p>
+            <w:r/>
+            <w:r>
+              <w:rPr>
+                <w:sz w:val="18"/>
+              </w:rPr>
+              <w:t>right</w:t>
+            </w:r>
+          </w:p>
+        </w:tc>
+        <w:tc>
+          <w:tcPr>
+            <w:tcW w:type="dxa" w:w="2211"/>
+          </w:tcPr>
+          <w:p>
+            <w:r/>
+            <w:r>
+              <w:rPr>
+                <w:sz w:val="18"/>
+              </w:rPr>
+              <w:t>right</w:t>
+            </w:r>
+          </w:p>
+        </w:tc>
+      </w:tr>
+      <w:tr>
+        <w:tc>
+          <w:tcPr>
+            <w:tcW w:type="dxa" w:w="3061"/>
+          </w:tcPr>
+          <w:p>
+            <w:r/>
+            <w:r>
+              <w:rPr>
+                <w:sz w:val="18"/>
+              </w:rPr>
+              <w:t>make a room darker</w:t>
+            </w:r>
+          </w:p>
+        </w:tc>
+        <w:tc>
+          <w:tcPr>
+            <w:tcW w:type="dxa" w:w="1928"/>
+          </w:tcPr>
+          <w:p>
+            <w:r/>
+            <w:r>
+              <w:rPr>
+                <w:sz w:val="18"/>
+              </w:rPr>
+              <w:t>iot_hue_lightdim</w:t>
+            </w:r>
+          </w:p>
+        </w:tc>
+        <w:tc>
+          <w:tcPr>
+            <w:tcW w:type="dxa" w:w="2211"/>
+          </w:tcPr>
+          <w:p>
+            <w:r/>
+            <w:r>
+              <w:rPr>
+                <w:sz w:val="18"/>
+              </w:rPr>
+              <w:t>wrong: iot_cleaning</w:t>
+            </w:r>
+          </w:p>
+        </w:tc>
+        <w:tc>
+          <w:tcPr>
+            <w:tcW w:type="dxa" w:w="2211"/>
+          </w:tcPr>
+          <w:p>
+            <w:r/>
+            <w:r>
+              <w:rPr>
+                <w:sz w:val="18"/>
+              </w:rPr>
+              <w:t>right</w:t>
+            </w:r>
+          </w:p>
+        </w:tc>
+      </w:tr>
+      <w:tr>
+        <w:tc>
+          <w:tcPr>
+            <w:tcW w:type="dxa" w:w="3061"/>
+          </w:tcPr>
+          <w:p>
+            <w:r/>
+            <w:r>
+              <w:rPr>
+                <w:sz w:val="18"/>
+              </w:rPr>
+              <w:t>switch on the lights</w:t>
+            </w:r>
+          </w:p>
+        </w:tc>
+        <w:tc>
+          <w:tcPr>
+            <w:tcW w:type="dxa" w:w="1928"/>
+          </w:tcPr>
+          <w:p>
+            <w:r/>
+            <w:r>
+              <w:rPr>
+                <w:sz w:val="18"/>
+              </w:rPr>
+              <w:t>iot_hue_lighton</w:t>
+            </w:r>
+          </w:p>
+        </w:tc>
+        <w:tc>
+          <w:tcPr>
+            <w:tcW w:type="dxa" w:w="2211"/>
+          </w:tcPr>
+          <w:p>
+            <w:r/>
+            <w:r>
+              <w:rPr>
+                <w:sz w:val="18"/>
+              </w:rPr>
+              <w:t>wrong: refused it</w:t>
+            </w:r>
+          </w:p>
+        </w:tc>
+        <w:tc>
+          <w:tcPr>
+            <w:tcW w:type="dxa" w:w="2211"/>
+          </w:tcPr>
+          <w:p>
+            <w:r/>
+            <w:r>
+              <w:rPr>
+                <w:sz w:val="18"/>
+              </w:rPr>
+              <w:t>right</w:t>
+            </w:r>
+          </w:p>
+        </w:tc>
+      </w:tr>
+      <w:tr>
+        <w:tc>
+          <w:tcPr>
+            <w:tcW w:type="dxa" w:w="3061"/>
+          </w:tcPr>
+          <w:p>
+            <w:r/>
+            <w:r>
+              <w:rPr>
+                <w:sz w:val="18"/>
+              </w:rPr>
+              <w:t>start up the coffee machine</w:t>
+            </w:r>
+          </w:p>
+        </w:tc>
+        <w:tc>
+          <w:tcPr>
+            <w:tcW w:type="dxa" w:w="1928"/>
+          </w:tcPr>
+          <w:p>
+            <w:r/>
+            <w:r>
+              <w:rPr>
+                <w:sz w:val="18"/>
+              </w:rPr>
+              <w:t>iot_coffee</w:t>
+            </w:r>
+          </w:p>
+        </w:tc>
+        <w:tc>
+          <w:tcPr>
+            <w:tcW w:type="dxa" w:w="2211"/>
+          </w:tcPr>
+          <w:p>
+            <w:r/>
+            <w:r>
+              <w:rPr>
+                <w:sz w:val="18"/>
+              </w:rPr>
+              <w:t>wrong: refused it</w:t>
+            </w:r>
+          </w:p>
+        </w:tc>
+        <w:tc>
+          <w:tcPr>
+            <w:tcW w:type="dxa" w:w="2211"/>
+          </w:tcPr>
+          <w:p>
+            <w:r/>
+            <w:r>
+              <w:rPr>
+                <w:sz w:val="18"/>
+              </w:rPr>
+              <w:t>right</w:t>
+            </w:r>
+          </w:p>
+        </w:tc>
+      </w:tr>
+      <w:tr>
+        <w:tc>
+          <w:tcPr>
+            <w:tcW w:type="dxa" w:w="3061"/>
+          </w:tcPr>
+          <w:p>
+            <w:r/>
+            <w:r>
+              <w:rPr>
+                <w:sz w:val="18"/>
+              </w:rPr>
+              <w:t>please remove any alarms that i have set</w:t>
+            </w:r>
+          </w:p>
+        </w:tc>
+        <w:tc>
+          <w:tcPr>
+            <w:tcW w:type="dxa" w:w="1928"/>
+          </w:tcPr>
+          <w:p>
+            <w:r/>
+            <w:r>
+              <w:rPr>
+                <w:sz w:val="18"/>
+              </w:rPr>
+              <w:t>alarm_remove</w:t>
+            </w:r>
+          </w:p>
+        </w:tc>
+        <w:tc>
+          <w:tcPr>
+            <w:tcW w:type="dxa" w:w="2211"/>
+          </w:tcPr>
+          <w:p>
+            <w:r/>
+            <w:r>
+              <w:rPr>
+                <w:sz w:val="18"/>
+              </w:rPr>
+              <w:t>wrong: refused it</w:t>
+            </w:r>
+          </w:p>
+        </w:tc>
+        <w:tc>
+          <w:tcPr>
+            <w:tcW w:type="dxa" w:w="2211"/>
+          </w:tcPr>
+          <w:p>
+            <w:r/>
+            <w:r>
+              <w:rPr>
+                <w:sz w:val="18"/>
+              </w:rPr>
+              <w:t>right</w:t>
+            </w:r>
+          </w:p>
+        </w:tc>
+      </w:tr>
+      <w:tr>
+        <w:tc>
+          <w:tcPr>
+            <w:tcW w:type="dxa" w:w="3061"/>
+          </w:tcPr>
+          <w:p>
+            <w:r/>
+            <w:r>
+              <w:rPr>
+                <w:sz w:val="18"/>
+              </w:rPr>
+              <w:t>start new smart socket</w:t>
+            </w:r>
+          </w:p>
+        </w:tc>
+        <w:tc>
+          <w:tcPr>
+            <w:tcW w:type="dxa" w:w="1928"/>
+          </w:tcPr>
+          <w:p>
+            <w:r/>
+            <w:r>
+              <w:rPr>
+                <w:sz w:val="18"/>
+              </w:rPr>
+              <w:t>iot_wemo_on</w:t>
+            </w:r>
+          </w:p>
+        </w:tc>
+        <w:tc>
+          <w:tcPr>
+            <w:tcW w:type="dxa" w:w="2211"/>
+          </w:tcPr>
+          <w:p>
+            <w:r/>
+            <w:r>
+              <w:rPr>
+                <w:sz w:val="18"/>
+              </w:rPr>
+              <w:t>right</w:t>
+            </w:r>
+          </w:p>
+        </w:tc>
+        <w:tc>
+          <w:tcPr>
+            <w:tcW w:type="dxa" w:w="2211"/>
+          </w:tcPr>
+          <w:p>
+            <w:r/>
+            <w:r>
+              <w:rPr>
+                <w:sz w:val="18"/>
+              </w:rPr>
+              <w:t>wrong: refused it</w:t>
+            </w:r>
+          </w:p>
+        </w:tc>
+      </w:tr>
+    </w:tbl>
+    <w:p/>
+    <w:p>
+      <w:r>
+        <w:rPr>
+          <w:b/>
+        </w:rPr>
+        <w:t>The full count on 80 requests:</w:t>
+      </w:r>
+      <w:r>
+        <w:t xml:space="preserve"> both right on 68; only our system right on 8; only XLM-R right on 1. As F1: our system (A2) 0.974, XLM-R 0.909.</w:t>
+      </w:r>
+    </w:p>
+    <w:p>
+      <w:r>
+        <w:rPr>
+          <w:b/>
+        </w:rPr>
+        <w:t>Why XLM-R struggled:</w:t>
+      </w:r>
+      <w:r>
+        <w:t xml:space="preserve"> 10 examples per intent is very little to learn from, so it was often unsure and refused normal requests. qwen did not need to learn the intents, because they are written on its note.</w:t>
+      </w:r>
+    </w:p>
+    <w:tbl>
+      <w:tblPr>
+        <w:tblStyle w:val="TableGrid"/>
+        <w:tblW w:type="auto" w:w="0"/>
+        <w:jc w:val="center"/>
+        <w:tblLook w:firstColumn="1" w:firstRow="1" w:lastColumn="0" w:lastRow="0" w:noHBand="0" w:noVBand="1" w:val="04A0"/>
+      </w:tblPr>
+      <w:tblGrid>
+        <w:gridCol w:w="3249"/>
+        <w:gridCol w:w="3249"/>
+        <w:gridCol w:w="3249"/>
+      </w:tblGrid>
+      <w:tr>
+        <w:tc>
+          <w:tcPr>
+            <w:tcW w:type="dxa" w:w="2608"/>
+            <w:shd w:val="clear" w:color="auto" w:fill="DBEAFE"/>
+          </w:tcPr>
+          <w:p>
+            <w:r/>
+            <w:r>
+              <w:rPr>
+                <w:b/>
+                <w:sz w:val="18"/>
+              </w:rPr>
+            </w:r>
+          </w:p>
+        </w:tc>
+        <w:tc>
+          <w:tcPr>
+            <w:tcW w:type="dxa" w:w="3288"/>
+            <w:shd w:val="clear" w:color="auto" w:fill="DBEAFE"/>
+          </w:tcPr>
+          <w:p>
+            <w:r/>
+            <w:r>
+              <w:rPr>
+                <w:b/>
+                <w:sz w:val="18"/>
+              </w:rPr>
+              <w:t>XLM-R (B3)</w:t>
+            </w:r>
+          </w:p>
+        </w:tc>
+        <w:tc>
+          <w:tcPr>
+            <w:tcW w:type="dxa" w:w="3515"/>
+            <w:shd w:val="clear" w:color="auto" w:fill="DBEAFE"/>
+          </w:tcPr>
+          <w:p>
+            <w:r/>
+            <w:r>
+              <w:rPr>
+                <w:b/>
+                <w:sz w:val="18"/>
+              </w:rPr>
+              <w:t>Our framework (with qwen)</w:t>
+            </w:r>
+          </w:p>
+        </w:tc>
+      </w:tr>
+      <w:tr>
+        <w:tc>
+          <w:tcPr>
+            <w:tcW w:type="dxa" w:w="2608"/>
+          </w:tcPr>
+          <w:p>
+            <w:r/>
+            <w:r>
+              <w:rPr>
+                <w:sz w:val="18"/>
+              </w:rPr>
+              <w:t>Already knows language?</w:t>
+            </w:r>
+          </w:p>
+        </w:tc>
+        <w:tc>
+          <w:tcPr>
+            <w:tcW w:type="dxa" w:w="3288"/>
+          </w:tcPr>
+          <w:p>
+            <w:r/>
+            <w:r>
+              <w:rPr>
+                <w:sz w:val="18"/>
+              </w:rPr>
+              <w:t>yes</w:t>
+            </w:r>
+          </w:p>
+        </w:tc>
+        <w:tc>
+          <w:tcPr>
+            <w:tcW w:type="dxa" w:w="3515"/>
+          </w:tcPr>
+          <w:p>
+            <w:r/>
+            <w:r>
+              <w:rPr>
+                <w:sz w:val="18"/>
+              </w:rPr>
+              <w:t>yes</w:t>
+            </w:r>
+          </w:p>
+        </w:tc>
+      </w:tr>
+      <w:tr>
+        <w:tc>
+          <w:tcPr>
+            <w:tcW w:type="dxa" w:w="2608"/>
+          </w:tcPr>
+          <w:p>
+            <w:r/>
+            <w:r>
+              <w:rPr>
+                <w:sz w:val="18"/>
+              </w:rPr>
+              <w:t>Knows our intents at the start?</w:t>
+            </w:r>
+          </w:p>
+        </w:tc>
+        <w:tc>
+          <w:tcPr>
+            <w:tcW w:type="dxa" w:w="3288"/>
+          </w:tcPr>
+          <w:p>
+            <w:r/>
+            <w:r>
+              <w:rPr>
+                <w:sz w:val="18"/>
+              </w:rPr>
+              <w:t>no</w:t>
+            </w:r>
+          </w:p>
+        </w:tc>
+        <w:tc>
+          <w:tcPr>
+            <w:tcW w:type="dxa" w:w="3515"/>
+          </w:tcPr>
+          <w:p>
+            <w:r/>
+            <w:r>
+              <w:rPr>
+                <w:sz w:val="18"/>
+              </w:rPr>
+              <w:t>no, but they are listed in the prompt</w:t>
+            </w:r>
+          </w:p>
+        </w:tc>
+      </w:tr>
+      <w:tr>
+        <w:tc>
+          <w:tcPr>
+            <w:tcW w:type="dxa" w:w="2608"/>
+          </w:tcPr>
+          <w:p>
+            <w:r/>
+            <w:r>
+              <w:rPr>
+                <w:sz w:val="18"/>
+              </w:rPr>
+              <w:t>How it gets our intents</w:t>
+            </w:r>
+          </w:p>
+        </w:tc>
+        <w:tc>
+          <w:tcPr>
+            <w:tcW w:type="dxa" w:w="3288"/>
+          </w:tcPr>
+          <w:p>
+            <w:r/>
+            <w:r>
+              <w:rPr>
+                <w:b/>
+                <w:sz w:val="18"/>
+              </w:rPr>
+              <w:t>trained</w:t>
+            </w:r>
+            <w:r>
+              <w:rPr>
+                <w:sz w:val="18"/>
+              </w:rPr>
+              <w:t xml:space="preserve"> on our examples: its insides change</w:t>
+            </w:r>
+          </w:p>
+        </w:tc>
+        <w:tc>
+          <w:tcPr>
+            <w:tcW w:type="dxa" w:w="3515"/>
+          </w:tcPr>
+          <w:p>
+            <w:r/>
+            <w:r>
+              <w:rPr>
+                <w:b/>
+                <w:sz w:val="18"/>
+              </w:rPr>
+              <w:t>told</w:t>
+            </w:r>
+            <w:r>
+              <w:rPr>
+                <w:sz w:val="18"/>
+              </w:rPr>
+              <w:t xml:space="preserve"> them in the prompt: qwen never changes</w:t>
+            </w:r>
+          </w:p>
+        </w:tc>
+      </w:tr>
+      <w:tr>
+        <w:tc>
+          <w:tcPr>
+            <w:tcW w:type="dxa" w:w="2608"/>
+          </w:tcPr>
+          <w:p>
+            <w:r/>
+            <w:r>
+              <w:rPr>
+                <w:sz w:val="18"/>
+              </w:rPr>
+              <w:t>Who builds the pipeline</w:t>
+            </w:r>
+          </w:p>
+        </w:tc>
+        <w:tc>
+          <w:tcPr>
+            <w:tcW w:type="dxa" w:w="3288"/>
+          </w:tcPr>
+          <w:p>
+            <w:r/>
+            <w:r>
+              <w:rPr>
+                <w:sz w:val="18"/>
+              </w:rPr>
+              <w:t>a person runs the training</w:t>
+            </w:r>
+          </w:p>
+        </w:tc>
+        <w:tc>
+          <w:tcPr>
+            <w:tcW w:type="dxa" w:w="3515"/>
+          </w:tcPr>
+          <w:p>
+            <w:r/>
+            <w:r>
+              <w:rPr>
+                <w:b/>
+                <w:sz w:val="18"/>
+              </w:rPr>
+              <w:t>our program, automatically</w:t>
+            </w:r>
+          </w:p>
+        </w:tc>
+      </w:tr>
+      <w:tr>
+        <w:tc>
+          <w:tcPr>
+            <w:tcW w:type="dxa" w:w="2608"/>
+          </w:tcPr>
+          <w:p>
+            <w:r/>
+            <w:r>
+              <w:rPr>
+                <w:sz w:val="18"/>
+              </w:rPr>
+              <w:t>What the pipeline is</w:t>
+            </w:r>
+          </w:p>
+        </w:tc>
+        <w:tc>
+          <w:tcPr>
+            <w:tcW w:type="dxa" w:w="3288"/>
+          </w:tcPr>
+          <w:p>
+            <w:r/>
+            <w:r>
+              <w:rPr>
+                <w:sz w:val="18"/>
+              </w:rPr>
+              <w:t>the trained XLM-R model</w:t>
+            </w:r>
+          </w:p>
+        </w:tc>
+        <w:tc>
+          <w:tcPr>
+            <w:tcW w:type="dxa" w:w="3515"/>
+          </w:tcPr>
+          <w:p>
+            <w:r/>
+            <w:r>
+              <w:rPr>
+                <w:sz w:val="18"/>
+              </w:rPr>
+              <w:t>a recipe (the chosen prompt design) plus qwen</w:t>
+            </w:r>
+          </w:p>
+        </w:tc>
+      </w:tr>
+      <w:tr>
+        <w:tc>
+          <w:tcPr>
+            <w:tcW w:type="dxa" w:w="2608"/>
+          </w:tcPr>
+          <w:p>
+            <w:r/>
+            <w:r>
+              <w:rPr>
+                <w:sz w:val="18"/>
+              </w:rPr>
+              <w:t>A new project</w:t>
+            </w:r>
+          </w:p>
+        </w:tc>
+        <w:tc>
+          <w:tcPr>
+            <w:tcW w:type="dxa" w:w="3288"/>
+          </w:tcPr>
+          <w:p>
+            <w:r/>
+            <w:r>
+              <w:rPr>
+                <w:sz w:val="18"/>
+              </w:rPr>
+              <w:t>train again from scratch</w:t>
+            </w:r>
+          </w:p>
+        </w:tc>
+        <w:tc>
+          <w:tcPr>
+            <w:tcW w:type="dxa" w:w="3515"/>
+          </w:tcPr>
+          <w:p>
+            <w:r/>
+            <w:r>
+              <w:rPr>
+                <w:sz w:val="18"/>
+              </w:rPr>
+              <w:t>the framework designs a new prompt automatically</w:t>
+            </w:r>
+          </w:p>
+        </w:tc>
+      </w:tr>
+    </w:tbl>
+    <w:p/>
+    <w:p>
+      <w:r>
+        <w:rPr>
+          <w:b/>
+        </w:rPr>
+        <w:t>So what the comparison tells us:</w:t>
+      </w:r>
+      <w:r>
+        <w:t xml:space="preserve"> for a new app with only about 10 examples per intent, giving a ready-made AI the right prompt (our way) got more answers right than training the published model (the standard way), and needed no training. The full plain-language explanation is in the separate document "How Our System Works".</w:t>
+      </w:r>
+    </w:p>
+    <w:p>
+      <w:pPr>
         <w:pStyle w:val="Heading2"/>
       </w:pPr>
       <w:r>
@@ -12251,7 +13286,7 @@
         <w:drawing>
           <wp:inline xmlns:a="http://schemas.openxmlformats.org/drawingml/2006/main" xmlns:pic="http://schemas.openxmlformats.org/drawingml/2006/picture">
             <wp:extent cx="5976000" cy="2640775"/>
-            <wp:docPr id="9" name="Picture 9"/>
+            <wp:docPr id="10" name="Picture 10"/>
             <wp:cNvGraphicFramePr>
               <a:graphicFrameLocks noChangeAspect="1"/>
             </wp:cNvGraphicFramePr>
@@ -12263,7 +13298,7 @@
                     <pic:cNvPicPr/>
                   </pic:nvPicPr>
                   <pic:blipFill>
-                    <a:blip r:embed="rId17"/>
+                    <a:blip r:embed="rId18"/>
                     <a:stretch>
                       <a:fillRect/>
                     </a:stretch>
@@ -12865,7 +13900,7 @@
         <w:drawing>
           <wp:inline xmlns:a="http://schemas.openxmlformats.org/drawingml/2006/main" xmlns:pic="http://schemas.openxmlformats.org/drawingml/2006/picture">
             <wp:extent cx="5976000" cy="2267661"/>
-            <wp:docPr id="10" name="Picture 10"/>
+            <wp:docPr id="11" name="Picture 11"/>
             <wp:cNvGraphicFramePr>
               <a:graphicFrameLocks noChangeAspect="1"/>
             </wp:cNvGraphicFramePr>
@@ -12877,7 +13912,7 @@
                     <pic:cNvPicPr/>
                   </pic:nvPicPr>
                   <pic:blipFill>
-                    <a:blip r:embed="rId18"/>
+                    <a:blip r:embed="rId19"/>
                     <a:stretch>
                       <a:fillRect/>
                     </a:stretch>
@@ -13357,7 +14392,7 @@
         <w:drawing>
           <wp:inline xmlns:a="http://schemas.openxmlformats.org/drawingml/2006/main" xmlns:pic="http://schemas.openxmlformats.org/drawingml/2006/picture">
             <wp:extent cx="5976000" cy="3378822"/>
-            <wp:docPr id="11" name="Picture 11"/>
+            <wp:docPr id="12" name="Picture 12"/>
             <wp:cNvGraphicFramePr>
               <a:graphicFrameLocks noChangeAspect="1"/>
             </wp:cNvGraphicFramePr>
@@ -13369,7 +14404,7 @@
                     <pic:cNvPicPr/>
                   </pic:nvPicPr>
                   <pic:blipFill>
-                    <a:blip r:embed="rId19"/>
+                    <a:blip r:embed="rId20"/>
                     <a:stretch>
                       <a:fillRect/>
                     </a:stretch>
@@ -13873,7 +14908,7 @@
         <w:drawing>
           <wp:inline xmlns:a="http://schemas.openxmlformats.org/drawingml/2006/main" xmlns:pic="http://schemas.openxmlformats.org/drawingml/2006/picture">
             <wp:extent cx="5976000" cy="2640775"/>
-            <wp:docPr id="12" name="Picture 12"/>
+            <wp:docPr id="13" name="Picture 13"/>
             <wp:cNvGraphicFramePr>
               <a:graphicFrameLocks noChangeAspect="1"/>
             </wp:cNvGraphicFramePr>
@@ -13885,7 +14920,7 @@
                     <pic:cNvPicPr/>
                   </pic:nvPicPr>
                   <pic:blipFill>
-                    <a:blip r:embed="rId20"/>
+                    <a:blip r:embed="rId21"/>
                     <a:stretch>
                       <a:fillRect/>
                     </a:stretch>
@@ -14366,7 +15401,7 @@
         <w:drawing>
           <wp:inline xmlns:a="http://schemas.openxmlformats.org/drawingml/2006/main" xmlns:pic="http://schemas.openxmlformats.org/drawingml/2006/picture">
             <wp:extent cx="5976000" cy="3272942"/>
-            <wp:docPr id="13" name="Picture 13"/>
+            <wp:docPr id="14" name="Picture 14"/>
             <wp:cNvGraphicFramePr>
               <a:graphicFrameLocks noChangeAspect="1"/>
             </wp:cNvGraphicFramePr>
@@ -14378,7 +15413,7 @@
                     <pic:cNvPicPr/>
                   </pic:nvPicPr>
                   <pic:blipFill>
-                    <a:blip r:embed="rId21"/>
+                    <a:blip r:embed="rId22"/>
                     <a:stretch>
                       <a:fillRect/>
                     </a:stretch>
@@ -15355,7 +16390,7 @@
         <w:drawing>
           <wp:inline xmlns:a="http://schemas.openxmlformats.org/drawingml/2006/main" xmlns:pic="http://schemas.openxmlformats.org/drawingml/2006/picture">
             <wp:extent cx="5976000" cy="1902729"/>
-            <wp:docPr id="14" name="Picture 14"/>
+            <wp:docPr id="15" name="Picture 15"/>
             <wp:cNvGraphicFramePr>
               <a:graphicFrameLocks noChangeAspect="1"/>
             </wp:cNvGraphicFramePr>
@@ -15367,7 +16402,7 @@
                     <pic:cNvPicPr/>
                   </pic:nvPicPr>
                   <pic:blipFill>
-                    <a:blip r:embed="rId22"/>
+                    <a:blip r:embed="rId23"/>
                     <a:stretch>
                       <a:fillRect/>
                     </a:stretch>
@@ -15903,7 +16938,7 @@
         <w:drawing>
           <wp:inline xmlns:a="http://schemas.openxmlformats.org/drawingml/2006/main" xmlns:pic="http://schemas.openxmlformats.org/drawingml/2006/picture">
             <wp:extent cx="5976000" cy="1796848"/>
-            <wp:docPr id="15" name="Picture 15"/>
+            <wp:docPr id="16" name="Picture 16"/>
             <wp:cNvGraphicFramePr>
               <a:graphicFrameLocks noChangeAspect="1"/>
             </wp:cNvGraphicFramePr>
@@ -15915,7 +16950,7 @@
                     <pic:cNvPicPr/>
                   </pic:nvPicPr>
                   <pic:blipFill>
-                    <a:blip r:embed="rId23"/>
+                    <a:blip r:embed="rId24"/>
                     <a:stretch>
                       <a:fillRect/>
                     </a:stretch>

--- a/reports/guide/How_Every_Test_Was_Done_v2.docx
+++ b/reports/guide/How_Every_Test_Was_Done_v2.docx
@@ -32798,6 +32798,982 @@
       </w:r>
       <w:r>
         <w:t>. Your own 40-line pipeline scores 0.927, the same as B1.</w:t>
+      </w:r>
+    </w:p>
+    <w:p>
+      <w:r>
+        <w:br w:type="page"/>
+      </w:r>
+    </w:p>
+    <w:p>
+      <w:pPr>
+        <w:pStyle w:val="Heading1"/>
+      </w:pPr>
+      <w:r>
+        <w:t>Final results on the locked test data</w:t>
+      </w:r>
+    </w:p>
+    <w:tbl>
+      <w:tblPr>
+        <w:tblStyle w:val="TableGrid"/>
+        <w:tblW w:type="auto" w:w="0"/>
+        <w:tblLook w:firstColumn="1" w:firstRow="1" w:lastColumn="0" w:lastRow="0" w:noHBand="0" w:noVBand="1" w:val="04A0"/>
+      </w:tblPr>
+      <w:tblGrid>
+        <w:gridCol w:w="9746"/>
+      </w:tblGrid>
+      <w:tr>
+        <w:tc>
+          <w:tcPr>
+            <w:tcW w:type="dxa" w:w="9411"/>
+            <w:shd w:val="clear" w:color="auto" w:fill="EFF6FF"/>
+          </w:tcPr>
+          <w:p>
+            <w:r/>
+            <w:r>
+              <w:rPr>
+                <w:b/>
+                <w:sz w:val="21"/>
+              </w:rPr>
+              <w:t>Read this section for the final numbers.</w:t>
+            </w:r>
+            <w:r>
+              <w:rPr>
+                <w:sz w:val="21"/>
+              </w:rPr>
+              <w:t xml:space="preserve"> Everything above was written during development and uses development scores (100 practice requests). On 25 October 2026 the protocol, every system's choice and all code were frozen in one commit (</w:t>
+            </w:r>
+            <w:r>
+              <w:rPr>
+                <w:rFonts w:ascii="Consolas" w:hAnsi="Consolas"/>
+                <w:sz w:val="19"/>
+              </w:rPr>
+              <w:t>0ee6b22b</w:t>
+            </w:r>
+            <w:r>
+              <w:rPr>
+                <w:sz w:val="21"/>
+              </w:rPr>
+              <w:t>); only then were the test requests and the held-out project P3 unlocked. These are the results reported in the paper.</w:t>
+            </w:r>
+          </w:p>
+        </w:tc>
+      </w:tr>
+    </w:tbl>
+    <w:p/>
+    <w:p>
+      <w:pPr>
+        <w:pStyle w:val="Heading2"/>
+      </w:pPr>
+      <w:r>
+        <w:t>What was tested</w:t>
+      </w:r>
+    </w:p>
+    <w:p>
+      <w:pPr>
+        <w:pStyle w:val="ListBullet"/>
+      </w:pPr>
+      <w:r>
+        <w:t>P1 home assistant and P2 productivity: 300 test requests each (250 in scope + 50 off-topic).</w:t>
+      </w:r>
+    </w:p>
+    <w:p>
+      <w:pPr>
+        <w:pStyle w:val="ListBullet"/>
+      </w:pPr>
+      <w:r>
+        <w:t xml:space="preserve">P3 ordering and travel, </w:t>
+      </w:r>
+      <w:r>
+        <w:rPr>
+          <w:b/>
+        </w:rPr>
+        <w:t>held out</w:t>
+      </w:r>
+      <w:r>
+        <w:t>: never used during development; 200 test requests (167 + 33).</w:t>
+      </w:r>
+    </w:p>
+    <w:p>
+      <w:pPr>
+        <w:pStyle w:val="ListBullet"/>
+      </w:pPr>
+      <w:r>
+        <w:t>Every system's design was chosen on development data before the freeze and replayed, not re-chosen, on test.</w:t>
+      </w:r>
+    </w:p>
+    <w:p>
+      <w:pPr>
+        <w:pStyle w:val="Heading2"/>
+      </w:pPr>
+      <w:r>
+        <w:t>The results (intent F1 / entity F1 / off-topic F1)</w:t>
+      </w:r>
+    </w:p>
+    <w:tbl>
+      <w:tblPr>
+        <w:tblStyle w:val="TableGrid"/>
+        <w:tblW w:type="auto" w:w="0"/>
+        <w:jc w:val="center"/>
+        <w:tblLook w:firstColumn="1" w:firstRow="1" w:lastColumn="0" w:lastRow="0" w:noHBand="0" w:noVBand="1" w:val="04A0"/>
+      </w:tblPr>
+      <w:tblGrid>
+        <w:gridCol w:w="2436"/>
+        <w:gridCol w:w="2436"/>
+        <w:gridCol w:w="2436"/>
+        <w:gridCol w:w="2436"/>
+      </w:tblGrid>
+      <w:tr>
+        <w:tc>
+          <w:tcPr>
+            <w:tcW w:type="dxa" w:w="2835"/>
+            <w:shd w:val="clear" w:color="auto" w:fill="DBEAFE"/>
+          </w:tcPr>
+          <w:p>
+            <w:r/>
+            <w:r>
+              <w:rPr>
+                <w:b/>
+                <w:sz w:val="18"/>
+              </w:rPr>
+              <w:t>System</w:t>
+            </w:r>
+          </w:p>
+        </w:tc>
+        <w:tc>
+          <w:tcPr>
+            <w:tcW w:type="dxa" w:w="2211"/>
+            <w:shd w:val="clear" w:color="auto" w:fill="DBEAFE"/>
+          </w:tcPr>
+          <w:p>
+            <w:r/>
+            <w:r>
+              <w:rPr>
+                <w:b/>
+                <w:sz w:val="18"/>
+              </w:rPr>
+              <w:t>P1</w:t>
+            </w:r>
+          </w:p>
+        </w:tc>
+        <w:tc>
+          <w:tcPr>
+            <w:tcW w:type="dxa" w:w="2211"/>
+            <w:shd w:val="clear" w:color="auto" w:fill="DBEAFE"/>
+          </w:tcPr>
+          <w:p>
+            <w:r/>
+            <w:r>
+              <w:rPr>
+                <w:b/>
+                <w:sz w:val="18"/>
+              </w:rPr>
+              <w:t>P2</w:t>
+            </w:r>
+          </w:p>
+        </w:tc>
+        <w:tc>
+          <w:tcPr>
+            <w:tcW w:type="dxa" w:w="2154"/>
+            <w:shd w:val="clear" w:color="auto" w:fill="DBEAFE"/>
+          </w:tcPr>
+          <w:p>
+            <w:r/>
+            <w:r>
+              <w:rPr>
+                <w:b/>
+                <w:sz w:val="18"/>
+              </w:rPr>
+              <w:t>P3 (held out)</w:t>
+            </w:r>
+          </w:p>
+        </w:tc>
+      </w:tr>
+      <w:tr>
+        <w:tc>
+          <w:tcPr>
+            <w:tcW w:type="dxa" w:w="2835"/>
+          </w:tcPr>
+          <w:p>
+            <w:r/>
+            <w:r>
+              <w:rPr>
+                <w:b/>
+                <w:sz w:val="18"/>
+              </w:rPr>
+              <w:t>B0 word matching</w:t>
+            </w:r>
+          </w:p>
+        </w:tc>
+        <w:tc>
+          <w:tcPr>
+            <w:tcW w:type="dxa" w:w="2211"/>
+          </w:tcPr>
+          <w:p>
+            <w:r/>
+            <w:r>
+              <w:rPr>
+                <w:sz w:val="18"/>
+              </w:rPr>
+              <w:t>0.699 / – / 0.426</w:t>
+            </w:r>
+          </w:p>
+        </w:tc>
+        <w:tc>
+          <w:tcPr>
+            <w:tcW w:type="dxa" w:w="2211"/>
+          </w:tcPr>
+          <w:p>
+            <w:r/>
+            <w:r>
+              <w:rPr>
+                <w:sz w:val="18"/>
+              </w:rPr>
+              <w:t>0.669 / – / 0.403</w:t>
+            </w:r>
+          </w:p>
+        </w:tc>
+        <w:tc>
+          <w:tcPr>
+            <w:tcW w:type="dxa" w:w="2154"/>
+          </w:tcPr>
+          <w:p>
+            <w:r/>
+            <w:r>
+              <w:rPr>
+                <w:sz w:val="18"/>
+              </w:rPr>
+              <w:t>0.769 / – / 0.404</w:t>
+            </w:r>
+          </w:p>
+        </w:tc>
+      </w:tr>
+      <w:tr>
+        <w:tc>
+          <w:tcPr>
+            <w:tcW w:type="dxa" w:w="2835"/>
+          </w:tcPr>
+          <w:p>
+            <w:r/>
+            <w:r>
+              <w:rPr>
+                <w:b/>
+                <w:sz w:val="18"/>
+              </w:rPr>
+              <w:t>B1 generic prompt</w:t>
+            </w:r>
+          </w:p>
+        </w:tc>
+        <w:tc>
+          <w:tcPr>
+            <w:tcW w:type="dxa" w:w="2211"/>
+          </w:tcPr>
+          <w:p>
+            <w:r/>
+            <w:r>
+              <w:rPr>
+                <w:sz w:val="18"/>
+              </w:rPr>
+              <w:t>0.876 / 0.626 / 0.875</w:t>
+            </w:r>
+          </w:p>
+        </w:tc>
+        <w:tc>
+          <w:tcPr>
+            <w:tcW w:type="dxa" w:w="2211"/>
+          </w:tcPr>
+          <w:p>
+            <w:r/>
+            <w:r>
+              <w:rPr>
+                <w:sz w:val="18"/>
+              </w:rPr>
+              <w:t>0.823 / 0.477 / 0.662</w:t>
+            </w:r>
+          </w:p>
+        </w:tc>
+        <w:tc>
+          <w:tcPr>
+            <w:tcW w:type="dxa" w:w="2154"/>
+          </w:tcPr>
+          <w:p>
+            <w:r/>
+            <w:r>
+              <w:rPr>
+                <w:sz w:val="18"/>
+              </w:rPr>
+              <w:t>0.895 / 0.529 / 0.771</w:t>
+            </w:r>
+          </w:p>
+        </w:tc>
+      </w:tr>
+      <w:tr>
+        <w:tc>
+          <w:tcPr>
+            <w:tcW w:type="dxa" w:w="2835"/>
+          </w:tcPr>
+          <w:p>
+            <w:r/>
+            <w:r>
+              <w:rPr>
+                <w:b/>
+                <w:sz w:val="18"/>
+              </w:rPr>
+              <w:t>B2 person</w:t>
+            </w:r>
+          </w:p>
+        </w:tc>
+        <w:tc>
+          <w:tcPr>
+            <w:tcW w:type="dxa" w:w="2211"/>
+          </w:tcPr>
+          <w:p>
+            <w:r/>
+            <w:r>
+              <w:rPr>
+                <w:sz w:val="18"/>
+              </w:rPr>
+              <w:t>0.837 / 0.648 / 0.471</w:t>
+            </w:r>
+          </w:p>
+        </w:tc>
+        <w:tc>
+          <w:tcPr>
+            <w:tcW w:type="dxa" w:w="2211"/>
+          </w:tcPr>
+          <w:p>
+            <w:r/>
+            <w:r>
+              <w:rPr>
+                <w:sz w:val="18"/>
+              </w:rPr>
+              <w:t>0.851 / 0.491 / 0.748</w:t>
+            </w:r>
+          </w:p>
+        </w:tc>
+        <w:tc>
+          <w:tcPr>
+            <w:tcW w:type="dxa" w:w="2154"/>
+          </w:tcPr>
+          <w:p>
+            <w:r/>
+            <w:r>
+              <w:rPr>
+                <w:sz w:val="18"/>
+              </w:rPr>
+              <w:t>not run</w:t>
+            </w:r>
+          </w:p>
+        </w:tc>
+      </w:tr>
+      <w:tr>
+        <w:tc>
+          <w:tcPr>
+            <w:tcW w:type="dxa" w:w="2835"/>
+          </w:tcPr>
+          <w:p>
+            <w:r/>
+            <w:r>
+              <w:rPr>
+                <w:b/>
+                <w:sz w:val="18"/>
+              </w:rPr>
+              <w:t>B3-k XLM-R, same examples</w:t>
+            </w:r>
+          </w:p>
+        </w:tc>
+        <w:tc>
+          <w:tcPr>
+            <w:tcW w:type="dxa" w:w="2211"/>
+          </w:tcPr>
+          <w:p>
+            <w:r/>
+            <w:r>
+              <w:rPr>
+                <w:sz w:val="18"/>
+              </w:rPr>
+              <w:t>0.809 / 0.650 / 0.568</w:t>
+            </w:r>
+          </w:p>
+        </w:tc>
+        <w:tc>
+          <w:tcPr>
+            <w:tcW w:type="dxa" w:w="2211"/>
+          </w:tcPr>
+          <w:p>
+            <w:r/>
+            <w:r>
+              <w:rPr>
+                <w:sz w:val="18"/>
+              </w:rPr>
+              <w:t>0.800 / 0.461 / 0.536</w:t>
+            </w:r>
+          </w:p>
+        </w:tc>
+        <w:tc>
+          <w:tcPr>
+            <w:tcW w:type="dxa" w:w="2154"/>
+          </w:tcPr>
+          <w:p>
+            <w:r/>
+            <w:r>
+              <w:rPr>
+                <w:sz w:val="18"/>
+              </w:rPr>
+              <w:t>0.770 / 0.515 / 0.505</w:t>
+            </w:r>
+          </w:p>
+        </w:tc>
+      </w:tr>
+      <w:tr>
+        <w:tc>
+          <w:tcPr>
+            <w:tcW w:type="dxa" w:w="2835"/>
+          </w:tcPr>
+          <w:p>
+            <w:r/>
+            <w:r>
+              <w:rPr>
+                <w:b/>
+                <w:sz w:val="18"/>
+              </w:rPr>
+              <w:t>B3-full XLM-R, all training data</w:t>
+            </w:r>
+          </w:p>
+        </w:tc>
+        <w:tc>
+          <w:tcPr>
+            <w:tcW w:type="dxa" w:w="2211"/>
+          </w:tcPr>
+          <w:p>
+            <w:r/>
+            <w:r>
+              <w:rPr>
+                <w:sz w:val="18"/>
+              </w:rPr>
+              <w:t>0.883 / 0.802 / 0.604</w:t>
+            </w:r>
+          </w:p>
+        </w:tc>
+        <w:tc>
+          <w:tcPr>
+            <w:tcW w:type="dxa" w:w="2211"/>
+          </w:tcPr>
+          <w:p>
+            <w:r/>
+            <w:r>
+              <w:rPr>
+                <w:sz w:val="18"/>
+              </w:rPr>
+              <w:t>0.904 / 0.775 / 0.560</w:t>
+            </w:r>
+          </w:p>
+        </w:tc>
+        <w:tc>
+          <w:tcPr>
+            <w:tcW w:type="dxa" w:w="2154"/>
+          </w:tcPr>
+          <w:p>
+            <w:r/>
+            <w:r>
+              <w:rPr>
+                <w:sz w:val="18"/>
+              </w:rPr>
+              <w:t>0.913 / 0.721 / 0.581</w:t>
+            </w:r>
+          </w:p>
+        </w:tc>
+      </w:tr>
+      <w:tr>
+        <w:tc>
+          <w:tcPr>
+            <w:tcW w:type="dxa" w:w="2835"/>
+          </w:tcPr>
+          <w:p>
+            <w:r/>
+            <w:r>
+              <w:rPr>
+                <w:b/>
+                <w:sz w:val="18"/>
+              </w:rPr>
+              <w:t>B4 random search (mean intent, range)</w:t>
+            </w:r>
+          </w:p>
+        </w:tc>
+        <w:tc>
+          <w:tcPr>
+            <w:tcW w:type="dxa" w:w="2211"/>
+          </w:tcPr>
+          <w:p>
+            <w:r/>
+            <w:r>
+              <w:rPr>
+                <w:sz w:val="18"/>
+              </w:rPr>
+              <w:t>0.893 (0.881–0.903)</w:t>
+            </w:r>
+          </w:p>
+        </w:tc>
+        <w:tc>
+          <w:tcPr>
+            <w:tcW w:type="dxa" w:w="2211"/>
+          </w:tcPr>
+          <w:p>
+            <w:r/>
+            <w:r>
+              <w:rPr>
+                <w:sz w:val="18"/>
+              </w:rPr>
+              <w:t>0.854 (0.848–0.872)</w:t>
+            </w:r>
+          </w:p>
+        </w:tc>
+        <w:tc>
+          <w:tcPr>
+            <w:tcW w:type="dxa" w:w="2154"/>
+          </w:tcPr>
+          <w:p>
+            <w:r/>
+            <w:r>
+              <w:rPr>
+                <w:sz w:val="18"/>
+              </w:rPr>
+              <w:t>0.894 (0.882–0.909)</w:t>
+            </w:r>
+          </w:p>
+        </w:tc>
+      </w:tr>
+      <w:tr>
+        <w:tc>
+          <w:tcPr>
+            <w:tcW w:type="dxa" w:w="2835"/>
+          </w:tcPr>
+          <w:p>
+            <w:r/>
+            <w:r>
+              <w:rPr>
+                <w:b/>
+                <w:sz w:val="18"/>
+              </w:rPr>
+              <w:t>A1 first agent</w:t>
+            </w:r>
+          </w:p>
+        </w:tc>
+        <w:tc>
+          <w:tcPr>
+            <w:tcW w:type="dxa" w:w="2211"/>
+          </w:tcPr>
+          <w:p>
+            <w:r/>
+            <w:r>
+              <w:rPr>
+                <w:sz w:val="18"/>
+              </w:rPr>
+              <w:t>0.903 / 0.639 / 0.885</w:t>
+            </w:r>
+          </w:p>
+        </w:tc>
+        <w:tc>
+          <w:tcPr>
+            <w:tcW w:type="dxa" w:w="2211"/>
+          </w:tcPr>
+          <w:p>
+            <w:r/>
+            <w:r>
+              <w:rPr>
+                <w:sz w:val="18"/>
+              </w:rPr>
+              <w:t>0.852 / 0.504 / 0.758</w:t>
+            </w:r>
+          </w:p>
+        </w:tc>
+        <w:tc>
+          <w:tcPr>
+            <w:tcW w:type="dxa" w:w="2154"/>
+          </w:tcPr>
+          <w:p>
+            <w:r/>
+            <w:r>
+              <w:rPr>
+                <w:sz w:val="18"/>
+              </w:rPr>
+              <w:t>0.889 / 0.506 / 0.845</w:t>
+            </w:r>
+          </w:p>
+        </w:tc>
+      </w:tr>
+      <w:tr>
+        <w:tc>
+          <w:tcPr>
+            <w:tcW w:type="dxa" w:w="2835"/>
+          </w:tcPr>
+          <w:p>
+            <w:r/>
+            <w:r>
+              <w:rPr>
+                <w:b/>
+                <w:sz w:val="18"/>
+              </w:rPr>
+              <w:t>A2 improved agent</w:t>
+            </w:r>
+          </w:p>
+        </w:tc>
+        <w:tc>
+          <w:tcPr>
+            <w:tcW w:type="dxa" w:w="2211"/>
+          </w:tcPr>
+          <w:p>
+            <w:r/>
+            <w:r>
+              <w:rPr>
+                <w:sz w:val="18"/>
+              </w:rPr>
+              <w:t>0.898 / 0.699 / 0.865</w:t>
+            </w:r>
+          </w:p>
+        </w:tc>
+        <w:tc>
+          <w:tcPr>
+            <w:tcW w:type="dxa" w:w="2211"/>
+          </w:tcPr>
+          <w:p>
+            <w:r/>
+            <w:r>
+              <w:rPr>
+                <w:sz w:val="18"/>
+              </w:rPr>
+              <w:t>0.872 / 0.532 / 0.767</w:t>
+            </w:r>
+          </w:p>
+        </w:tc>
+        <w:tc>
+          <w:tcPr>
+            <w:tcW w:type="dxa" w:w="2154"/>
+          </w:tcPr>
+          <w:p>
+            <w:r/>
+            <w:r>
+              <w:rPr>
+                <w:sz w:val="18"/>
+              </w:rPr>
+              <w:t>0.882 / 0.675 / 0.795</w:t>
+            </w:r>
+          </w:p>
+        </w:tc>
+      </w:tr>
+    </w:tbl>
+    <w:p/>
+    <w:p>
+      <w:pPr>
+        <w:jc w:val="center"/>
+      </w:pPr>
+      <w:r>
+        <w:drawing>
+          <wp:inline xmlns:a="http://schemas.openxmlformats.org/drawingml/2006/main" xmlns:pic="http://schemas.openxmlformats.org/drawingml/2006/picture">
+            <wp:extent cx="5976000" cy="2464980"/>
+            <wp:docPr id="17" name="Picture 17"/>
+            <wp:cNvGraphicFramePr>
+              <a:graphicFrameLocks noChangeAspect="1"/>
+            </wp:cNvGraphicFramePr>
+            <a:graphic>
+              <a:graphicData uri="http://schemas.openxmlformats.org/drawingml/2006/picture">
+                <pic:pic>
+                  <pic:nvPicPr>
+                    <pic:cNvPr id="0" name="final1_intent.png"/>
+                    <pic:cNvPicPr/>
+                  </pic:nvPicPr>
+                  <pic:blipFill>
+                    <a:blip r:embed="rId25"/>
+                    <a:stretch>
+                      <a:fillRect/>
+                    </a:stretch>
+                  </pic:blipFill>
+                  <pic:spPr>
+                    <a:xfrm>
+                      <a:off x="0" y="0"/>
+                      <a:ext cx="5976000" cy="2464980"/>
+                    </a:xfrm>
+                    <a:prstGeom prst="rect"/>
+                  </pic:spPr>
+                </pic:pic>
+              </a:graphicData>
+            </a:graphic>
+          </wp:inline>
+        </w:drawing>
+      </w:r>
+    </w:p>
+    <w:p>
+      <w:pPr>
+        <w:spacing w:after="240"/>
+        <w:jc w:val="center"/>
+      </w:pPr>
+      <w:r>
+        <w:rPr>
+          <w:color w:val="475569"/>
+          <w:sz w:val="18"/>
+        </w:rPr>
+        <w:t>Intent F1 on the locked test data for every system and project.</w:t>
+      </w:r>
+    </w:p>
+    <w:p>
+      <w:pPr>
+        <w:pStyle w:val="Heading2"/>
+      </w:pPr>
+      <w:r>
+        <w:t>What the results mean</w:t>
+      </w:r>
+    </w:p>
+    <w:p>
+      <w:pPr>
+        <w:pStyle w:val="ListBullet"/>
+      </w:pPr>
+      <w:r>
+        <w:rPr>
+          <w:b/>
+        </w:rPr>
+        <w:t>A2 found the best design every time.</w:t>
+      </w:r>
+      <w:r>
+        <w:t xml:space="preserve"> On all three projects it picked the design that is best of all 12 on development data, while testing only 4.</w:t>
+      </w:r>
+    </w:p>
+    <w:p>
+      <w:pPr>
+        <w:pStyle w:val="ListBullet"/>
+      </w:pPr>
+      <w:r>
+        <w:rPr>
+          <w:b/>
+        </w:rPr>
+        <w:t>A2 beat the generic prompt (B1) on P1 and P2 and met the success rule.</w:t>
+      </w:r>
+      <w:r>
+        <w:t xml:space="preserve"> Intent difference in points with 95% interval: P1 +2.2 [-0.6, +5.1], P2 +4.9 [+1.1, +8.9]. Entity: P1 +7.3 [+0.8, +14.5], P2 +5.5 [+0.3, +11.1]. The P2 intent gain and both entity gains are significant (interval above zero).</w:t>
+      </w:r>
+    </w:p>
+    <w:p>
+      <w:pPr>
+        <w:pStyle w:val="ListBullet"/>
+      </w:pPr>
+      <w:r>
+        <w:rPr>
+          <w:b/>
+        </w:rPr>
+        <w:t>On the held-out P3 it did not beat B1 on intents:</w:t>
+      </w:r>
+      <w:r>
+        <w:t xml:space="preserve"> -1.3 [-3.8, +1.4] points, an interval that includes zero, so it could be luck. On entities it was much better: +14.6 [+9.0, +21.3]. P3's practice set had only about 13 requests per intent, and the designs were very close on test.</w:t>
+      </w:r>
+    </w:p>
+    <w:p>
+      <w:pPr>
+        <w:pStyle w:val="ListBullet"/>
+      </w:pPr>
+      <w:r>
+        <w:rPr>
+          <w:b/>
+        </w:rPr>
+        <w:t>Against the person (B2):</w:t>
+      </w:r>
+      <w:r>
+        <w:t xml:space="preserve"> A2 was +6.1 [+2.0, +10.2] points higher on P1 (significant) and +2.1 [-0.7, +5.3] on P2 (not significant). On P1 the person chose the similarity threshold for off-topic requests, and off-topic F1 fell to 0.471.</w:t>
+      </w:r>
+    </w:p>
+    <w:p>
+      <w:pPr>
+        <w:pStyle w:val="ListBullet"/>
+      </w:pPr>
+      <w:r>
+        <w:rPr>
+          <w:b/>
+        </w:rPr>
+        <w:t>Against XLM-R with the same 10 examples per intent (B3-k):</w:t>
+      </w:r>
+      <w:r>
+        <w:t xml:space="preserve"> A2 was 7 to 11 points higher on intents, higher on entities and far better at refusing off-topic requests on every project. With 10 to 32 times more labelled data (B3-full), XLM-R is better at entities but still refuses badly.</w:t>
+      </w:r>
+    </w:p>
+    <w:p>
+      <w:pPr>
+        <w:pStyle w:val="ListBullet"/>
+      </w:pPr>
+      <w:r>
+        <w:rPr>
+          <w:b/>
+        </w:rPr>
+        <w:t>Against random search (B4):</w:t>
+      </w:r>
+      <w:r>
+        <w:t xml:space="preserve"> A2 was above the random average on P1, at the top of the random range on P2, and at the bottom of the range on P3.</w:t>
+      </w:r>
+    </w:p>
+    <w:p>
+      <w:pPr>
+        <w:pStyle w:val="ListBullet"/>
+      </w:pPr>
+      <w:r>
+        <w:rPr>
+          <w:b/>
+        </w:rPr>
+        <w:t>A1</w:t>
+      </w:r>
+      <w:r>
+        <w:t xml:space="preserve"> passed the success rule on P1 and P2 too, but none of its differences from B1 is significant, and it failed on P3.</w:t>
+      </w:r>
+    </w:p>
+    <w:p>
+      <w:pPr>
+        <w:pStyle w:val="Heading2"/>
+      </w:pPr>
+      <w:r>
+        <w:t>Speed and reliability</w:t>
+      </w:r>
+    </w:p>
+    <w:p>
+      <w:pPr>
+        <w:pStyle w:val="ListBullet"/>
+      </w:pPr>
+      <w:r>
+        <w:t>95th-percentile time per request (limit = 2 × B1 in the same session): P1 A2 0.89 s (limit 1.22 s), P2 A2 1.08 s (limit 1.67 s). Median about 0.65 s.</w:t>
+      </w:r>
+    </w:p>
+    <w:p>
+      <w:pPr>
+        <w:pStyle w:val="ListBullet"/>
+      </w:pPr>
+      <w:r>
+        <w:t>Valid replies after repair: at least 0.997 for every agent run (needed 0.98).</w:t>
+      </w:r>
+    </w:p>
+    <w:p>
+      <w:pPr>
+        <w:pStyle w:val="ListBullet"/>
+      </w:pPr>
+      <w:r>
+        <w:t>Designing one project costs A2 about 397 model calls, about 3 minutes, against 38 minutes for the person on P1.</w:t>
+      </w:r>
+    </w:p>
+    <w:p>
+      <w:pPr>
+        <w:pStyle w:val="Heading2"/>
+      </w:pPr>
+      <w:r>
+        <w:t>Proof the numbers are real</w:t>
+      </w:r>
+    </w:p>
+    <w:p>
+      <w:pPr>
+        <w:pStyle w:val="ListBullet"/>
+      </w:pPr>
+      <w:r>
+        <w:rPr>
+          <w:rFonts w:ascii="Consolas" w:hAnsi="Consolas"/>
+          <w:sz w:val="20"/>
+        </w:rPr>
+        <w:t>python scripts/reproduce_metrics.py</w:t>
+      </w:r>
+      <w:r>
+        <w:t>: 99 of 99 runs recomputed from their saved answers match exactly.</w:t>
+      </w:r>
+    </w:p>
+    <w:p>
+      <w:pPr>
+        <w:pStyle w:val="ListBullet"/>
+      </w:pPr>
+      <w:r>
+        <w:rPr>
+          <w:rFonts w:ascii="Consolas" w:hAnsi="Consolas"/>
+          <w:sz w:val="20"/>
+        </w:rPr>
+        <w:t>python scripts/verify_with_sklearn.py</w:t>
+      </w:r>
+      <w:r>
+        <w:t>: scikit-learn recomputes the same scores to 9 decimal places.</w:t>
+      </w:r>
+    </w:p>
+    <w:p>
+      <w:pPr>
+        <w:pStyle w:val="ListBullet"/>
+      </w:pPr>
+      <w:r>
+        <w:rPr>
+          <w:rFonts w:ascii="Consolas" w:hAnsi="Consolas"/>
+          <w:sz w:val="20"/>
+        </w:rPr>
+        <w:t>python scripts/reproduce_live.py --freeze-commit 0ee6b22b86894aebbe253fae3b00eb97c542c575</w:t>
+      </w:r>
+      <w:r>
+        <w:t>: B0 retrained from scratch is identical, and A2 asked live with the cache off gave 50 of 50 answers identical to the recorded test answers.</w:t>
+      </w:r>
+    </w:p>
+    <w:p>
+      <w:pPr>
+        <w:pStyle w:val="ListBullet"/>
+      </w:pPr>
+      <w:r>
+        <w:rPr>
+          <w:rFonts w:ascii="Consolas" w:hAnsi="Consolas"/>
+          <w:sz w:val="20"/>
+        </w:rPr>
+        <w:t>python scripts/show_evidence.py</w:t>
+      </w:r>
+      <w:r>
+        <w:t xml:space="preserve"> runs every check and the live demo in one go (</w:t>
+      </w:r>
+      <w:r>
+        <w:rPr>
+          <w:rFonts w:ascii="Consolas" w:hAnsi="Consolas"/>
+          <w:sz w:val="20"/>
+        </w:rPr>
+        <w:t>reports/EVIDENCE_SUMMARY.md</w:t>
+      </w:r>
+      <w:r>
+        <w:t>).</w:t>
+      </w:r>
+    </w:p>
+    <w:p>
+      <w:r>
+        <w:t>Full details: the paper (</w:t>
+      </w:r>
+      <w:r>
+        <w:rPr>
+          <w:rFonts w:ascii="Consolas" w:hAnsi="Consolas"/>
+          <w:sz w:val="20"/>
+        </w:rPr>
+        <w:t>paper/main.tex</w:t>
+      </w:r>
+      <w:r>
+        <w:t xml:space="preserve"> and its PDF), </w:t>
+      </w:r>
+      <w:r>
+        <w:rPr>
+          <w:rFonts w:ascii="Consolas" w:hAnsi="Consolas"/>
+          <w:sz w:val="20"/>
+        </w:rPr>
+        <w:t>paper/Research_Paper_Explained.pdf</w:t>
+      </w:r>
+      <w:r>
+        <w:t xml:space="preserve">, </w:t>
+      </w:r>
+      <w:r>
+        <w:rPr>
+          <w:rFonts w:ascii="Consolas" w:hAnsi="Consolas"/>
+          <w:sz w:val="20"/>
+        </w:rPr>
+        <w:t>docs/REPRODUCTION.md</w:t>
+      </w:r>
+      <w:r>
+        <w:t xml:space="preserve"> and </w:t>
+      </w:r>
+      <w:r>
+        <w:rPr>
+          <w:rFonts w:ascii="Consolas" w:hAnsi="Consolas"/>
+          <w:sz w:val="20"/>
+        </w:rPr>
+        <w:t>reports/final_test.json</w:t>
+      </w:r>
+      <w:r>
+        <w:t>.</w:t>
       </w:r>
     </w:p>
     <w:sectPr>

--- a/reports/guide/How_Every_Test_Was_Done_v2.docx
+++ b/reports/guide/How_Every_Test_Was_Done_v2.docx
@@ -9,7 +9,7 @@
       <w:r>
         <w:rPr>
           <w:b/>
-          <w:color w:val="1D4ED8"/>
+          <w:color w:val="000000"/>
           <w:sz w:val="48"/>
         </w:rPr>
         <w:t>How Every Test Was Done</w:t>
@@ -21,7 +21,7 @@
       </w:pPr>
       <w:r>
         <w:rPr>
-          <w:color w:val="1E293B"/>
+          <w:color w:val="1A1A1A"/>
           <w:sz w:val="26"/>
         </w:rPr>
         <w:t>A step-by-step guide to understanding, explaining and re-doing each test yourself</w:t>
@@ -33,7 +33,7 @@
       </w:pPr>
       <w:r>
         <w:rPr>
-          <w:color w:val="475569"/>
+          <w:color w:val="4D4D4D"/>
           <w:sz w:val="21"/>
         </w:rPr>
         <w:t>Mihir Bhati (24BCE5341)  ·  Ahana Sharan (24BCE5334)</w:t>
@@ -45,7 +45,7 @@
       </w:pPr>
       <w:r>
         <w:rPr>
-          <w:color w:val="475569"/>
+          <w:color w:val="4D4D4D"/>
           <w:sz w:val="21"/>
         </w:rPr>
         <w:t>25 October 2026  ·  Project folder: D:\MyClaudeProject\nlp</w:t>
@@ -64,7 +64,7 @@
         <w:tc>
           <w:tcPr>
             <w:tcW w:type="dxa" w:w="9411"/>
-            <w:shd w:val="clear" w:color="auto" w:fill="EFF6FF"/>
+            <w:shd w:val="clear" w:color="auto" w:fill="F2F2F2"/>
           </w:tcPr>
           <w:p>
             <w:r/>
@@ -202,7 +202,7 @@
         <w:tc>
           <w:tcPr>
             <w:tcW w:type="dxa" w:w="1474"/>
-            <w:shd w:val="clear" w:color="auto" w:fill="DBEAFE"/>
+            <w:shd w:val="clear" w:color="auto" w:fill="E5E5E5"/>
           </w:tcPr>
           <w:p>
             <w:r/>
@@ -217,7 +217,7 @@
         <w:tc>
           <w:tcPr>
             <w:tcW w:type="dxa" w:w="3969"/>
-            <w:shd w:val="clear" w:color="auto" w:fill="DBEAFE"/>
+            <w:shd w:val="clear" w:color="auto" w:fill="E5E5E5"/>
           </w:tcPr>
           <w:p>
             <w:r/>
@@ -233,7 +233,7 @@
         <w:tc>
           <w:tcPr>
             <w:tcW w:type="dxa" w:w="3969"/>
-            <w:shd w:val="clear" w:color="auto" w:fill="DBEAFE"/>
+            <w:shd w:val="clear" w:color="auto" w:fill="E5E5E5"/>
           </w:tcPr>
           <w:p>
             <w:r/>
@@ -572,7 +572,7 @@
       </w:pPr>
       <w:r>
         <w:rPr>
-          <w:color w:val="475569"/>
+          <w:color w:val="4D4D4D"/>
           <w:sz w:val="18"/>
         </w:rPr>
         <w:t>Every experiment repeats these steps for each of the 100 development requests.</w:t>
@@ -777,7 +777,7 @@
         <w:tc>
           <w:tcPr>
             <w:tcW w:type="dxa" w:w="2154"/>
-            <w:shd w:val="clear" w:color="auto" w:fill="DBEAFE"/>
+            <w:shd w:val="clear" w:color="auto" w:fill="E5E5E5"/>
           </w:tcPr>
           <w:p>
             <w:r/>
@@ -793,7 +793,7 @@
         <w:tc>
           <w:tcPr>
             <w:tcW w:type="dxa" w:w="4309"/>
-            <w:shd w:val="clear" w:color="auto" w:fill="DBEAFE"/>
+            <w:shd w:val="clear" w:color="auto" w:fill="E5E5E5"/>
           </w:tcPr>
           <w:p>
             <w:r/>
@@ -809,7 +809,7 @@
         <w:tc>
           <w:tcPr>
             <w:tcW w:type="dxa" w:w="2948"/>
-            <w:shd w:val="clear" w:color="auto" w:fill="DBEAFE"/>
+            <w:shd w:val="clear" w:color="auto" w:fill="E5E5E5"/>
           </w:tcPr>
           <w:p>
             <w:r/>
@@ -1130,7 +1130,7 @@
         <w:tc>
           <w:tcPr>
             <w:tcW w:type="dxa" w:w="9411"/>
-            <w:shd w:val="clear" w:color="auto" w:fill="0F172A"/>
+            <w:shd w:val="clear" w:color="auto" w:fill="111111"/>
           </w:tcPr>
           <w:p>
             <w:pPr>
@@ -1183,7 +1183,7 @@
         <w:tc>
           <w:tcPr>
             <w:tcW w:type="dxa" w:w="1474"/>
-            <w:shd w:val="clear" w:color="auto" w:fill="DBEAFE"/>
+            <w:shd w:val="clear" w:color="auto" w:fill="E5E5E5"/>
           </w:tcPr>
           <w:p>
             <w:r/>
@@ -1199,7 +1199,7 @@
         <w:tc>
           <w:tcPr>
             <w:tcW w:type="dxa" w:w="4762"/>
-            <w:shd w:val="clear" w:color="auto" w:fill="DBEAFE"/>
+            <w:shd w:val="clear" w:color="auto" w:fill="E5E5E5"/>
           </w:tcPr>
           <w:p>
             <w:r/>
@@ -1215,7 +1215,7 @@
         <w:tc>
           <w:tcPr>
             <w:tcW w:type="dxa" w:w="3175"/>
-            <w:shd w:val="clear" w:color="auto" w:fill="DBEAFE"/>
+            <w:shd w:val="clear" w:color="auto" w:fill="E5E5E5"/>
           </w:tcPr>
           <w:p>
             <w:r/>
@@ -1528,7 +1528,7 @@
         <w:tc>
           <w:tcPr>
             <w:tcW w:type="dxa" w:w="9411"/>
-            <w:shd w:val="clear" w:color="auto" w:fill="0F172A"/>
+            <w:shd w:val="clear" w:color="auto" w:fill="111111"/>
           </w:tcPr>
           <w:p>
             <w:pPr>
@@ -1580,7 +1580,7 @@
         <w:tc>
           <w:tcPr>
             <w:tcW w:type="dxa" w:w="2041"/>
-            <w:shd w:val="clear" w:color="auto" w:fill="DBEAFE"/>
+            <w:shd w:val="clear" w:color="auto" w:fill="E5E5E5"/>
           </w:tcPr>
           <w:p>
             <w:r/>
@@ -1596,7 +1596,7 @@
         <w:tc>
           <w:tcPr>
             <w:tcW w:type="dxa" w:w="7370"/>
-            <w:shd w:val="clear" w:color="auto" w:fill="DBEAFE"/>
+            <w:shd w:val="clear" w:color="auto" w:fill="E5E5E5"/>
           </w:tcPr>
           <w:p>
             <w:r/>
@@ -1817,7 +1817,7 @@
         <w:tc>
           <w:tcPr>
             <w:tcW w:type="dxa" w:w="9411"/>
-            <w:shd w:val="clear" w:color="auto" w:fill="0F172A"/>
+            <w:shd w:val="clear" w:color="auto" w:fill="111111"/>
           </w:tcPr>
           <w:p>
             <w:pPr>
@@ -1871,7 +1871,7 @@
         <w:tc>
           <w:tcPr>
             <w:tcW w:type="dxa" w:w="680"/>
-            <w:shd w:val="clear" w:color="auto" w:fill="DBEAFE"/>
+            <w:shd w:val="clear" w:color="auto" w:fill="E5E5E5"/>
           </w:tcPr>
           <w:p>
             <w:r/>
@@ -1887,7 +1887,7 @@
         <w:tc>
           <w:tcPr>
             <w:tcW w:type="dxa" w:w="3175"/>
-            <w:shd w:val="clear" w:color="auto" w:fill="DBEAFE"/>
+            <w:shd w:val="clear" w:color="auto" w:fill="E5E5E5"/>
           </w:tcPr>
           <w:p>
             <w:r/>
@@ -1903,7 +1903,7 @@
         <w:tc>
           <w:tcPr>
             <w:tcW w:type="dxa" w:w="2835"/>
-            <w:shd w:val="clear" w:color="auto" w:fill="DBEAFE"/>
+            <w:shd w:val="clear" w:color="auto" w:fill="E5E5E5"/>
           </w:tcPr>
           <w:p>
             <w:r/>
@@ -1919,7 +1919,7 @@
         <w:tc>
           <w:tcPr>
             <w:tcW w:type="dxa" w:w="2721"/>
-            <w:shd w:val="clear" w:color="auto" w:fill="DBEAFE"/>
+            <w:shd w:val="clear" w:color="auto" w:fill="E5E5E5"/>
           </w:tcPr>
           <w:p>
             <w:r/>
@@ -2492,7 +2492,7 @@
         <w:tc>
           <w:tcPr>
             <w:tcW w:type="dxa" w:w="9411"/>
-            <w:shd w:val="clear" w:color="auto" w:fill="0F172A"/>
+            <w:shd w:val="clear" w:color="auto" w:fill="111111"/>
           </w:tcPr>
           <w:p>
             <w:pPr>
@@ -2536,7 +2536,7 @@
         <w:tc>
           <w:tcPr>
             <w:tcW w:type="dxa" w:w="9411"/>
-            <w:shd w:val="clear" w:color="auto" w:fill="0F172A"/>
+            <w:shd w:val="clear" w:color="auto" w:fill="111111"/>
           </w:tcPr>
           <w:p>
             <w:pPr>
@@ -2611,7 +2611,7 @@
       </w:pPr>
       <w:r>
         <w:rPr>
-          <w:color w:val="475569"/>
+          <w:color w:val="4D4D4D"/>
           <w:sz w:val="18"/>
         </w:rPr>
         <w:t>Request 2 of 3 (real output).</w:t>
@@ -2632,7 +2632,7 @@
         <w:tc>
           <w:tcPr>
             <w:tcW w:type="dxa" w:w="2608"/>
-            <w:shd w:val="clear" w:color="auto" w:fill="DBEAFE"/>
+            <w:shd w:val="clear" w:color="auto" w:fill="E5E5E5"/>
           </w:tcPr>
           <w:p>
             <w:r/>
@@ -2648,7 +2648,7 @@
         <w:tc>
           <w:tcPr>
             <w:tcW w:type="dxa" w:w="6803"/>
-            <w:shd w:val="clear" w:color="auto" w:fill="DBEAFE"/>
+            <w:shd w:val="clear" w:color="auto" w:fill="E5E5E5"/>
           </w:tcPr>
           <w:p>
             <w:r/>
@@ -2890,7 +2890,7 @@
       </w:pPr>
       <w:r>
         <w:rPr>
-          <w:color w:val="475569"/>
+          <w:color w:val="4D4D4D"/>
           <w:sz w:val="18"/>
         </w:rPr>
         <w:t>The end of the output: all three right, so every score is 1.000.</w:t>
@@ -2924,7 +2924,7 @@
         <w:tc>
           <w:tcPr>
             <w:tcW w:type="dxa" w:w="9411"/>
-            <w:shd w:val="clear" w:color="auto" w:fill="0F172A"/>
+            <w:shd w:val="clear" w:color="auto" w:fill="111111"/>
           </w:tcPr>
           <w:p>
             <w:pPr>
@@ -3016,7 +3016,7 @@
         <w:tc>
           <w:tcPr>
             <w:tcW w:type="dxa" w:w="9411"/>
-            <w:shd w:val="clear" w:color="auto" w:fill="0F172A"/>
+            <w:shd w:val="clear" w:color="auto" w:fill="111111"/>
           </w:tcPr>
           <w:p>
             <w:pPr>
@@ -3101,7 +3101,7 @@
       </w:pPr>
       <w:r>
         <w:rPr>
-          <w:color w:val="475569"/>
+          <w:color w:val="4D4D4D"/>
           <w:sz w:val="18"/>
         </w:rPr>
         <w:t>Steps 1 to 3: the two files, and the requests side by side (real output).</w:t>
@@ -3167,7 +3167,7 @@
       </w:pPr>
       <w:r>
         <w:rPr>
-          <w:color w:val="475569"/>
+          <w:color w:val="4D4D4D"/>
           <w:sz w:val="18"/>
         </w:rPr>
         <w:t>Steps 4 to 6: counting, the formula for each intent, and the average (real output).</w:t>
@@ -3195,7 +3195,7 @@
         <w:tc>
           <w:tcPr>
             <w:tcW w:type="dxa" w:w="9411"/>
-            <w:shd w:val="clear" w:color="auto" w:fill="0F172A"/>
+            <w:shd w:val="clear" w:color="auto" w:fill="111111"/>
           </w:tcPr>
           <w:p>
             <w:pPr>
@@ -3261,7 +3261,7 @@
         <w:tc>
           <w:tcPr>
             <w:tcW w:type="dxa" w:w="850"/>
-            <w:shd w:val="clear" w:color="auto" w:fill="DBEAFE"/>
+            <w:shd w:val="clear" w:color="auto" w:fill="E5E5E5"/>
           </w:tcPr>
           <w:p>
             <w:r/>
@@ -3277,7 +3277,7 @@
         <w:tc>
           <w:tcPr>
             <w:tcW w:type="dxa" w:w="1587"/>
-            <w:shd w:val="clear" w:color="auto" w:fill="DBEAFE"/>
+            <w:shd w:val="clear" w:color="auto" w:fill="E5E5E5"/>
           </w:tcPr>
           <w:p>
             <w:r/>
@@ -3293,7 +3293,7 @@
         <w:tc>
           <w:tcPr>
             <w:tcW w:type="dxa" w:w="2608"/>
-            <w:shd w:val="clear" w:color="auto" w:fill="DBEAFE"/>
+            <w:shd w:val="clear" w:color="auto" w:fill="E5E5E5"/>
           </w:tcPr>
           <w:p>
             <w:r/>
@@ -3309,7 +3309,7 @@
         <w:tc>
           <w:tcPr>
             <w:tcW w:type="dxa" w:w="1587"/>
-            <w:shd w:val="clear" w:color="auto" w:fill="DBEAFE"/>
+            <w:shd w:val="clear" w:color="auto" w:fill="E5E5E5"/>
           </w:tcPr>
           <w:p>
             <w:r/>
@@ -3325,7 +3325,7 @@
         <w:tc>
           <w:tcPr>
             <w:tcW w:type="dxa" w:w="1587"/>
-            <w:shd w:val="clear" w:color="auto" w:fill="DBEAFE"/>
+            <w:shd w:val="clear" w:color="auto" w:fill="E5E5E5"/>
           </w:tcPr>
           <w:p>
             <w:r/>
@@ -3341,7 +3341,7 @@
         <w:tc>
           <w:tcPr>
             <w:tcW w:type="dxa" w:w="1191"/>
-            <w:shd w:val="clear" w:color="auto" w:fill="DBEAFE"/>
+            <w:shd w:val="clear" w:color="auto" w:fill="E5E5E5"/>
           </w:tcPr>
           <w:p>
             <w:r/>
@@ -3474,7 +3474,7 @@
         <w:tc>
           <w:tcPr>
             <w:tcW w:type="dxa" w:w="794"/>
-            <w:shd w:val="clear" w:color="auto" w:fill="DBEAFE"/>
+            <w:shd w:val="clear" w:color="auto" w:fill="E5E5E5"/>
           </w:tcPr>
           <w:p>
             <w:r/>
@@ -3490,7 +3490,7 @@
         <w:tc>
           <w:tcPr>
             <w:tcW w:type="dxa" w:w="3061"/>
-            <w:shd w:val="clear" w:color="auto" w:fill="DBEAFE"/>
+            <w:shd w:val="clear" w:color="auto" w:fill="E5E5E5"/>
           </w:tcPr>
           <w:p>
             <w:r/>
@@ -3506,7 +3506,7 @@
         <w:tc>
           <w:tcPr>
             <w:tcW w:type="dxa" w:w="3969"/>
-            <w:shd w:val="clear" w:color="auto" w:fill="DBEAFE"/>
+            <w:shd w:val="clear" w:color="auto" w:fill="E5E5E5"/>
           </w:tcPr>
           <w:p>
             <w:r/>
@@ -3522,7 +3522,7 @@
         <w:tc>
           <w:tcPr>
             <w:tcW w:type="dxa" w:w="1587"/>
-            <w:shd w:val="clear" w:color="auto" w:fill="DBEAFE"/>
+            <w:shd w:val="clear" w:color="auto" w:fill="E5E5E5"/>
           </w:tcPr>
           <w:p>
             <w:r/>
@@ -3730,7 +3730,7 @@
         <w:tc>
           <w:tcPr>
             <w:tcW w:type="dxa" w:w="9411"/>
-            <w:shd w:val="clear" w:color="auto" w:fill="EFF6FF"/>
+            <w:shd w:val="clear" w:color="auto" w:fill="F2F2F2"/>
           </w:tcPr>
           <w:p>
             <w:r/>
@@ -3788,7 +3788,7 @@
         <w:tc>
           <w:tcPr>
             <w:tcW w:type="dxa" w:w="567"/>
-            <w:shd w:val="clear" w:color="auto" w:fill="DBEAFE"/>
+            <w:shd w:val="clear" w:color="auto" w:fill="E5E5E5"/>
           </w:tcPr>
           <w:p>
             <w:r/>
@@ -3804,7 +3804,7 @@
         <w:tc>
           <w:tcPr>
             <w:tcW w:type="dxa" w:w="2835"/>
-            <w:shd w:val="clear" w:color="auto" w:fill="DBEAFE"/>
+            <w:shd w:val="clear" w:color="auto" w:fill="E5E5E5"/>
           </w:tcPr>
           <w:p>
             <w:r/>
@@ -3820,7 +3820,7 @@
         <w:tc>
           <w:tcPr>
             <w:tcW w:type="dxa" w:w="2835"/>
-            <w:shd w:val="clear" w:color="auto" w:fill="DBEAFE"/>
+            <w:shd w:val="clear" w:color="auto" w:fill="E5E5E5"/>
           </w:tcPr>
           <w:p>
             <w:r/>
@@ -3836,7 +3836,7 @@
         <w:tc>
           <w:tcPr>
             <w:tcW w:type="dxa" w:w="3175"/>
-            <w:shd w:val="clear" w:color="auto" w:fill="DBEAFE"/>
+            <w:shd w:val="clear" w:color="auto" w:fill="E5E5E5"/>
           </w:tcPr>
           <w:p>
             <w:r/>
@@ -4347,7 +4347,7 @@
         <w:tc>
           <w:tcPr>
             <w:tcW w:type="dxa" w:w="1474"/>
-            <w:shd w:val="clear" w:color="auto" w:fill="DBEAFE"/>
+            <w:shd w:val="clear" w:color="auto" w:fill="E5E5E5"/>
           </w:tcPr>
           <w:p>
             <w:r/>
@@ -4363,7 +4363,7 @@
         <w:tc>
           <w:tcPr>
             <w:tcW w:type="dxa" w:w="1077"/>
-            <w:shd w:val="clear" w:color="auto" w:fill="DBEAFE"/>
+            <w:shd w:val="clear" w:color="auto" w:fill="E5E5E5"/>
           </w:tcPr>
           <w:p>
             <w:r/>
@@ -4379,7 +4379,7 @@
         <w:tc>
           <w:tcPr>
             <w:tcW w:type="dxa" w:w="1077"/>
-            <w:shd w:val="clear" w:color="auto" w:fill="DBEAFE"/>
+            <w:shd w:val="clear" w:color="auto" w:fill="E5E5E5"/>
           </w:tcPr>
           <w:p>
             <w:r/>
@@ -4395,7 +4395,7 @@
         <w:tc>
           <w:tcPr>
             <w:tcW w:type="dxa" w:w="850"/>
-            <w:shd w:val="clear" w:color="auto" w:fill="DBEAFE"/>
+            <w:shd w:val="clear" w:color="auto" w:fill="E5E5E5"/>
           </w:tcPr>
           <w:p>
             <w:r/>
@@ -4411,7 +4411,7 @@
         <w:tc>
           <w:tcPr>
             <w:tcW w:type="dxa" w:w="1757"/>
-            <w:shd w:val="clear" w:color="auto" w:fill="DBEAFE"/>
+            <w:shd w:val="clear" w:color="auto" w:fill="E5E5E5"/>
           </w:tcPr>
           <w:p>
             <w:r/>
@@ -4427,7 +4427,7 @@
         <w:tc>
           <w:tcPr>
             <w:tcW w:type="dxa" w:w="1701"/>
-            <w:shd w:val="clear" w:color="auto" w:fill="DBEAFE"/>
+            <w:shd w:val="clear" w:color="auto" w:fill="E5E5E5"/>
           </w:tcPr>
           <w:p>
             <w:r/>
@@ -4443,7 +4443,7 @@
         <w:tc>
           <w:tcPr>
             <w:tcW w:type="dxa" w:w="1474"/>
-            <w:shd w:val="clear" w:color="auto" w:fill="DBEAFE"/>
+            <w:shd w:val="clear" w:color="auto" w:fill="E5E5E5"/>
           </w:tcPr>
           <w:p>
             <w:r/>
@@ -4842,7 +4842,7 @@
         <w:tc>
           <w:tcPr>
             <w:tcW w:type="dxa" w:w="9411"/>
-            <w:shd w:val="clear" w:color="auto" w:fill="0F172A"/>
+            <w:shd w:val="clear" w:color="auto" w:fill="111111"/>
           </w:tcPr>
           <w:p>
             <w:pPr>
@@ -5035,7 +5035,7 @@
         <w:tc>
           <w:tcPr>
             <w:tcW w:type="dxa" w:w="9411"/>
-            <w:shd w:val="clear" w:color="auto" w:fill="0F172A"/>
+            <w:shd w:val="clear" w:color="auto" w:fill="111111"/>
           </w:tcPr>
           <w:p>
             <w:pPr>
@@ -5322,7 +5322,7 @@
         <w:tc>
           <w:tcPr>
             <w:tcW w:type="dxa" w:w="9411"/>
-            <w:shd w:val="clear" w:color="auto" w:fill="0F172A"/>
+            <w:shd w:val="clear" w:color="auto" w:fill="111111"/>
           </w:tcPr>
           <w:p>
             <w:pPr>
@@ -5792,7 +5792,7 @@
         <w:tc>
           <w:tcPr>
             <w:tcW w:type="dxa" w:w="9411"/>
-            <w:shd w:val="clear" w:color="auto" w:fill="0F172A"/>
+            <w:shd w:val="clear" w:color="auto" w:fill="111111"/>
           </w:tcPr>
           <w:p>
             <w:pPr>
@@ -5862,7 +5862,7 @@
       </w:pPr>
       <w:r>
         <w:rPr>
-          <w:color w:val="475569"/>
+          <w:color w:val="4D4D4D"/>
           <w:sz w:val="18"/>
         </w:rPr>
         <w:t>Both tests pass (real output).</w:t>
@@ -5954,7 +5954,7 @@
         <w:tc>
           <w:tcPr>
             <w:tcW w:type="dxa" w:w="9411"/>
-            <w:shd w:val="clear" w:color="auto" w:fill="0F172A"/>
+            <w:shd w:val="clear" w:color="auto" w:fill="111111"/>
           </w:tcPr>
           <w:p>
             <w:pPr>
@@ -6037,7 +6037,7 @@
       </w:pPr>
       <w:r>
         <w:rPr>
-          <w:color w:val="475569"/>
+          <w:color w:val="4D4D4D"/>
           <w:sz w:val="18"/>
         </w:rPr>
         <w:t>Some of the scorer's tests. Each name says what it checks.</w:t>
@@ -6058,7 +6058,7 @@
         <w:tc>
           <w:tcPr>
             <w:tcW w:type="dxa" w:w="3402"/>
-            <w:shd w:val="clear" w:color="auto" w:fill="DBEAFE"/>
+            <w:shd w:val="clear" w:color="auto" w:fill="E5E5E5"/>
           </w:tcPr>
           <w:p>
             <w:r/>
@@ -6074,7 +6074,7 @@
         <w:tc>
           <w:tcPr>
             <w:tcW w:type="dxa" w:w="6009"/>
-            <w:shd w:val="clear" w:color="auto" w:fill="DBEAFE"/>
+            <w:shd w:val="clear" w:color="auto" w:fill="E5E5E5"/>
           </w:tcPr>
           <w:p>
             <w:r/>
@@ -6384,7 +6384,7 @@
         <w:tc>
           <w:tcPr>
             <w:tcW w:type="dxa" w:w="9411"/>
-            <w:shd w:val="clear" w:color="auto" w:fill="EFF6FF"/>
+            <w:shd w:val="clear" w:color="auto" w:fill="F2F2F2"/>
           </w:tcPr>
           <w:p>
             <w:r/>
@@ -6532,7 +6532,7 @@
         <w:tc>
           <w:tcPr>
             <w:tcW w:type="dxa" w:w="2948"/>
-            <w:shd w:val="clear" w:color="auto" w:fill="DBEAFE"/>
+            <w:shd w:val="clear" w:color="auto" w:fill="E5E5E5"/>
           </w:tcPr>
           <w:p>
             <w:r/>
@@ -6548,7 +6548,7 @@
         <w:tc>
           <w:tcPr>
             <w:tcW w:type="dxa" w:w="6463"/>
-            <w:shd w:val="clear" w:color="auto" w:fill="DBEAFE"/>
+            <w:shd w:val="clear" w:color="auto" w:fill="E5E5E5"/>
           </w:tcPr>
           <w:p>
             <w:r/>
@@ -6885,7 +6885,7 @@
         <w:tc>
           <w:tcPr>
             <w:tcW w:type="dxa" w:w="9411"/>
-            <w:shd w:val="clear" w:color="auto" w:fill="0F172A"/>
+            <w:shd w:val="clear" w:color="auto" w:fill="111111"/>
           </w:tcPr>
           <w:p>
             <w:pPr>
@@ -6955,7 +6955,7 @@
       </w:pPr>
       <w:r>
         <w:rPr>
-          <w:color w:val="475569"/>
+          <w:color w:val="4D4D4D"/>
           <w:sz w:val="18"/>
         </w:rPr>
         <w:t>The data check (real output).</w:t>
@@ -7301,7 +7301,7 @@
         <w:tc>
           <w:tcPr>
             <w:tcW w:type="dxa" w:w="2948"/>
-            <w:shd w:val="clear" w:color="auto" w:fill="DBEAFE"/>
+            <w:shd w:val="clear" w:color="auto" w:fill="E5E5E5"/>
           </w:tcPr>
           <w:p>
             <w:r/>
@@ -7317,7 +7317,7 @@
         <w:tc>
           <w:tcPr>
             <w:tcW w:type="dxa" w:w="6463"/>
-            <w:shd w:val="clear" w:color="auto" w:fill="DBEAFE"/>
+            <w:shd w:val="clear" w:color="auto" w:fill="E5E5E5"/>
           </w:tcPr>
           <w:p>
             <w:r/>
@@ -7516,7 +7516,7 @@
         <w:tc>
           <w:tcPr>
             <w:tcW w:type="dxa" w:w="9411"/>
-            <w:shd w:val="clear" w:color="auto" w:fill="0F172A"/>
+            <w:shd w:val="clear" w:color="auto" w:fill="111111"/>
           </w:tcPr>
           <w:p>
             <w:pPr>
@@ -7770,7 +7770,7 @@
         <w:tc>
           <w:tcPr>
             <w:tcW w:type="dxa" w:w="2948"/>
-            <w:shd w:val="clear" w:color="auto" w:fill="DBEAFE"/>
+            <w:shd w:val="clear" w:color="auto" w:fill="E5E5E5"/>
           </w:tcPr>
           <w:p>
             <w:r/>
@@ -7786,7 +7786,7 @@
         <w:tc>
           <w:tcPr>
             <w:tcW w:type="dxa" w:w="6463"/>
-            <w:shd w:val="clear" w:color="auto" w:fill="DBEAFE"/>
+            <w:shd w:val="clear" w:color="auto" w:fill="E5E5E5"/>
           </w:tcPr>
           <w:p>
             <w:r/>
@@ -7955,7 +7955,7 @@
         <w:tc>
           <w:tcPr>
             <w:tcW w:type="dxa" w:w="9411"/>
-            <w:shd w:val="clear" w:color="auto" w:fill="0F172A"/>
+            <w:shd w:val="clear" w:color="auto" w:fill="111111"/>
           </w:tcPr>
           <w:p>
             <w:pPr>
@@ -8213,7 +8213,7 @@
         <w:tc>
           <w:tcPr>
             <w:tcW w:type="dxa" w:w="2948"/>
-            <w:shd w:val="clear" w:color="auto" w:fill="DBEAFE"/>
+            <w:shd w:val="clear" w:color="auto" w:fill="E5E5E5"/>
           </w:tcPr>
           <w:p>
             <w:r/>
@@ -8229,7 +8229,7 @@
         <w:tc>
           <w:tcPr>
             <w:tcW w:type="dxa" w:w="6463"/>
-            <w:shd w:val="clear" w:color="auto" w:fill="DBEAFE"/>
+            <w:shd w:val="clear" w:color="auto" w:fill="E5E5E5"/>
           </w:tcPr>
           <w:p>
             <w:r/>
@@ -8390,7 +8390,7 @@
         <w:tc>
           <w:tcPr>
             <w:tcW w:type="dxa" w:w="9411"/>
-            <w:shd w:val="clear" w:color="auto" w:fill="0F172A"/>
+            <w:shd w:val="clear" w:color="auto" w:fill="111111"/>
           </w:tcPr>
           <w:p>
             <w:pPr>
@@ -8587,7 +8587,7 @@
         <w:tc>
           <w:tcPr>
             <w:tcW w:type="dxa" w:w="9411"/>
-            <w:shd w:val="clear" w:color="auto" w:fill="0F172A"/>
+            <w:shd w:val="clear" w:color="auto" w:fill="111111"/>
           </w:tcPr>
           <w:p>
             <w:pPr>
@@ -8689,7 +8689,7 @@
         <w:tc>
           <w:tcPr>
             <w:tcW w:type="dxa" w:w="4195"/>
-            <w:shd w:val="clear" w:color="auto" w:fill="DBEAFE"/>
+            <w:shd w:val="clear" w:color="auto" w:fill="E5E5E5"/>
           </w:tcPr>
           <w:p>
             <w:r/>
@@ -8704,7 +8704,7 @@
         <w:tc>
           <w:tcPr>
             <w:tcW w:type="dxa" w:w="2608"/>
-            <w:shd w:val="clear" w:color="auto" w:fill="DBEAFE"/>
+            <w:shd w:val="clear" w:color="auto" w:fill="E5E5E5"/>
           </w:tcPr>
           <w:p>
             <w:r/>
@@ -8720,7 +8720,7 @@
         <w:tc>
           <w:tcPr>
             <w:tcW w:type="dxa" w:w="2608"/>
-            <w:shd w:val="clear" w:color="auto" w:fill="DBEAFE"/>
+            <w:shd w:val="clear" w:color="auto" w:fill="E5E5E5"/>
           </w:tcPr>
           <w:p>
             <w:r/>
@@ -9023,7 +9023,7 @@
         <w:tc>
           <w:tcPr>
             <w:tcW w:type="dxa" w:w="9411"/>
-            <w:shd w:val="clear" w:color="auto" w:fill="0F172A"/>
+            <w:shd w:val="clear" w:color="auto" w:fill="111111"/>
           </w:tcPr>
           <w:p>
             <w:pPr>
@@ -9271,7 +9271,7 @@
         <w:tc>
           <w:tcPr>
             <w:tcW w:type="dxa" w:w="1361"/>
-            <w:shd w:val="clear" w:color="auto" w:fill="DBEAFE"/>
+            <w:shd w:val="clear" w:color="auto" w:fill="E5E5E5"/>
           </w:tcPr>
           <w:p>
             <w:r/>
@@ -9287,7 +9287,7 @@
         <w:tc>
           <w:tcPr>
             <w:tcW w:type="dxa" w:w="4025"/>
-            <w:shd w:val="clear" w:color="auto" w:fill="DBEAFE"/>
+            <w:shd w:val="clear" w:color="auto" w:fill="E5E5E5"/>
           </w:tcPr>
           <w:p>
             <w:r/>
@@ -9303,7 +9303,7 @@
         <w:tc>
           <w:tcPr>
             <w:tcW w:type="dxa" w:w="4025"/>
-            <w:shd w:val="clear" w:color="auto" w:fill="DBEAFE"/>
+            <w:shd w:val="clear" w:color="auto" w:fill="E5E5E5"/>
           </w:tcPr>
           <w:p>
             <w:r/>
@@ -9596,7 +9596,7 @@
         <w:tc>
           <w:tcPr>
             <w:tcW w:type="dxa" w:w="907"/>
-            <w:shd w:val="clear" w:color="auto" w:fill="DBEAFE"/>
+            <w:shd w:val="clear" w:color="auto" w:fill="E5E5E5"/>
           </w:tcPr>
           <w:p>
             <w:r/>
@@ -9612,7 +9612,7 @@
         <w:tc>
           <w:tcPr>
             <w:tcW w:type="dxa" w:w="907"/>
-            <w:shd w:val="clear" w:color="auto" w:fill="DBEAFE"/>
+            <w:shd w:val="clear" w:color="auto" w:fill="E5E5E5"/>
           </w:tcPr>
           <w:p>
             <w:r/>
@@ -9628,7 +9628,7 @@
         <w:tc>
           <w:tcPr>
             <w:tcW w:type="dxa" w:w="2494"/>
-            <w:shd w:val="clear" w:color="auto" w:fill="DBEAFE"/>
+            <w:shd w:val="clear" w:color="auto" w:fill="E5E5E5"/>
           </w:tcPr>
           <w:p>
             <w:r/>
@@ -9644,7 +9644,7 @@
         <w:tc>
           <w:tcPr>
             <w:tcW w:type="dxa" w:w="2494"/>
-            <w:shd w:val="clear" w:color="auto" w:fill="DBEAFE"/>
+            <w:shd w:val="clear" w:color="auto" w:fill="E5E5E5"/>
           </w:tcPr>
           <w:p>
             <w:r/>
@@ -9660,7 +9660,7 @@
         <w:tc>
           <w:tcPr>
             <w:tcW w:type="dxa" w:w="2608"/>
-            <w:shd w:val="clear" w:color="auto" w:fill="DBEAFE"/>
+            <w:shd w:val="clear" w:color="auto" w:fill="E5E5E5"/>
           </w:tcPr>
           <w:p>
             <w:r/>
@@ -10053,7 +10053,7 @@
         <w:tc>
           <w:tcPr>
             <w:tcW w:type="dxa" w:w="9411"/>
-            <w:shd w:val="clear" w:color="auto" w:fill="0F172A"/>
+            <w:shd w:val="clear" w:color="auto" w:fill="111111"/>
           </w:tcPr>
           <w:p>
             <w:pPr>
@@ -10162,7 +10162,7 @@
         <w:tc>
           <w:tcPr>
             <w:tcW w:type="dxa" w:w="2948"/>
-            <w:shd w:val="clear" w:color="auto" w:fill="DBEAFE"/>
+            <w:shd w:val="clear" w:color="auto" w:fill="E5E5E5"/>
           </w:tcPr>
           <w:p>
             <w:r/>
@@ -10178,7 +10178,7 @@
         <w:tc>
           <w:tcPr>
             <w:tcW w:type="dxa" w:w="6463"/>
-            <w:shd w:val="clear" w:color="auto" w:fill="DBEAFE"/>
+            <w:shd w:val="clear" w:color="auto" w:fill="E5E5E5"/>
           </w:tcPr>
           <w:p>
             <w:r/>
@@ -10398,7 +10398,7 @@
         <w:tc>
           <w:tcPr>
             <w:tcW w:type="dxa" w:w="9411"/>
-            <w:shd w:val="clear" w:color="auto" w:fill="0F172A"/>
+            <w:shd w:val="clear" w:color="auto" w:fill="111111"/>
           </w:tcPr>
           <w:p>
             <w:pPr>
@@ -10588,7 +10588,7 @@
         <w:tc>
           <w:tcPr>
             <w:tcW w:type="dxa" w:w="1134"/>
-            <w:shd w:val="clear" w:color="auto" w:fill="DBEAFE"/>
+            <w:shd w:val="clear" w:color="auto" w:fill="E5E5E5"/>
           </w:tcPr>
           <w:p>
             <w:r/>
@@ -10604,7 +10604,7 @@
         <w:tc>
           <w:tcPr>
             <w:tcW w:type="dxa" w:w="2608"/>
-            <w:shd w:val="clear" w:color="auto" w:fill="DBEAFE"/>
+            <w:shd w:val="clear" w:color="auto" w:fill="E5E5E5"/>
           </w:tcPr>
           <w:p>
             <w:r/>
@@ -10620,7 +10620,7 @@
         <w:tc>
           <w:tcPr>
             <w:tcW w:type="dxa" w:w="1701"/>
-            <w:shd w:val="clear" w:color="auto" w:fill="DBEAFE"/>
+            <w:shd w:val="clear" w:color="auto" w:fill="E5E5E5"/>
           </w:tcPr>
           <w:p>
             <w:r/>
@@ -10636,7 +10636,7 @@
         <w:tc>
           <w:tcPr>
             <w:tcW w:type="dxa" w:w="1984"/>
-            <w:shd w:val="clear" w:color="auto" w:fill="DBEAFE"/>
+            <w:shd w:val="clear" w:color="auto" w:fill="E5E5E5"/>
           </w:tcPr>
           <w:p>
             <w:r/>
@@ -10652,7 +10652,7 @@
         <w:tc>
           <w:tcPr>
             <w:tcW w:type="dxa" w:w="1984"/>
-            <w:shd w:val="clear" w:color="auto" w:fill="DBEAFE"/>
+            <w:shd w:val="clear" w:color="auto" w:fill="E5E5E5"/>
           </w:tcPr>
           <w:p>
             <w:r/>
@@ -10900,7 +10900,7 @@
         <w:tc>
           <w:tcPr>
             <w:tcW w:type="dxa" w:w="2948"/>
-            <w:shd w:val="clear" w:color="auto" w:fill="DBEAFE"/>
+            <w:shd w:val="clear" w:color="auto" w:fill="E5E5E5"/>
           </w:tcPr>
           <w:p>
             <w:r/>
@@ -10916,7 +10916,7 @@
         <w:tc>
           <w:tcPr>
             <w:tcW w:type="dxa" w:w="6463"/>
-            <w:shd w:val="clear" w:color="auto" w:fill="DBEAFE"/>
+            <w:shd w:val="clear" w:color="auto" w:fill="E5E5E5"/>
           </w:tcPr>
           <w:p>
             <w:r/>
@@ -11145,7 +11145,7 @@
         <w:tc>
           <w:tcPr>
             <w:tcW w:type="dxa" w:w="9411"/>
-            <w:shd w:val="clear" w:color="auto" w:fill="0F172A"/>
+            <w:shd w:val="clear" w:color="auto" w:fill="111111"/>
           </w:tcPr>
           <w:p>
             <w:pPr>
@@ -11522,7 +11522,7 @@
       </w:pPr>
       <w:r>
         <w:rPr>
-          <w:color w:val="475569"/>
+          <w:color w:val="4D4D4D"/>
           <w:sz w:val="18"/>
         </w:rPr>
         <w:t>Way 1 (XLM-R) changes the model by training it. Way 2 (our framework) changes only the text sent to qwen.</w:t>
@@ -11594,7 +11594,7 @@
         <w:tc>
           <w:tcPr>
             <w:tcW w:type="dxa" w:w="3061"/>
-            <w:shd w:val="clear" w:color="auto" w:fill="DBEAFE"/>
+            <w:shd w:val="clear" w:color="auto" w:fill="E5E5E5"/>
           </w:tcPr>
           <w:p>
             <w:r/>
@@ -11610,7 +11610,7 @@
         <w:tc>
           <w:tcPr>
             <w:tcW w:type="dxa" w:w="1928"/>
-            <w:shd w:val="clear" w:color="auto" w:fill="DBEAFE"/>
+            <w:shd w:val="clear" w:color="auto" w:fill="E5E5E5"/>
           </w:tcPr>
           <w:p>
             <w:r/>
@@ -11626,7 +11626,7 @@
         <w:tc>
           <w:tcPr>
             <w:tcW w:type="dxa" w:w="2211"/>
-            <w:shd w:val="clear" w:color="auto" w:fill="DBEAFE"/>
+            <w:shd w:val="clear" w:color="auto" w:fill="E5E5E5"/>
           </w:tcPr>
           <w:p>
             <w:r/>
@@ -11642,7 +11642,7 @@
         <w:tc>
           <w:tcPr>
             <w:tcW w:type="dxa" w:w="2211"/>
-            <w:shd w:val="clear" w:color="auto" w:fill="DBEAFE"/>
+            <w:shd w:val="clear" w:color="auto" w:fill="E5E5E5"/>
           </w:tcPr>
           <w:p>
             <w:r/>
@@ -12044,7 +12044,7 @@
         <w:tc>
           <w:tcPr>
             <w:tcW w:type="dxa" w:w="2608"/>
-            <w:shd w:val="clear" w:color="auto" w:fill="DBEAFE"/>
+            <w:shd w:val="clear" w:color="auto" w:fill="E5E5E5"/>
           </w:tcPr>
           <w:p>
             <w:r/>
@@ -12059,7 +12059,7 @@
         <w:tc>
           <w:tcPr>
             <w:tcW w:type="dxa" w:w="3288"/>
-            <w:shd w:val="clear" w:color="auto" w:fill="DBEAFE"/>
+            <w:shd w:val="clear" w:color="auto" w:fill="E5E5E5"/>
           </w:tcPr>
           <w:p>
             <w:r/>
@@ -12075,7 +12075,7 @@
         <w:tc>
           <w:tcPr>
             <w:tcW w:type="dxa" w:w="3515"/>
-            <w:shd w:val="clear" w:color="auto" w:fill="DBEAFE"/>
+            <w:shd w:val="clear" w:color="auto" w:fill="E5E5E5"/>
           </w:tcPr>
           <w:p>
             <w:r/>
@@ -12423,7 +12423,7 @@
         <w:tc>
           <w:tcPr>
             <w:tcW w:type="dxa" w:w="2948"/>
-            <w:shd w:val="clear" w:color="auto" w:fill="DBEAFE"/>
+            <w:shd w:val="clear" w:color="auto" w:fill="E5E5E5"/>
           </w:tcPr>
           <w:p>
             <w:r/>
@@ -12439,7 +12439,7 @@
         <w:tc>
           <w:tcPr>
             <w:tcW w:type="dxa" w:w="6463"/>
-            <w:shd w:val="clear" w:color="auto" w:fill="DBEAFE"/>
+            <w:shd w:val="clear" w:color="auto" w:fill="E5E5E5"/>
           </w:tcPr>
           <w:p>
             <w:r/>
@@ -12638,7 +12638,7 @@
         <w:tc>
           <w:tcPr>
             <w:tcW w:type="dxa" w:w="9411"/>
-            <w:shd w:val="clear" w:color="auto" w:fill="0F172A"/>
+            <w:shd w:val="clear" w:color="auto" w:fill="111111"/>
           </w:tcPr>
           <w:p>
             <w:pPr>
@@ -12941,7 +12941,7 @@
         <w:tc>
           <w:tcPr>
             <w:tcW w:type="dxa" w:w="2948"/>
-            <w:shd w:val="clear" w:color="auto" w:fill="DBEAFE"/>
+            <w:shd w:val="clear" w:color="auto" w:fill="E5E5E5"/>
           </w:tcPr>
           <w:p>
             <w:r/>
@@ -12957,7 +12957,7 @@
         <w:tc>
           <w:tcPr>
             <w:tcW w:type="dxa" w:w="6463"/>
-            <w:shd w:val="clear" w:color="auto" w:fill="DBEAFE"/>
+            <w:shd w:val="clear" w:color="auto" w:fill="E5E5E5"/>
           </w:tcPr>
           <w:p>
             <w:r/>
@@ -13254,7 +13254,7 @@
         <w:tc>
           <w:tcPr>
             <w:tcW w:type="dxa" w:w="9411"/>
-            <w:shd w:val="clear" w:color="auto" w:fill="0F172A"/>
+            <w:shd w:val="clear" w:color="auto" w:fill="111111"/>
           </w:tcPr>
           <w:p>
             <w:pPr>
@@ -13324,7 +13324,7 @@
       </w:pPr>
       <w:r>
         <w:rPr>
-          <w:color w:val="475569"/>
+          <w:color w:val="4D4D4D"/>
           <w:sz w:val="18"/>
         </w:rPr>
         <w:t>The A2 run (real output).</w:t>
@@ -13645,7 +13645,7 @@
         <w:tc>
           <w:tcPr>
             <w:tcW w:type="dxa" w:w="2948"/>
-            <w:shd w:val="clear" w:color="auto" w:fill="DBEAFE"/>
+            <w:shd w:val="clear" w:color="auto" w:fill="E5E5E5"/>
           </w:tcPr>
           <w:p>
             <w:r/>
@@ -13661,7 +13661,7 @@
         <w:tc>
           <w:tcPr>
             <w:tcW w:type="dxa" w:w="6463"/>
-            <w:shd w:val="clear" w:color="auto" w:fill="DBEAFE"/>
+            <w:shd w:val="clear" w:color="auto" w:fill="E5E5E5"/>
           </w:tcPr>
           <w:p>
             <w:r/>
@@ -13868,7 +13868,7 @@
         <w:tc>
           <w:tcPr>
             <w:tcW w:type="dxa" w:w="9411"/>
-            <w:shd w:val="clear" w:color="auto" w:fill="0F172A"/>
+            <w:shd w:val="clear" w:color="auto" w:fill="111111"/>
           </w:tcPr>
           <w:p>
             <w:pPr>
@@ -13938,7 +13938,7 @@
       </w:pPr>
       <w:r>
         <w:rPr>
-          <w:color w:val="475569"/>
+          <w:color w:val="4D4D4D"/>
           <w:sz w:val="18"/>
         </w:rPr>
         <w:t>Each bar removes one part of A1 (chart from the reports\figures folder).</w:t>
@@ -14167,7 +14167,7 @@
         <w:tc>
           <w:tcPr>
             <w:tcW w:type="dxa" w:w="2948"/>
-            <w:shd w:val="clear" w:color="auto" w:fill="DBEAFE"/>
+            <w:shd w:val="clear" w:color="auto" w:fill="E5E5E5"/>
           </w:tcPr>
           <w:p>
             <w:r/>
@@ -14183,7 +14183,7 @@
         <w:tc>
           <w:tcPr>
             <w:tcW w:type="dxa" w:w="6463"/>
-            <w:shd w:val="clear" w:color="auto" w:fill="DBEAFE"/>
+            <w:shd w:val="clear" w:color="auto" w:fill="E5E5E5"/>
           </w:tcPr>
           <w:p>
             <w:r/>
@@ -14360,7 +14360,7 @@
         <w:tc>
           <w:tcPr>
             <w:tcW w:type="dxa" w:w="9411"/>
-            <w:shd w:val="clear" w:color="auto" w:fill="0F172A"/>
+            <w:shd w:val="clear" w:color="auto" w:fill="111111"/>
           </w:tcPr>
           <w:p>
             <w:pPr>
@@ -14430,7 +14430,7 @@
       </w:pPr>
       <w:r>
         <w:rPr>
-          <w:color w:val="475569"/>
+          <w:color w:val="4D4D4D"/>
           <w:sz w:val="18"/>
         </w:rPr>
         <w:t>The bootstrap, step by step (real output).</w:t>
@@ -14683,7 +14683,7 @@
         <w:tc>
           <w:tcPr>
             <w:tcW w:type="dxa" w:w="2948"/>
-            <w:shd w:val="clear" w:color="auto" w:fill="DBEAFE"/>
+            <w:shd w:val="clear" w:color="auto" w:fill="E5E5E5"/>
           </w:tcPr>
           <w:p>
             <w:r/>
@@ -14699,7 +14699,7 @@
         <w:tc>
           <w:tcPr>
             <w:tcW w:type="dxa" w:w="6463"/>
-            <w:shd w:val="clear" w:color="auto" w:fill="DBEAFE"/>
+            <w:shd w:val="clear" w:color="auto" w:fill="E5E5E5"/>
           </w:tcPr>
           <w:p>
             <w:r/>
@@ -14876,7 +14876,7 @@
         <w:tc>
           <w:tcPr>
             <w:tcW w:type="dxa" w:w="9411"/>
-            <w:shd w:val="clear" w:color="auto" w:fill="0F172A"/>
+            <w:shd w:val="clear" w:color="auto" w:fill="111111"/>
           </w:tcPr>
           <w:p>
             <w:pPr>
@@ -14946,7 +14946,7 @@
       </w:pPr>
       <w:r>
         <w:rPr>
-          <w:color w:val="475569"/>
+          <w:color w:val="4D4D4D"/>
           <w:sz w:val="18"/>
         </w:rPr>
         <w:t>How the speed figures are worked out (real output).</w:t>
@@ -15192,7 +15192,7 @@
         <w:tc>
           <w:tcPr>
             <w:tcW w:type="dxa" w:w="2948"/>
-            <w:shd w:val="clear" w:color="auto" w:fill="DBEAFE"/>
+            <w:shd w:val="clear" w:color="auto" w:fill="E5E5E5"/>
           </w:tcPr>
           <w:p>
             <w:r/>
@@ -15208,7 +15208,7 @@
         <w:tc>
           <w:tcPr>
             <w:tcW w:type="dxa" w:w="6463"/>
-            <w:shd w:val="clear" w:color="auto" w:fill="DBEAFE"/>
+            <w:shd w:val="clear" w:color="auto" w:fill="E5E5E5"/>
           </w:tcPr>
           <w:p>
             <w:r/>
@@ -15369,7 +15369,7 @@
         <w:tc>
           <w:tcPr>
             <w:tcW w:type="dxa" w:w="9411"/>
-            <w:shd w:val="clear" w:color="auto" w:fill="0F172A"/>
+            <w:shd w:val="clear" w:color="auto" w:fill="111111"/>
           </w:tcPr>
           <w:p>
             <w:pPr>
@@ -15439,7 +15439,7 @@
       </w:pPr>
       <w:r>
         <w:rPr>
-          <w:color w:val="475569"/>
+          <w:color w:val="4D4D4D"/>
           <w:sz w:val="18"/>
         </w:rPr>
         <w:t>A1's mistakes by category, with real examples (real output).</w:t>
@@ -15660,7 +15660,7 @@
         <w:tc>
           <w:tcPr>
             <w:tcW w:type="dxa" w:w="2948"/>
-            <w:shd w:val="clear" w:color="auto" w:fill="DBEAFE"/>
+            <w:shd w:val="clear" w:color="auto" w:fill="E5E5E5"/>
           </w:tcPr>
           <w:p>
             <w:r/>
@@ -15676,7 +15676,7 @@
         <w:tc>
           <w:tcPr>
             <w:tcW w:type="dxa" w:w="6463"/>
-            <w:shd w:val="clear" w:color="auto" w:fill="DBEAFE"/>
+            <w:shd w:val="clear" w:color="auto" w:fill="E5E5E5"/>
           </w:tcPr>
           <w:p>
             <w:r/>
@@ -15883,7 +15883,7 @@
         <w:tc>
           <w:tcPr>
             <w:tcW w:type="dxa" w:w="9411"/>
-            <w:shd w:val="clear" w:color="auto" w:fill="0F172A"/>
+            <w:shd w:val="clear" w:color="auto" w:fill="111111"/>
           </w:tcPr>
           <w:p>
             <w:pPr>
@@ -16130,7 +16130,7 @@
         <w:tc>
           <w:tcPr>
             <w:tcW w:type="dxa" w:w="2948"/>
-            <w:shd w:val="clear" w:color="auto" w:fill="DBEAFE"/>
+            <w:shd w:val="clear" w:color="auto" w:fill="E5E5E5"/>
           </w:tcPr>
           <w:p>
             <w:r/>
@@ -16146,7 +16146,7 @@
         <w:tc>
           <w:tcPr>
             <w:tcW w:type="dxa" w:w="6463"/>
-            <w:shd w:val="clear" w:color="auto" w:fill="DBEAFE"/>
+            <w:shd w:val="clear" w:color="auto" w:fill="E5E5E5"/>
           </w:tcPr>
           <w:p>
             <w:r/>
@@ -16345,7 +16345,7 @@
         <w:tc>
           <w:tcPr>
             <w:tcW w:type="dxa" w:w="9411"/>
-            <w:shd w:val="clear" w:color="auto" w:fill="0F172A"/>
+            <w:shd w:val="clear" w:color="auto" w:fill="111111"/>
           </w:tcPr>
           <w:p>
             <w:pPr>
@@ -16428,7 +16428,7 @@
       </w:pPr>
       <w:r>
         <w:rPr>
-          <w:color w:val="475569"/>
+          <w:color w:val="4D4D4D"/>
           <w:sz w:val="18"/>
         </w:rPr>
         <w:t>The demo (real output).</w:t>
@@ -16703,7 +16703,7 @@
         <w:tc>
           <w:tcPr>
             <w:tcW w:type="dxa" w:w="2948"/>
-            <w:shd w:val="clear" w:color="auto" w:fill="DBEAFE"/>
+            <w:shd w:val="clear" w:color="auto" w:fill="E5E5E5"/>
           </w:tcPr>
           <w:p>
             <w:r/>
@@ -16719,7 +16719,7 @@
         <w:tc>
           <w:tcPr>
             <w:tcW w:type="dxa" w:w="6463"/>
-            <w:shd w:val="clear" w:color="auto" w:fill="DBEAFE"/>
+            <w:shd w:val="clear" w:color="auto" w:fill="E5E5E5"/>
           </w:tcPr>
           <w:p>
             <w:r/>
@@ -16880,7 +16880,7 @@
         <w:tc>
           <w:tcPr>
             <w:tcW w:type="dxa" w:w="9411"/>
-            <w:shd w:val="clear" w:color="auto" w:fill="0F172A"/>
+            <w:shd w:val="clear" w:color="auto" w:fill="111111"/>
           </w:tcPr>
           <w:p>
             <w:pPr>
@@ -16976,7 +16976,7 @@
       </w:pPr>
       <w:r>
         <w:rPr>
-          <w:color w:val="475569"/>
+          <w:color w:val="4D4D4D"/>
           <w:sz w:val="18"/>
         </w:rPr>
         <w:t>The independent check (real output).</w:t>
@@ -17180,7 +17180,7 @@
         <w:tc>
           <w:tcPr>
             <w:tcW w:type="dxa" w:w="2154"/>
-            <w:shd w:val="clear" w:color="auto" w:fill="DBEAFE"/>
+            <w:shd w:val="clear" w:color="auto" w:fill="E5E5E5"/>
           </w:tcPr>
           <w:p>
             <w:r/>
@@ -17196,7 +17196,7 @@
         <w:tc>
           <w:tcPr>
             <w:tcW w:type="dxa" w:w="3402"/>
-            <w:shd w:val="clear" w:color="auto" w:fill="DBEAFE"/>
+            <w:shd w:val="clear" w:color="auto" w:fill="E5E5E5"/>
           </w:tcPr>
           <w:p>
             <w:r/>
@@ -17212,7 +17212,7 @@
         <w:tc>
           <w:tcPr>
             <w:tcW w:type="dxa" w:w="964"/>
-            <w:shd w:val="clear" w:color="auto" w:fill="DBEAFE"/>
+            <w:shd w:val="clear" w:color="auto" w:fill="E5E5E5"/>
           </w:tcPr>
           <w:p>
             <w:r/>
@@ -17228,7 +17228,7 @@
         <w:tc>
           <w:tcPr>
             <w:tcW w:type="dxa" w:w="2891"/>
-            <w:shd w:val="clear" w:color="auto" w:fill="DBEAFE"/>
+            <w:shd w:val="clear" w:color="auto" w:fill="E5E5E5"/>
           </w:tcPr>
           <w:p>
             <w:r/>
@@ -18281,7 +18281,7 @@
         <w:tc>
           <w:tcPr>
             <w:tcW w:type="dxa" w:w="9411"/>
-            <w:shd w:val="clear" w:color="auto" w:fill="EFF6FF"/>
+            <w:shd w:val="clear" w:color="auto" w:fill="F2F2F2"/>
           </w:tcPr>
           <w:p>
             <w:r/>
@@ -18504,7 +18504,7 @@
         <w:tc>
           <w:tcPr>
             <w:tcW w:type="dxa" w:w="9411"/>
-            <w:shd w:val="clear" w:color="auto" w:fill="0F172A"/>
+            <w:shd w:val="clear" w:color="auto" w:fill="111111"/>
           </w:tcPr>
           <w:p>
             <w:pPr>
@@ -19154,7 +19154,7 @@
         <w:tc>
           <w:tcPr>
             <w:tcW w:type="dxa" w:w="2268"/>
-            <w:shd w:val="clear" w:color="auto" w:fill="DBEAFE"/>
+            <w:shd w:val="clear" w:color="auto" w:fill="E5E5E5"/>
           </w:tcPr>
           <w:p>
             <w:r/>
@@ -19170,7 +19170,7 @@
         <w:tc>
           <w:tcPr>
             <w:tcW w:type="dxa" w:w="7143"/>
-            <w:shd w:val="clear" w:color="auto" w:fill="DBEAFE"/>
+            <w:shd w:val="clear" w:color="auto" w:fill="E5E5E5"/>
           </w:tcPr>
           <w:p>
             <w:r/>
@@ -19347,7 +19347,7 @@
         <w:tc>
           <w:tcPr>
             <w:tcW w:type="dxa" w:w="9411"/>
-            <w:shd w:val="clear" w:color="auto" w:fill="0F172A"/>
+            <w:shd w:val="clear" w:color="auto" w:fill="111111"/>
           </w:tcPr>
           <w:p>
             <w:pPr>
@@ -20044,7 +20044,7 @@
         <w:tc>
           <w:tcPr>
             <w:tcW w:type="dxa" w:w="3742"/>
-            <w:shd w:val="clear" w:color="auto" w:fill="DBEAFE"/>
+            <w:shd w:val="clear" w:color="auto" w:fill="E5E5E5"/>
           </w:tcPr>
           <w:p>
             <w:r/>
@@ -20060,7 +20060,7 @@
         <w:tc>
           <w:tcPr>
             <w:tcW w:type="dxa" w:w="5669"/>
-            <w:shd w:val="clear" w:color="auto" w:fill="DBEAFE"/>
+            <w:shd w:val="clear" w:color="auto" w:fill="E5E5E5"/>
           </w:tcPr>
           <w:p>
             <w:r/>
@@ -20251,7 +20251,7 @@
         <w:tc>
           <w:tcPr>
             <w:tcW w:type="dxa" w:w="9411"/>
-            <w:shd w:val="clear" w:color="auto" w:fill="0F172A"/>
+            <w:shd w:val="clear" w:color="auto" w:fill="111111"/>
           </w:tcPr>
           <w:p>
             <w:pPr>
@@ -20295,7 +20295,7 @@
         <w:tc>
           <w:tcPr>
             <w:tcW w:type="dxa" w:w="9411"/>
-            <w:shd w:val="clear" w:color="auto" w:fill="0F172A"/>
+            <w:shd w:val="clear" w:color="auto" w:fill="111111"/>
           </w:tcPr>
           <w:p>
             <w:pPr>
@@ -20477,7 +20477,7 @@
         <w:tc>
           <w:tcPr>
             <w:tcW w:type="dxa" w:w="9411"/>
-            <w:shd w:val="clear" w:color="auto" w:fill="0F172A"/>
+            <w:shd w:val="clear" w:color="auto" w:fill="111111"/>
           </w:tcPr>
           <w:p>
             <w:pPr>
@@ -20875,7 +20875,7 @@
         <w:tc>
           <w:tcPr>
             <w:tcW w:type="dxa" w:w="3742"/>
-            <w:shd w:val="clear" w:color="auto" w:fill="DBEAFE"/>
+            <w:shd w:val="clear" w:color="auto" w:fill="E5E5E5"/>
           </w:tcPr>
           <w:p>
             <w:r/>
@@ -20891,7 +20891,7 @@
         <w:tc>
           <w:tcPr>
             <w:tcW w:type="dxa" w:w="5669"/>
-            <w:shd w:val="clear" w:color="auto" w:fill="DBEAFE"/>
+            <w:shd w:val="clear" w:color="auto" w:fill="E5E5E5"/>
           </w:tcPr>
           <w:p>
             <w:r/>
@@ -20989,7 +20989,7 @@
         <w:tc>
           <w:tcPr>
             <w:tcW w:type="dxa" w:w="9411"/>
-            <w:shd w:val="clear" w:color="auto" w:fill="0F172A"/>
+            <w:shd w:val="clear" w:color="auto" w:fill="111111"/>
           </w:tcPr>
           <w:p>
             <w:pPr>
@@ -21033,7 +21033,7 @@
         <w:tc>
           <w:tcPr>
             <w:tcW w:type="dxa" w:w="9411"/>
-            <w:shd w:val="clear" w:color="auto" w:fill="0F172A"/>
+            <w:shd w:val="clear" w:color="auto" w:fill="111111"/>
           </w:tcPr>
           <w:p>
             <w:pPr>
@@ -21150,7 +21150,7 @@
         <w:tc>
           <w:tcPr>
             <w:tcW w:type="dxa" w:w="9411"/>
-            <w:shd w:val="clear" w:color="auto" w:fill="0F172A"/>
+            <w:shd w:val="clear" w:color="auto" w:fill="111111"/>
           </w:tcPr>
           <w:p>
             <w:pPr>
@@ -21717,7 +21717,7 @@
         <w:tc>
           <w:tcPr>
             <w:tcW w:type="dxa" w:w="3742"/>
-            <w:shd w:val="clear" w:color="auto" w:fill="DBEAFE"/>
+            <w:shd w:val="clear" w:color="auto" w:fill="E5E5E5"/>
           </w:tcPr>
           <w:p>
             <w:r/>
@@ -21733,7 +21733,7 @@
         <w:tc>
           <w:tcPr>
             <w:tcW w:type="dxa" w:w="5669"/>
-            <w:shd w:val="clear" w:color="auto" w:fill="DBEAFE"/>
+            <w:shd w:val="clear" w:color="auto" w:fill="E5E5E5"/>
           </w:tcPr>
           <w:p>
             <w:r/>
@@ -21955,7 +21955,7 @@
         <w:tc>
           <w:tcPr>
             <w:tcW w:type="dxa" w:w="9411"/>
-            <w:shd w:val="clear" w:color="auto" w:fill="0F172A"/>
+            <w:shd w:val="clear" w:color="auto" w:fill="111111"/>
           </w:tcPr>
           <w:p>
             <w:pPr>
@@ -21999,7 +21999,7 @@
         <w:tc>
           <w:tcPr>
             <w:tcW w:type="dxa" w:w="9411"/>
-            <w:shd w:val="clear" w:color="auto" w:fill="0F172A"/>
+            <w:shd w:val="clear" w:color="auto" w:fill="111111"/>
           </w:tcPr>
           <w:p>
             <w:pPr>
@@ -22116,7 +22116,7 @@
         <w:tc>
           <w:tcPr>
             <w:tcW w:type="dxa" w:w="9411"/>
-            <w:shd w:val="clear" w:color="auto" w:fill="0F172A"/>
+            <w:shd w:val="clear" w:color="auto" w:fill="111111"/>
           </w:tcPr>
           <w:p>
             <w:pPr>
@@ -22800,7 +22800,7 @@
         <w:tc>
           <w:tcPr>
             <w:tcW w:type="dxa" w:w="3742"/>
-            <w:shd w:val="clear" w:color="auto" w:fill="DBEAFE"/>
+            <w:shd w:val="clear" w:color="auto" w:fill="E5E5E5"/>
           </w:tcPr>
           <w:p>
             <w:r/>
@@ -22816,7 +22816,7 @@
         <w:tc>
           <w:tcPr>
             <w:tcW w:type="dxa" w:w="5669"/>
-            <w:shd w:val="clear" w:color="auto" w:fill="DBEAFE"/>
+            <w:shd w:val="clear" w:color="auto" w:fill="E5E5E5"/>
           </w:tcPr>
           <w:p>
             <w:r/>
@@ -23007,7 +23007,7 @@
         <w:tc>
           <w:tcPr>
             <w:tcW w:type="dxa" w:w="9411"/>
-            <w:shd w:val="clear" w:color="auto" w:fill="0F172A"/>
+            <w:shd w:val="clear" w:color="auto" w:fill="111111"/>
           </w:tcPr>
           <w:p>
             <w:pPr>
@@ -23051,7 +23051,7 @@
         <w:tc>
           <w:tcPr>
             <w:tcW w:type="dxa" w:w="9411"/>
-            <w:shd w:val="clear" w:color="auto" w:fill="0F172A"/>
+            <w:shd w:val="clear" w:color="auto" w:fill="111111"/>
           </w:tcPr>
           <w:p>
             <w:pPr>
@@ -23298,7 +23298,7 @@
         <w:tc>
           <w:tcPr>
             <w:tcW w:type="dxa" w:w="9411"/>
-            <w:shd w:val="clear" w:color="auto" w:fill="0F172A"/>
+            <w:shd w:val="clear" w:color="auto" w:fill="111111"/>
           </w:tcPr>
           <w:p>
             <w:pPr>
@@ -24112,7 +24112,7 @@
         <w:tc>
           <w:tcPr>
             <w:tcW w:type="dxa" w:w="3742"/>
-            <w:shd w:val="clear" w:color="auto" w:fill="DBEAFE"/>
+            <w:shd w:val="clear" w:color="auto" w:fill="E5E5E5"/>
           </w:tcPr>
           <w:p>
             <w:r/>
@@ -24128,7 +24128,7 @@
         <w:tc>
           <w:tcPr>
             <w:tcW w:type="dxa" w:w="5669"/>
-            <w:shd w:val="clear" w:color="auto" w:fill="DBEAFE"/>
+            <w:shd w:val="clear" w:color="auto" w:fill="E5E5E5"/>
           </w:tcPr>
           <w:p>
             <w:r/>
@@ -24319,7 +24319,7 @@
         <w:tc>
           <w:tcPr>
             <w:tcW w:type="dxa" w:w="9411"/>
-            <w:shd w:val="clear" w:color="auto" w:fill="0F172A"/>
+            <w:shd w:val="clear" w:color="auto" w:fill="111111"/>
           </w:tcPr>
           <w:p>
             <w:pPr>
@@ -24363,7 +24363,7 @@
         <w:tc>
           <w:tcPr>
             <w:tcW w:type="dxa" w:w="9411"/>
-            <w:shd w:val="clear" w:color="auto" w:fill="0F172A"/>
+            <w:shd w:val="clear" w:color="auto" w:fill="111111"/>
           </w:tcPr>
           <w:p>
             <w:pPr>
@@ -24545,7 +24545,7 @@
         <w:tc>
           <w:tcPr>
             <w:tcW w:type="dxa" w:w="9411"/>
-            <w:shd w:val="clear" w:color="auto" w:fill="0F172A"/>
+            <w:shd w:val="clear" w:color="auto" w:fill="111111"/>
           </w:tcPr>
           <w:p>
             <w:pPr>
@@ -25047,7 +25047,7 @@
         <w:tc>
           <w:tcPr>
             <w:tcW w:type="dxa" w:w="3742"/>
-            <w:shd w:val="clear" w:color="auto" w:fill="DBEAFE"/>
+            <w:shd w:val="clear" w:color="auto" w:fill="E5E5E5"/>
           </w:tcPr>
           <w:p>
             <w:r/>
@@ -25063,7 +25063,7 @@
         <w:tc>
           <w:tcPr>
             <w:tcW w:type="dxa" w:w="5669"/>
-            <w:shd w:val="clear" w:color="auto" w:fill="DBEAFE"/>
+            <w:shd w:val="clear" w:color="auto" w:fill="E5E5E5"/>
           </w:tcPr>
           <w:p>
             <w:r/>
@@ -25223,7 +25223,7 @@
         <w:tc>
           <w:tcPr>
             <w:tcW w:type="dxa" w:w="9411"/>
-            <w:shd w:val="clear" w:color="auto" w:fill="0F172A"/>
+            <w:shd w:val="clear" w:color="auto" w:fill="111111"/>
           </w:tcPr>
           <w:p>
             <w:pPr>
@@ -25267,7 +25267,7 @@
         <w:tc>
           <w:tcPr>
             <w:tcW w:type="dxa" w:w="9411"/>
-            <w:shd w:val="clear" w:color="auto" w:fill="0F172A"/>
+            <w:shd w:val="clear" w:color="auto" w:fill="111111"/>
           </w:tcPr>
           <w:p>
             <w:pPr>
@@ -25618,7 +25618,7 @@
         <w:tc>
           <w:tcPr>
             <w:tcW w:type="dxa" w:w="9411"/>
-            <w:shd w:val="clear" w:color="auto" w:fill="0F172A"/>
+            <w:shd w:val="clear" w:color="auto" w:fill="111111"/>
           </w:tcPr>
           <w:p>
             <w:pPr>
@@ -26393,7 +26393,7 @@
         <w:tc>
           <w:tcPr>
             <w:tcW w:type="dxa" w:w="3742"/>
-            <w:shd w:val="clear" w:color="auto" w:fill="DBEAFE"/>
+            <w:shd w:val="clear" w:color="auto" w:fill="E5E5E5"/>
           </w:tcPr>
           <w:p>
             <w:r/>
@@ -26409,7 +26409,7 @@
         <w:tc>
           <w:tcPr>
             <w:tcW w:type="dxa" w:w="5669"/>
-            <w:shd w:val="clear" w:color="auto" w:fill="DBEAFE"/>
+            <w:shd w:val="clear" w:color="auto" w:fill="E5E5E5"/>
           </w:tcPr>
           <w:p>
             <w:r/>
@@ -26600,7 +26600,7 @@
         <w:tc>
           <w:tcPr>
             <w:tcW w:type="dxa" w:w="9411"/>
-            <w:shd w:val="clear" w:color="auto" w:fill="0F172A"/>
+            <w:shd w:val="clear" w:color="auto" w:fill="111111"/>
           </w:tcPr>
           <w:p>
             <w:pPr>
@@ -26644,7 +26644,7 @@
         <w:tc>
           <w:tcPr>
             <w:tcW w:type="dxa" w:w="9411"/>
-            <w:shd w:val="clear" w:color="auto" w:fill="0F172A"/>
+            <w:shd w:val="clear" w:color="auto" w:fill="111111"/>
           </w:tcPr>
           <w:p>
             <w:pPr>
@@ -26839,7 +26839,7 @@
         <w:tc>
           <w:tcPr>
             <w:tcW w:type="dxa" w:w="9411"/>
-            <w:shd w:val="clear" w:color="auto" w:fill="0F172A"/>
+            <w:shd w:val="clear" w:color="auto" w:fill="111111"/>
           </w:tcPr>
           <w:p>
             <w:pPr>
@@ -27159,7 +27159,7 @@
         <w:tc>
           <w:tcPr>
             <w:tcW w:type="dxa" w:w="3742"/>
-            <w:shd w:val="clear" w:color="auto" w:fill="DBEAFE"/>
+            <w:shd w:val="clear" w:color="auto" w:fill="E5E5E5"/>
           </w:tcPr>
           <w:p>
             <w:r/>
@@ -27175,7 +27175,7 @@
         <w:tc>
           <w:tcPr>
             <w:tcW w:type="dxa" w:w="5669"/>
-            <w:shd w:val="clear" w:color="auto" w:fill="DBEAFE"/>
+            <w:shd w:val="clear" w:color="auto" w:fill="E5E5E5"/>
           </w:tcPr>
           <w:p>
             <w:r/>
@@ -27273,7 +27273,7 @@
         <w:tc>
           <w:tcPr>
             <w:tcW w:type="dxa" w:w="9411"/>
-            <w:shd w:val="clear" w:color="auto" w:fill="0F172A"/>
+            <w:shd w:val="clear" w:color="auto" w:fill="111111"/>
           </w:tcPr>
           <w:p>
             <w:pPr>
@@ -27317,7 +27317,7 @@
         <w:tc>
           <w:tcPr>
             <w:tcW w:type="dxa" w:w="9411"/>
-            <w:shd w:val="clear" w:color="auto" w:fill="0F172A"/>
+            <w:shd w:val="clear" w:color="auto" w:fill="111111"/>
           </w:tcPr>
           <w:p>
             <w:pPr>
@@ -27460,7 +27460,7 @@
         <w:tc>
           <w:tcPr>
             <w:tcW w:type="dxa" w:w="9411"/>
-            <w:shd w:val="clear" w:color="auto" w:fill="0F172A"/>
+            <w:shd w:val="clear" w:color="auto" w:fill="111111"/>
           </w:tcPr>
           <w:p>
             <w:pPr>
@@ -28105,7 +28105,7 @@
         <w:tc>
           <w:tcPr>
             <w:tcW w:type="dxa" w:w="3742"/>
-            <w:shd w:val="clear" w:color="auto" w:fill="DBEAFE"/>
+            <w:shd w:val="clear" w:color="auto" w:fill="E5E5E5"/>
           </w:tcPr>
           <w:p>
             <w:r/>
@@ -28121,7 +28121,7 @@
         <w:tc>
           <w:tcPr>
             <w:tcW w:type="dxa" w:w="5669"/>
-            <w:shd w:val="clear" w:color="auto" w:fill="DBEAFE"/>
+            <w:shd w:val="clear" w:color="auto" w:fill="E5E5E5"/>
           </w:tcPr>
           <w:p>
             <w:r/>
@@ -28250,7 +28250,7 @@
         <w:tc>
           <w:tcPr>
             <w:tcW w:type="dxa" w:w="9411"/>
-            <w:shd w:val="clear" w:color="auto" w:fill="0F172A"/>
+            <w:shd w:val="clear" w:color="auto" w:fill="111111"/>
           </w:tcPr>
           <w:p>
             <w:pPr>
@@ -28294,7 +28294,7 @@
         <w:tc>
           <w:tcPr>
             <w:tcW w:type="dxa" w:w="9411"/>
-            <w:shd w:val="clear" w:color="auto" w:fill="0F172A"/>
+            <w:shd w:val="clear" w:color="auto" w:fill="111111"/>
           </w:tcPr>
           <w:p>
             <w:pPr>
@@ -28424,7 +28424,7 @@
         <w:tc>
           <w:tcPr>
             <w:tcW w:type="dxa" w:w="9411"/>
-            <w:shd w:val="clear" w:color="auto" w:fill="0F172A"/>
+            <w:shd w:val="clear" w:color="auto" w:fill="111111"/>
           </w:tcPr>
           <w:p>
             <w:pPr>
@@ -28783,7 +28783,7 @@
         <w:tc>
           <w:tcPr>
             <w:tcW w:type="dxa" w:w="3742"/>
-            <w:shd w:val="clear" w:color="auto" w:fill="DBEAFE"/>
+            <w:shd w:val="clear" w:color="auto" w:fill="E5E5E5"/>
           </w:tcPr>
           <w:p>
             <w:r/>
@@ -28799,7 +28799,7 @@
         <w:tc>
           <w:tcPr>
             <w:tcW w:type="dxa" w:w="5669"/>
-            <w:shd w:val="clear" w:color="auto" w:fill="DBEAFE"/>
+            <w:shd w:val="clear" w:color="auto" w:fill="E5E5E5"/>
           </w:tcPr>
           <w:p>
             <w:r/>
@@ -28928,7 +28928,7 @@
         <w:tc>
           <w:tcPr>
             <w:tcW w:type="dxa" w:w="9411"/>
-            <w:shd w:val="clear" w:color="auto" w:fill="0F172A"/>
+            <w:shd w:val="clear" w:color="auto" w:fill="111111"/>
           </w:tcPr>
           <w:p>
             <w:pPr>
@@ -28972,7 +28972,7 @@
         <w:tc>
           <w:tcPr>
             <w:tcW w:type="dxa" w:w="9411"/>
-            <w:shd w:val="clear" w:color="auto" w:fill="0F172A"/>
+            <w:shd w:val="clear" w:color="auto" w:fill="111111"/>
           </w:tcPr>
           <w:p>
             <w:pPr>
@@ -29089,7 +29089,7 @@
         <w:tc>
           <w:tcPr>
             <w:tcW w:type="dxa" w:w="9411"/>
-            <w:shd w:val="clear" w:color="auto" w:fill="0F172A"/>
+            <w:shd w:val="clear" w:color="auto" w:fill="111111"/>
           </w:tcPr>
           <w:p>
             <w:pPr>
@@ -29578,7 +29578,7 @@
         <w:tc>
           <w:tcPr>
             <w:tcW w:type="dxa" w:w="3742"/>
-            <w:shd w:val="clear" w:color="auto" w:fill="DBEAFE"/>
+            <w:shd w:val="clear" w:color="auto" w:fill="E5E5E5"/>
           </w:tcPr>
           <w:p>
             <w:r/>
@@ -29594,7 +29594,7 @@
         <w:tc>
           <w:tcPr>
             <w:tcW w:type="dxa" w:w="5669"/>
-            <w:shd w:val="clear" w:color="auto" w:fill="DBEAFE"/>
+            <w:shd w:val="clear" w:color="auto" w:fill="E5E5E5"/>
           </w:tcPr>
           <w:p>
             <w:r/>
@@ -29723,7 +29723,7 @@
         <w:tc>
           <w:tcPr>
             <w:tcW w:type="dxa" w:w="9411"/>
-            <w:shd w:val="clear" w:color="auto" w:fill="0F172A"/>
+            <w:shd w:val="clear" w:color="auto" w:fill="111111"/>
           </w:tcPr>
           <w:p>
             <w:pPr>
@@ -29767,7 +29767,7 @@
         <w:tc>
           <w:tcPr>
             <w:tcW w:type="dxa" w:w="9411"/>
-            <w:shd w:val="clear" w:color="auto" w:fill="0F172A"/>
+            <w:shd w:val="clear" w:color="auto" w:fill="111111"/>
           </w:tcPr>
           <w:p>
             <w:pPr>
@@ -30118,7 +30118,7 @@
         <w:tc>
           <w:tcPr>
             <w:tcW w:type="dxa" w:w="9411"/>
-            <w:shd w:val="clear" w:color="auto" w:fill="0F172A"/>
+            <w:shd w:val="clear" w:color="auto" w:fill="111111"/>
           </w:tcPr>
           <w:p>
             <w:pPr>
@@ -30854,7 +30854,7 @@
         <w:tc>
           <w:tcPr>
             <w:tcW w:type="dxa" w:w="3742"/>
-            <w:shd w:val="clear" w:color="auto" w:fill="DBEAFE"/>
+            <w:shd w:val="clear" w:color="auto" w:fill="E5E5E5"/>
           </w:tcPr>
           <w:p>
             <w:r/>
@@ -30870,7 +30870,7 @@
         <w:tc>
           <w:tcPr>
             <w:tcW w:type="dxa" w:w="5669"/>
-            <w:shd w:val="clear" w:color="auto" w:fill="DBEAFE"/>
+            <w:shd w:val="clear" w:color="auto" w:fill="E5E5E5"/>
           </w:tcPr>
           <w:p>
             <w:r/>
@@ -30999,7 +30999,7 @@
         <w:tc>
           <w:tcPr>
             <w:tcW w:type="dxa" w:w="9411"/>
-            <w:shd w:val="clear" w:color="auto" w:fill="0F172A"/>
+            <w:shd w:val="clear" w:color="auto" w:fill="111111"/>
           </w:tcPr>
           <w:p>
             <w:pPr>
@@ -31043,7 +31043,7 @@
         <w:tc>
           <w:tcPr>
             <w:tcW w:type="dxa" w:w="9411"/>
-            <w:shd w:val="clear" w:color="auto" w:fill="0F172A"/>
+            <w:shd w:val="clear" w:color="auto" w:fill="111111"/>
           </w:tcPr>
           <w:p>
             <w:pPr>
@@ -31173,7 +31173,7 @@
         <w:tc>
           <w:tcPr>
             <w:tcW w:type="dxa" w:w="9411"/>
-            <w:shd w:val="clear" w:color="auto" w:fill="0F172A"/>
+            <w:shd w:val="clear" w:color="auto" w:fill="111111"/>
           </w:tcPr>
           <w:p>
             <w:pPr>
@@ -31766,7 +31766,7 @@
         <w:tc>
           <w:tcPr>
             <w:tcW w:type="dxa" w:w="3742"/>
-            <w:shd w:val="clear" w:color="auto" w:fill="DBEAFE"/>
+            <w:shd w:val="clear" w:color="auto" w:fill="E5E5E5"/>
           </w:tcPr>
           <w:p>
             <w:r/>
@@ -31782,7 +31782,7 @@
         <w:tc>
           <w:tcPr>
             <w:tcW w:type="dxa" w:w="5669"/>
-            <w:shd w:val="clear" w:color="auto" w:fill="DBEAFE"/>
+            <w:shd w:val="clear" w:color="auto" w:fill="E5E5E5"/>
           </w:tcPr>
           <w:p>
             <w:r/>
@@ -31911,7 +31911,7 @@
         <w:tc>
           <w:tcPr>
             <w:tcW w:type="dxa" w:w="9411"/>
-            <w:shd w:val="clear" w:color="auto" w:fill="0F172A"/>
+            <w:shd w:val="clear" w:color="auto" w:fill="111111"/>
           </w:tcPr>
           <w:p>
             <w:pPr>
@@ -31955,7 +31955,7 @@
         <w:tc>
           <w:tcPr>
             <w:tcW w:type="dxa" w:w="9411"/>
-            <w:shd w:val="clear" w:color="auto" w:fill="0F172A"/>
+            <w:shd w:val="clear" w:color="auto" w:fill="111111"/>
           </w:tcPr>
           <w:p>
             <w:pPr>
@@ -32098,7 +32098,7 @@
         <w:tc>
           <w:tcPr>
             <w:tcW w:type="dxa" w:w="9411"/>
-            <w:shd w:val="clear" w:color="auto" w:fill="0F172A"/>
+            <w:shd w:val="clear" w:color="auto" w:fill="111111"/>
           </w:tcPr>
           <w:p>
             <w:pPr>
@@ -32496,7 +32496,7 @@
         <w:tc>
           <w:tcPr>
             <w:tcW w:type="dxa" w:w="3742"/>
-            <w:shd w:val="clear" w:color="auto" w:fill="DBEAFE"/>
+            <w:shd w:val="clear" w:color="auto" w:fill="E5E5E5"/>
           </w:tcPr>
           <w:p>
             <w:r/>
@@ -32512,7 +32512,7 @@
         <w:tc>
           <w:tcPr>
             <w:tcW w:type="dxa" w:w="5669"/>
-            <w:shd w:val="clear" w:color="auto" w:fill="DBEAFE"/>
+            <w:shd w:val="clear" w:color="auto" w:fill="E5E5E5"/>
           </w:tcPr>
           <w:p>
             <w:r/>
@@ -32610,7 +32610,7 @@
         <w:tc>
           <w:tcPr>
             <w:tcW w:type="dxa" w:w="9411"/>
-            <w:shd w:val="clear" w:color="auto" w:fill="0F172A"/>
+            <w:shd w:val="clear" w:color="auto" w:fill="111111"/>
           </w:tcPr>
           <w:p>
             <w:pPr>
@@ -32654,7 +32654,7 @@
         <w:tc>
           <w:tcPr>
             <w:tcW w:type="dxa" w:w="9411"/>
-            <w:shd w:val="clear" w:color="auto" w:fill="0F172A"/>
+            <w:shd w:val="clear" w:color="auto" w:fill="111111"/>
           </w:tcPr>
           <w:p>
             <w:pPr>
@@ -32826,7 +32826,7 @@
         <w:tc>
           <w:tcPr>
             <w:tcW w:type="dxa" w:w="9411"/>
-            <w:shd w:val="clear" w:color="auto" w:fill="EFF6FF"/>
+            <w:shd w:val="clear" w:color="auto" w:fill="F2F2F2"/>
           </w:tcPr>
           <w:p>
             <w:r/>
@@ -32927,7 +32927,7 @@
         <w:tc>
           <w:tcPr>
             <w:tcW w:type="dxa" w:w="2835"/>
-            <w:shd w:val="clear" w:color="auto" w:fill="DBEAFE"/>
+            <w:shd w:val="clear" w:color="auto" w:fill="E5E5E5"/>
           </w:tcPr>
           <w:p>
             <w:r/>
@@ -32943,7 +32943,7 @@
         <w:tc>
           <w:tcPr>
             <w:tcW w:type="dxa" w:w="2211"/>
-            <w:shd w:val="clear" w:color="auto" w:fill="DBEAFE"/>
+            <w:shd w:val="clear" w:color="auto" w:fill="E5E5E5"/>
           </w:tcPr>
           <w:p>
             <w:r/>
@@ -32959,7 +32959,7 @@
         <w:tc>
           <w:tcPr>
             <w:tcW w:type="dxa" w:w="2211"/>
-            <w:shd w:val="clear" w:color="auto" w:fill="DBEAFE"/>
+            <w:shd w:val="clear" w:color="auto" w:fill="E5E5E5"/>
           </w:tcPr>
           <w:p>
             <w:r/>
@@ -32975,7 +32975,7 @@
         <w:tc>
           <w:tcPr>
             <w:tcW w:type="dxa" w:w="2154"/>
-            <w:shd w:val="clear" w:color="auto" w:fill="DBEAFE"/>
+            <w:shd w:val="clear" w:color="auto" w:fill="E5E5E5"/>
           </w:tcPr>
           <w:p>
             <w:r/>
@@ -33509,7 +33509,7 @@
       </w:pPr>
       <w:r>
         <w:rPr>
-          <w:color w:val="475569"/>
+          <w:color w:val="4D4D4D"/>
           <w:sz w:val="18"/>
         </w:rPr>
         <w:t>Intent F1 on the locked test data for every system and project.</w:t>
@@ -34219,7 +34219,7 @@
       <w:rFonts w:asciiTheme="majorHAnsi" w:eastAsiaTheme="majorEastAsia" w:hAnsiTheme="majorHAnsi" w:cstheme="majorBidi" w:ascii="Calibri" w:hAnsi="Calibri"/>
       <w:b/>
       <w:bCs/>
-      <w:color w:val="1D4ED8"/>
+      <w:color w:val="000000"/>
       <w:sz w:val="36"/>
       <w:szCs w:val="28"/>
     </w:rPr>
@@ -34243,7 +34243,7 @@
       <w:rFonts w:asciiTheme="majorHAnsi" w:eastAsiaTheme="majorEastAsia" w:hAnsiTheme="majorHAnsi" w:cstheme="majorBidi" w:ascii="Calibri" w:hAnsi="Calibri"/>
       <w:b/>
       <w:bCs/>
-      <w:color w:val="1D4ED8"/>
+      <w:color w:val="000000"/>
       <w:sz w:val="28"/>
       <w:szCs w:val="26"/>
     </w:rPr>
@@ -34267,7 +34267,7 @@
       <w:rFonts w:asciiTheme="majorHAnsi" w:eastAsiaTheme="majorEastAsia" w:hAnsiTheme="majorHAnsi" w:cstheme="majorBidi" w:ascii="Calibri" w:hAnsi="Calibri"/>
       <w:b/>
       <w:bCs/>
-      <w:color w:val="1E293B"/>
+      <w:color w:val="1A1A1A"/>
       <w:sz w:val="24"/>
     </w:rPr>
   </w:style>
